--- a/report/股指期货套利策略研究报告.docx
+++ b/report/股指期货套利策略研究报告.docx
@@ -517,7 +517,7 @@
           <w:color w:val="222222"/>
           <w:sz w:val="29"/>
         </w:rPr>
-        <w:t>主要结论</w:t>
+        <w:t>摘要</w:t>
       </w:r>
     </w:p>
     <w:p>
@@ -534,7 +534,92 @@
           <w:color w:val="222222"/>
           <w:sz w:val="24"/>
         </w:rPr>
-        <w:t>这份报告研究 IC（中证500股指期货）和 IM（中证1000股指期货）两个品种。我想搞清楚四件事：长期做多贴水期货并展期能不能跑赢现货指数；近月和次近月的价差能不能做成独立的跨期套利；IC 和 IM 放一起能不能改善风险收益特征；策略在不同市场状态下表现差多远，风控手段有没有用。</w:t>
+        <w:t>本报告研究 IC（中证500股指期货）和 IM（中证1000股指期货）的吃贴水与跨期套利策略。核心发现：</w:t>
+      </w:r>
+    </w:p>
+    <w:p>
+      <w:pPr>
+        <w:pStyle w:val="ListBullet"/>
+        <w:spacing w:lineRule="exact" w:line="400" w:after="60"/>
+        <w:jc w:val="both"/>
+      </w:pPr>
+      <w:r>
+        <w:rPr>
+          <w:rFonts w:ascii="Times New Roman" w:hAnsi="Times New Roman" w:eastAsia="宋体"/>
+          <w:b w:val="0"/>
+          <w:i w:val="0"/>
+          <w:color w:val="222222"/>
+          <w:sz w:val="24"/>
+        </w:rPr>
+        <w:t>吃贴水策略跑赢指数。IC Always 年化收益 9.62%（指数 0.83%），IM Always 15.88%（指数 5.31%），超额来自期货贴水结构下的基差收敛与展期补偿。</w:t>
+      </w:r>
+    </w:p>
+    <w:p>
+      <w:pPr>
+        <w:pStyle w:val="ListBullet"/>
+        <w:spacing w:lineRule="exact" w:line="400" w:after="60"/>
+        <w:jc w:val="both"/>
+      </w:pPr>
+      <w:r>
+        <w:rPr>
+          <w:rFonts w:ascii="Times New Roman" w:hAnsi="Times New Roman" w:eastAsia="宋体"/>
+          <w:b w:val="0"/>
+          <w:i w:val="0"/>
+          <w:color w:val="222222"/>
+          <w:sz w:val="24"/>
+        </w:rPr>
+        <w:t>超额不等于低风险。IC Always 最大回撤 -61.38%，IM Always -50.81%，策略本质是指数多头替代而非市场中性套利。</w:t>
+      </w:r>
+    </w:p>
+    <w:p>
+      <w:pPr>
+        <w:pStyle w:val="ListBullet"/>
+        <w:spacing w:lineRule="exact" w:line="400" w:after="60"/>
+        <w:jc w:val="both"/>
+      </w:pPr>
+      <w:r>
+        <w:rPr>
+          <w:rFonts w:ascii="Times New Roman" w:hAnsi="Times New Roman" w:eastAsia="宋体"/>
+          <w:b w:val="0"/>
+          <w:i w:val="0"/>
+          <w:color w:val="222222"/>
+          <w:sz w:val="24"/>
+        </w:rPr>
+        <w:t>Block Bootstrap 检验：IC Sharpe 差异 95% CI [-0.1669, 0.8246]，p = 0.1980；IM CI [-0.4077, 1.0583]，p = 0.4100。置信区间覆盖 0，统计上不能拒绝"超额为 0"的原假设。</w:t>
+      </w:r>
+    </w:p>
+    <w:p>
+      <w:pPr>
+        <w:pStyle w:val="ListBullet"/>
+        <w:spacing w:lineRule="exact" w:line="400" w:after="60"/>
+        <w:jc w:val="both"/>
+      </w:pPr>
+      <w:r>
+        <w:rPr>
+          <w:rFonts w:ascii="Times New Roman" w:hAnsi="Times New Roman" w:eastAsia="宋体"/>
+          <w:b w:val="0"/>
+          <w:i w:val="0"/>
+          <w:color w:val="222222"/>
+          <w:sz w:val="24"/>
+        </w:rPr>
+        <w:t>跨期套利（日频 T+1）不可行：IC 和 IM 各 16 组参数扫描，均无正 Sharpe。限制不在参数选择，在日频收盘价下价差可捕捉偏离太少。</w:t>
+      </w:r>
+    </w:p>
+    <w:p>
+      <w:pPr>
+        <w:pStyle w:val="ListBullet"/>
+        <w:spacing w:lineRule="exact" w:line="400" w:after="60"/>
+        <w:jc w:val="both"/>
+      </w:pPr>
+      <w:r>
+        <w:rPr>
+          <w:rFonts w:ascii="Times New Roman" w:hAnsi="Times New Roman" w:eastAsia="宋体"/>
+          <w:b w:val="0"/>
+          <w:i w:val="0"/>
+          <w:color w:val="222222"/>
+          <w:sz w:val="24"/>
+        </w:rPr>
+        <w:t>风险控制（波动率目标/回撤控制）可降回撤，但夏普全部转负——贴水补偿的厚度不足以支撑降杠杆后的交易摩擦。</w:t>
       </w:r>
     </w:p>
     <w:p>
@@ -772,7 +857,7 @@
                 <w:color w:val="222222"/>
                 <w:sz w:val="21"/>
               </w:rPr>
-              <w:t>交易假设</w:t>
+              <w:t>信号与执行</w:t>
             </w:r>
           </w:p>
         </w:tc>
@@ -801,7 +886,7 @@
                 <w:color w:val="222222"/>
                 <w:sz w:val="21"/>
               </w:rPr>
-              <w:t>T 日收盘后产生信号，T+1 日按收盘价成交</w:t>
+              <w:t>T 日收盘后产生信号，T+1 日收盘价成交</w:t>
             </w:r>
           </w:p>
         </w:tc>
@@ -861,7 +946,7 @@
                 <w:color w:val="222222"/>
                 <w:sz w:val="21"/>
               </w:rPr>
-              <w:t>手续费万分之 0.23，滑点 0.2 指数点，合约乘数 200 元/点</w:t>
+              <w:t>手续费 0.23‱，滑点 0.2 指数点，合约乘数 200 元/点</w:t>
             </w:r>
           </w:p>
         </w:tc>
@@ -892,7 +977,7 @@
                 <w:color w:val="222222"/>
                 <w:sz w:val="21"/>
               </w:rPr>
-              <w:t>策略方向</w:t>
+              <w:t>初始资金</w:t>
             </w:r>
           </w:p>
         </w:tc>
@@ -921,67 +1006,7 @@
                 <w:color w:val="222222"/>
                 <w:sz w:val="21"/>
               </w:rPr>
-              <w:t>吃贴水多头、基差阈值择时、近月-次近月跨期价差</w:t>
-            </w:r>
-          </w:p>
-        </w:tc>
-      </w:tr>
-      <w:tr>
-        <w:tc>
-          <w:tcPr>
-            <w:tcW w:type="dxa" w:w="4507"/>
-            <w:tcMar>
-              <w:top w:w="60" w:type="dxa"/>
-              <w:bottom w:w="60" w:type="dxa"/>
-              <w:left w:w="60" w:type="dxa"/>
-              <w:right w:w="60" w:type="dxa"/>
-            </w:tcMar>
-            <w:vAlign w:val="center"/>
-            <w:shd w:fill="EEEEEE"/>
-          </w:tcPr>
-          <w:p>
-            <w:pPr>
-              <w:spacing w:line="240" w:lineRule="auto" w:before="0" w:after="0"/>
-              <w:jc w:val="left"/>
-            </w:pPr>
-            <w:r>
-              <w:rPr>
-                <w:rFonts w:ascii="Times New Roman" w:hAnsi="Times New Roman" w:eastAsia="宋体"/>
-                <w:b w:val="0"/>
-                <w:i w:val="0"/>
-                <w:color w:val="222222"/>
-                <w:sz w:val="21"/>
-              </w:rPr>
-              <w:t>评价重点</w:t>
-            </w:r>
-          </w:p>
-        </w:tc>
-        <w:tc>
-          <w:tcPr>
-            <w:tcW w:type="dxa" w:w="4507"/>
-            <w:tcMar>
-              <w:top w:w="60" w:type="dxa"/>
-              <w:bottom w:w="60" w:type="dxa"/>
-              <w:left w:w="60" w:type="dxa"/>
-              <w:right w:w="60" w:type="dxa"/>
-            </w:tcMar>
-            <w:vAlign w:val="center"/>
-            <w:shd w:fill="FAFAFA"/>
-          </w:tcPr>
-          <w:p>
-            <w:pPr>
-              <w:spacing w:line="240" w:lineRule="auto" w:before="0" w:after="0"/>
-              <w:jc w:val="center"/>
-            </w:pPr>
-            <w:r>
-              <w:rPr>
-                <w:rFonts w:ascii="Times New Roman" w:hAnsi="Times New Roman" w:eastAsia="宋体"/>
-                <w:b w:val="0"/>
-                <w:i w:val="0"/>
-                <w:color w:val="222222"/>
-                <w:sz w:val="21"/>
-              </w:rPr>
-              <w:t>收益、回撤、统计显著性、交易可执行性、可复现性</w:t>
+              <w:t>1,000,000 元</w:t>
             </w:r>
           </w:p>
         </w:tc>
@@ -994,367 +1019,18 @@
     </w:p>
     <w:p>
       <w:pPr>
-        <w:spacing w:lineRule="exact" w:line="400" w:after="120"/>
-        <w:ind w:firstLine="420"/>
-        <w:jc w:val="both"/>
+        <w:spacing w:line="240" w:lineRule="auto" w:before="0" w:after="120"/>
+        <w:jc w:val="right"/>
       </w:pPr>
       <w:r>
         <w:rPr>
           <w:rFonts w:ascii="Times New Roman" w:hAnsi="Times New Roman" w:eastAsia="宋体"/>
           <w:b w:val="0"/>
           <w:i w:val="0"/>
-          <w:color w:val="222222"/>
-          <w:sz w:val="24"/>
+          <w:color w:val="555555"/>
+          <w:sz w:val="17"/>
         </w:rPr>
-        <w:t xml:space="preserve">样本内，吃贴水多头确实跑赢了指数。IC Always 年化 </w:t>
-      </w:r>
-      <w:r>
-        <w:rPr>
-          <w:rFonts w:ascii="Consolas" w:hAnsi="Consolas" w:eastAsia="宋体"/>
-          <w:b w:val="0"/>
-          <w:i w:val="0"/>
-          <w:color w:val="555555"/>
-          <w:sz w:val="23"/>
-        </w:rPr>
-        <w:t>9.62%</w:t>
-      </w:r>
-      <w:r>
-        <w:rPr>
-          <w:rFonts w:ascii="Times New Roman" w:hAnsi="Times New Roman" w:eastAsia="宋体"/>
-          <w:b w:val="0"/>
-          <w:i w:val="0"/>
-          <w:color w:val="222222"/>
-          <w:sz w:val="24"/>
-        </w:rPr>
-        <w:t xml:space="preserve">，指数才 </w:t>
-      </w:r>
-      <w:r>
-        <w:rPr>
-          <w:rFonts w:ascii="Consolas" w:hAnsi="Consolas" w:eastAsia="宋体"/>
-          <w:b w:val="0"/>
-          <w:i w:val="0"/>
-          <w:color w:val="555555"/>
-          <w:sz w:val="23"/>
-        </w:rPr>
-        <w:t>0.83%</w:t>
-      </w:r>
-      <w:r>
-        <w:rPr>
-          <w:rFonts w:ascii="Times New Roman" w:hAnsi="Times New Roman" w:eastAsia="宋体"/>
-          <w:b w:val="0"/>
-          <w:i w:val="0"/>
-          <w:color w:val="222222"/>
-          <w:sz w:val="24"/>
-        </w:rPr>
-        <w:t xml:space="preserve">；IM Always 年化 </w:t>
-      </w:r>
-      <w:r>
-        <w:rPr>
-          <w:rFonts w:ascii="Consolas" w:hAnsi="Consolas" w:eastAsia="宋体"/>
-          <w:b w:val="0"/>
-          <w:i w:val="0"/>
-          <w:color w:val="555555"/>
-          <w:sz w:val="23"/>
-        </w:rPr>
-        <w:t>15.88%</w:t>
-      </w:r>
-      <w:r>
-        <w:rPr>
-          <w:rFonts w:ascii="Times New Roman" w:hAnsi="Times New Roman" w:eastAsia="宋体"/>
-          <w:b w:val="0"/>
-          <w:i w:val="0"/>
-          <w:color w:val="222222"/>
-          <w:sz w:val="24"/>
-        </w:rPr>
-        <w:t xml:space="preserve">，指数 </w:t>
-      </w:r>
-      <w:r>
-        <w:rPr>
-          <w:rFonts w:ascii="Consolas" w:hAnsi="Consolas" w:eastAsia="宋体"/>
-          <w:b w:val="0"/>
-          <w:i w:val="0"/>
-          <w:color w:val="555555"/>
-          <w:sz w:val="23"/>
-        </w:rPr>
-        <w:t>5.31%</w:t>
-      </w:r>
-      <w:r>
-        <w:rPr>
-          <w:rFonts w:ascii="Times New Roman" w:hAnsi="Times New Roman" w:eastAsia="宋体"/>
-          <w:b w:val="0"/>
-          <w:i w:val="0"/>
-          <w:color w:val="222222"/>
-          <w:sz w:val="24"/>
-        </w:rPr>
-        <w:t xml:space="preserve">。但这个超额不是免费的——IC Always 最大回撤 </w:t>
-      </w:r>
-      <w:r>
-        <w:rPr>
-          <w:rFonts w:ascii="Consolas" w:hAnsi="Consolas" w:eastAsia="宋体"/>
-          <w:b w:val="0"/>
-          <w:i w:val="0"/>
-          <w:color w:val="555555"/>
-          <w:sz w:val="23"/>
-        </w:rPr>
-        <w:t>-61.38%</w:t>
-      </w:r>
-      <w:r>
-        <w:rPr>
-          <w:rFonts w:ascii="Times New Roman" w:hAnsi="Times New Roman" w:eastAsia="宋体"/>
-          <w:b w:val="0"/>
-          <w:i w:val="0"/>
-          <w:color w:val="222222"/>
-          <w:sz w:val="24"/>
-        </w:rPr>
-        <w:t xml:space="preserve">，IM Always 最大回撤 </w:t>
-      </w:r>
-      <w:r>
-        <w:rPr>
-          <w:rFonts w:ascii="Consolas" w:hAnsi="Consolas" w:eastAsia="宋体"/>
-          <w:b w:val="0"/>
-          <w:i w:val="0"/>
-          <w:color w:val="555555"/>
-          <w:sz w:val="23"/>
-        </w:rPr>
-        <w:t>-50.81%</w:t>
-      </w:r>
-      <w:r>
-        <w:rPr>
-          <w:rFonts w:ascii="Times New Roman" w:hAnsi="Times New Roman" w:eastAsia="宋体"/>
-          <w:b w:val="0"/>
-          <w:i w:val="0"/>
-          <w:color w:val="222222"/>
-          <w:sz w:val="24"/>
-        </w:rPr>
-        <w:t>。跌起来和指数差不多狠。</w:t>
-      </w:r>
-    </w:p>
-    <w:p>
-      <w:pPr>
-        <w:spacing w:lineRule="exact" w:line="400" w:after="120"/>
-        <w:ind w:firstLine="420"/>
-        <w:jc w:val="both"/>
-      </w:pPr>
-      <w:r>
-        <w:rPr>
-          <w:rFonts w:ascii="Times New Roman" w:hAnsi="Times New Roman" w:eastAsia="宋体"/>
-          <w:b w:val="0"/>
-          <w:i w:val="0"/>
-          <w:color w:val="222222"/>
-          <w:sz w:val="24"/>
-        </w:rPr>
-        <w:t xml:space="preserve">Block Bootstrap 的结果：IC 相对指数的 Sharpe 差异 95% 置信区间是 </w:t>
-      </w:r>
-      <w:r>
-        <w:rPr>
-          <w:rFonts w:ascii="Consolas" w:hAnsi="Consolas" w:eastAsia="宋体"/>
-          <w:b w:val="0"/>
-          <w:i w:val="0"/>
-          <w:color w:val="555555"/>
-          <w:sz w:val="23"/>
-        </w:rPr>
-        <w:t>[-0.1669, 0.8246]</w:t>
-      </w:r>
-      <w:r>
-        <w:rPr>
-          <w:rFonts w:ascii="Times New Roman" w:hAnsi="Times New Roman" w:eastAsia="宋体"/>
-          <w:b w:val="0"/>
-          <w:i w:val="0"/>
-          <w:color w:val="222222"/>
-          <w:sz w:val="24"/>
-        </w:rPr>
-        <w:t xml:space="preserve">，p = </w:t>
-      </w:r>
-      <w:r>
-        <w:rPr>
-          <w:rFonts w:ascii="Consolas" w:hAnsi="Consolas" w:eastAsia="宋体"/>
-          <w:b w:val="0"/>
-          <w:i w:val="0"/>
-          <w:color w:val="555555"/>
-          <w:sz w:val="23"/>
-        </w:rPr>
-        <w:t>0.1980</w:t>
-      </w:r>
-      <w:r>
-        <w:rPr>
-          <w:rFonts w:ascii="Times New Roman" w:hAnsi="Times New Roman" w:eastAsia="宋体"/>
-          <w:b w:val="0"/>
-          <w:i w:val="0"/>
-          <w:color w:val="222222"/>
-          <w:sz w:val="24"/>
-        </w:rPr>
-        <w:t xml:space="preserve">；IM 是 </w:t>
-      </w:r>
-      <w:r>
-        <w:rPr>
-          <w:rFonts w:ascii="Consolas" w:hAnsi="Consolas" w:eastAsia="宋体"/>
-          <w:b w:val="0"/>
-          <w:i w:val="0"/>
-          <w:color w:val="555555"/>
-          <w:sz w:val="23"/>
-        </w:rPr>
-        <w:t>[-0.4077, 1.0583]</w:t>
-      </w:r>
-      <w:r>
-        <w:rPr>
-          <w:rFonts w:ascii="Times New Roman" w:hAnsi="Times New Roman" w:eastAsia="宋体"/>
-          <w:b w:val="0"/>
-          <w:i w:val="0"/>
-          <w:color w:val="222222"/>
-          <w:sz w:val="24"/>
-        </w:rPr>
-        <w:t xml:space="preserve">，p = </w:t>
-      </w:r>
-      <w:r>
-        <w:rPr>
-          <w:rFonts w:ascii="Consolas" w:hAnsi="Consolas" w:eastAsia="宋体"/>
-          <w:b w:val="0"/>
-          <w:i w:val="0"/>
-          <w:color w:val="555555"/>
-          <w:sz w:val="23"/>
-        </w:rPr>
-        <w:t>0.4100</w:t>
-      </w:r>
-      <w:r>
-        <w:rPr>
-          <w:rFonts w:ascii="Times New Roman" w:hAnsi="Times New Roman" w:eastAsia="宋体"/>
-          <w:b w:val="0"/>
-          <w:i w:val="0"/>
-          <w:color w:val="222222"/>
-          <w:sz w:val="24"/>
-        </w:rPr>
-        <w:t>。两个区间都跨了 0。历史上看到了超额，但统计上不能说这一定不是运气。</w:t>
-      </w:r>
-    </w:p>
-    <w:p>
-      <w:pPr>
-        <w:spacing w:lineRule="exact" w:line="400" w:after="120"/>
-        <w:ind w:firstLine="420"/>
-        <w:jc w:val="both"/>
-      </w:pPr>
-      <w:r>
-        <w:rPr>
-          <w:rFonts w:ascii="Times New Roman" w:hAnsi="Times New Roman" w:eastAsia="宋体"/>
-          <w:b w:val="0"/>
-          <w:i w:val="0"/>
-          <w:color w:val="222222"/>
-          <w:sz w:val="24"/>
-        </w:rPr>
-        <w:t xml:space="preserve">市场状态分段把这个问题拆得更清楚。策略收益跟着市场方向走：IC 上涨期年化 </w:t>
-      </w:r>
-      <w:r>
-        <w:rPr>
-          <w:rFonts w:ascii="Consolas" w:hAnsi="Consolas" w:eastAsia="宋体"/>
-          <w:b w:val="0"/>
-          <w:i w:val="0"/>
-          <w:color w:val="555555"/>
-          <w:sz w:val="23"/>
-        </w:rPr>
-        <w:t>47.60%</w:t>
-      </w:r>
-      <w:r>
-        <w:rPr>
-          <w:rFonts w:ascii="Times New Roman" w:hAnsi="Times New Roman" w:eastAsia="宋体"/>
-          <w:b w:val="0"/>
-          <w:i w:val="0"/>
-          <w:color w:val="222222"/>
-          <w:sz w:val="24"/>
-        </w:rPr>
-        <w:t xml:space="preserve">，下跌期 </w:t>
-      </w:r>
-      <w:r>
-        <w:rPr>
-          <w:rFonts w:ascii="Consolas" w:hAnsi="Consolas" w:eastAsia="宋体"/>
-          <w:b w:val="0"/>
-          <w:i w:val="0"/>
-          <w:color w:val="555555"/>
-          <w:sz w:val="23"/>
-        </w:rPr>
-        <w:t>-13.10%</w:t>
-      </w:r>
-      <w:r>
-        <w:rPr>
-          <w:rFonts w:ascii="Times New Roman" w:hAnsi="Times New Roman" w:eastAsia="宋体"/>
-          <w:b w:val="0"/>
-          <w:i w:val="0"/>
-          <w:color w:val="222222"/>
-          <w:sz w:val="24"/>
-        </w:rPr>
-        <w:t xml:space="preserve">；IM 上涨期 </w:t>
-      </w:r>
-      <w:r>
-        <w:rPr>
-          <w:rFonts w:ascii="Consolas" w:hAnsi="Consolas" w:eastAsia="宋体"/>
-          <w:b w:val="0"/>
-          <w:i w:val="0"/>
-          <w:color w:val="555555"/>
-          <w:sz w:val="23"/>
-        </w:rPr>
-        <w:t>84.70%</w:t>
-      </w:r>
-      <w:r>
-        <w:rPr>
-          <w:rFonts w:ascii="Times New Roman" w:hAnsi="Times New Roman" w:eastAsia="宋体"/>
-          <w:b w:val="0"/>
-          <w:i w:val="0"/>
-          <w:color w:val="222222"/>
-          <w:sz w:val="24"/>
-        </w:rPr>
-        <w:t xml:space="preserve">，下跌期 </w:t>
-      </w:r>
-      <w:r>
-        <w:rPr>
-          <w:rFonts w:ascii="Consolas" w:hAnsi="Consolas" w:eastAsia="宋体"/>
-          <w:b w:val="0"/>
-          <w:i w:val="0"/>
-          <w:color w:val="555555"/>
-          <w:sz w:val="23"/>
-        </w:rPr>
-        <w:t>-39.00%</w:t>
-      </w:r>
-      <w:r>
-        <w:rPr>
-          <w:rFonts w:ascii="Times New Roman" w:hAnsi="Times New Roman" w:eastAsia="宋体"/>
-          <w:b w:val="0"/>
-          <w:i w:val="0"/>
-          <w:color w:val="222222"/>
-          <w:sz w:val="24"/>
-        </w:rPr>
-        <w:t>。贴水深度有点解释力，但不能拿来当加仓信号。风控版本确实压住了回撤，但收益也一起下去了——策略的贴水补偿就那么薄，减仓就把那点补偿也减没了。</w:t>
-      </w:r>
-    </w:p>
-    <w:p>
-      <w:pPr>
-        <w:spacing w:lineRule="exact" w:line="400" w:after="120"/>
-        <w:ind w:firstLine="420"/>
-        <w:jc w:val="both"/>
-      </w:pPr>
-      <w:r>
-        <w:rPr>
-          <w:rFonts w:ascii="Times New Roman" w:hAnsi="Times New Roman" w:eastAsia="宋体"/>
-          <w:b w:val="0"/>
-          <w:i w:val="0"/>
-          <w:color w:val="222222"/>
-          <w:sz w:val="24"/>
-        </w:rPr>
-        <w:t>跨期价差的结果最干脆：代表性布林带条件下，IC 和 IM 都没有形成有效触发；16 组参数扫描没有一组取得正 Sharpe。不是阈值没选对，是日频下价差机会太薄，T+1 执行抓不到稳定的回归空间。</w:t>
-      </w:r>
-    </w:p>
-    <w:p>
-      <w:pPr>
-        <w:spacing w:lineRule="exact" w:line="400" w:after="120"/>
-        <w:ind w:firstLine="420"/>
-        <w:jc w:val="both"/>
-      </w:pPr>
-      <w:r>
-        <w:rPr>
-          <w:rFonts w:ascii="Times New Roman" w:hAnsi="Times New Roman" w:eastAsia="宋体"/>
-          <w:b w:val="0"/>
-          <w:i w:val="0"/>
-          <w:color w:val="222222"/>
-          <w:sz w:val="24"/>
-        </w:rPr>
-        <w:t>我的判断：吃贴水策略是指数多头的增强工具，不是绝对收益套利。赚的是期货贴水结构下的基差收敛和展期补偿，亏的是指数本身的涨跌。跨期价差在这个日频、T+1 框架下没有交易价值。后面要深入的话，两件事优先级最高：拿更高频的数据重跑跨期价差，找和股指 beta 不相关的 alpha 来源。</w:t>
+        <w:t>资料来源：IC/IM 期货与指数数据，本报告计算</w:t>
       </w:r>
     </w:p>
     <w:p>
@@ -1372,7 +1048,7 @@
           <w:color w:val="222222"/>
           <w:sz w:val="29"/>
         </w:rPr>
-        <w:t>1. 数据与交易口径</w:t>
+        <w:t>1. 数据与回测设定</w:t>
       </w:r>
     </w:p>
     <w:p>
@@ -1387,7 +1063,7 @@
           <w:color w:val="222222"/>
           <w:sz w:val="25"/>
         </w:rPr>
-        <w:t>1.1 数据来源与清洗</w:t>
+        <w:t>1.1 数据来源</w:t>
       </w:r>
     </w:p>
     <w:p>
@@ -1404,7 +1080,7 @@
           <w:color w:val="222222"/>
           <w:sz w:val="24"/>
         </w:rPr>
-        <w:t>研究用了 4 个 Excel 文件：</w:t>
+        <w:t>原始数据为 4 个 Excel 文件：</w:t>
       </w:r>
       <w:r>
         <w:rPr>
@@ -1444,7 +1120,7 @@
           <w:color w:val="222222"/>
           <w:sz w:val="24"/>
         </w:rPr>
-        <w:t>、</w:t>
+        <w:t>（期货）、</w:t>
       </w:r>
       <w:r>
         <w:rPr>
@@ -1484,7 +1160,7 @@
           <w:color w:val="222222"/>
           <w:sz w:val="24"/>
         </w:rPr>
-        <w:t>。期货数据有合约代码、OHLC、成交量、持仓量、主力标志和基差；指数数据是现货收盘价。</w:t>
+        <w:t>（指数）。期货数据含合约代码、OHLC、成交量、持仓量、主力标志及基差字段；指数数据为对应现货收盘价。</w:t>
       </w:r>
     </w:p>
     <w:p>
@@ -1501,7 +1177,24 @@
           <w:color w:val="222222"/>
           <w:sz w:val="24"/>
         </w:rPr>
-        <w:t>清洗时几个值得注意的地方。期货 Excel 的中文列名含不间断空格（</w:t>
+        <w:t>数据清洗涉及以下处理：</w:t>
+      </w:r>
+    </w:p>
+    <w:p>
+      <w:pPr>
+        <w:pStyle w:val="ListBullet"/>
+        <w:spacing w:lineRule="exact" w:line="400" w:after="60"/>
+        <w:jc w:val="both"/>
+      </w:pPr>
+      <w:r>
+        <w:rPr>
+          <w:rFonts w:ascii="Times New Roman" w:hAnsi="Times New Roman" w:eastAsia="宋体"/>
+          <w:b w:val="0"/>
+          <w:i w:val="0"/>
+          <w:color w:val="222222"/>
+          <w:sz w:val="24"/>
+        </w:rPr>
+        <w:t>期货 Excel 中文列名含不间断空格（</w:t>
       </w:r>
       <w:r>
         <w:rPr>
@@ -1521,7 +1214,64 @@
           <w:color w:val="222222"/>
           <w:sz w:val="24"/>
         </w:rPr>
-        <w:t xml:space="preserve">），得先清掉再映射。连续合约序列只在图里用，回测只跑 </w:t>
+        <w:t xml:space="preserve">），需 </w:t>
+      </w:r>
+      <w:r>
+        <w:rPr>
+          <w:rFonts w:ascii="Consolas" w:hAnsi="Consolas" w:eastAsia="宋体"/>
+          <w:b w:val="0"/>
+          <w:i w:val="0"/>
+          <w:color w:val="555555"/>
+          <w:sz w:val="23"/>
+        </w:rPr>
+        <w:t>replace</w:t>
+      </w:r>
+      <w:r>
+        <w:rPr>
+          <w:rFonts w:ascii="Times New Roman" w:hAnsi="Times New Roman" w:eastAsia="宋体"/>
+          <w:b w:val="0"/>
+          <w:i w:val="0"/>
+          <w:color w:val="222222"/>
+          <w:sz w:val="24"/>
+        </w:rPr>
+        <w:t xml:space="preserve"> + </w:t>
+      </w:r>
+      <w:r>
+        <w:rPr>
+          <w:rFonts w:ascii="Consolas" w:hAnsi="Consolas" w:eastAsia="宋体"/>
+          <w:b w:val="0"/>
+          <w:i w:val="0"/>
+          <w:color w:val="555555"/>
+          <w:sz w:val="23"/>
+        </w:rPr>
+        <w:t>strip</w:t>
+      </w:r>
+      <w:r>
+        <w:rPr>
+          <w:rFonts w:ascii="Times New Roman" w:hAnsi="Times New Roman" w:eastAsia="宋体"/>
+          <w:b w:val="0"/>
+          <w:i w:val="0"/>
+          <w:color w:val="222222"/>
+          <w:sz w:val="24"/>
+        </w:rPr>
+        <w:t xml:space="preserve"> 后映射。</w:t>
+      </w:r>
+    </w:p>
+    <w:p>
+      <w:pPr>
+        <w:pStyle w:val="ListBullet"/>
+        <w:spacing w:lineRule="exact" w:line="400" w:after="60"/>
+        <w:jc w:val="both"/>
+      </w:pPr>
+      <w:r>
+        <w:rPr>
+          <w:rFonts w:ascii="Times New Roman" w:hAnsi="Times New Roman" w:eastAsia="宋体"/>
+          <w:b w:val="0"/>
+          <w:i w:val="0"/>
+          <w:color w:val="222222"/>
+          <w:sz w:val="24"/>
+        </w:rPr>
+        <w:t xml:space="preserve">回测仅使用 </w:t>
       </w:r>
       <w:r>
         <w:rPr>
@@ -1541,18 +1291,15 @@
           <w:color w:val="222222"/>
           <w:sz w:val="24"/>
         </w:rPr>
-        <w:t>、</w:t>
+        <w:t xml:space="preserve"> 等真实合约代码，连续合约序列（含 "0Y" 的 contract）仅用于展示。</w:t>
       </w:r>
-      <w:r>
-        <w:rPr>
-          <w:rFonts w:ascii="Consolas" w:hAnsi="Consolas" w:eastAsia="宋体"/>
-          <w:b w:val="0"/>
-          <w:i w:val="0"/>
-          <w:color w:val="555555"/>
-          <w:sz w:val="23"/>
-        </w:rPr>
-        <w:t>IM2409</w:t>
-      </w:r>
+    </w:p>
+    <w:p>
+      <w:pPr>
+        <w:pStyle w:val="ListBullet"/>
+        <w:spacing w:lineRule="exact" w:line="400" w:after="60"/>
+        <w:jc w:val="both"/>
+      </w:pPr>
       <w:r>
         <w:rPr>
           <w:rFonts w:ascii="Times New Roman" w:hAnsi="Times New Roman" w:eastAsia="宋体"/>
@@ -1561,7 +1308,7 @@
           <w:color w:val="222222"/>
           <w:sz w:val="24"/>
         </w:rPr>
-        <w:t xml:space="preserve"> 这种真实合约。主力合约直接用数据自带的 </w:t>
+        <w:t xml:space="preserve">主力合约按数据自带的 </w:t>
       </w:r>
       <w:r>
         <w:rPr>
@@ -1581,7 +1328,7 @@
           <w:color w:val="222222"/>
           <w:sz w:val="24"/>
         </w:rPr>
-        <w:t xml:space="preserve"> 筛，不手工拼。</w:t>
+        <w:t xml:space="preserve"> 筛选，不手工拼接。</w:t>
       </w:r>
     </w:p>
     <w:p>
@@ -1756,7 +1503,7 @@
                 <w:color w:val="222222"/>
                 <w:sz w:val="21"/>
               </w:rPr>
-              <w:t>10568 行</w:t>
+              <w:t>10,568 行</w:t>
             </w:r>
           </w:p>
         </w:tc>
@@ -1784,7 +1531,7 @@
                 <w:color w:val="222222"/>
                 <w:sz w:val="21"/>
               </w:rPr>
-              <w:t>3488 行</w:t>
+              <w:t>3,488 行</w:t>
             </w:r>
           </w:p>
         </w:tc>
@@ -1844,7 +1591,7 @@
                 <w:color w:val="222222"/>
                 <w:sz w:val="21"/>
               </w:rPr>
-              <w:t>2642 行</w:t>
+              <w:t>2,642 行</w:t>
             </w:r>
           </w:p>
         </w:tc>
@@ -1903,7 +1650,7 @@
                 <w:color w:val="222222"/>
                 <w:sz w:val="21"/>
               </w:rPr>
-              <w:t>主力样本日期</w:t>
+              <w:t>日期范围</w:t>
             </w:r>
           </w:p>
         </w:tc>
@@ -1990,7 +1737,7 @@
                 <w:color w:val="222222"/>
                 <w:sz w:val="21"/>
               </w:rPr>
-              <w:t>主力合约切换次数</w:t>
+              <w:t>合约切换次数</w:t>
             </w:r>
           </w:p>
         </w:tc>
@@ -2322,34 +2069,18 @@
     </w:p>
     <w:p>
       <w:pPr>
-        <w:spacing w:lineRule="exact" w:line="400" w:after="120"/>
-        <w:ind w:firstLine="420"/>
-        <w:jc w:val="both"/>
+        <w:spacing w:line="240" w:lineRule="auto" w:before="0" w:after="120"/>
+        <w:jc w:val="right"/>
       </w:pPr>
       <w:r>
         <w:rPr>
           <w:rFonts w:ascii="Times New Roman" w:hAnsi="Times New Roman" w:eastAsia="宋体"/>
           <w:b w:val="0"/>
           <w:i w:val="0"/>
-          <w:color w:val="222222"/>
-          <w:sz w:val="24"/>
+          <w:color w:val="555555"/>
+          <w:sz w:val="17"/>
         </w:rPr>
-        <w:t>IC 样本明显更长，2015 年到现在多个市场阶段都覆盖了；IM 从 2022 年才开始，样本期短，结论的稳定性天然弱一些。后面谈 IM 的判断都按这个前提看。</w:t>
-      </w:r>
-    </w:p>
-    <w:p>
-      <w:pPr>
-        <w:spacing w:before="160" w:after="120"/>
-      </w:pPr>
-      <w:r>
-        <w:rPr>
-          <w:rFonts w:ascii="Times New Roman" w:hAnsi="Times New Roman" w:eastAsia="黑体"/>
-          <w:b/>
-          <w:i w:val="0"/>
-          <w:color w:val="222222"/>
-          <w:sz w:val="25"/>
-        </w:rPr>
-        <w:t>1.2 回测假设</w:t>
+        <w:t>资料来源：IC/IM 期货与指数数据，本报告计算</w:t>
       </w:r>
     </w:p>
     <w:p>
@@ -2366,7 +2097,39 @@
           <w:color w:val="222222"/>
           <w:sz w:val="24"/>
         </w:rPr>
-        <w:t>所有策略用同一套交易口径：</w:t>
+        <w:t>IC 样本覆盖 2015 年以来多个市场阶段（股灾、熔断、熊市、COVID）；IM 自 2022 年起始，样本较短，结论稳定性弱于 IC。后文对 IM 的判断均在此前提下理解。</w:t>
+      </w:r>
+    </w:p>
+    <w:p>
+      <w:pPr>
+        <w:spacing w:lineRule="exact" w:line="400" w:after="120"/>
+        <w:ind w:firstLine="420"/>
+        <w:jc w:val="both"/>
+      </w:pPr>
+      <w:r>
+        <w:rPr>
+          <w:rFonts w:ascii="Times New Roman" w:hAnsi="Times New Roman" w:eastAsia="宋体"/>
+          <w:b w:val="0"/>
+          <w:i w:val="0"/>
+          <w:color w:val="222222"/>
+          <w:sz w:val="24"/>
+        </w:rPr>
+        <w:t>本报告所有数据均来源于 data/ 目录下 4 个 Excel 文件，指标计算与策略回测在 Notebook 中完成。后续表格不再重复说明数据出处。</w:t>
+      </w:r>
+    </w:p>
+    <w:p>
+      <w:pPr>
+        <w:spacing w:before="160" w:after="120"/>
+      </w:pPr>
+      <w:r>
+        <w:rPr>
+          <w:rFonts w:ascii="Times New Roman" w:hAnsi="Times New Roman" w:eastAsia="黑体"/>
+          <w:b/>
+          <w:i w:val="0"/>
+          <w:color w:val="222222"/>
+          <w:sz w:val="25"/>
+        </w:rPr>
+        <w:t>1.2 回测协议</w:t>
       </w:r>
     </w:p>
     <w:p>
@@ -2511,7 +2274,7 @@
                 <w:color w:val="222222"/>
                 <w:sz w:val="21"/>
               </w:rPr>
-              <w:t>T 日收盘后，根据当日可见数据计算</w:t>
+              <w:t>T 日收盘后，基于当日可见数据</w:t>
             </w:r>
           </w:p>
         </w:tc>
@@ -2571,7 +2334,7 @@
                 <w:color w:val="222222"/>
                 <w:sz w:val="21"/>
               </w:rPr>
-              <w:t>T+1 日收盘价成交</w:t>
+              <w:t>T+1 日收盘价</w:t>
             </w:r>
           </w:p>
         </w:tc>
@@ -2629,7 +2392,7 @@
                 <w:color w:val="222222"/>
                 <w:sz w:val="21"/>
               </w:rPr>
-              <w:t>使用真实期货合约，不使用连续合约作为交易标的</w:t>
+              <w:t>真实期货合约，不使用连续合约作为交易标的</w:t>
             </w:r>
           </w:p>
         </w:tc>
@@ -2808,64 +2571,6 @@
                 <w:sz w:val="21"/>
               </w:rPr>
               <w:t>按实际持有合约的收盘价计算每日盈亏</w:t>
-            </w:r>
-          </w:p>
-        </w:tc>
-      </w:tr>
-      <w:tr>
-        <w:tc>
-          <w:tcPr>
-            <w:tcW w:type="dxa" w:w="4507"/>
-            <w:tcMar>
-              <w:top w:w="60" w:type="dxa"/>
-              <w:bottom w:w="60" w:type="dxa"/>
-              <w:left w:w="60" w:type="dxa"/>
-              <w:right w:w="60" w:type="dxa"/>
-            </w:tcMar>
-            <w:vAlign w:val="center"/>
-          </w:tcPr>
-          <w:p>
-            <w:pPr>
-              <w:spacing w:line="240" w:lineRule="auto" w:before="0" w:after="0"/>
-              <w:jc w:val="left"/>
-            </w:pPr>
-            <w:r>
-              <w:rPr>
-                <w:rFonts w:ascii="Times New Roman" w:hAnsi="Times New Roman" w:eastAsia="宋体"/>
-                <w:b w:val="0"/>
-                <w:i w:val="0"/>
-                <w:color w:val="222222"/>
-                <w:sz w:val="21"/>
-              </w:rPr>
-              <w:t>初始资金</w:t>
-            </w:r>
-          </w:p>
-        </w:tc>
-        <w:tc>
-          <w:tcPr>
-            <w:tcW w:type="dxa" w:w="4507"/>
-            <w:tcMar>
-              <w:top w:w="60" w:type="dxa"/>
-              <w:bottom w:w="60" w:type="dxa"/>
-              <w:left w:w="60" w:type="dxa"/>
-              <w:right w:w="60" w:type="dxa"/>
-            </w:tcMar>
-            <w:vAlign w:val="center"/>
-          </w:tcPr>
-          <w:p>
-            <w:pPr>
-              <w:spacing w:line="240" w:lineRule="auto" w:before="0" w:after="0"/>
-              <w:jc w:val="center"/>
-            </w:pPr>
-            <w:r>
-              <w:rPr>
-                <w:rFonts w:ascii="Times New Roman" w:hAnsi="Times New Roman" w:eastAsia="宋体"/>
-                <w:b w:val="0"/>
-                <w:i w:val="0"/>
-                <w:color w:val="222222"/>
-                <w:sz w:val="21"/>
-              </w:rPr>
-              <w:t>1,000,000 元</w:t>
             </w:r>
           </w:p>
         </w:tc>
@@ -2875,6 +2580,22 @@
       <w:pPr>
         <w:spacing w:line="240" w:lineRule="auto" w:before="0" w:after="40"/>
       </w:pPr>
+    </w:p>
+    <w:p>
+      <w:pPr>
+        <w:spacing w:line="240" w:lineRule="auto" w:before="0" w:after="120"/>
+        <w:jc w:val="right"/>
+      </w:pPr>
+      <w:r>
+        <w:rPr>
+          <w:rFonts w:ascii="Times New Roman" w:hAnsi="Times New Roman" w:eastAsia="宋体"/>
+          <w:b w:val="0"/>
+          <w:i w:val="0"/>
+          <w:color w:val="555555"/>
+          <w:sz w:val="17"/>
+        </w:rPr>
+        <w:t>资料来源：IC/IM 期货与指数数据，本报告计算</w:t>
+      </w:r>
     </w:p>
     <w:p>
       <w:pPr>
@@ -2890,7 +2611,7 @@
           <w:color w:val="222222"/>
           <w:sz w:val="24"/>
         </w:rPr>
-        <w:t>这里面最要紧的是"按实际持有合约逐日盯市"。如果直接拿主力连续合约算收益，换月当天的跳空会被重复计入，收益会虚高。交易流水里我专门查了展期记录——所有换仓的旧合约和新合约都不相同，没有同合约重复换仓的问题。</w:t>
+        <w:t>逐日盯市基于实际持有合约（held-contract MTM），而非主力连续序列。若直接使用连续序列计算收益，合约切换日的跳空会被重复计入，导致收益虚高。交易流水中所有换仓记录的旧合约均不同于新合约，同合约重复换仓次数为 0。</w:t>
       </w:r>
     </w:p>
     <w:p>
@@ -2920,7 +2641,7 @@
           <w:color w:val="222222"/>
           <w:sz w:val="29"/>
         </w:rPr>
-        <w:t>2. 基差与展期收益</w:t>
+        <w:t>2. 基差因子</w:t>
       </w:r>
     </w:p>
     <w:p>
@@ -2935,7 +2656,7 @@
           <w:color w:val="222222"/>
           <w:sz w:val="25"/>
         </w:rPr>
-        <w:t>2.1 基差的经济含义</w:t>
+        <w:t>2.1 定义与经济含义</w:t>
       </w:r>
     </w:p>
     <w:p>
@@ -2952,24 +2673,7 @@
           <w:color w:val="222222"/>
           <w:sz w:val="24"/>
         </w:rPr>
-        <w:t>本报告定义：</w:t>
-      </w:r>
-    </w:p>
-    <w:p>
-      <w:pPr>
-        <w:spacing w:lineRule="exact" w:line="400" w:after="120"/>
-        <w:ind w:firstLine="420"/>
-        <w:jc w:val="both"/>
-      </w:pPr>
-      <w:r>
-        <w:rPr>
-          <w:rFonts w:ascii="Consolas" w:hAnsi="Consolas" w:eastAsia="宋体"/>
-          <w:b w:val="0"/>
-          <w:i w:val="0"/>
-          <w:color w:val="555555"/>
-          <w:sz w:val="23"/>
-        </w:rPr>
-        <w:t>基差 = 期货收盘价 - 指数收盘价</w:t>
+        <w:t>本文定义基差为期货收盘价减去指数收盘价。基差为负表示期货贴水。</w:t>
       </w:r>
     </w:p>
     <w:p>
@@ -2986,7 +2690,7 @@
           <w:color w:val="222222"/>
           <w:sz w:val="24"/>
         </w:rPr>
-        <w:t>基差为负就是期货贴水。贴水的时候，期货价格临近到期通常往现货靠。多头拿着贴水合约，一边扛着指数的方向风险，一边争取基差收敛和展期补偿。逻辑没问题，但这不是无风险的——指数真跌起来，基差收敛那点钱根本补不上。</w:t>
+        <w:t>贴水市场中，期货价格临近到期向现货指数收敛。多头持有贴水合约，在承担指数方向风险的同时，获取基差收敛收益及展期补偿。基差会均值回复，但不等于基差能预测指数方向——指数下跌时，基差收敛的幅度通常无法覆盖方向亏损。</w:t>
       </w:r>
     </w:p>
     <w:p>
@@ -3001,7 +2705,7 @@
           <w:color w:val="222222"/>
           <w:sz w:val="25"/>
         </w:rPr>
-        <w:t>2.2 均值回复和预测能力</w:t>
+        <w:t>2.2 均值回复与预测能力</w:t>
       </w:r>
     </w:p>
     <w:p>
@@ -3323,7 +3027,7 @@
                 <w:color w:val="222222"/>
                 <w:sz w:val="21"/>
               </w:rPr>
-              <w:t>半衰期</w:t>
+              <w:t>半衰期（天）</w:t>
             </w:r>
           </w:p>
         </w:tc>
@@ -3351,7 +3055,7 @@
                 <w:color w:val="222222"/>
                 <w:sz w:val="21"/>
               </w:rPr>
-              <w:t>1.1 天</w:t>
+              <w:t>1.1</w:t>
             </w:r>
           </w:p>
         </w:tc>
@@ -3379,7 +3083,7 @@
                 <w:color w:val="222222"/>
                 <w:sz w:val="21"/>
               </w:rPr>
-              <w:t>0.9 天</w:t>
+              <w:t>0.9</w:t>
             </w:r>
           </w:p>
         </w:tc>
@@ -3410,7 +3114,7 @@
                 <w:color w:val="222222"/>
                 <w:sz w:val="21"/>
               </w:rPr>
-              <w:t>期货收益 Pearson IC</w:t>
+              <w:t>基差→期货收益 IC</w:t>
             </w:r>
           </w:p>
         </w:tc>
@@ -3498,7 +3202,7 @@
                 <w:color w:val="222222"/>
                 <w:sz w:val="21"/>
               </w:rPr>
-              <w:t>期货收益 p 值</w:t>
+              <w:t>p 值</w:t>
             </w:r>
           </w:p>
         </w:tc>
@@ -3585,7 +3289,7 @@
                 <w:color w:val="222222"/>
                 <w:sz w:val="21"/>
               </w:rPr>
-              <w:t>指数收益 Pearson IC</w:t>
+              <w:t>基差→指数收益 IC</w:t>
             </w:r>
           </w:p>
         </w:tc>
@@ -3673,7 +3377,7 @@
                 <w:color w:val="222222"/>
                 <w:sz w:val="21"/>
               </w:rPr>
-              <w:t>指数收益 p 值</w:t>
+              <w:t>p 值</w:t>
             </w:r>
           </w:p>
         </w:tc>
@@ -3739,6 +3443,22 @@
       <w:pPr>
         <w:spacing w:line="240" w:lineRule="auto" w:before="0" w:after="40"/>
       </w:pPr>
+    </w:p>
+    <w:p>
+      <w:pPr>
+        <w:spacing w:line="240" w:lineRule="auto" w:before="0" w:after="120"/>
+        <w:jc w:val="right"/>
+      </w:pPr>
+      <w:r>
+        <w:rPr>
+          <w:rFonts w:ascii="Times New Roman" w:hAnsi="Times New Roman" w:eastAsia="宋体"/>
+          <w:b w:val="0"/>
+          <w:i w:val="0"/>
+          <w:color w:val="555555"/>
+          <w:sz w:val="17"/>
+        </w:rPr>
+        <w:t>资料来源：IC/IM 期货与指数数据，本报告计算</w:t>
+      </w:r>
     </w:p>
     <w:p>
       <w:pPr>
@@ -3754,7 +3474,7 @@
           <w:color w:val="222222"/>
           <w:sz w:val="24"/>
         </w:rPr>
-        <w:t>基差率的均值回复特征很强，半衰期也短。但得把两件事分开：基差会回归 ≠ 基差能预测指数涨跌。更接近事实的说法是，贴水结构给期货多头提供了一部分对现货的补偿——补偿来自期货价格往现货靠，不是来自精准判断了指数方向。</w:t>
+        <w:t>基差率序列均值回复特征强（ADF p ≈ 0，半衰期约 1 天）。但基差对指数前瞻收益无正向预测力——相关关系为负（IC = -0.80）而非正——说明基差反映的是期货-现货价格关系的短期回归，不是对指数方向的判断。贴水结构给期货多头提供的是相对现货的补偿，而非择时信号。</w:t>
       </w:r>
     </w:p>
     <w:p>
@@ -3769,7 +3489,7 @@
           <w:color w:val="222222"/>
           <w:sz w:val="25"/>
         </w:rPr>
-        <w:t>2.3 展期收益分布</w:t>
+        <w:t>2.3 展期收益</w:t>
       </w:r>
     </w:p>
     <w:p>
@@ -4091,7 +3811,7 @@
                 <w:color w:val="222222"/>
                 <w:sz w:val="21"/>
               </w:rPr>
-              <w:t>展期收益中位数</w:t>
+              <w:t>中位数</w:t>
             </w:r>
           </w:p>
         </w:tc>
@@ -4246,6 +3966,22 @@
       <w:pPr>
         <w:spacing w:line="240" w:lineRule="auto" w:before="0" w:after="40"/>
       </w:pPr>
+    </w:p>
+    <w:p>
+      <w:pPr>
+        <w:spacing w:line="240" w:lineRule="auto" w:before="0" w:after="120"/>
+        <w:jc w:val="right"/>
+      </w:pPr>
+      <w:r>
+        <w:rPr>
+          <w:rFonts w:ascii="Times New Roman" w:hAnsi="Times New Roman" w:eastAsia="宋体"/>
+          <w:b w:val="0"/>
+          <w:i w:val="0"/>
+          <w:color w:val="555555"/>
+          <w:sz w:val="17"/>
+        </w:rPr>
+        <w:t>资料来源：IC/IM 期货与指数数据，本报告计算</w:t>
+      </w:r>
     </w:p>
     <w:p>
       <w:pPr>
@@ -4327,6 +4063,22 @@
     </w:p>
     <w:p>
       <w:pPr>
+        <w:spacing w:line="240" w:lineRule="auto" w:before="0" w:after="120"/>
+        <w:jc w:val="right"/>
+      </w:pPr>
+      <w:r>
+        <w:rPr>
+          <w:rFonts w:ascii="Times New Roman" w:hAnsi="Times New Roman" w:eastAsia="宋体"/>
+          <w:b w:val="0"/>
+          <w:i w:val="0"/>
+          <w:color w:val="555555"/>
+          <w:sz w:val="17"/>
+        </w:rPr>
+        <w:t>资料来源：IC/IM 期货与指数数据，本报告计算</w:t>
+      </w:r>
+    </w:p>
+    <w:p>
+      <w:pPr>
         <w:spacing w:lineRule="exact" w:line="400" w:after="120"/>
         <w:ind w:firstLine="420"/>
         <w:jc w:val="both"/>
@@ -4339,7 +4091,7 @@
           <w:color w:val="222222"/>
           <w:sz w:val="24"/>
         </w:rPr>
-        <w:t>图 1 是每段主力持有周期的累计收益分布。IC 和 IM 的均值都为正——展期机制确实在给补偿。但正收益占比刚过一半，不是每次都赚。长期来看贴水给了正期望，单次换仓该亏还是亏。</w:t>
+        <w:t>图 1：每段主力持有周期的累计收益分布。IC 和 IM 均值均为正，展期机制在样本期内确实提供了补偿。但正收益占比均在 50%-55% 区间，单次换仓不确定性大。贴水提供长期正期望，但单次展期损益波动显著。</w:t>
       </w:r>
     </w:p>
     <w:p>
@@ -4367,7 +4119,7 @@
           <w:color w:val="222222"/>
           <w:sz w:val="29"/>
         </w:rPr>
-        <w:t>3. 吃贴水策略回测</w:t>
+        <w:t>3. 吃贴水策略</w:t>
       </w:r>
     </w:p>
     <w:p>
@@ -4399,25 +4151,15 @@
           <w:color w:val="222222"/>
           <w:sz w:val="24"/>
         </w:rPr>
-        <w:t>测了两类策略：</w:t>
+        <w:t>测试两类规则：</w:t>
       </w:r>
     </w:p>
     <w:p>
       <w:pPr>
+        <w:pStyle w:val="ListBullet"/>
         <w:spacing w:lineRule="exact" w:line="400" w:after="60"/>
-        <w:ind w:left="420" w:hanging="249"/>
         <w:jc w:val="both"/>
       </w:pPr>
-      <w:r>
-        <w:rPr>
-          <w:rFonts w:ascii="Times New Roman" w:hAnsi="Times New Roman" w:eastAsia="宋体"/>
-          <w:b w:val="0"/>
-          <w:i w:val="0"/>
-          <w:color w:val="222222"/>
-          <w:sz w:val="24"/>
-        </w:rPr>
-        <w:t xml:space="preserve">1. </w:t>
-      </w:r>
       <w:r>
         <w:rPr>
           <w:rFonts w:ascii="Times New Roman" w:hAnsi="Times New Roman" w:eastAsia="宋体"/>
@@ -4436,25 +4178,15 @@
           <w:color w:val="222222"/>
           <w:sz w:val="24"/>
         </w:rPr>
-        <w:t>：始终持有主力合约，到期前展期。</w:t>
+        <w:t>：始终做多主力合约，到期前展期。</w:t>
       </w:r>
     </w:p>
     <w:p>
       <w:pPr>
+        <w:pStyle w:val="ListBullet"/>
         <w:spacing w:lineRule="exact" w:line="400" w:after="60"/>
-        <w:ind w:left="420" w:hanging="249"/>
         <w:jc w:val="both"/>
       </w:pPr>
-      <w:r>
-        <w:rPr>
-          <w:rFonts w:ascii="Times New Roman" w:hAnsi="Times New Roman" w:eastAsia="宋体"/>
-          <w:b w:val="0"/>
-          <w:i w:val="0"/>
-          <w:color w:val="222222"/>
-          <w:sz w:val="24"/>
-        </w:rPr>
-        <w:t xml:space="preserve">2. </w:t>
-      </w:r>
       <w:r>
         <w:rPr>
           <w:rFonts w:ascii="Times New Roman" w:hAnsi="Times New Roman" w:eastAsia="宋体"/>
@@ -4463,7 +4195,7 @@
           <w:color w:val="222222"/>
           <w:sz w:val="24"/>
         </w:rPr>
-        <w:t>B&lt;-1.5%</w:t>
+        <w:t>B &lt; −1.5%</w:t>
       </w:r>
       <w:r>
         <w:rPr>
@@ -4473,27 +4205,7 @@
           <w:color w:val="222222"/>
           <w:sz w:val="24"/>
         </w:rPr>
-        <w:t xml:space="preserve">：基差率低于 </w:t>
-      </w:r>
-      <w:r>
-        <w:rPr>
-          <w:rFonts w:ascii="Consolas" w:hAnsi="Consolas" w:eastAsia="宋体"/>
-          <w:b w:val="0"/>
-          <w:i w:val="0"/>
-          <w:color w:val="555555"/>
-          <w:sz w:val="23"/>
-        </w:rPr>
-        <w:t>-1.5%</w:t>
-      </w:r>
-      <w:r>
-        <w:rPr>
-          <w:rFonts w:ascii="Times New Roman" w:hAnsi="Times New Roman" w:eastAsia="宋体"/>
-          <w:b w:val="0"/>
-          <w:i w:val="0"/>
-          <w:color w:val="222222"/>
-          <w:sz w:val="24"/>
-        </w:rPr>
-        <w:t xml:space="preserve"> 时才做多，否则空仓。</w:t>
+        <w:t>：基差率低于 −1.5% 时做多，否则空仓。</w:t>
       </w:r>
     </w:p>
     <w:p>
@@ -4510,7 +4222,7 @@
           <w:color w:val="222222"/>
           <w:sz w:val="24"/>
         </w:rPr>
-        <w:t>Always 基本就是期货版指数多头，完整吃市场涨跌。基差阈值策略只在贴水较深时参与，放弃了部分上涨，换更低的波动和回撤。</w:t>
+        <w:t>Always 近似于期货版指数多头，承担全部市场方向风险。基差阈值策略仅在贴水较深时参与，以放弃部分上涨为代价，换取更低的波动和回撤。展期窗口设定为 1 天，参数扫描中另测试 3 天、5 天。</w:t>
       </w:r>
     </w:p>
     <w:p>
@@ -4525,7 +4237,7 @@
           <w:color w:val="222222"/>
           <w:sz w:val="25"/>
         </w:rPr>
-        <w:t>3.2 主要绩效</w:t>
+        <w:t>3.2 策略绩效</w:t>
       </w:r>
     </w:p>
     <w:p>
@@ -5708,7 +5420,7 @@
                 <w:color w:val="222222"/>
                 <w:sz w:val="17"/>
               </w:rPr>
-              <w:t>-</w:t>
+              <w:t>—</w:t>
             </w:r>
           </w:p>
         </w:tc>
@@ -6574,7 +6286,7 @@
                 <w:color w:val="222222"/>
                 <w:sz w:val="17"/>
               </w:rPr>
-              <w:t>-</w:t>
+              <w:t>—</w:t>
             </w:r>
           </w:p>
         </w:tc>
@@ -6584,6 +6296,22 @@
       <w:pPr>
         <w:spacing w:line="240" w:lineRule="auto" w:before="0" w:after="40"/>
       </w:pPr>
+    </w:p>
+    <w:p>
+      <w:pPr>
+        <w:spacing w:line="240" w:lineRule="auto" w:before="0" w:after="120"/>
+        <w:jc w:val="right"/>
+      </w:pPr>
+      <w:r>
+        <w:rPr>
+          <w:rFonts w:ascii="Times New Roman" w:hAnsi="Times New Roman" w:eastAsia="宋体"/>
+          <w:b w:val="0"/>
+          <w:i w:val="0"/>
+          <w:color w:val="555555"/>
+          <w:sz w:val="17"/>
+        </w:rPr>
+        <w:t>资料来源：IC/IM 期货与指数数据，本报告计算</w:t>
+      </w:r>
     </w:p>
     <w:p>
       <w:pPr>
@@ -6665,6 +6393,22 @@
     </w:p>
     <w:p>
       <w:pPr>
+        <w:spacing w:line="240" w:lineRule="auto" w:before="0" w:after="120"/>
+        <w:jc w:val="right"/>
+      </w:pPr>
+      <w:r>
+        <w:rPr>
+          <w:rFonts w:ascii="Times New Roman" w:hAnsi="Times New Roman" w:eastAsia="宋体"/>
+          <w:b w:val="0"/>
+          <w:i w:val="0"/>
+          <w:color w:val="555555"/>
+          <w:sz w:val="17"/>
+        </w:rPr>
+        <w:t>资料来源：IC/IM 期货与指数数据，本报告计算</w:t>
+      </w:r>
+    </w:p>
+    <w:p>
+      <w:pPr>
         <w:spacing w:lineRule="exact" w:line="400" w:after="120"/>
         <w:ind w:firstLine="420"/>
         <w:jc w:val="both"/>
@@ -6677,7 +6421,7 @@
           <w:color w:val="222222"/>
           <w:sz w:val="24"/>
         </w:rPr>
-        <w:t>图 2 很直观：Always 在 IC 和 IM 上都把指数甩开了。贴水结构确实在给长期补偿。但净值曲线也说了另一件事——它不是平滑的套利线，是跟着市场大幅上下。</w:t>
+        <w:t>图 2：Always 策略在 IC 和 IM 上均显著跑赢指数。IC Always 累计收益 172.49%（同期指数 9.43%），IM Always 70.08%（指数 20.50%）。贴水结构的长期补偿效应明确。但净值曲线波动幅度大，策略并非平滑套利。</w:t>
       </w:r>
     </w:p>
     <w:p>
@@ -6760,6 +6504,22 @@
     </w:p>
     <w:p>
       <w:pPr>
+        <w:spacing w:line="240" w:lineRule="auto" w:before="0" w:after="120"/>
+        <w:jc w:val="right"/>
+      </w:pPr>
+      <w:r>
+        <w:rPr>
+          <w:rFonts w:ascii="Times New Roman" w:hAnsi="Times New Roman" w:eastAsia="宋体"/>
+          <w:b w:val="0"/>
+          <w:i w:val="0"/>
+          <w:color w:val="555555"/>
+          <w:sz w:val="17"/>
+        </w:rPr>
+        <w:t>资料来源：IC/IM 期货与指数数据，本报告计算</w:t>
+      </w:r>
+    </w:p>
+    <w:p>
+      <w:pPr>
         <w:spacing w:lineRule="exact" w:line="400" w:after="120"/>
         <w:ind w:firstLine="420"/>
         <w:jc w:val="both"/>
@@ -6772,7 +6532,7 @@
           <w:color w:val="222222"/>
           <w:sz w:val="24"/>
         </w:rPr>
-        <w:t>图 3 的年度收益波动很大。IC 经历过明显亏损的年份，也经历过反弹行情的高收益。基差阈值策略在部分下跌期帮了忙，但不是免费保护——空仓把下跌躲了，也把一些上涨错过了。</w:t>
+        <w:t>图 3：年度收益波动显著。IC 策略经历亏损年份和反弹年份交替，基差阈值策略在部分下跌年份降低了亏损，但也错失部分反弹。IM 首个完整年份（2022）即亏损，样本期内无完整牛熊周期。</w:t>
       </w:r>
     </w:p>
     <w:p>
@@ -6855,6 +6615,22 @@
     </w:p>
     <w:p>
       <w:pPr>
+        <w:spacing w:line="240" w:lineRule="auto" w:before="0" w:after="120"/>
+        <w:jc w:val="right"/>
+      </w:pPr>
+      <w:r>
+        <w:rPr>
+          <w:rFonts w:ascii="Times New Roman" w:hAnsi="Times New Roman" w:eastAsia="宋体"/>
+          <w:b w:val="0"/>
+          <w:i w:val="0"/>
+          <w:color w:val="555555"/>
+          <w:sz w:val="17"/>
+        </w:rPr>
+        <w:t>资料来源：IC/IM 期货与指数数据，本报告计算</w:t>
+      </w:r>
+    </w:p>
+    <w:p>
+      <w:pPr>
         <w:spacing w:lineRule="exact" w:line="400" w:after="120"/>
         <w:ind w:firstLine="420"/>
         <w:jc w:val="both"/>
@@ -6867,47 +6643,7 @@
           <w:color w:val="222222"/>
           <w:sz w:val="24"/>
         </w:rPr>
-        <w:t xml:space="preserve">图 4 是这份报告里最该重视的图。IC Always 最大回撤 </w:t>
-      </w:r>
-      <w:r>
-        <w:rPr>
-          <w:rFonts w:ascii="Consolas" w:hAnsi="Consolas" w:eastAsia="宋体"/>
-          <w:b w:val="0"/>
-          <w:i w:val="0"/>
-          <w:color w:val="555555"/>
-          <w:sz w:val="23"/>
-        </w:rPr>
-        <w:t>-61.38%</w:t>
-      </w:r>
-      <w:r>
-        <w:rPr>
-          <w:rFonts w:ascii="Times New Roman" w:hAnsi="Times New Roman" w:eastAsia="宋体"/>
-          <w:b w:val="0"/>
-          <w:i w:val="0"/>
-          <w:color w:val="222222"/>
-          <w:sz w:val="24"/>
-        </w:rPr>
-        <w:t xml:space="preserve">，IM Always 最大回撤 </w:t>
-      </w:r>
-      <w:r>
-        <w:rPr>
-          <w:rFonts w:ascii="Consolas" w:hAnsi="Consolas" w:eastAsia="宋体"/>
-          <w:b w:val="0"/>
-          <w:i w:val="0"/>
-          <w:color w:val="555555"/>
-          <w:sz w:val="23"/>
-        </w:rPr>
-        <w:t>-50.81%</w:t>
-      </w:r>
-      <w:r>
-        <w:rPr>
-          <w:rFonts w:ascii="Times New Roman" w:hAnsi="Times New Roman" w:eastAsia="宋体"/>
-          <w:b w:val="0"/>
-          <w:i w:val="0"/>
-          <w:color w:val="222222"/>
-          <w:sz w:val="24"/>
-        </w:rPr>
-        <w:t>。这个幅度，多数绝对收益资金的风控线已经穿了。它更适合做成指数增强或方向性配置，不是独立低波动策略。</w:t>
+        <w:t>图 4：IC Always 最大回撤 -61.38%，IM Always -50.81%。此幅度超出多数绝对收益资金的风控承受范围。策略更适合定位为指增或方向性配置工具。</w:t>
       </w:r>
     </w:p>
     <w:p>
@@ -6990,34 +6726,18 @@
     </w:p>
     <w:p>
       <w:pPr>
-        <w:spacing w:lineRule="exact" w:line="400" w:after="120"/>
-        <w:ind w:firstLine="420"/>
-        <w:jc w:val="both"/>
+        <w:spacing w:line="240" w:lineRule="auto" w:before="0" w:after="120"/>
+        <w:jc w:val="right"/>
       </w:pPr>
       <w:r>
         <w:rPr>
           <w:rFonts w:ascii="Times New Roman" w:hAnsi="Times New Roman" w:eastAsia="宋体"/>
           <w:b w:val="0"/>
           <w:i w:val="0"/>
-          <w:color w:val="222222"/>
-          <w:sz w:val="24"/>
+          <w:color w:val="555555"/>
+          <w:sz w:val="17"/>
         </w:rPr>
-        <w:t>图 5 扫了基差阈值和展期窗口。展期窗口 1 天改 3 天、5 天，结果差不多。基差阈值的影响更明显。IM B&lt;-1.5% 在样本内确实好看，但 IM 才三年多的数据，不能拿这个阈值当稳定最优参数。</w:t>
-      </w:r>
-    </w:p>
-    <w:p>
-      <w:pPr>
-        <w:spacing w:before="160" w:after="120"/>
-      </w:pPr>
-      <w:r>
-        <w:rPr>
-          <w:rFonts w:ascii="Times New Roman" w:hAnsi="Times New Roman" w:eastAsia="黑体"/>
-          <w:b/>
-          <w:i w:val="0"/>
-          <w:color w:val="222222"/>
-          <w:sz w:val="25"/>
-        </w:rPr>
-        <w:t>3.3 交易可执行性</w:t>
+        <w:t>资料来源：IC/IM 期货与指数数据，本报告计算</w:t>
       </w:r>
     </w:p>
     <w:p>
@@ -7034,18 +6754,30 @@
           <w:color w:val="222222"/>
           <w:sz w:val="24"/>
         </w:rPr>
-        <w:t xml:space="preserve">全策略覆盖了 </w:t>
+        <w:t>图 5：展期窗口 1→3→5 天对 Sharpe 和 MaxDD 影响有限，基差阈值影响更明显。IM B&lt;-1.5% 在样本内表现优于 Always（Sharpe 0.61 vs 0.39，MaxDD -12.82% vs -50.81%），但 IM 样本仅 3.5 年，此处不宜作为稳定最优参数推论。</w:t>
       </w:r>
+    </w:p>
+    <w:p>
+      <w:pPr>
+        <w:spacing w:before="160" w:after="120"/>
+      </w:pPr>
       <w:r>
         <w:rPr>
-          <w:rFonts w:ascii="Consolas" w:hAnsi="Consolas" w:eastAsia="宋体"/>
-          <w:b w:val="0"/>
+          <w:rFonts w:ascii="Times New Roman" w:hAnsi="Times New Roman" w:eastAsia="黑体"/>
+          <w:b/>
           <w:i w:val="0"/>
-          <w:color w:val="555555"/>
-          <w:sz w:val="23"/>
+          <w:color w:val="222222"/>
+          <w:sz w:val="25"/>
         </w:rPr>
-        <w:t>5</w:t>
+        <w:t>3.3 全策略换仓验证</w:t>
       </w:r>
+    </w:p>
+    <w:p>
+      <w:pPr>
+        <w:spacing w:lineRule="exact" w:line="400" w:after="120"/>
+        <w:ind w:firstLine="420"/>
+        <w:jc w:val="both"/>
+      </w:pPr>
       <w:r>
         <w:rPr>
           <w:rFonts w:ascii="Times New Roman" w:hAnsi="Times New Roman" w:eastAsia="宋体"/>
@@ -7054,67 +6786,7 @@
           <w:color w:val="222222"/>
           <w:sz w:val="24"/>
         </w:rPr>
-        <w:t xml:space="preserve"> 个基差阈值 × </w:t>
-      </w:r>
-      <w:r>
-        <w:rPr>
-          <w:rFonts w:ascii="Consolas" w:hAnsi="Consolas" w:eastAsia="宋体"/>
-          <w:b w:val="0"/>
-          <w:i w:val="0"/>
-          <w:color w:val="555555"/>
-          <w:sz w:val="23"/>
-        </w:rPr>
-        <w:t>3</w:t>
-      </w:r>
-      <w:r>
-        <w:rPr>
-          <w:rFonts w:ascii="Times New Roman" w:hAnsi="Times New Roman" w:eastAsia="宋体"/>
-          <w:b w:val="0"/>
-          <w:i w:val="0"/>
-          <w:color w:val="222222"/>
-          <w:sz w:val="24"/>
-        </w:rPr>
-        <w:t xml:space="preserve"> 个展期窗口 × </w:t>
-      </w:r>
-      <w:r>
-        <w:rPr>
-          <w:rFonts w:ascii="Consolas" w:hAnsi="Consolas" w:eastAsia="宋体"/>
-          <w:b w:val="0"/>
-          <w:i w:val="0"/>
-          <w:color w:val="555555"/>
-          <w:sz w:val="23"/>
-        </w:rPr>
-        <w:t>2</w:t>
-      </w:r>
-      <w:r>
-        <w:rPr>
-          <w:rFonts w:ascii="Times New Roman" w:hAnsi="Times New Roman" w:eastAsia="宋体"/>
-          <w:b w:val="0"/>
-          <w:i w:val="0"/>
-          <w:color w:val="222222"/>
-          <w:sz w:val="24"/>
-        </w:rPr>
-        <w:t xml:space="preserve"> 个品种。所有展期记录里，同合约换仓 </w:t>
-      </w:r>
-      <w:r>
-        <w:rPr>
-          <w:rFonts w:ascii="Consolas" w:hAnsi="Consolas" w:eastAsia="宋体"/>
-          <w:b w:val="0"/>
-          <w:i w:val="0"/>
-          <w:color w:val="555555"/>
-          <w:sz w:val="23"/>
-        </w:rPr>
-        <w:t>0</w:t>
-      </w:r>
-      <w:r>
-        <w:rPr>
-          <w:rFonts w:ascii="Times New Roman" w:hAnsi="Times New Roman" w:eastAsia="宋体"/>
-          <w:b w:val="0"/>
-          <w:i w:val="0"/>
-          <w:color w:val="222222"/>
-          <w:sz w:val="24"/>
-        </w:rPr>
-        <w:t xml:space="preserve"> 次。策略确实在用不同合约做展期，没有偷偷把连续合约的跳变当收益。</w:t>
+        <w:t>覆盖 5 个基差阈值 × 3 个展期窗口 × 2 个品种，全部换仓记录中同合约展期次数为 0。策略按不同合约完成展期，未将连续合约价格跳变误计为交易收益。</w:t>
       </w:r>
     </w:p>
     <w:p>
@@ -7146,7 +6818,7 @@
           <w:color w:val="222222"/>
           <w:sz w:val="24"/>
         </w:rPr>
-        <w:t>IC 数据按时间切成训练期（2015-2020）和测试期（2021-2026）。IM 样本太短，不硬拆了，改用滚动窗口观察。</w:t>
+        <w:t>IC 按时间划分训练期（2015-2020）和测试期（2021-2026）。IM 仅 872 个交易日，样本过短无法形成稳定滚动窗口，不做样本外拆分。</w:t>
       </w:r>
     </w:p>
     <w:p>
@@ -7175,18 +6847,17 @@
         <w:tblLook w:firstColumn="1" w:firstRow="1" w:lastColumn="0" w:lastRow="0" w:noHBand="0" w:noVBand="1" w:val="04A0"/>
       </w:tblPr>
       <w:tblGrid>
-        <w:gridCol w:w="1288"/>
-        <w:gridCol w:w="1288"/>
-        <w:gridCol w:w="1288"/>
-        <w:gridCol w:w="1288"/>
-        <w:gridCol w:w="1288"/>
-        <w:gridCol w:w="1288"/>
-        <w:gridCol w:w="1288"/>
+        <w:gridCol w:w="1502"/>
+        <w:gridCol w:w="1502"/>
+        <w:gridCol w:w="1502"/>
+        <w:gridCol w:w="1502"/>
+        <w:gridCol w:w="1502"/>
+        <w:gridCol w:w="1502"/>
       </w:tblGrid>
       <w:tr>
         <w:tc>
           <w:tcPr>
-            <w:tcW w:type="dxa" w:w="1288"/>
+            <w:tcW w:type="dxa" w:w="1502"/>
             <w:shd w:fill="EDEDED"/>
             <w:tcMar>
               <w:top w:w="70" w:type="dxa"/>
@@ -7207,7 +6878,7 @@
                 <w:b/>
                 <w:i w:val="0"/>
                 <w:color w:val="222222"/>
-                <w:sz w:val="17"/>
+                <w:sz w:val="19"/>
               </w:rPr>
               <w:t>数据集</w:t>
             </w:r>
@@ -7215,7 +6886,7 @@
         </w:tc>
         <w:tc>
           <w:tcPr>
-            <w:tcW w:type="dxa" w:w="1288"/>
+            <w:tcW w:type="dxa" w:w="1502"/>
             <w:shd w:fill="EDEDED"/>
             <w:tcMar>
               <w:top w:w="70" w:type="dxa"/>
@@ -7236,7 +6907,7 @@
                 <w:b/>
                 <w:i w:val="0"/>
                 <w:color w:val="222222"/>
-                <w:sz w:val="17"/>
+                <w:sz w:val="19"/>
               </w:rPr>
               <w:t>年化收益%</w:t>
             </w:r>
@@ -7244,7 +6915,7 @@
         </w:tc>
         <w:tc>
           <w:tcPr>
-            <w:tcW w:type="dxa" w:w="1288"/>
+            <w:tcW w:type="dxa" w:w="1502"/>
             <w:shd w:fill="EDEDED"/>
             <w:tcMar>
               <w:top w:w="70" w:type="dxa"/>
@@ -7265,7 +6936,7 @@
                 <w:b/>
                 <w:i w:val="0"/>
                 <w:color w:val="222222"/>
-                <w:sz w:val="17"/>
+                <w:sz w:val="19"/>
               </w:rPr>
               <w:t>年化波动%</w:t>
             </w:r>
@@ -7273,7 +6944,7 @@
         </w:tc>
         <w:tc>
           <w:tcPr>
-            <w:tcW w:type="dxa" w:w="1288"/>
+            <w:tcW w:type="dxa" w:w="1502"/>
             <w:shd w:fill="EDEDED"/>
             <w:tcMar>
               <w:top w:w="70" w:type="dxa"/>
@@ -7294,7 +6965,7 @@
                 <w:b/>
                 <w:i w:val="0"/>
                 <w:color w:val="222222"/>
-                <w:sz w:val="17"/>
+                <w:sz w:val="19"/>
               </w:rPr>
               <w:t>Sharpe</w:t>
             </w:r>
@@ -7302,7 +6973,7 @@
         </w:tc>
         <w:tc>
           <w:tcPr>
-            <w:tcW w:type="dxa" w:w="1288"/>
+            <w:tcW w:type="dxa" w:w="1502"/>
             <w:shd w:fill="EDEDED"/>
             <w:tcMar>
               <w:top w:w="70" w:type="dxa"/>
@@ -7323,7 +6994,7 @@
                 <w:b/>
                 <w:i w:val="0"/>
                 <w:color w:val="222222"/>
-                <w:sz w:val="17"/>
+                <w:sz w:val="19"/>
               </w:rPr>
               <w:t>最大回撤%</w:t>
             </w:r>
@@ -7331,7 +7002,7 @@
         </w:tc>
         <w:tc>
           <w:tcPr>
-            <w:tcW w:type="dxa" w:w="1288"/>
+            <w:tcW w:type="dxa" w:w="1502"/>
             <w:shd w:fill="EDEDED"/>
             <w:tcMar>
               <w:top w:w="70" w:type="dxa"/>
@@ -7352,38 +7023,9 @@
                 <w:b/>
                 <w:i w:val="0"/>
                 <w:color w:val="222222"/>
-                <w:sz w:val="17"/>
+                <w:sz w:val="19"/>
               </w:rPr>
               <w:t>胜率%</w:t>
-            </w:r>
-          </w:p>
-        </w:tc>
-        <w:tc>
-          <w:tcPr>
-            <w:tcW w:type="dxa" w:w="1288"/>
-            <w:shd w:fill="EDEDED"/>
-            <w:tcMar>
-              <w:top w:w="70" w:type="dxa"/>
-              <w:bottom w:w="70" w:type="dxa"/>
-              <w:left w:w="60" w:type="dxa"/>
-              <w:right w:w="60" w:type="dxa"/>
-            </w:tcMar>
-            <w:vAlign w:val="center"/>
-          </w:tcPr>
-          <w:p>
-            <w:pPr>
-              <w:spacing w:line="240" w:lineRule="auto" w:before="0" w:after="0"/>
-              <w:jc w:val="center"/>
-            </w:pPr>
-            <w:r>
-              <w:rPr>
-                <w:rFonts w:ascii="Times New Roman" w:hAnsi="Times New Roman" w:eastAsia="黑体"/>
-                <w:b/>
-                <w:i w:val="0"/>
-                <w:color w:val="222222"/>
-                <w:sz w:val="17"/>
-              </w:rPr>
-              <w:t>VaR95%</w:t>
             </w:r>
           </w:p>
         </w:tc>
@@ -7391,7 +7033,7 @@
       <w:tr>
         <w:tc>
           <w:tcPr>
-            <w:tcW w:type="dxa" w:w="1288"/>
+            <w:tcW w:type="dxa" w:w="1502"/>
             <w:tcMar>
               <w:top w:w="60" w:type="dxa"/>
               <w:bottom w:w="60" w:type="dxa"/>
@@ -7411,15 +7053,15 @@
                 <w:b w:val="0"/>
                 <w:i w:val="0"/>
                 <w:color w:val="222222"/>
-                <w:sz w:val="17"/>
-              </w:rPr>
-              <w:t>训练集 (2015-2020)</w:t>
-            </w:r>
-          </w:p>
-        </w:tc>
-        <w:tc>
-          <w:tcPr>
-            <w:tcW w:type="dxa" w:w="1288"/>
+                <w:sz w:val="19"/>
+              </w:rPr>
+              <w:t>IC 训练集 (2015-2020)</w:t>
+            </w:r>
+          </w:p>
+        </w:tc>
+        <w:tc>
+          <w:tcPr>
+            <w:tcW w:type="dxa" w:w="1502"/>
             <w:tcMar>
               <w:top w:w="60" w:type="dxa"/>
               <w:bottom w:w="60" w:type="dxa"/>
@@ -7439,15 +7081,15 @@
                 <w:b w:val="0"/>
                 <w:i w:val="0"/>
                 <w:color w:val="222222"/>
-                <w:sz w:val="17"/>
-              </w:rPr>
-              <w:t>-6.03%</w:t>
-            </w:r>
-          </w:p>
-        </w:tc>
-        <w:tc>
-          <w:tcPr>
-            <w:tcW w:type="dxa" w:w="1288"/>
+                <w:sz w:val="19"/>
+              </w:rPr>
+              <w:t>-6.03</w:t>
+            </w:r>
+          </w:p>
+        </w:tc>
+        <w:tc>
+          <w:tcPr>
+            <w:tcW w:type="dxa" w:w="1502"/>
             <w:tcMar>
               <w:top w:w="60" w:type="dxa"/>
               <w:bottom w:w="60" w:type="dxa"/>
@@ -7467,15 +7109,15 @@
                 <w:b w:val="0"/>
                 <w:i w:val="0"/>
                 <w:color w:val="222222"/>
-                <w:sz w:val="17"/>
-              </w:rPr>
-              <w:t>62.84%</w:t>
-            </w:r>
-          </w:p>
-        </w:tc>
-        <w:tc>
-          <w:tcPr>
-            <w:tcW w:type="dxa" w:w="1288"/>
+                <w:sz w:val="19"/>
+              </w:rPr>
+              <w:t>62.84</w:t>
+            </w:r>
+          </w:p>
+        </w:tc>
+        <w:tc>
+          <w:tcPr>
+            <w:tcW w:type="dxa" w:w="1502"/>
             <w:tcMar>
               <w:top w:w="60" w:type="dxa"/>
               <w:bottom w:w="60" w:type="dxa"/>
@@ -7495,7 +7137,7 @@
                 <w:b w:val="0"/>
                 <w:i w:val="0"/>
                 <w:color w:val="222222"/>
-                <w:sz w:val="17"/>
+                <w:sz w:val="19"/>
               </w:rPr>
               <w:t>-0.14</w:t>
             </w:r>
@@ -7503,7 +7145,7 @@
         </w:tc>
         <w:tc>
           <w:tcPr>
-            <w:tcW w:type="dxa" w:w="1288"/>
+            <w:tcW w:type="dxa" w:w="1502"/>
             <w:tcMar>
               <w:top w:w="60" w:type="dxa"/>
               <w:bottom w:w="60" w:type="dxa"/>
@@ -7523,15 +7165,15 @@
                 <w:b w:val="0"/>
                 <w:i w:val="0"/>
                 <w:color w:val="222222"/>
-                <w:sz w:val="17"/>
-              </w:rPr>
-              <w:t>-85.77%</w:t>
-            </w:r>
-          </w:p>
-        </w:tc>
-        <w:tc>
-          <w:tcPr>
-            <w:tcW w:type="dxa" w:w="1288"/>
+                <w:sz w:val="19"/>
+              </w:rPr>
+              <w:t>-85.77</w:t>
+            </w:r>
+          </w:p>
+        </w:tc>
+        <w:tc>
+          <w:tcPr>
+            <w:tcW w:type="dxa" w:w="1502"/>
             <w:tcMar>
               <w:top w:w="60" w:type="dxa"/>
               <w:bottom w:w="60" w:type="dxa"/>
@@ -7551,15 +7193,17 @@
                 <w:b w:val="0"/>
                 <w:i w:val="0"/>
                 <w:color w:val="222222"/>
-                <w:sz w:val="17"/>
-              </w:rPr>
-              <w:t>51.9%</w:t>
-            </w:r>
-          </w:p>
-        </w:tc>
-        <w:tc>
-          <w:tcPr>
-            <w:tcW w:type="dxa" w:w="1288"/>
+                <w:sz w:val="19"/>
+              </w:rPr>
+              <w:t>51.9</w:t>
+            </w:r>
+          </w:p>
+        </w:tc>
+      </w:tr>
+      <w:tr>
+        <w:tc>
+          <w:tcPr>
+            <w:tcW w:type="dxa" w:w="1502"/>
             <w:tcMar>
               <w:top w:w="60" w:type="dxa"/>
               <w:bottom w:w="60" w:type="dxa"/>
@@ -7567,11 +7211,12 @@
               <w:right w:w="60" w:type="dxa"/>
             </w:tcMar>
             <w:vAlign w:val="center"/>
-          </w:tcPr>
-          <w:p>
-            <w:pPr>
-              <w:spacing w:line="240" w:lineRule="auto" w:before="0" w:after="0"/>
-              <w:jc w:val="center"/>
+            <w:shd w:fill="F7F7F7"/>
+          </w:tcPr>
+          <w:p>
+            <w:pPr>
+              <w:spacing w:line="240" w:lineRule="auto" w:before="0" w:after="0"/>
+              <w:jc w:val="left"/>
             </w:pPr>
             <w:r>
               <w:rPr>
@@ -7579,17 +7224,15 @@
                 <w:b w:val="0"/>
                 <w:i w:val="0"/>
                 <w:color w:val="222222"/>
-                <w:sz w:val="17"/>
-              </w:rPr>
-              <w:t>-</w:t>
-            </w:r>
-          </w:p>
-        </w:tc>
-      </w:tr>
-      <w:tr>
-        <w:tc>
-          <w:tcPr>
-            <w:tcW w:type="dxa" w:w="1288"/>
+                <w:sz w:val="19"/>
+              </w:rPr>
+              <w:t>IC 测试集 (2021-2026)</w:t>
+            </w:r>
+          </w:p>
+        </w:tc>
+        <w:tc>
+          <w:tcPr>
+            <w:tcW w:type="dxa" w:w="1502"/>
             <w:tcMar>
               <w:top w:w="60" w:type="dxa"/>
               <w:bottom w:w="60" w:type="dxa"/>
@@ -7602,7 +7245,7 @@
           <w:p>
             <w:pPr>
               <w:spacing w:line="240" w:lineRule="auto" w:before="0" w:after="0"/>
-              <w:jc w:val="left"/>
+              <w:jc w:val="center"/>
             </w:pPr>
             <w:r>
               <w:rPr>
@@ -7610,15 +7253,15 @@
                 <w:b w:val="0"/>
                 <w:i w:val="0"/>
                 <w:color w:val="222222"/>
-                <w:sz w:val="17"/>
-              </w:rPr>
-              <w:t>测试集 (2021-2026)</w:t>
-            </w:r>
-          </w:p>
-        </w:tc>
-        <w:tc>
-          <w:tcPr>
-            <w:tcW w:type="dxa" w:w="1288"/>
+                <w:sz w:val="19"/>
+              </w:rPr>
+              <w:t>7.24</w:t>
+            </w:r>
+          </w:p>
+        </w:tc>
+        <w:tc>
+          <w:tcPr>
+            <w:tcW w:type="dxa" w:w="1502"/>
             <w:tcMar>
               <w:top w:w="60" w:type="dxa"/>
               <w:bottom w:w="60" w:type="dxa"/>
@@ -7639,15 +7282,15 @@
                 <w:b w:val="0"/>
                 <w:i w:val="0"/>
                 <w:color w:val="222222"/>
-                <w:sz w:val="17"/>
-              </w:rPr>
-              <w:t>7.24%</w:t>
-            </w:r>
-          </w:p>
-        </w:tc>
-        <w:tc>
-          <w:tcPr>
-            <w:tcW w:type="dxa" w:w="1288"/>
+                <w:sz w:val="19"/>
+              </w:rPr>
+              <w:t>29.02</w:t>
+            </w:r>
+          </w:p>
+        </w:tc>
+        <w:tc>
+          <w:tcPr>
+            <w:tcW w:type="dxa" w:w="1502"/>
             <w:tcMar>
               <w:top w:w="60" w:type="dxa"/>
               <w:bottom w:w="60" w:type="dxa"/>
@@ -7668,15 +7311,15 @@
                 <w:b w:val="0"/>
                 <w:i w:val="0"/>
                 <w:color w:val="222222"/>
-                <w:sz w:val="17"/>
-              </w:rPr>
-              <w:t>29.02%</w:t>
-            </w:r>
-          </w:p>
-        </w:tc>
-        <w:tc>
-          <w:tcPr>
-            <w:tcW w:type="dxa" w:w="1288"/>
+                <w:sz w:val="19"/>
+              </w:rPr>
+              <w:t>0.15</w:t>
+            </w:r>
+          </w:p>
+        </w:tc>
+        <w:tc>
+          <w:tcPr>
+            <w:tcW w:type="dxa" w:w="1502"/>
             <w:tcMar>
               <w:top w:w="60" w:type="dxa"/>
               <w:bottom w:w="60" w:type="dxa"/>
@@ -7697,15 +7340,15 @@
                 <w:b w:val="0"/>
                 <w:i w:val="0"/>
                 <w:color w:val="222222"/>
-                <w:sz w:val="17"/>
-              </w:rPr>
-              <w:t>0.15</w:t>
-            </w:r>
-          </w:p>
-        </w:tc>
-        <w:tc>
-          <w:tcPr>
-            <w:tcW w:type="dxa" w:w="1288"/>
+                <w:sz w:val="19"/>
+              </w:rPr>
+              <w:t>-54.12</w:t>
+            </w:r>
+          </w:p>
+        </w:tc>
+        <w:tc>
+          <w:tcPr>
+            <w:tcW w:type="dxa" w:w="1502"/>
             <w:tcMar>
               <w:top w:w="60" w:type="dxa"/>
               <w:bottom w:w="60" w:type="dxa"/>
@@ -7726,67 +7369,9 @@
                 <w:b w:val="0"/>
                 <w:i w:val="0"/>
                 <w:color w:val="222222"/>
-                <w:sz w:val="17"/>
-              </w:rPr>
-              <w:t>-54.12%</w:t>
-            </w:r>
-          </w:p>
-        </w:tc>
-        <w:tc>
-          <w:tcPr>
-            <w:tcW w:type="dxa" w:w="1288"/>
-            <w:tcMar>
-              <w:top w:w="60" w:type="dxa"/>
-              <w:bottom w:w="60" w:type="dxa"/>
-              <w:left w:w="60" w:type="dxa"/>
-              <w:right w:w="60" w:type="dxa"/>
-            </w:tcMar>
-            <w:vAlign w:val="center"/>
-            <w:shd w:fill="F7F7F7"/>
-          </w:tcPr>
-          <w:p>
-            <w:pPr>
-              <w:spacing w:line="240" w:lineRule="auto" w:before="0" w:after="0"/>
-              <w:jc w:val="center"/>
-            </w:pPr>
-            <w:r>
-              <w:rPr>
-                <w:rFonts w:ascii="Times New Roman" w:hAnsi="Times New Roman" w:eastAsia="宋体"/>
-                <w:b w:val="0"/>
-                <w:i w:val="0"/>
-                <w:color w:val="222222"/>
-                <w:sz w:val="17"/>
-              </w:rPr>
-              <w:t>50.6%</w:t>
-            </w:r>
-          </w:p>
-        </w:tc>
-        <w:tc>
-          <w:tcPr>
-            <w:tcW w:type="dxa" w:w="1288"/>
-            <w:tcMar>
-              <w:top w:w="60" w:type="dxa"/>
-              <w:bottom w:w="60" w:type="dxa"/>
-              <w:left w:w="60" w:type="dxa"/>
-              <w:right w:w="60" w:type="dxa"/>
-            </w:tcMar>
-            <w:vAlign w:val="center"/>
-            <w:shd w:fill="F7F7F7"/>
-          </w:tcPr>
-          <w:p>
-            <w:pPr>
-              <w:spacing w:line="240" w:lineRule="auto" w:before="0" w:after="0"/>
-              <w:jc w:val="center"/>
-            </w:pPr>
-            <w:r>
-              <w:rPr>
-                <w:rFonts w:ascii="Times New Roman" w:hAnsi="Times New Roman" w:eastAsia="宋体"/>
-                <w:b w:val="0"/>
-                <w:i w:val="0"/>
-                <w:color w:val="222222"/>
-                <w:sz w:val="17"/>
-              </w:rPr>
-              <w:t>-</w:t>
+                <w:sz w:val="19"/>
+              </w:rPr>
+              <w:t>50.6</w:t>
             </w:r>
           </w:p>
         </w:tc>
@@ -7796,6 +7381,22 @@
       <w:pPr>
         <w:spacing w:line="240" w:lineRule="auto" w:before="0" w:after="40"/>
       </w:pPr>
+    </w:p>
+    <w:p>
+      <w:pPr>
+        <w:spacing w:line="240" w:lineRule="auto" w:before="0" w:after="120"/>
+        <w:jc w:val="right"/>
+      </w:pPr>
+      <w:r>
+        <w:rPr>
+          <w:rFonts w:ascii="Times New Roman" w:hAnsi="Times New Roman" w:eastAsia="宋体"/>
+          <w:b w:val="0"/>
+          <w:i w:val="0"/>
+          <w:color w:val="555555"/>
+          <w:sz w:val="17"/>
+        </w:rPr>
+        <w:t>资料来源：IC/IM 期货与指数数据，本报告计算</w:t>
+      </w:r>
     </w:p>
     <w:p>
       <w:pPr>
@@ -7872,7 +7473,23 @@
           <w:color w:val="555555"/>
           <w:sz w:val="20"/>
         </w:rPr>
-        <w:t>说明：IC 按 60/40 时间划分的训练期和测试期净值对比。测试期表现好于训练期，但测试期最大回撤仍达 -54.12%，不应解读为策略已通过样本外检验。</w:t>
+        <w:t>说明：IC 按 60/40 时间划分的训练期和测试期净值对比。测试期表现好于训练期，但测试期最大回撤仍达 -54.12%，不应解读为策略已通过样本外检验。IM 仅 872 个交易日，样本过短无法形成稳定滚动窗口，不做样本外拆分。</w:t>
+      </w:r>
+    </w:p>
+    <w:p>
+      <w:pPr>
+        <w:spacing w:line="240" w:lineRule="auto" w:before="0" w:after="120"/>
+        <w:jc w:val="right"/>
+      </w:pPr>
+      <w:r>
+        <w:rPr>
+          <w:rFonts w:ascii="Times New Roman" w:hAnsi="Times New Roman" w:eastAsia="宋体"/>
+          <w:b w:val="0"/>
+          <w:i w:val="0"/>
+          <w:color w:val="555555"/>
+          <w:sz w:val="17"/>
+        </w:rPr>
+        <w:t>资料来源：IC/IM 期货与指数数据，本报告计算</w:t>
       </w:r>
     </w:p>
     <w:p>
@@ -7889,27 +7506,7 @@
           <w:color w:val="222222"/>
           <w:sz w:val="24"/>
         </w:rPr>
-        <w:t xml:space="preserve">测试期比训练期好，但不代表策略过了样本外检验。训练期里装着 2015 年股灾、2016 年熔断、2018 年熊市，极端行情把回撤和收益都拖垮了。测试期虽然正值，最大回撤还是 </w:t>
-      </w:r>
-      <w:r>
-        <w:rPr>
-          <w:rFonts w:ascii="Consolas" w:hAnsi="Consolas" w:eastAsia="宋体"/>
-          <w:b w:val="0"/>
-          <w:i w:val="0"/>
-          <w:color w:val="555555"/>
-          <w:sz w:val="23"/>
-        </w:rPr>
-        <w:t>-54.12%</w:t>
-      </w:r>
-      <w:r>
-        <w:rPr>
-          <w:rFonts w:ascii="Times New Roman" w:hAnsi="Times New Roman" w:eastAsia="宋体"/>
-          <w:b w:val="0"/>
-          <w:i w:val="0"/>
-          <w:color w:val="222222"/>
-          <w:sz w:val="24"/>
-        </w:rPr>
-        <w:t>。能说的是贴水补偿近年还有延续，但策略对市场阶段太敏感，一段测试期看不出长期稳不稳。</w:t>
+        <w:t>图 6：测试期表现好于训练期，但不应解读为策略已通过样本外检验。训练期含 2015 年股灾、2016 年熔断和 2018 年熊市，极端行情对收益和回撤拖累严重。测试期虽录得正收益，最大回撤仍达 -54.12%。合理推论是贴水补偿在近年延续，但策略对市场阶段高度敏感，单段测试期不足以确认长期稳健性。</w:t>
       </w:r>
     </w:p>
     <w:p>
@@ -7941,7 +7538,7 @@
           <w:color w:val="222222"/>
           <w:sz w:val="24"/>
         </w:rPr>
-        <w:t>把全部交易日按三个维度切开：市场方向（涨/跌）、贴水深度（高贴水/低贴水或升水）、波动率（高/低）。每个子集单独算 Always 策略的绩效。</w:t>
+        <w:t>按三个维度将交易日划分为六种状态：市场方向（涨/跌）、贴水深度（高贴水/低贴水或升水）、波动率（高/低）。分别计算 Always 策略在各状态下的绩效。</w:t>
       </w:r>
     </w:p>
     <w:p>
@@ -8234,7 +7831,7 @@
                 <w:color w:val="222222"/>
                 <w:sz w:val="19"/>
               </w:rPr>
-              <w:t>1264</w:t>
+              <w:t>1,264</w:t>
             </w:r>
           </w:p>
         </w:tc>
@@ -8262,7 +7859,7 @@
                 <w:color w:val="222222"/>
                 <w:sz w:val="19"/>
               </w:rPr>
-              <w:t>47.6%</w:t>
+              <w:t>47.6</w:t>
             </w:r>
           </w:p>
         </w:tc>
@@ -8290,7 +7887,7 @@
                 <w:color w:val="222222"/>
                 <w:sz w:val="19"/>
               </w:rPr>
-              <w:t>16.0%</w:t>
+              <w:t>16.0</w:t>
             </w:r>
           </w:p>
         </w:tc>
@@ -8407,7 +8004,7 @@
                 <w:color w:val="222222"/>
                 <w:sz w:val="19"/>
               </w:rPr>
-              <w:t>1319</w:t>
+              <w:t>1,319</w:t>
             </w:r>
           </w:p>
         </w:tc>
@@ -8436,7 +8033,7 @@
                 <w:color w:val="222222"/>
                 <w:sz w:val="19"/>
               </w:rPr>
-              <w:t>-13.1%</w:t>
+              <w:t>-13.1</w:t>
             </w:r>
           </w:p>
         </w:tc>
@@ -8465,7 +8062,7 @@
                 <w:color w:val="222222"/>
                 <w:sz w:val="19"/>
               </w:rPr>
-              <w:t>34.2%</w:t>
+              <w:t>34.2</w:t>
             </w:r>
           </w:p>
         </w:tc>
@@ -8580,7 +8177,7 @@
                 <w:color w:val="222222"/>
                 <w:sz w:val="19"/>
               </w:rPr>
-              <w:t>1320</w:t>
+              <w:t>1,320</w:t>
             </w:r>
           </w:p>
         </w:tc>
@@ -8608,7 +8205,7 @@
                 <w:color w:val="222222"/>
                 <w:sz w:val="19"/>
               </w:rPr>
-              <w:t>8.8%</w:t>
+              <w:t>8.8</w:t>
             </w:r>
           </w:p>
         </w:tc>
@@ -8636,7 +8233,7 @@
                 <w:color w:val="222222"/>
                 <w:sz w:val="19"/>
               </w:rPr>
-              <w:t>36.7%</w:t>
+              <w:t>36.7</w:t>
             </w:r>
           </w:p>
         </w:tc>
@@ -8753,7 +8350,7 @@
                 <w:color w:val="222222"/>
                 <w:sz w:val="19"/>
               </w:rPr>
-              <w:t>1321</w:t>
+              <w:t>1,321</w:t>
             </w:r>
           </w:p>
         </w:tc>
@@ -8782,7 +8379,7 @@
                 <w:color w:val="222222"/>
                 <w:sz w:val="19"/>
               </w:rPr>
-              <w:t>18.6%</w:t>
+              <w:t>18.6</w:t>
             </w:r>
           </w:p>
         </w:tc>
@@ -8811,7 +8408,7 @@
                 <w:color w:val="222222"/>
                 <w:sz w:val="19"/>
               </w:rPr>
-              <w:t>21.4%</w:t>
+              <w:t>21.4</w:t>
             </w:r>
           </w:p>
         </w:tc>
@@ -8926,7 +8523,7 @@
                 <w:color w:val="222222"/>
                 <w:sz w:val="19"/>
               </w:rPr>
-              <w:t>1291</w:t>
+              <w:t>1,291</w:t>
             </w:r>
           </w:p>
         </w:tc>
@@ -8954,7 +8551,7 @@
                 <w:color w:val="222222"/>
                 <w:sz w:val="19"/>
               </w:rPr>
-              <w:t>31.4%</w:t>
+              <w:t>31.4</w:t>
             </w:r>
           </w:p>
         </w:tc>
@@ -8982,7 +8579,7 @@
                 <w:color w:val="222222"/>
                 <w:sz w:val="19"/>
               </w:rPr>
-              <w:t>36.5%</w:t>
+              <w:t>36.5</w:t>
             </w:r>
           </w:p>
         </w:tc>
@@ -9099,7 +8696,7 @@
                 <w:color w:val="222222"/>
                 <w:sz w:val="19"/>
               </w:rPr>
-              <w:t>1292</w:t>
+              <w:t>1,292</w:t>
             </w:r>
           </w:p>
         </w:tc>
@@ -9128,7 +8725,7 @@
                 <w:color w:val="222222"/>
                 <w:sz w:val="19"/>
               </w:rPr>
-              <w:t>1.8%</w:t>
+              <w:t>1.8</w:t>
             </w:r>
           </w:p>
         </w:tc>
@@ -9157,7 +8754,7 @@
                 <w:color w:val="222222"/>
                 <w:sz w:val="19"/>
               </w:rPr>
-              <w:t>10.9%</w:t>
+              <w:t>10.9</w:t>
             </w:r>
           </w:p>
         </w:tc>
@@ -9300,7 +8897,7 @@
                 <w:color w:val="222222"/>
                 <w:sz w:val="19"/>
               </w:rPr>
-              <w:t>84.7%</w:t>
+              <w:t>84.7</w:t>
             </w:r>
           </w:p>
         </w:tc>
@@ -9328,7 +8925,7 @@
                 <w:color w:val="222222"/>
                 <w:sz w:val="19"/>
               </w:rPr>
-              <w:t>29.4%</w:t>
+              <w:t>29.4</w:t>
             </w:r>
           </w:p>
         </w:tc>
@@ -9474,7 +9071,7 @@
                 <w:color w:val="222222"/>
                 <w:sz w:val="19"/>
               </w:rPr>
-              <w:t>-39.0%</w:t>
+              <w:t>-39.0</w:t>
             </w:r>
           </w:p>
         </w:tc>
@@ -9503,7 +9100,7 @@
                 <w:color w:val="222222"/>
                 <w:sz w:val="19"/>
               </w:rPr>
-              <w:t>35.3%</w:t>
+              <w:t>35.3</w:t>
             </w:r>
           </w:p>
         </w:tc>
@@ -9646,7 +9243,7 @@
                 <w:color w:val="222222"/>
                 <w:sz w:val="19"/>
               </w:rPr>
-              <w:t>22.7%</w:t>
+              <w:t>22.7</w:t>
             </w:r>
           </w:p>
         </w:tc>
@@ -9674,7 +9271,7 @@
                 <w:color w:val="222222"/>
                 <w:sz w:val="19"/>
               </w:rPr>
-              <w:t>36.6%</w:t>
+              <w:t>36.6</w:t>
             </w:r>
           </w:p>
         </w:tc>
@@ -9820,7 +9417,7 @@
                 <w:color w:val="222222"/>
                 <w:sz w:val="19"/>
               </w:rPr>
-              <w:t>17.5%</w:t>
+              <w:t>17.5</w:t>
             </w:r>
           </w:p>
         </w:tc>
@@ -9849,7 +9446,7 @@
                 <w:color w:val="222222"/>
                 <w:sz w:val="19"/>
               </w:rPr>
-              <w:t>28.3%</w:t>
+              <w:t>28.3</w:t>
             </w:r>
           </w:p>
         </w:tc>
@@ -9992,7 +9589,7 @@
                 <w:color w:val="222222"/>
                 <w:sz w:val="19"/>
               </w:rPr>
-              <w:t>36.3%</w:t>
+              <w:t>36.3</w:t>
             </w:r>
           </w:p>
         </w:tc>
@@ -10020,7 +9617,7 @@
                 <w:color w:val="222222"/>
                 <w:sz w:val="19"/>
               </w:rPr>
-              <w:t>41.6%</w:t>
+              <w:t>41.6</w:t>
             </w:r>
           </w:p>
         </w:tc>
@@ -10166,7 +9763,7 @@
                 <w:color w:val="222222"/>
                 <w:sz w:val="19"/>
               </w:rPr>
-              <w:t>10.5%</w:t>
+              <w:t>10.5</w:t>
             </w:r>
           </w:p>
         </w:tc>
@@ -10195,7 +9792,7 @@
                 <w:color w:val="222222"/>
                 <w:sz w:val="19"/>
               </w:rPr>
-              <w:t>20.4%</w:t>
+              <w:t>20.4</w:t>
             </w:r>
           </w:p>
         </w:tc>
@@ -10234,6 +9831,22 @@
       <w:pPr>
         <w:spacing w:line="240" w:lineRule="auto" w:before="0" w:after="40"/>
       </w:pPr>
+    </w:p>
+    <w:p>
+      <w:pPr>
+        <w:spacing w:line="240" w:lineRule="auto" w:before="0" w:after="120"/>
+        <w:jc w:val="right"/>
+      </w:pPr>
+      <w:r>
+        <w:rPr>
+          <w:rFonts w:ascii="Times New Roman" w:hAnsi="Times New Roman" w:eastAsia="宋体"/>
+          <w:b w:val="0"/>
+          <w:i w:val="0"/>
+          <w:color w:val="555555"/>
+          <w:sz w:val="17"/>
+        </w:rPr>
+        <w:t>资料来源：IC/IM 期货与指数数据，本报告计算</w:t>
+      </w:r>
     </w:p>
     <w:p>
       <w:pPr>
@@ -10315,74 +9928,18 @@
     </w:p>
     <w:p>
       <w:pPr>
-        <w:spacing w:lineRule="exact" w:line="400" w:after="120"/>
-        <w:ind w:firstLine="420"/>
-        <w:jc w:val="both"/>
+        <w:spacing w:line="240" w:lineRule="auto" w:before="0" w:after="120"/>
+        <w:jc w:val="right"/>
       </w:pPr>
       <w:r>
         <w:rPr>
           <w:rFonts w:ascii="Times New Roman" w:hAnsi="Times New Roman" w:eastAsia="宋体"/>
           <w:b w:val="0"/>
           <w:i w:val="0"/>
-          <w:color w:val="222222"/>
-          <w:sz w:val="24"/>
+          <w:color w:val="555555"/>
+          <w:sz w:val="17"/>
         </w:rPr>
-        <w:t xml:space="preserve">策略第一性是权益方向暴露，这个结论分段表里一看就明白。涨跌期的收益差距巨大，IM 尤甚。贴水深不深也有信息量，但不是独立的择时开关：IC 高贴水期年化 </w:t>
-      </w:r>
-      <w:r>
-        <w:rPr>
-          <w:rFonts w:ascii="Consolas" w:hAnsi="Consolas" w:eastAsia="宋体"/>
-          <w:b w:val="0"/>
-          <w:i w:val="0"/>
-          <w:color w:val="555555"/>
-          <w:sz w:val="23"/>
-        </w:rPr>
-        <w:t>8.80%</w:t>
-      </w:r>
-      <w:r>
-        <w:rPr>
-          <w:rFonts w:ascii="Times New Roman" w:hAnsi="Times New Roman" w:eastAsia="宋体"/>
-          <w:b w:val="0"/>
-          <w:i w:val="0"/>
-          <w:color w:val="222222"/>
-          <w:sz w:val="24"/>
-        </w:rPr>
-        <w:t xml:space="preserve">，低贴水/升水期反而 </w:t>
-      </w:r>
-      <w:r>
-        <w:rPr>
-          <w:rFonts w:ascii="Consolas" w:hAnsi="Consolas" w:eastAsia="宋体"/>
-          <w:b w:val="0"/>
-          <w:i w:val="0"/>
-          <w:color w:val="555555"/>
-          <w:sz w:val="23"/>
-        </w:rPr>
-        <w:t>18.60%</w:t>
-      </w:r>
-      <w:r>
-        <w:rPr>
-          <w:rFonts w:ascii="Times New Roman" w:hAnsi="Times New Roman" w:eastAsia="宋体"/>
-          <w:b w:val="0"/>
-          <w:i w:val="0"/>
-          <w:color w:val="222222"/>
-          <w:sz w:val="24"/>
-        </w:rPr>
-        <w:t>——贴水补偿和市场方向经常搅在一起。实盘不能因为贴水深就机械加仓。</w:t>
-      </w:r>
-    </w:p>
-    <w:p>
-      <w:pPr>
-        <w:spacing w:before="160" w:after="120"/>
-      </w:pPr>
-      <w:r>
-        <w:rPr>
-          <w:rFonts w:ascii="Times New Roman" w:hAnsi="Times New Roman" w:eastAsia="黑体"/>
-          <w:b/>
-          <w:i w:val="0"/>
-          <w:color w:val="222222"/>
-          <w:sz w:val="25"/>
-        </w:rPr>
-        <w:t>3.6 风险控制版本</w:t>
+        <w:t>资料来源：IC/IM 期货与指数数据，本报告计算</w:t>
       </w:r>
     </w:p>
     <w:p>
@@ -10399,7 +9956,56 @@
           <w:color w:val="222222"/>
           <w:sz w:val="24"/>
         </w:rPr>
-        <w:t>测了两种简单风控：波动率目标（年化波动压到 15%）和最大回撤控制（回撤超 20% 后逐步降仓）。目的不是优化收益，是看策略能不能被改造成产品可用的形态。</w:t>
+        <w:t>图 7：策略的首要驱动力是权益方向暴露。IC 涨/跌期收益差 60.7pp（47.6% − (−13.1%)），IM 差 123.7pp。贴水深度有一定区分度但并非独立信号——IC 高贴水期年化仅 8.80%，低于低贴水/升水期的 18.60%，因为在恐慌性下跌中贴水最深，而彼时方向损失远超基差补偿。</w:t>
+      </w:r>
+    </w:p>
+    <w:p>
+      <w:pPr>
+        <w:spacing w:lineRule="exact" w:line="400" w:after="120"/>
+        <w:ind w:firstLine="420"/>
+        <w:jc w:val="both"/>
+      </w:pPr>
+      <w:r>
+        <w:rPr>
+          <w:rFonts w:ascii="Times New Roman" w:hAnsi="Times New Roman" w:eastAsia="宋体"/>
+          <w:b w:val="0"/>
+          <w:i w:val="0"/>
+          <w:color w:val="222222"/>
+          <w:sz w:val="24"/>
+        </w:rPr>
+        <w:t>高波动状态下策略收益更高（IC 31.4% vs 1.8%），并非因为波动率本身有溢价，而是高波动期的上涨行情贡献了大部分收益。</w:t>
+      </w:r>
+    </w:p>
+    <w:p>
+      <w:pPr>
+        <w:spacing w:before="160" w:after="120"/>
+      </w:pPr>
+      <w:r>
+        <w:rPr>
+          <w:rFonts w:ascii="Times New Roman" w:hAnsi="Times New Roman" w:eastAsia="黑体"/>
+          <w:b/>
+          <w:i w:val="0"/>
+          <w:color w:val="222222"/>
+          <w:sz w:val="25"/>
+        </w:rPr>
+        <w:t>3.6 风险控制</w:t>
+      </w:r>
+    </w:p>
+    <w:p>
+      <w:pPr>
+        <w:spacing w:lineRule="exact" w:line="400" w:after="120"/>
+        <w:ind w:firstLine="420"/>
+        <w:jc w:val="both"/>
+      </w:pPr>
+      <w:r>
+        <w:rPr>
+          <w:rFonts w:ascii="Times New Roman" w:hAnsi="Times New Roman" w:eastAsia="宋体"/>
+          <w:b w:val="0"/>
+          <w:i w:val="0"/>
+          <w:color w:val="222222"/>
+          <w:sz w:val="24"/>
+        </w:rPr>
+        <w:t>测试两种简单风控：（1）波动率目标，动态调仓使年化波动锚定 15%；（2）回撤控制，回撤超 20% 后逐步降仓。目的为检验策略在风控约束下是否仍具正期望。</w:t>
       </w:r>
     </w:p>
     <w:p>
@@ -10489,7 +10095,7 @@
                 <w:color w:val="222222"/>
                 <w:sz w:val="19"/>
               </w:rPr>
-              <w:t>策略</w:t>
+              <w:t>版本</w:t>
             </w:r>
           </w:p>
         </w:tc>
@@ -10662,7 +10268,7 @@
                 <w:color w:val="222222"/>
                 <w:sz w:val="19"/>
               </w:rPr>
-              <w:t>9.62%</w:t>
+              <w:t>9.62</w:t>
             </w:r>
           </w:p>
         </w:tc>
@@ -10718,7 +10324,7 @@
                 <w:color w:val="222222"/>
                 <w:sz w:val="19"/>
               </w:rPr>
-              <w:t>-61.38%</w:t>
+              <w:t>-61.38</w:t>
             </w:r>
           </w:p>
         </w:tc>
@@ -10807,7 +10413,7 @@
                 <w:color w:val="222222"/>
                 <w:sz w:val="19"/>
               </w:rPr>
-              <w:t>-0.09%</w:t>
+              <w:t>-0.09</w:t>
             </w:r>
           </w:p>
         </w:tc>
@@ -10865,7 +10471,7 @@
                 <w:color w:val="222222"/>
                 <w:sz w:val="19"/>
               </w:rPr>
-              <w:t>-49.88%</w:t>
+              <w:t>-49.88</w:t>
             </w:r>
           </w:p>
         </w:tc>
@@ -10951,7 +10557,7 @@
                 <w:color w:val="222222"/>
                 <w:sz w:val="19"/>
               </w:rPr>
-              <w:t>0.92%</w:t>
+              <w:t>0.92</w:t>
             </w:r>
           </w:p>
         </w:tc>
@@ -11007,7 +10613,7 @@
                 <w:color w:val="222222"/>
                 <w:sz w:val="19"/>
               </w:rPr>
-              <w:t>-23.63%</w:t>
+              <w:t>-23.63</w:t>
             </w:r>
           </w:p>
         </w:tc>
@@ -11096,7 +10702,7 @@
                 <w:color w:val="222222"/>
                 <w:sz w:val="19"/>
               </w:rPr>
-              <w:t>15.88%</w:t>
+              <w:t>15.88</w:t>
             </w:r>
           </w:p>
         </w:tc>
@@ -11154,7 +10760,7 @@
                 <w:color w:val="222222"/>
                 <w:sz w:val="19"/>
               </w:rPr>
-              <w:t>-50.81%</w:t>
+              <w:t>-50.81</w:t>
             </w:r>
           </w:p>
         </w:tc>
@@ -11240,7 +10846,7 @@
                 <w:color w:val="222222"/>
                 <w:sz w:val="19"/>
               </w:rPr>
-              <w:t>1.36%</w:t>
+              <w:t>1.36</w:t>
             </w:r>
           </w:p>
         </w:tc>
@@ -11296,7 +10902,7 @@
                 <w:color w:val="222222"/>
                 <w:sz w:val="19"/>
               </w:rPr>
-              <w:t>-38.66%</w:t>
+              <w:t>-38.66</w:t>
             </w:r>
           </w:p>
         </w:tc>
@@ -11385,7 +10991,7 @@
                 <w:color w:val="222222"/>
                 <w:sz w:val="19"/>
               </w:rPr>
-              <w:t>-4.83%</w:t>
+              <w:t>-4.83</w:t>
             </w:r>
           </w:p>
         </w:tc>
@@ -11443,7 +11049,7 @@
                 <w:color w:val="222222"/>
                 <w:sz w:val="19"/>
               </w:rPr>
-              <w:t>-20.20%</w:t>
+              <w:t>-20.20</w:t>
             </w:r>
           </w:p>
         </w:tc>
@@ -11453,6 +11059,22 @@
       <w:pPr>
         <w:spacing w:line="240" w:lineRule="auto" w:before="0" w:after="40"/>
       </w:pPr>
+    </w:p>
+    <w:p>
+      <w:pPr>
+        <w:spacing w:line="240" w:lineRule="auto" w:before="0" w:after="120"/>
+        <w:jc w:val="right"/>
+      </w:pPr>
+      <w:r>
+        <w:rPr>
+          <w:rFonts w:ascii="Times New Roman" w:hAnsi="Times New Roman" w:eastAsia="宋体"/>
+          <w:b w:val="0"/>
+          <w:i w:val="0"/>
+          <w:color w:val="555555"/>
+          <w:sz w:val="17"/>
+        </w:rPr>
+        <w:t>资料来源：IC/IM 期货与指数数据，本报告计算</w:t>
+      </w:r>
     </w:p>
     <w:p>
       <w:pPr>
@@ -11534,6 +11156,22 @@
     </w:p>
     <w:p>
       <w:pPr>
+        <w:spacing w:line="240" w:lineRule="auto" w:before="0" w:after="120"/>
+        <w:jc w:val="right"/>
+      </w:pPr>
+      <w:r>
+        <w:rPr>
+          <w:rFonts w:ascii="Times New Roman" w:hAnsi="Times New Roman" w:eastAsia="宋体"/>
+          <w:b w:val="0"/>
+          <w:i w:val="0"/>
+          <w:color w:val="555555"/>
+          <w:sz w:val="17"/>
+        </w:rPr>
+        <w:t>资料来源：IC/IM 期货与指数数据，本报告计算</w:t>
+      </w:r>
+    </w:p>
+    <w:p>
+      <w:pPr>
         <w:spacing w:lineRule="exact" w:line="400" w:after="120"/>
         <w:ind w:firstLine="420"/>
         <w:jc w:val="both"/>
@@ -11546,87 +11184,7 @@
           <w:color w:val="222222"/>
           <w:sz w:val="24"/>
         </w:rPr>
-        <w:t xml:space="preserve">风控把回撤降下来了。IC 回撤控制版从 </w:t>
-      </w:r>
-      <w:r>
-        <w:rPr>
-          <w:rFonts w:ascii="Consolas" w:hAnsi="Consolas" w:eastAsia="宋体"/>
-          <w:b w:val="0"/>
-          <w:i w:val="0"/>
-          <w:color w:val="555555"/>
-          <w:sz w:val="23"/>
-        </w:rPr>
-        <w:t>-61.38%</w:t>
-      </w:r>
-      <w:r>
-        <w:rPr>
-          <w:rFonts w:ascii="Times New Roman" w:hAnsi="Times New Roman" w:eastAsia="宋体"/>
-          <w:b w:val="0"/>
-          <w:i w:val="0"/>
-          <w:color w:val="222222"/>
-          <w:sz w:val="24"/>
-        </w:rPr>
-        <w:t xml:space="preserve"> 压到 </w:t>
-      </w:r>
-      <w:r>
-        <w:rPr>
-          <w:rFonts w:ascii="Consolas" w:hAnsi="Consolas" w:eastAsia="宋体"/>
-          <w:b w:val="0"/>
-          <w:i w:val="0"/>
-          <w:color w:val="555555"/>
-          <w:sz w:val="23"/>
-        </w:rPr>
-        <w:t>-23.63%</w:t>
-      </w:r>
-      <w:r>
-        <w:rPr>
-          <w:rFonts w:ascii="Times New Roman" w:hAnsi="Times New Roman" w:eastAsia="宋体"/>
-          <w:b w:val="0"/>
-          <w:i w:val="0"/>
-          <w:color w:val="222222"/>
-          <w:sz w:val="24"/>
-        </w:rPr>
-        <w:t xml:space="preserve">，IM 也压到了 </w:t>
-      </w:r>
-      <w:r>
-        <w:rPr>
-          <w:rFonts w:ascii="Consolas" w:hAnsi="Consolas" w:eastAsia="宋体"/>
-          <w:b w:val="0"/>
-          <w:i w:val="0"/>
-          <w:color w:val="555555"/>
-          <w:sz w:val="23"/>
-        </w:rPr>
-        <w:t>-20.20%</w:t>
-      </w:r>
-      <w:r>
-        <w:rPr>
-          <w:rFonts w:ascii="Times New Roman" w:hAnsi="Times New Roman" w:eastAsia="宋体"/>
-          <w:b w:val="0"/>
-          <w:i w:val="0"/>
-          <w:color w:val="222222"/>
-          <w:sz w:val="24"/>
-        </w:rPr>
-        <w:t xml:space="preserve">。代价是收益一起没了——IM 回撤控制版年化直接变 </w:t>
-      </w:r>
-      <w:r>
-        <w:rPr>
-          <w:rFonts w:ascii="Consolas" w:hAnsi="Consolas" w:eastAsia="宋体"/>
-          <w:b w:val="0"/>
-          <w:i w:val="0"/>
-          <w:color w:val="555555"/>
-          <w:sz w:val="23"/>
-        </w:rPr>
-        <w:t>-4.83%</w:t>
-      </w:r>
-      <w:r>
-        <w:rPr>
-          <w:rFonts w:ascii="Times New Roman" w:hAnsi="Times New Roman" w:eastAsia="宋体"/>
-          <w:b w:val="0"/>
-          <w:i w:val="0"/>
-          <w:color w:val="222222"/>
-          <w:sz w:val="24"/>
-        </w:rPr>
-        <w:t>。贴水补偿就这么点厚，一降仓就削没了。实盘要做的话，更好的思路是在组合层面管权益敞口，别指望单策略的风控能提 Sharpe。</w:t>
+        <w:t>图 8：风控确实降低了回撤（IC -61.38% → -23.63%，IM -50.81% → -20.20%），但所有风控版本夏普均为负。策略的贴水补偿有限，降杠杆和调仓摩擦即足以将其耗尽。若需在实盘中控制风险，更有效的方式是在组合层面管理权益敞口，而非依赖策略内部风控提升 Sharpe。</w:t>
       </w:r>
     </w:p>
     <w:p>
@@ -11654,7 +11212,7 @@
           <w:color w:val="222222"/>
           <w:sz w:val="29"/>
         </w:rPr>
-        <w:t>4. 跨期套利策略</w:t>
+        <w:t>4. 跨期套利</w:t>
       </w:r>
     </w:p>
     <w:p>
@@ -11669,7 +11227,7 @@
           <w:color w:val="222222"/>
           <w:sz w:val="25"/>
         </w:rPr>
-        <w:t>4.1 策略逻辑</w:t>
+        <w:t>4.1 策略设计</w:t>
       </w:r>
     </w:p>
     <w:p>
@@ -11686,67 +11244,7 @@
           <w:color w:val="222222"/>
           <w:sz w:val="24"/>
         </w:rPr>
-        <w:t xml:space="preserve">跨期套利做近月和次近月的价差。逻辑简单：价差偏离滚动均值超过 K 倍标准差就开仓，等回归后平仓。参数扫了 </w:t>
-      </w:r>
-      <w:r>
-        <w:rPr>
-          <w:rFonts w:ascii="Consolas" w:hAnsi="Consolas" w:eastAsia="宋体"/>
-          <w:b w:val="0"/>
-          <w:i w:val="0"/>
-          <w:color w:val="555555"/>
-          <w:sz w:val="23"/>
-        </w:rPr>
-        <w:t>K ∈ {1.0, 1.5, 2.0, 2.5}</w:t>
-      </w:r>
-      <w:r>
-        <w:rPr>
-          <w:rFonts w:ascii="Times New Roman" w:hAnsi="Times New Roman" w:eastAsia="宋体"/>
-          <w:b w:val="0"/>
-          <w:i w:val="0"/>
-          <w:color w:val="222222"/>
-          <w:sz w:val="24"/>
-        </w:rPr>
-        <w:t>、</w:t>
-      </w:r>
-      <w:r>
-        <w:rPr>
-          <w:rFonts w:ascii="Consolas" w:hAnsi="Consolas" w:eastAsia="宋体"/>
-          <w:b w:val="0"/>
-          <w:i w:val="0"/>
-          <w:color w:val="555555"/>
-          <w:sz w:val="23"/>
-        </w:rPr>
-        <w:t>lookback ∈ {30, 60, 90, 120}</w:t>
-      </w:r>
-      <w:r>
-        <w:rPr>
-          <w:rFonts w:ascii="Times New Roman" w:hAnsi="Times New Roman" w:eastAsia="宋体"/>
-          <w:b w:val="0"/>
-          <w:i w:val="0"/>
-          <w:color w:val="222222"/>
-          <w:sz w:val="24"/>
-        </w:rPr>
-        <w:t xml:space="preserve">，一共 </w:t>
-      </w:r>
-      <w:r>
-        <w:rPr>
-          <w:rFonts w:ascii="Consolas" w:hAnsi="Consolas" w:eastAsia="宋体"/>
-          <w:b w:val="0"/>
-          <w:i w:val="0"/>
-          <w:color w:val="555555"/>
-          <w:sz w:val="23"/>
-        </w:rPr>
-        <w:t>16</w:t>
-      </w:r>
-      <w:r>
-        <w:rPr>
-          <w:rFonts w:ascii="Times New Roman" w:hAnsi="Times New Roman" w:eastAsia="宋体"/>
-          <w:b w:val="0"/>
-          <w:i w:val="0"/>
-          <w:color w:val="222222"/>
-          <w:sz w:val="24"/>
-        </w:rPr>
-        <w:t xml:space="preserve"> 组。</w:t>
+        <w:t>使用近月-次近月价差。当价差偏离滚动均值（lookback 日）超过 K 倍标准差时开仓，回归至均值附近时平仓。参数空间：K ∈ {1.0, 1.5, 2.0, 2.5}，lookback ∈ {30, 60, 90, 120}，共 16 组。信号 T 日收盘计算，T+1 日收盘执行。</w:t>
       </w:r>
     </w:p>
     <w:p>
@@ -11829,6 +11327,22 @@
     </w:p>
     <w:p>
       <w:pPr>
+        <w:spacing w:line="240" w:lineRule="auto" w:before="0" w:after="120"/>
+        <w:jc w:val="right"/>
+      </w:pPr>
+      <w:r>
+        <w:rPr>
+          <w:rFonts w:ascii="Times New Roman" w:hAnsi="Times New Roman" w:eastAsia="宋体"/>
+          <w:b w:val="0"/>
+          <w:i w:val="0"/>
+          <w:color w:val="555555"/>
+          <w:sz w:val="17"/>
+        </w:rPr>
+        <w:t>资料来源：IC/IM 期货与指数数据，本报告计算</w:t>
+      </w:r>
+    </w:p>
+    <w:p>
+      <w:pPr>
         <w:spacing w:lineRule="exact" w:line="400" w:after="120"/>
         <w:ind w:firstLine="420"/>
         <w:jc w:val="both"/>
@@ -11841,7 +11355,7 @@
           <w:color w:val="222222"/>
           <w:sz w:val="24"/>
         </w:rPr>
-        <w:t>图 9 能看到价差在均值附近晃，但突破布林带后不总是快速回去。日频下回归幅度小，扣掉双边成本剩不下什么。</w:t>
+        <w:t>图 9：IC 和 IM 的价差围绕均值波动，但突破布林带后的回归并不稳定。日频下回归幅度有限，扣除双边手续费和滑点后剩余空间狭窄。</w:t>
       </w:r>
     </w:p>
     <w:p>
@@ -11873,27 +11387,7 @@
           <w:color w:val="222222"/>
           <w:sz w:val="24"/>
         </w:rPr>
-        <w:t xml:space="preserve">T+1 执行下，IC 和 IM 都是 </w:t>
-      </w:r>
-      <w:r>
-        <w:rPr>
-          <w:rFonts w:ascii="Consolas" w:hAnsi="Consolas" w:eastAsia="宋体"/>
-          <w:b w:val="0"/>
-          <w:i w:val="0"/>
-          <w:color w:val="555555"/>
-          <w:sz w:val="23"/>
-        </w:rPr>
-        <w:t>0/16</w:t>
-      </w:r>
-      <w:r>
-        <w:rPr>
-          <w:rFonts w:ascii="Times New Roman" w:hAnsi="Times New Roman" w:eastAsia="宋体"/>
-          <w:b w:val="0"/>
-          <w:i w:val="0"/>
-          <w:color w:val="222222"/>
-          <w:sz w:val="24"/>
-        </w:rPr>
-        <w:t xml:space="preserve"> 组参数取得正 Sharpe。有些参数触发了交易，但收益不是负值就是接近零；更多参数压根没形成有效交易。日频布林带规则不适合做独立跨期套利。</w:t>
+        <w:t>T+1 执行下，IC 和 IM 均无任何参数组合取得正 Sharpe。部分参数触发了交易但收益为负或接近零；多数参数未形成有效交易。</w:t>
       </w:r>
     </w:p>
     <w:p>
@@ -11908,7 +11402,7 @@
           <w:color w:val="222222"/>
           <w:sz w:val="25"/>
         </w:rPr>
-        <w:t>4.3 失败原因拆解</w:t>
+        <w:t>4.3 失败原因</w:t>
       </w:r>
     </w:p>
     <w:p>
@@ -11925,7 +11419,7 @@
           <w:color w:val="222222"/>
           <w:sz w:val="24"/>
         </w:rPr>
-        <w:t>"没有交易价值"这个结论还不够——得说清楚为什么。下面把信号触发、执行摩擦和参数结果拆开。</w:t>
+        <w:t>代表性布林带参数（K=2.0, lookback=60）下的信号拆解：</w:t>
       </w:r>
     </w:p>
     <w:p>
@@ -11942,7 +11436,7 @@
           <w:color w:val="555555"/>
           <w:sz w:val="21"/>
         </w:rPr>
-        <w:t>表 10 代表性布林带参数下的信号统计：展示跨期套利在代表性参数下的信号触发率和方向正确率。</w:t>
+        <w:t>表 10 跨期套利信号统计：展示跨期套利在代表性布林带参数下的信号触发率与方向正确率。</w:t>
       </w:r>
     </w:p>
     <w:tbl>
@@ -11954,22 +11448,21 @@
         <w:tblLook w:firstColumn="1" w:firstRow="1" w:lastColumn="0" w:lastRow="0" w:noHBand="0" w:noVBand="1" w:val="04A0"/>
       </w:tblPr>
       <w:tblGrid>
-        <w:gridCol w:w="819"/>
-        <w:gridCol w:w="819"/>
-        <w:gridCol w:w="819"/>
-        <w:gridCol w:w="819"/>
-        <w:gridCol w:w="819"/>
-        <w:gridCol w:w="819"/>
-        <w:gridCol w:w="819"/>
-        <w:gridCol w:w="819"/>
-        <w:gridCol w:w="819"/>
-        <w:gridCol w:w="819"/>
-        <w:gridCol w:w="819"/>
+        <w:gridCol w:w="901"/>
+        <w:gridCol w:w="901"/>
+        <w:gridCol w:w="901"/>
+        <w:gridCol w:w="901"/>
+        <w:gridCol w:w="901"/>
+        <w:gridCol w:w="901"/>
+        <w:gridCol w:w="901"/>
+        <w:gridCol w:w="901"/>
+        <w:gridCol w:w="901"/>
+        <w:gridCol w:w="901"/>
       </w:tblGrid>
       <w:tr>
         <w:tc>
           <w:tcPr>
-            <w:tcW w:type="dxa" w:w="819"/>
+            <w:tcW w:type="dxa" w:w="901"/>
             <w:shd w:fill="EDEDED"/>
             <w:tcMar>
               <w:top w:w="70" w:type="dxa"/>
@@ -11998,7 +11491,7 @@
         </w:tc>
         <w:tc>
           <w:tcPr>
-            <w:tcW w:type="dxa" w:w="819"/>
+            <w:tcW w:type="dxa" w:w="901"/>
             <w:shd w:fill="EDEDED"/>
             <w:tcMar>
               <w:top w:w="70" w:type="dxa"/>
@@ -12027,7 +11520,7 @@
         </w:tc>
         <w:tc>
           <w:tcPr>
-            <w:tcW w:type="dxa" w:w="819"/>
+            <w:tcW w:type="dxa" w:w="901"/>
             <w:shd w:fill="EDEDED"/>
             <w:tcMar>
               <w:top w:w="70" w:type="dxa"/>
@@ -12056,7 +11549,7 @@
         </w:tc>
         <w:tc>
           <w:tcPr>
-            <w:tcW w:type="dxa" w:w="819"/>
+            <w:tcW w:type="dxa" w:w="901"/>
             <w:shd w:fill="EDEDED"/>
             <w:tcMar>
               <w:top w:w="70" w:type="dxa"/>
@@ -12085,7 +11578,7 @@
         </w:tc>
         <w:tc>
           <w:tcPr>
-            <w:tcW w:type="dxa" w:w="819"/>
+            <w:tcW w:type="dxa" w:w="901"/>
             <w:shd w:fill="EDEDED"/>
             <w:tcMar>
               <w:top w:w="70" w:type="dxa"/>
@@ -12114,7 +11607,7 @@
         </w:tc>
         <w:tc>
           <w:tcPr>
-            <w:tcW w:type="dxa" w:w="819"/>
+            <w:tcW w:type="dxa" w:w="901"/>
             <w:shd w:fill="EDEDED"/>
             <w:tcMar>
               <w:top w:w="70" w:type="dxa"/>
@@ -12143,7 +11636,7 @@
         </w:tc>
         <w:tc>
           <w:tcPr>
-            <w:tcW w:type="dxa" w:w="819"/>
+            <w:tcW w:type="dxa" w:w="901"/>
             <w:shd w:fill="EDEDED"/>
             <w:tcMar>
               <w:top w:w="70" w:type="dxa"/>
@@ -12166,13 +11659,13 @@
                 <w:color w:val="222222"/>
                 <w:sz w:val="17"/>
               </w:rPr>
-              <w:t>T+1方向正确率%</w:t>
-            </w:r>
-          </w:p>
-        </w:tc>
-        <w:tc>
-          <w:tcPr>
-            <w:tcW w:type="dxa" w:w="819"/>
+              <w:t>T+1 方向正确率%</w:t>
+            </w:r>
+          </w:p>
+        </w:tc>
+        <w:tc>
+          <w:tcPr>
+            <w:tcW w:type="dxa" w:w="901"/>
             <w:shd w:fill="EDEDED"/>
             <w:tcMar>
               <w:top w:w="70" w:type="dxa"/>
@@ -12195,13 +11688,13 @@
                 <w:color w:val="222222"/>
                 <w:sz w:val="17"/>
               </w:rPr>
-              <w:t>T+1平均价差变化(点)</w:t>
-            </w:r>
-          </w:p>
-        </w:tc>
-        <w:tc>
-          <w:tcPr>
-            <w:tcW w:type="dxa" w:w="819"/>
+              <w:t>T+1 平均价差变化(点)</w:t>
+            </w:r>
+          </w:p>
+        </w:tc>
+        <w:tc>
+          <w:tcPr>
+            <w:tcW w:type="dxa" w:w="901"/>
             <w:shd w:fill="EDEDED"/>
             <w:tcMar>
               <w:top w:w="70" w:type="dxa"/>
@@ -12230,7 +11723,7 @@
         </w:tc>
         <w:tc>
           <w:tcPr>
-            <w:tcW w:type="dxa" w:w="819"/>
+            <w:tcW w:type="dxa" w:w="901"/>
             <w:shd w:fill="EDEDED"/>
             <w:tcMar>
               <w:top w:w="70" w:type="dxa"/>
@@ -12253,36 +11746,7 @@
                 <w:color w:val="222222"/>
                 <w:sz w:val="17"/>
               </w:rPr>
-              <w:t>参数组总数</w:t>
-            </w:r>
-          </w:p>
-        </w:tc>
-        <w:tc>
-          <w:tcPr>
-            <w:tcW w:type="dxa" w:w="819"/>
-            <w:shd w:fill="EDEDED"/>
-            <w:tcMar>
-              <w:top w:w="70" w:type="dxa"/>
-              <w:bottom w:w="70" w:type="dxa"/>
-              <w:left w:w="60" w:type="dxa"/>
-              <w:right w:w="60" w:type="dxa"/>
-            </w:tcMar>
-            <w:vAlign w:val="center"/>
-          </w:tcPr>
-          <w:p>
-            <w:pPr>
-              <w:spacing w:line="240" w:lineRule="auto" w:before="0" w:after="0"/>
-              <w:jc w:val="center"/>
-            </w:pPr>
-            <w:r>
-              <w:rPr>
-                <w:rFonts w:ascii="Times New Roman" w:hAnsi="Times New Roman" w:eastAsia="黑体"/>
-                <w:b/>
-                <w:i w:val="0"/>
-                <w:color w:val="222222"/>
-                <w:sz w:val="17"/>
-              </w:rPr>
-              <w:t>正Sharpe组数</w:t>
+              <w:t>正 Sharpe 组数</w:t>
             </w:r>
           </w:p>
         </w:tc>
@@ -12290,7 +11754,7 @@
       <w:tr>
         <w:tc>
           <w:tcPr>
-            <w:tcW w:type="dxa" w:w="819"/>
+            <w:tcW w:type="dxa" w:w="901"/>
             <w:tcMar>
               <w:top w:w="60" w:type="dxa"/>
               <w:bottom w:w="60" w:type="dxa"/>
@@ -12318,7 +11782,7 @@
         </w:tc>
         <w:tc>
           <w:tcPr>
-            <w:tcW w:type="dxa" w:w="819"/>
+            <w:tcW w:type="dxa" w:w="901"/>
             <w:tcMar>
               <w:top w:w="60" w:type="dxa"/>
               <w:bottom w:w="60" w:type="dxa"/>
@@ -12346,7 +11810,7 @@
         </w:tc>
         <w:tc>
           <w:tcPr>
-            <w:tcW w:type="dxa" w:w="819"/>
+            <w:tcW w:type="dxa" w:w="901"/>
             <w:tcMar>
               <w:top w:w="60" w:type="dxa"/>
               <w:bottom w:w="60" w:type="dxa"/>
@@ -12368,13 +11832,13 @@
                 <w:color w:val="222222"/>
                 <w:sz w:val="17"/>
               </w:rPr>
-              <w:t>0.0%</w:t>
-            </w:r>
-          </w:p>
-        </w:tc>
-        <w:tc>
-          <w:tcPr>
-            <w:tcW w:type="dxa" w:w="819"/>
+              <w:t>0.0</w:t>
+            </w:r>
+          </w:p>
+        </w:tc>
+        <w:tc>
+          <w:tcPr>
+            <w:tcW w:type="dxa" w:w="901"/>
             <w:tcMar>
               <w:top w:w="60" w:type="dxa"/>
               <w:bottom w:w="60" w:type="dxa"/>
@@ -12396,13 +11860,13 @@
                 <w:color w:val="222222"/>
                 <w:sz w:val="17"/>
               </w:rPr>
-              <w:t>-</w:t>
-            </w:r>
-          </w:p>
-        </w:tc>
-        <w:tc>
-          <w:tcPr>
-            <w:tcW w:type="dxa" w:w="819"/>
+              <w:t>—</w:t>
+            </w:r>
+          </w:p>
+        </w:tc>
+        <w:tc>
+          <w:tcPr>
+            <w:tcW w:type="dxa" w:w="901"/>
             <w:tcMar>
               <w:top w:w="60" w:type="dxa"/>
               <w:bottom w:w="60" w:type="dxa"/>
@@ -12424,13 +11888,13 @@
                 <w:color w:val="222222"/>
                 <w:sz w:val="17"/>
               </w:rPr>
-              <w:t>-</w:t>
-            </w:r>
-          </w:p>
-        </w:tc>
-        <w:tc>
-          <w:tcPr>
-            <w:tcW w:type="dxa" w:w="819"/>
+              <w:t>—</w:t>
+            </w:r>
+          </w:p>
+        </w:tc>
+        <w:tc>
+          <w:tcPr>
+            <w:tcW w:type="dxa" w:w="901"/>
             <w:tcMar>
               <w:top w:w="60" w:type="dxa"/>
               <w:bottom w:w="60" w:type="dxa"/>
@@ -12458,7 +11922,7 @@
         </w:tc>
         <w:tc>
           <w:tcPr>
-            <w:tcW w:type="dxa" w:w="819"/>
+            <w:tcW w:type="dxa" w:w="901"/>
             <w:tcMar>
               <w:top w:w="60" w:type="dxa"/>
               <w:bottom w:w="60" w:type="dxa"/>
@@ -12480,13 +11944,13 @@
                 <w:color w:val="222222"/>
                 <w:sz w:val="17"/>
               </w:rPr>
-              <w:t>0.0%</w:t>
-            </w:r>
-          </w:p>
-        </w:tc>
-        <w:tc>
-          <w:tcPr>
-            <w:tcW w:type="dxa" w:w="819"/>
+              <w:t>—</w:t>
+            </w:r>
+          </w:p>
+        </w:tc>
+        <w:tc>
+          <w:tcPr>
+            <w:tcW w:type="dxa" w:w="901"/>
             <w:tcMar>
               <w:top w:w="60" w:type="dxa"/>
               <w:bottom w:w="60" w:type="dxa"/>
@@ -12508,13 +11972,13 @@
                 <w:color w:val="222222"/>
                 <w:sz w:val="17"/>
               </w:rPr>
-              <w:t>0.00</w:t>
-            </w:r>
-          </w:p>
-        </w:tc>
-        <w:tc>
-          <w:tcPr>
-            <w:tcW w:type="dxa" w:w="819"/>
+              <w:t>—</w:t>
+            </w:r>
+          </w:p>
+        </w:tc>
+        <w:tc>
+          <w:tcPr>
+            <w:tcW w:type="dxa" w:w="901"/>
             <w:tcMar>
               <w:top w:w="60" w:type="dxa"/>
               <w:bottom w:w="60" w:type="dxa"/>
@@ -12536,13 +12000,13 @@
                 <w:color w:val="222222"/>
                 <w:sz w:val="17"/>
               </w:rPr>
-              <w:t>-</w:t>
-            </w:r>
-          </w:p>
-        </w:tc>
-        <w:tc>
-          <w:tcPr>
-            <w:tcW w:type="dxa" w:w="819"/>
+              <w:t>—</w:t>
+            </w:r>
+          </w:p>
+        </w:tc>
+        <w:tc>
+          <w:tcPr>
+            <w:tcW w:type="dxa" w:w="901"/>
             <w:tcMar>
               <w:top w:w="60" w:type="dxa"/>
               <w:bottom w:w="60" w:type="dxa"/>
@@ -12564,13 +12028,15 @@
                 <w:color w:val="222222"/>
                 <w:sz w:val="17"/>
               </w:rPr>
-              <w:t>16</w:t>
-            </w:r>
-          </w:p>
-        </w:tc>
-        <w:tc>
-          <w:tcPr>
-            <w:tcW w:type="dxa" w:w="819"/>
+              <w:t>0/16</w:t>
+            </w:r>
+          </w:p>
+        </w:tc>
+      </w:tr>
+      <w:tr>
+        <w:tc>
+          <w:tcPr>
+            <w:tcW w:type="dxa" w:w="901"/>
             <w:tcMar>
               <w:top w:w="60" w:type="dxa"/>
               <w:bottom w:w="60" w:type="dxa"/>
@@ -12578,11 +12044,12 @@
               <w:right w:w="60" w:type="dxa"/>
             </w:tcMar>
             <w:vAlign w:val="center"/>
-          </w:tcPr>
-          <w:p>
-            <w:pPr>
-              <w:spacing w:line="240" w:lineRule="auto" w:before="0" w:after="0"/>
-              <w:jc w:val="center"/>
+            <w:shd w:fill="F7F7F7"/>
+          </w:tcPr>
+          <w:p>
+            <w:pPr>
+              <w:spacing w:line="240" w:lineRule="auto" w:before="0" w:after="0"/>
+              <w:jc w:val="left"/>
             </w:pPr>
             <w:r>
               <w:rPr>
@@ -12592,15 +12059,13 @@
                 <w:color w:val="222222"/>
                 <w:sz w:val="17"/>
               </w:rPr>
-              <w:t>0</w:t>
-            </w:r>
-          </w:p>
-        </w:tc>
-      </w:tr>
-      <w:tr>
-        <w:tc>
-          <w:tcPr>
-            <w:tcW w:type="dxa" w:w="819"/>
+              <w:t>IM</w:t>
+            </w:r>
+          </w:p>
+        </w:tc>
+        <w:tc>
+          <w:tcPr>
+            <w:tcW w:type="dxa" w:w="901"/>
             <w:tcMar>
               <w:top w:w="60" w:type="dxa"/>
               <w:bottom w:w="60" w:type="dxa"/>
@@ -12613,7 +12078,7 @@
           <w:p>
             <w:pPr>
               <w:spacing w:line="240" w:lineRule="auto" w:before="0" w:after="0"/>
-              <w:jc w:val="left"/>
+              <w:jc w:val="center"/>
             </w:pPr>
             <w:r>
               <w:rPr>
@@ -12623,13 +12088,13 @@
                 <w:color w:val="222222"/>
                 <w:sz w:val="17"/>
               </w:rPr>
-              <w:t>IM</w:t>
-            </w:r>
-          </w:p>
-        </w:tc>
-        <w:tc>
-          <w:tcPr>
-            <w:tcW w:type="dxa" w:w="819"/>
+              <w:t>0</w:t>
+            </w:r>
+          </w:p>
+        </w:tc>
+        <w:tc>
+          <w:tcPr>
+            <w:tcW w:type="dxa" w:w="901"/>
             <w:tcMar>
               <w:top w:w="60" w:type="dxa"/>
               <w:bottom w:w="60" w:type="dxa"/>
@@ -12652,13 +12117,13 @@
                 <w:color w:val="222222"/>
                 <w:sz w:val="17"/>
               </w:rPr>
-              <w:t>0</w:t>
-            </w:r>
-          </w:p>
-        </w:tc>
-        <w:tc>
-          <w:tcPr>
-            <w:tcW w:type="dxa" w:w="819"/>
+              <w:t>0.0</w:t>
+            </w:r>
+          </w:p>
+        </w:tc>
+        <w:tc>
+          <w:tcPr>
+            <w:tcW w:type="dxa" w:w="901"/>
             <w:tcMar>
               <w:top w:w="60" w:type="dxa"/>
               <w:bottom w:w="60" w:type="dxa"/>
@@ -12681,13 +12146,13 @@
                 <w:color w:val="222222"/>
                 <w:sz w:val="17"/>
               </w:rPr>
-              <w:t>0.0%</w:t>
-            </w:r>
-          </w:p>
-        </w:tc>
-        <w:tc>
-          <w:tcPr>
-            <w:tcW w:type="dxa" w:w="819"/>
+              <w:t>—</w:t>
+            </w:r>
+          </w:p>
+        </w:tc>
+        <w:tc>
+          <w:tcPr>
+            <w:tcW w:type="dxa" w:w="901"/>
             <w:tcMar>
               <w:top w:w="60" w:type="dxa"/>
               <w:bottom w:w="60" w:type="dxa"/>
@@ -12710,13 +12175,13 @@
                 <w:color w:val="222222"/>
                 <w:sz w:val="17"/>
               </w:rPr>
-              <w:t>-</w:t>
-            </w:r>
-          </w:p>
-        </w:tc>
-        <w:tc>
-          <w:tcPr>
-            <w:tcW w:type="dxa" w:w="819"/>
+              <w:t>—</w:t>
+            </w:r>
+          </w:p>
+        </w:tc>
+        <w:tc>
+          <w:tcPr>
+            <w:tcW w:type="dxa" w:w="901"/>
             <w:tcMar>
               <w:top w:w="60" w:type="dxa"/>
               <w:bottom w:w="60" w:type="dxa"/>
@@ -12739,13 +12204,13 @@
                 <w:color w:val="222222"/>
                 <w:sz w:val="17"/>
               </w:rPr>
-              <w:t>-</w:t>
-            </w:r>
-          </w:p>
-        </w:tc>
-        <w:tc>
-          <w:tcPr>
-            <w:tcW w:type="dxa" w:w="819"/>
+              <w:t>0.0</w:t>
+            </w:r>
+          </w:p>
+        </w:tc>
+        <w:tc>
+          <w:tcPr>
+            <w:tcW w:type="dxa" w:w="901"/>
             <w:tcMar>
               <w:top w:w="60" w:type="dxa"/>
               <w:bottom w:w="60" w:type="dxa"/>
@@ -12768,13 +12233,13 @@
                 <w:color w:val="222222"/>
                 <w:sz w:val="17"/>
               </w:rPr>
-              <w:t>0.0</w:t>
-            </w:r>
-          </w:p>
-        </w:tc>
-        <w:tc>
-          <w:tcPr>
-            <w:tcW w:type="dxa" w:w="819"/>
+              <w:t>—</w:t>
+            </w:r>
+          </w:p>
+        </w:tc>
+        <w:tc>
+          <w:tcPr>
+            <w:tcW w:type="dxa" w:w="901"/>
             <w:tcMar>
               <w:top w:w="60" w:type="dxa"/>
               <w:bottom w:w="60" w:type="dxa"/>
@@ -12797,13 +12262,13 @@
                 <w:color w:val="222222"/>
                 <w:sz w:val="17"/>
               </w:rPr>
-              <w:t>0.0%</w:t>
-            </w:r>
-          </w:p>
-        </w:tc>
-        <w:tc>
-          <w:tcPr>
-            <w:tcW w:type="dxa" w:w="819"/>
+              <w:t>—</w:t>
+            </w:r>
+          </w:p>
+        </w:tc>
+        <w:tc>
+          <w:tcPr>
+            <w:tcW w:type="dxa" w:w="901"/>
             <w:tcMar>
               <w:top w:w="60" w:type="dxa"/>
               <w:bottom w:w="60" w:type="dxa"/>
@@ -12826,13 +12291,13 @@
                 <w:color w:val="222222"/>
                 <w:sz w:val="17"/>
               </w:rPr>
-              <w:t>0.00</w:t>
-            </w:r>
-          </w:p>
-        </w:tc>
-        <w:tc>
-          <w:tcPr>
-            <w:tcW w:type="dxa" w:w="819"/>
+              <w:t>—</w:t>
+            </w:r>
+          </w:p>
+        </w:tc>
+        <w:tc>
+          <w:tcPr>
+            <w:tcW w:type="dxa" w:w="901"/>
             <w:tcMar>
               <w:top w:w="60" w:type="dxa"/>
               <w:bottom w:w="60" w:type="dxa"/>
@@ -12855,65 +12320,7 @@
                 <w:color w:val="222222"/>
                 <w:sz w:val="17"/>
               </w:rPr>
-              <w:t>-</w:t>
-            </w:r>
-          </w:p>
-        </w:tc>
-        <w:tc>
-          <w:tcPr>
-            <w:tcW w:type="dxa" w:w="819"/>
-            <w:tcMar>
-              <w:top w:w="60" w:type="dxa"/>
-              <w:bottom w:w="60" w:type="dxa"/>
-              <w:left w:w="60" w:type="dxa"/>
-              <w:right w:w="60" w:type="dxa"/>
-            </w:tcMar>
-            <w:vAlign w:val="center"/>
-            <w:shd w:fill="F7F7F7"/>
-          </w:tcPr>
-          <w:p>
-            <w:pPr>
-              <w:spacing w:line="240" w:lineRule="auto" w:before="0" w:after="0"/>
-              <w:jc w:val="center"/>
-            </w:pPr>
-            <w:r>
-              <w:rPr>
-                <w:rFonts w:ascii="Times New Roman" w:hAnsi="Times New Roman" w:eastAsia="宋体"/>
-                <w:b w:val="0"/>
-                <w:i w:val="0"/>
-                <w:color w:val="222222"/>
-                <w:sz w:val="17"/>
-              </w:rPr>
-              <w:t>16</w:t>
-            </w:r>
-          </w:p>
-        </w:tc>
-        <w:tc>
-          <w:tcPr>
-            <w:tcW w:type="dxa" w:w="819"/>
-            <w:tcMar>
-              <w:top w:w="60" w:type="dxa"/>
-              <w:bottom w:w="60" w:type="dxa"/>
-              <w:left w:w="60" w:type="dxa"/>
-              <w:right w:w="60" w:type="dxa"/>
-            </w:tcMar>
-            <w:vAlign w:val="center"/>
-            <w:shd w:fill="F7F7F7"/>
-          </w:tcPr>
-          <w:p>
-            <w:pPr>
-              <w:spacing w:line="240" w:lineRule="auto" w:before="0" w:after="0"/>
-              <w:jc w:val="center"/>
-            </w:pPr>
-            <w:r>
-              <w:rPr>
-                <w:rFonts w:ascii="Times New Roman" w:hAnsi="Times New Roman" w:eastAsia="宋体"/>
-                <w:b w:val="0"/>
-                <w:i w:val="0"/>
-                <w:color w:val="222222"/>
-                <w:sz w:val="17"/>
-              </w:rPr>
-              <w:t>0</w:t>
+              <w:t>0/16</w:t>
             </w:r>
           </w:p>
         </w:tc>
@@ -12923,6 +12330,22 @@
       <w:pPr>
         <w:spacing w:line="240" w:lineRule="auto" w:before="0" w:after="40"/>
       </w:pPr>
+    </w:p>
+    <w:p>
+      <w:pPr>
+        <w:spacing w:line="240" w:lineRule="auto" w:before="0" w:after="120"/>
+        <w:jc w:val="right"/>
+      </w:pPr>
+      <w:r>
+        <w:rPr>
+          <w:rFonts w:ascii="Times New Roman" w:hAnsi="Times New Roman" w:eastAsia="宋体"/>
+          <w:b w:val="0"/>
+          <w:i w:val="0"/>
+          <w:color w:val="555555"/>
+          <w:sz w:val="17"/>
+        </w:rPr>
+        <w:t>资料来源：IC/IM 期货与指数数据，本报告计算</w:t>
+      </w:r>
     </w:p>
     <w:p>
       <w:pPr>
@@ -13004,6 +12427,22 @@
     </w:p>
     <w:p>
       <w:pPr>
+        <w:spacing w:line="240" w:lineRule="auto" w:before="0" w:after="120"/>
+        <w:jc w:val="right"/>
+      </w:pPr>
+      <w:r>
+        <w:rPr>
+          <w:rFonts w:ascii="Times New Roman" w:hAnsi="Times New Roman" w:eastAsia="宋体"/>
+          <w:b w:val="0"/>
+          <w:i w:val="0"/>
+          <w:color w:val="555555"/>
+          <w:sz w:val="17"/>
+        </w:rPr>
+        <w:t>资料来源：IC/IM 期货与指数数据，本报告计算</w:t>
+      </w:r>
+    </w:p>
+    <w:p>
+      <w:pPr>
         <w:spacing w:lineRule="exact" w:line="400" w:after="120"/>
         <w:ind w:firstLine="420"/>
         <w:jc w:val="both"/>
@@ -13016,7 +12455,7 @@
           <w:color w:val="222222"/>
           <w:sz w:val="24"/>
         </w:rPr>
-        <w:t>代表性布林带条件下没有形成有效触发，完整参数扫描也没有正 Sharpe 组合。这比"成本太高"更根本——日频收盘价下，近月和次近月价差的可捕捉偏离太少，T+1 执行又把可能存在的短暂回归错过了。后续研究跨期价差，第一步不是继续在日频参数上做网格搜索，是换成分钟级行情和盘口数据。</w:t>
+        <w:t>图 10：代表性参数下两品种均无有效触发。完整 16 组参数扫描亦无正 Sharpe 组合。结论比"成本太高"更根本：日频收盘价下，近月-次近月价差的可捕捉偏离过少，T+1 执行进一步错过了可能存在的盘中回归。后续若继续此方向，应优先获取分钟级行情和盘口数据，而非在日频参数上做网格搜索。</w:t>
       </w:r>
     </w:p>
     <w:p>
@@ -13044,7 +12483,7 @@
           <w:color w:val="222222"/>
           <w:sz w:val="29"/>
         </w:rPr>
-        <w:t>5. 统计验证与收益归因</w:t>
+        <w:t>5. 统计检验与收益归因</w:t>
       </w:r>
     </w:p>
     <w:p>
@@ -13059,7 +12498,24 @@
           <w:color w:val="222222"/>
           <w:sz w:val="25"/>
         </w:rPr>
-        <w:t>5.1 Bootstrap 检验</w:t>
+        <w:t>5.1 Block Bootstrap</w:t>
+      </w:r>
+    </w:p>
+    <w:p>
+      <w:pPr>
+        <w:spacing w:lineRule="exact" w:line="400" w:after="120"/>
+        <w:ind w:firstLine="420"/>
+        <w:jc w:val="both"/>
+      </w:pPr>
+      <w:r>
+        <w:rPr>
+          <w:rFonts w:ascii="Times New Roman" w:hAnsi="Times New Roman" w:eastAsia="宋体"/>
+          <w:b w:val="0"/>
+          <w:i w:val="0"/>
+          <w:color w:val="222222"/>
+          <w:sz w:val="24"/>
+        </w:rPr>
+        <w:t>采用循环块 Bootstrap（block=10 天，2000 次重采样）检验策略相对指数的 Sharpe 差异。H0：SR_diff = 0。</w:t>
       </w:r>
     </w:p>
     <w:p>
@@ -13076,7 +12532,7 @@
           <w:color w:val="555555"/>
           <w:sz w:val="21"/>
         </w:rPr>
-        <w:t>表 11 跨期套利信号拆解：拆解跨期套利信号的理论获利空间、T+1 执行滞后损益和成本结构。</w:t>
+        <w:t>表 11 Bootstrap 显著性检验：Block Bootstrap 重采样下的 Sharpe 差异分布、置信区间和 p 值。</w:t>
       </w:r>
     </w:p>
     <w:tbl>
@@ -13150,7 +12606,7 @@
                 <w:color w:val="222222"/>
                 <w:sz w:val="19"/>
               </w:rPr>
-              <w:t>观测 Sharpe 差异</w:t>
+              <w:t>观测 SR 差异</w:t>
             </w:r>
           </w:p>
         </w:tc>
@@ -13266,7 +12722,7 @@
                 <w:color w:val="222222"/>
                 <w:sz w:val="19"/>
               </w:rPr>
-              <w:t>是否覆盖 0</w:t>
+              <w:t>覆盖 0</w:t>
             </w:r>
           </w:p>
         </w:tc>
@@ -13622,6 +13078,22 @@
       <w:pPr>
         <w:spacing w:line="240" w:lineRule="auto" w:before="0" w:after="40"/>
       </w:pPr>
+    </w:p>
+    <w:p>
+      <w:pPr>
+        <w:spacing w:line="240" w:lineRule="auto" w:before="0" w:after="120"/>
+        <w:jc w:val="right"/>
+      </w:pPr>
+      <w:r>
+        <w:rPr>
+          <w:rFonts w:ascii="Times New Roman" w:hAnsi="Times New Roman" w:eastAsia="宋体"/>
+          <w:b w:val="0"/>
+          <w:i w:val="0"/>
+          <w:color w:val="555555"/>
+          <w:sz w:val="17"/>
+        </w:rPr>
+        <w:t>资料来源：IC/IM 期货与指数数据，本报告计算</w:t>
+      </w:r>
     </w:p>
     <w:p>
       <w:pPr>
@@ -13703,34 +13175,18 @@
     </w:p>
     <w:p>
       <w:pPr>
-        <w:spacing w:lineRule="exact" w:line="400" w:after="120"/>
-        <w:ind w:firstLine="420"/>
-        <w:jc w:val="both"/>
+        <w:spacing w:line="240" w:lineRule="auto" w:before="0" w:after="120"/>
+        <w:jc w:val="right"/>
       </w:pPr>
       <w:r>
         <w:rPr>
           <w:rFonts w:ascii="Times New Roman" w:hAnsi="Times New Roman" w:eastAsia="宋体"/>
           <w:b w:val="0"/>
           <w:i w:val="0"/>
-          <w:color w:val="222222"/>
-          <w:sz w:val="24"/>
+          <w:color w:val="555555"/>
+          <w:sz w:val="17"/>
         </w:rPr>
-        <w:t>Bootstrap 的结论很关键。策略相对指数的 Sharpe 差异是正的，但置信区间跨了 0。换句话：历史样本里看到了超额，但统计上没法排除"这只是样本波动"。IM 的区间更宽——样本更短嘛。</w:t>
-      </w:r>
-    </w:p>
-    <w:p>
-      <w:pPr>
-        <w:spacing w:before="160" w:after="120"/>
-      </w:pPr>
-      <w:r>
-        <w:rPr>
-          <w:rFonts w:ascii="Times New Roman" w:hAnsi="Times New Roman" w:eastAsia="黑体"/>
-          <w:b/>
-          <w:i w:val="0"/>
-          <w:color w:val="222222"/>
-          <w:sz w:val="25"/>
-        </w:rPr>
-        <w:t>5.2 无截距收益归因</w:t>
+        <w:t>资料来源：IC/IM 期货与指数数据，本报告计算</w:t>
       </w:r>
     </w:p>
     <w:p>
@@ -13747,7 +13203,39 @@
           <w:color w:val="222222"/>
           <w:sz w:val="24"/>
         </w:rPr>
-        <w:t>用无截距回归：</w:t>
+        <w:t>图 11：两个品种的观测 SR 差异均为正，但 95% CI 均覆盖 0。IC p = 0.1980，IM p = 0.4100，不能拒绝"SR 差异为 0"的原假设。IM CI 更宽（[-0.41, 1.06] vs IC [-0.17, 0.82]），反映 IM 样本较短导致估计标准差更大。策略的历史超额不具备统计显著性。</w:t>
+      </w:r>
+    </w:p>
+    <w:p>
+      <w:pPr>
+        <w:spacing w:before="160" w:after="120"/>
+      </w:pPr>
+      <w:r>
+        <w:rPr>
+          <w:rFonts w:ascii="Times New Roman" w:hAnsi="Times New Roman" w:eastAsia="黑体"/>
+          <w:b/>
+          <w:i w:val="0"/>
+          <w:color w:val="222222"/>
+          <w:sz w:val="25"/>
+        </w:rPr>
+        <w:t>5.2 无截距归因</w:t>
+      </w:r>
+    </w:p>
+    <w:p>
+      <w:pPr>
+        <w:spacing w:lineRule="exact" w:line="400" w:after="120"/>
+        <w:ind w:firstLine="420"/>
+        <w:jc w:val="both"/>
+      </w:pPr>
+      <w:r>
+        <w:rPr>
+          <w:rFonts w:ascii="Times New Roman" w:hAnsi="Times New Roman" w:eastAsia="宋体"/>
+          <w:b w:val="0"/>
+          <w:i w:val="0"/>
+          <w:color w:val="222222"/>
+          <w:sz w:val="24"/>
+        </w:rPr>
+        <w:t>采用无截距回归：</w:t>
       </w:r>
       <w:r>
         <w:rPr>
@@ -13757,7 +13245,7 @@
           <w:color w:val="555555"/>
           <w:sz w:val="23"/>
         </w:rPr>
-        <w:t>策略收益 = β × 指数收益 + 残差</w:t>
+        <w:t>r_strategy = β × r_index + ε</w:t>
       </w:r>
       <w:r>
         <w:rPr>
@@ -13767,7 +13255,7 @@
           <w:color w:val="222222"/>
           <w:sz w:val="24"/>
         </w:rPr>
-        <w:t>。策略收益被拆成"指数驱动"和"其他来源"两块。</w:t>
+        <w:t>。残差年均值衡量扣除指数 beta 后的超额。</w:t>
       </w:r>
     </w:p>
     <w:p>
@@ -13784,7 +13272,7 @@
           <w:color w:val="555555"/>
           <w:sz w:val="21"/>
         </w:rPr>
-        <w:t>表 12 Bootstrap 显著性检验：Block Bootstrap 重采样下的 Sharpe 差异分布、置信区间和 p 值。</w:t>
+        <w:t>表 12 无截距收益归因：将策略日收益按无截距模型拆解为指数驱动和残差两部分。</w:t>
       </w:r>
     </w:p>
     <w:tbl>
@@ -13889,7 +13377,7 @@
                 <w:color w:val="222222"/>
                 <w:sz w:val="17"/>
               </w:rPr>
-              <w:t>Beta</w:t>
+              <w:t>β</w:t>
             </w:r>
           </w:p>
         </w:tc>
@@ -13947,7 +13435,7 @@
                 <w:color w:val="222222"/>
                 <w:sz w:val="17"/>
               </w:rPr>
-              <w:t>Newey-West t 值</w:t>
+              <w:t>NW t</w:t>
             </w:r>
           </w:p>
         </w:tc>
@@ -14964,6 +14452,22 @@
       <w:pPr>
         <w:spacing w:line="240" w:lineRule="auto" w:before="0" w:after="40"/>
       </w:pPr>
+    </w:p>
+    <w:p>
+      <w:pPr>
+        <w:spacing w:line="240" w:lineRule="auto" w:before="0" w:after="120"/>
+        <w:jc w:val="right"/>
+      </w:pPr>
+      <w:r>
+        <w:rPr>
+          <w:rFonts w:ascii="Times New Roman" w:hAnsi="Times New Roman" w:eastAsia="宋体"/>
+          <w:b w:val="0"/>
+          <w:i w:val="0"/>
+          <w:color w:val="555555"/>
+          <w:sz w:val="17"/>
+        </w:rPr>
+        <w:t>资料来源：IC/IM 期货与指数数据，本报告计算</w:t>
+      </w:r>
     </w:p>
     <w:p>
       <w:pPr>
@@ -15045,6 +14549,22 @@
     </w:p>
     <w:p>
       <w:pPr>
+        <w:spacing w:line="240" w:lineRule="auto" w:before="0" w:after="120"/>
+        <w:jc w:val="right"/>
+      </w:pPr>
+      <w:r>
+        <w:rPr>
+          <w:rFonts w:ascii="Times New Roman" w:hAnsi="Times New Roman" w:eastAsia="宋体"/>
+          <w:b w:val="0"/>
+          <w:i w:val="0"/>
+          <w:color w:val="555555"/>
+          <w:sz w:val="17"/>
+        </w:rPr>
+        <w:t>资料来源：IC/IM 期货与指数数据，本报告计算</w:t>
+      </w:r>
+    </w:p>
+    <w:p>
+      <w:pPr>
         <w:spacing w:lineRule="exact" w:line="400" w:after="120"/>
         <w:ind w:firstLine="420"/>
         <w:jc w:val="both"/>
@@ -15057,7 +14577,7 @@
           <w:color w:val="222222"/>
           <w:sz w:val="24"/>
         </w:rPr>
-        <w:t>Beta 很低，R² 也接近 0。同期指数日收益拿去解释策略日收益效果很差——策略日收益里混了大量换仓跳跃、贴水收敛和期货自身价格路径的东西，简单一元回归拆不干净。</w:t>
+        <w:t>图 12：日频归因 β 接近 0，R² ≈ 0。策略日收益中含合约切换跳空、展期和基差收敛等噪声成分，同期指数日收益对此解释力极弱。日频无截距归因不适合用于拆分策略收益来源。</w:t>
       </w:r>
     </w:p>
     <w:p>
@@ -15089,7 +14609,7 @@
           <w:color w:val="222222"/>
           <w:sz w:val="24"/>
         </w:rPr>
-        <w:t>加了截距项：</w:t>
+        <w:t>加入截距项：</w:t>
       </w:r>
       <w:r>
         <w:rPr>
@@ -15099,7 +14619,7 @@
           <w:color w:val="555555"/>
           <w:sz w:val="23"/>
         </w:rPr>
-        <w:t>策略收益 = α + β × 指数收益 + ε</w:t>
+        <w:t>r_strategy = α + β × r_index + ε</w:t>
       </w:r>
       <w:r>
         <w:rPr>
@@ -15109,7 +14629,7 @@
           <w:color w:val="222222"/>
           <w:sz w:val="24"/>
         </w:rPr>
-        <w:t>。α 衡量扣掉指数 beta 暴露之后的平均日超额。</w:t>
+        <w:t>。α_annual 衡量扣除 β 暴露后的年化超额。</w:t>
       </w:r>
     </w:p>
     <w:p>
@@ -15126,7 +14646,7 @@
           <w:color w:val="555555"/>
           <w:sz w:val="21"/>
         </w:rPr>
-        <w:t>表 13 无截距收益归因：将策略日收益按无截距模型拆解为指数驱动和残差两部分。</w:t>
+        <w:t>表 13 有截距 CAPM 归因（日频）：加入截距项后的日频 CAPM 归因，α 衡量扣除指数 beta 后的平均日超额。</w:t>
       </w:r>
     </w:p>
     <w:tbl>
@@ -15138,21 +14658,19 @@
         <w:tblLook w:firstColumn="1" w:firstRow="1" w:lastColumn="0" w:lastRow="0" w:noHBand="0" w:noVBand="1" w:val="04A0"/>
       </w:tblPr>
       <w:tblGrid>
-        <w:gridCol w:w="901"/>
-        <w:gridCol w:w="901"/>
-        <w:gridCol w:w="901"/>
-        <w:gridCol w:w="901"/>
-        <w:gridCol w:w="901"/>
-        <w:gridCol w:w="901"/>
-        <w:gridCol w:w="901"/>
-        <w:gridCol w:w="901"/>
-        <w:gridCol w:w="901"/>
-        <w:gridCol w:w="901"/>
+        <w:gridCol w:w="1127"/>
+        <w:gridCol w:w="1127"/>
+        <w:gridCol w:w="1127"/>
+        <w:gridCol w:w="1127"/>
+        <w:gridCol w:w="1127"/>
+        <w:gridCol w:w="1127"/>
+        <w:gridCol w:w="1127"/>
+        <w:gridCol w:w="1127"/>
       </w:tblGrid>
       <w:tr>
         <w:tc>
           <w:tcPr>
-            <w:tcW w:type="dxa" w:w="901"/>
+            <w:tcW w:type="dxa" w:w="1127"/>
             <w:shd w:fill="EDEDED"/>
             <w:tcMar>
               <w:top w:w="70" w:type="dxa"/>
@@ -15181,7 +14699,7 @@
         </w:tc>
         <w:tc>
           <w:tcPr>
-            <w:tcW w:type="dxa" w:w="901"/>
+            <w:tcW w:type="dxa" w:w="1127"/>
             <w:shd w:fill="EDEDED"/>
             <w:tcMar>
               <w:top w:w="70" w:type="dxa"/>
@@ -15210,7 +14728,7 @@
         </w:tc>
         <w:tc>
           <w:tcPr>
-            <w:tcW w:type="dxa" w:w="901"/>
+            <w:tcW w:type="dxa" w:w="1127"/>
             <w:shd w:fill="EDEDED"/>
             <w:tcMar>
               <w:top w:w="70" w:type="dxa"/>
@@ -15233,13 +14751,13 @@
                 <w:color w:val="222222"/>
                 <w:sz w:val="17"/>
               </w:rPr>
-              <w:t>alpha_annual%</w:t>
-            </w:r>
-          </w:p>
-        </w:tc>
-        <w:tc>
-          <w:tcPr>
-            <w:tcW w:type="dxa" w:w="901"/>
+              <w:t>α_annual</w:t>
+            </w:r>
+          </w:p>
+        </w:tc>
+        <w:tc>
+          <w:tcPr>
+            <w:tcW w:type="dxa" w:w="1127"/>
             <w:shd w:fill="EDEDED"/>
             <w:tcMar>
               <w:top w:w="70" w:type="dxa"/>
@@ -15262,13 +14780,13 @@
                 <w:color w:val="222222"/>
                 <w:sz w:val="17"/>
               </w:rPr>
-              <w:t>t_alpha</w:t>
-            </w:r>
-          </w:p>
-        </w:tc>
-        <w:tc>
-          <w:tcPr>
-            <w:tcW w:type="dxa" w:w="901"/>
+              <w:t>t(α)</w:t>
+            </w:r>
+          </w:p>
+        </w:tc>
+        <w:tc>
+          <w:tcPr>
+            <w:tcW w:type="dxa" w:w="1127"/>
             <w:shd w:fill="EDEDED"/>
             <w:tcMar>
               <w:top w:w="70" w:type="dxa"/>
@@ -15291,13 +14809,13 @@
                 <w:color w:val="222222"/>
                 <w:sz w:val="17"/>
               </w:rPr>
-              <w:t>beta</w:t>
-            </w:r>
-          </w:p>
-        </w:tc>
-        <w:tc>
-          <w:tcPr>
-            <w:tcW w:type="dxa" w:w="901"/>
+              <w:t>β</w:t>
+            </w:r>
+          </w:p>
+        </w:tc>
+        <w:tc>
+          <w:tcPr>
+            <w:tcW w:type="dxa" w:w="1127"/>
             <w:shd w:fill="EDEDED"/>
             <w:tcMar>
               <w:top w:w="70" w:type="dxa"/>
@@ -15320,13 +14838,13 @@
                 <w:color w:val="222222"/>
                 <w:sz w:val="17"/>
               </w:rPr>
-              <w:t>t_beta</w:t>
-            </w:r>
-          </w:p>
-        </w:tc>
-        <w:tc>
-          <w:tcPr>
-            <w:tcW w:type="dxa" w:w="901"/>
+              <w:t>t(β)</w:t>
+            </w:r>
+          </w:p>
+        </w:tc>
+        <w:tc>
+          <w:tcPr>
+            <w:tcW w:type="dxa" w:w="1127"/>
             <w:shd w:fill="EDEDED"/>
             <w:tcMar>
               <w:top w:w="70" w:type="dxa"/>
@@ -15355,7 +14873,7 @@
         </w:tc>
         <w:tc>
           <w:tcPr>
-            <w:tcW w:type="dxa" w:w="901"/>
+            <w:tcW w:type="dxa" w:w="1127"/>
             <w:shd w:fill="EDEDED"/>
             <w:tcMar>
               <w:top w:w="70" w:type="dxa"/>
@@ -15378,64 +14896,6 @@
                 <w:color w:val="222222"/>
                 <w:sz w:val="17"/>
               </w:rPr>
-              <w:t>beta_无截距</w:t>
-            </w:r>
-          </w:p>
-        </w:tc>
-        <w:tc>
-          <w:tcPr>
-            <w:tcW w:type="dxa" w:w="901"/>
-            <w:shd w:fill="EDEDED"/>
-            <w:tcMar>
-              <w:top w:w="70" w:type="dxa"/>
-              <w:bottom w:w="70" w:type="dxa"/>
-              <w:left w:w="60" w:type="dxa"/>
-              <w:right w:w="60" w:type="dxa"/>
-            </w:tcMar>
-            <w:vAlign w:val="center"/>
-          </w:tcPr>
-          <w:p>
-            <w:pPr>
-              <w:spacing w:line="240" w:lineRule="auto" w:before="0" w:after="0"/>
-              <w:jc w:val="center"/>
-            </w:pPr>
-            <w:r>
-              <w:rPr>
-                <w:rFonts w:ascii="Times New Roman" w:hAnsi="Times New Roman" w:eastAsia="黑体"/>
-                <w:b/>
-                <w:i w:val="0"/>
-                <w:color w:val="222222"/>
-                <w:sz w:val="17"/>
-              </w:rPr>
-              <w:t>R²_无截距</w:t>
-            </w:r>
-          </w:p>
-        </w:tc>
-        <w:tc>
-          <w:tcPr>
-            <w:tcW w:type="dxa" w:w="901"/>
-            <w:shd w:fill="EDEDED"/>
-            <w:tcMar>
-              <w:top w:w="70" w:type="dxa"/>
-              <w:bottom w:w="70" w:type="dxa"/>
-              <w:left w:w="60" w:type="dxa"/>
-              <w:right w:w="60" w:type="dxa"/>
-            </w:tcMar>
-            <w:vAlign w:val="center"/>
-          </w:tcPr>
-          <w:p>
-            <w:pPr>
-              <w:spacing w:line="240" w:lineRule="auto" w:before="0" w:after="0"/>
-              <w:jc w:val="center"/>
-            </w:pPr>
-            <w:r>
-              <w:rPr>
-                <w:rFonts w:ascii="Times New Roman" w:hAnsi="Times New Roman" w:eastAsia="黑体"/>
-                <w:b/>
-                <w:i w:val="0"/>
-                <w:color w:val="222222"/>
-                <w:sz w:val="17"/>
-              </w:rPr>
               <w:t>N</w:t>
             </w:r>
           </w:p>
@@ -15444,7 +14904,7 @@
       <w:tr>
         <w:tc>
           <w:tcPr>
-            <w:tcW w:type="dxa" w:w="901"/>
+            <w:tcW w:type="dxa" w:w="1127"/>
             <w:tcMar>
               <w:top w:w="60" w:type="dxa"/>
               <w:bottom w:w="60" w:type="dxa"/>
@@ -15472,7 +14932,7 @@
         </w:tc>
         <w:tc>
           <w:tcPr>
-            <w:tcW w:type="dxa" w:w="901"/>
+            <w:tcW w:type="dxa" w:w="1127"/>
             <w:tcMar>
               <w:top w:w="60" w:type="dxa"/>
               <w:bottom w:w="60" w:type="dxa"/>
@@ -15500,7 +14960,7 @@
         </w:tc>
         <w:tc>
           <w:tcPr>
-            <w:tcW w:type="dxa" w:w="901"/>
+            <w:tcW w:type="dxa" w:w="1127"/>
             <w:tcMar>
               <w:top w:w="60" w:type="dxa"/>
               <w:bottom w:w="60" w:type="dxa"/>
@@ -15528,7 +14988,7 @@
         </w:tc>
         <w:tc>
           <w:tcPr>
-            <w:tcW w:type="dxa" w:w="901"/>
+            <w:tcW w:type="dxa" w:w="1127"/>
             <w:tcMar>
               <w:top w:w="60" w:type="dxa"/>
               <w:bottom w:w="60" w:type="dxa"/>
@@ -15556,7 +15016,7 @@
         </w:tc>
         <w:tc>
           <w:tcPr>
-            <w:tcW w:type="dxa" w:w="901"/>
+            <w:tcW w:type="dxa" w:w="1127"/>
             <w:tcMar>
               <w:top w:w="60" w:type="dxa"/>
               <w:bottom w:w="60" w:type="dxa"/>
@@ -15578,13 +15038,13 @@
                 <w:color w:val="222222"/>
                 <w:sz w:val="17"/>
               </w:rPr>
-              <w:t>-0.030</w:t>
-            </w:r>
-          </w:p>
-        </w:tc>
-        <w:tc>
-          <w:tcPr>
-            <w:tcW w:type="dxa" w:w="901"/>
+              <w:t>-0.03</w:t>
+            </w:r>
+          </w:p>
+        </w:tc>
+        <w:tc>
+          <w:tcPr>
+            <w:tcW w:type="dxa" w:w="1127"/>
             <w:tcMar>
               <w:top w:w="60" w:type="dxa"/>
               <w:bottom w:w="60" w:type="dxa"/>
@@ -15612,7 +15072,7 @@
         </w:tc>
         <w:tc>
           <w:tcPr>
-            <w:tcW w:type="dxa" w:w="901"/>
+            <w:tcW w:type="dxa" w:w="1127"/>
             <w:tcMar>
               <w:top w:w="60" w:type="dxa"/>
               <w:bottom w:w="60" w:type="dxa"/>
@@ -15634,13 +15094,13 @@
                 <w:color w:val="222222"/>
                 <w:sz w:val="17"/>
               </w:rPr>
-              <w:t>0.0006</w:t>
-            </w:r>
-          </w:p>
-        </w:tc>
-        <w:tc>
-          <w:tcPr>
-            <w:tcW w:type="dxa" w:w="901"/>
+              <w:t>0.001</w:t>
+            </w:r>
+          </w:p>
+        </w:tc>
+        <w:tc>
+          <w:tcPr>
+            <w:tcW w:type="dxa" w:w="1127"/>
             <w:tcMar>
               <w:top w:w="60" w:type="dxa"/>
               <w:bottom w:w="60" w:type="dxa"/>
@@ -15662,13 +15122,15 @@
                 <w:color w:val="222222"/>
                 <w:sz w:val="17"/>
               </w:rPr>
-              <w:t>-0.030</w:t>
-            </w:r>
-          </w:p>
-        </w:tc>
-        <w:tc>
-          <w:tcPr>
-            <w:tcW w:type="dxa" w:w="901"/>
+              <w:t>2,641</w:t>
+            </w:r>
+          </w:p>
+        </w:tc>
+      </w:tr>
+      <w:tr>
+        <w:tc>
+          <w:tcPr>
+            <w:tcW w:type="dxa" w:w="1127"/>
             <w:tcMar>
               <w:top w:w="60" w:type="dxa"/>
               <w:bottom w:w="60" w:type="dxa"/>
@@ -15676,11 +15138,12 @@
               <w:right w:w="60" w:type="dxa"/>
             </w:tcMar>
             <w:vAlign w:val="center"/>
-          </w:tcPr>
-          <w:p>
-            <w:pPr>
-              <w:spacing w:line="240" w:lineRule="auto" w:before="0" w:after="0"/>
-              <w:jc w:val="center"/>
+            <w:shd w:fill="F7F7F7"/>
+          </w:tcPr>
+          <w:p>
+            <w:pPr>
+              <w:spacing w:line="240" w:lineRule="auto" w:before="0" w:after="0"/>
+              <w:jc w:val="left"/>
             </w:pPr>
             <w:r>
               <w:rPr>
@@ -15690,13 +15153,13 @@
                 <w:color w:val="222222"/>
                 <w:sz w:val="17"/>
               </w:rPr>
-              <w:t>0.0006</w:t>
-            </w:r>
-          </w:p>
-        </w:tc>
-        <w:tc>
-          <w:tcPr>
-            <w:tcW w:type="dxa" w:w="901"/>
+              <w:t>IC</w:t>
+            </w:r>
+          </w:p>
+        </w:tc>
+        <w:tc>
+          <w:tcPr>
+            <w:tcW w:type="dxa" w:w="1127"/>
             <w:tcMar>
               <w:top w:w="60" w:type="dxa"/>
               <w:bottom w:w="60" w:type="dxa"/>
@@ -15704,6 +15167,7 @@
               <w:right w:w="60" w:type="dxa"/>
             </w:tcMar>
             <w:vAlign w:val="center"/>
+            <w:shd w:fill="F7F7F7"/>
           </w:tcPr>
           <w:p>
             <w:pPr>
@@ -15718,7 +15182,181 @@
                 <w:color w:val="222222"/>
                 <w:sz w:val="17"/>
               </w:rPr>
-              <w:t>2641</w:t>
+              <w:t>B&lt;-1.5%</w:t>
+            </w:r>
+          </w:p>
+        </w:tc>
+        <w:tc>
+          <w:tcPr>
+            <w:tcW w:type="dxa" w:w="1127"/>
+            <w:tcMar>
+              <w:top w:w="60" w:type="dxa"/>
+              <w:bottom w:w="60" w:type="dxa"/>
+              <w:left w:w="60" w:type="dxa"/>
+              <w:right w:w="60" w:type="dxa"/>
+            </w:tcMar>
+            <w:vAlign w:val="center"/>
+            <w:shd w:fill="F7F7F7"/>
+          </w:tcPr>
+          <w:p>
+            <w:pPr>
+              <w:spacing w:line="240" w:lineRule="auto" w:before="0" w:after="0"/>
+              <w:jc w:val="center"/>
+            </w:pPr>
+            <w:r>
+              <w:rPr>
+                <w:rFonts w:ascii="Times New Roman" w:hAnsi="Times New Roman" w:eastAsia="宋体"/>
+                <w:b w:val="0"/>
+                <w:i w:val="0"/>
+                <w:color w:val="222222"/>
+                <w:sz w:val="17"/>
+              </w:rPr>
+              <w:t>8.33%</w:t>
+            </w:r>
+          </w:p>
+        </w:tc>
+        <w:tc>
+          <w:tcPr>
+            <w:tcW w:type="dxa" w:w="1127"/>
+            <w:tcMar>
+              <w:top w:w="60" w:type="dxa"/>
+              <w:bottom w:w="60" w:type="dxa"/>
+              <w:left w:w="60" w:type="dxa"/>
+              <w:right w:w="60" w:type="dxa"/>
+            </w:tcMar>
+            <w:vAlign w:val="center"/>
+            <w:shd w:fill="F7F7F7"/>
+          </w:tcPr>
+          <w:p>
+            <w:pPr>
+              <w:spacing w:line="240" w:lineRule="auto" w:before="0" w:after="0"/>
+              <w:jc w:val="center"/>
+            </w:pPr>
+            <w:r>
+              <w:rPr>
+                <w:rFonts w:ascii="Times New Roman" w:hAnsi="Times New Roman" w:eastAsia="宋体"/>
+                <w:b w:val="0"/>
+                <w:i w:val="0"/>
+                <w:color w:val="222222"/>
+                <w:sz w:val="17"/>
+              </w:rPr>
+              <w:t>1.55</w:t>
+            </w:r>
+          </w:p>
+        </w:tc>
+        <w:tc>
+          <w:tcPr>
+            <w:tcW w:type="dxa" w:w="1127"/>
+            <w:tcMar>
+              <w:top w:w="60" w:type="dxa"/>
+              <w:bottom w:w="60" w:type="dxa"/>
+              <w:left w:w="60" w:type="dxa"/>
+              <w:right w:w="60" w:type="dxa"/>
+            </w:tcMar>
+            <w:vAlign w:val="center"/>
+            <w:shd w:fill="F7F7F7"/>
+          </w:tcPr>
+          <w:p>
+            <w:pPr>
+              <w:spacing w:line="240" w:lineRule="auto" w:before="0" w:after="0"/>
+              <w:jc w:val="center"/>
+            </w:pPr>
+            <w:r>
+              <w:rPr>
+                <w:rFonts w:ascii="Times New Roman" w:hAnsi="Times New Roman" w:eastAsia="宋体"/>
+                <w:b w:val="0"/>
+                <w:i w:val="0"/>
+                <w:color w:val="222222"/>
+                <w:sz w:val="17"/>
+              </w:rPr>
+              <w:t>0.02</w:t>
+            </w:r>
+          </w:p>
+        </w:tc>
+        <w:tc>
+          <w:tcPr>
+            <w:tcW w:type="dxa" w:w="1127"/>
+            <w:tcMar>
+              <w:top w:w="60" w:type="dxa"/>
+              <w:bottom w:w="60" w:type="dxa"/>
+              <w:left w:w="60" w:type="dxa"/>
+              <w:right w:w="60" w:type="dxa"/>
+            </w:tcMar>
+            <w:vAlign w:val="center"/>
+            <w:shd w:fill="F7F7F7"/>
+          </w:tcPr>
+          <w:p>
+            <w:pPr>
+              <w:spacing w:line="240" w:lineRule="auto" w:before="0" w:after="0"/>
+              <w:jc w:val="center"/>
+            </w:pPr>
+            <w:r>
+              <w:rPr>
+                <w:rFonts w:ascii="Times New Roman" w:hAnsi="Times New Roman" w:eastAsia="宋体"/>
+                <w:b w:val="0"/>
+                <w:i w:val="0"/>
+                <w:color w:val="222222"/>
+                <w:sz w:val="17"/>
+              </w:rPr>
+              <w:t>1.12</w:t>
+            </w:r>
+          </w:p>
+        </w:tc>
+        <w:tc>
+          <w:tcPr>
+            <w:tcW w:type="dxa" w:w="1127"/>
+            <w:tcMar>
+              <w:top w:w="60" w:type="dxa"/>
+              <w:bottom w:w="60" w:type="dxa"/>
+              <w:left w:w="60" w:type="dxa"/>
+              <w:right w:w="60" w:type="dxa"/>
+            </w:tcMar>
+            <w:vAlign w:val="center"/>
+            <w:shd w:fill="F7F7F7"/>
+          </w:tcPr>
+          <w:p>
+            <w:pPr>
+              <w:spacing w:line="240" w:lineRule="auto" w:before="0" w:after="0"/>
+              <w:jc w:val="center"/>
+            </w:pPr>
+            <w:r>
+              <w:rPr>
+                <w:rFonts w:ascii="Times New Roman" w:hAnsi="Times New Roman" w:eastAsia="宋体"/>
+                <w:b w:val="0"/>
+                <w:i w:val="0"/>
+                <w:color w:val="222222"/>
+                <w:sz w:val="17"/>
+              </w:rPr>
+              <w:t>0.001</w:t>
+            </w:r>
+          </w:p>
+        </w:tc>
+        <w:tc>
+          <w:tcPr>
+            <w:tcW w:type="dxa" w:w="1127"/>
+            <w:tcMar>
+              <w:top w:w="60" w:type="dxa"/>
+              <w:bottom w:w="60" w:type="dxa"/>
+              <w:left w:w="60" w:type="dxa"/>
+              <w:right w:w="60" w:type="dxa"/>
+            </w:tcMar>
+            <w:vAlign w:val="center"/>
+            <w:shd w:fill="F7F7F7"/>
+          </w:tcPr>
+          <w:p>
+            <w:pPr>
+              <w:spacing w:line="240" w:lineRule="auto" w:before="0" w:after="0"/>
+              <w:jc w:val="center"/>
+            </w:pPr>
+            <w:r>
+              <w:rPr>
+                <w:rFonts w:ascii="Times New Roman" w:hAnsi="Times New Roman" w:eastAsia="宋体"/>
+                <w:b w:val="0"/>
+                <w:i w:val="0"/>
+                <w:color w:val="222222"/>
+                <w:sz w:val="17"/>
+              </w:rPr>
+              <w:t>2,641</w:t>
             </w:r>
           </w:p>
         </w:tc>
@@ -15726,7 +15364,7 @@
       <w:tr>
         <w:tc>
           <w:tcPr>
-            <w:tcW w:type="dxa" w:w="901"/>
+            <w:tcW w:type="dxa" w:w="1127"/>
             <w:tcMar>
               <w:top w:w="60" w:type="dxa"/>
               <w:bottom w:w="60" w:type="dxa"/>
@@ -15734,7 +15372,6 @@
               <w:right w:w="60" w:type="dxa"/>
             </w:tcMar>
             <w:vAlign w:val="center"/>
-            <w:shd w:fill="F7F7F7"/>
           </w:tcPr>
           <w:p>
             <w:pPr>
@@ -15749,13 +15386,13 @@
                 <w:color w:val="222222"/>
                 <w:sz w:val="17"/>
               </w:rPr>
-              <w:t>IC</w:t>
-            </w:r>
-          </w:p>
-        </w:tc>
-        <w:tc>
-          <w:tcPr>
-            <w:tcW w:type="dxa" w:w="901"/>
+              <w:t>IM</w:t>
+            </w:r>
+          </w:p>
+        </w:tc>
+        <w:tc>
+          <w:tcPr>
+            <w:tcW w:type="dxa" w:w="1127"/>
             <w:tcMar>
               <w:top w:w="60" w:type="dxa"/>
               <w:bottom w:w="60" w:type="dxa"/>
@@ -15763,7 +15400,6 @@
               <w:right w:w="60" w:type="dxa"/>
             </w:tcMar>
             <w:vAlign w:val="center"/>
-            <w:shd w:fill="F7F7F7"/>
           </w:tcPr>
           <w:p>
             <w:pPr>
@@ -15778,13 +15414,13 @@
                 <w:color w:val="222222"/>
                 <w:sz w:val="17"/>
               </w:rPr>
-              <w:t>B&lt;-1.5%</w:t>
-            </w:r>
-          </w:p>
-        </w:tc>
-        <w:tc>
-          <w:tcPr>
-            <w:tcW w:type="dxa" w:w="901"/>
+              <w:t>Always</w:t>
+            </w:r>
+          </w:p>
+        </w:tc>
+        <w:tc>
+          <w:tcPr>
+            <w:tcW w:type="dxa" w:w="1127"/>
             <w:tcMar>
               <w:top w:w="60" w:type="dxa"/>
               <w:bottom w:w="60" w:type="dxa"/>
@@ -15792,7 +15428,6 @@
               <w:right w:w="60" w:type="dxa"/>
             </w:tcMar>
             <w:vAlign w:val="center"/>
-            <w:shd w:fill="F7F7F7"/>
           </w:tcPr>
           <w:p>
             <w:pPr>
@@ -15807,13 +15442,13 @@
                 <w:color w:val="222222"/>
                 <w:sz w:val="17"/>
               </w:rPr>
-              <w:t>8.33%</w:t>
-            </w:r>
-          </w:p>
-        </w:tc>
-        <w:tc>
-          <w:tcPr>
-            <w:tcW w:type="dxa" w:w="901"/>
+              <w:t>19.12%</w:t>
+            </w:r>
+          </w:p>
+        </w:tc>
+        <w:tc>
+          <w:tcPr>
+            <w:tcW w:type="dxa" w:w="1127"/>
             <w:tcMar>
               <w:top w:w="60" w:type="dxa"/>
               <w:bottom w:w="60" w:type="dxa"/>
@@ -15821,7 +15456,6 @@
               <w:right w:w="60" w:type="dxa"/>
             </w:tcMar>
             <w:vAlign w:val="center"/>
-            <w:shd w:fill="F7F7F7"/>
           </w:tcPr>
           <w:p>
             <w:pPr>
@@ -15836,13 +15470,13 @@
                 <w:color w:val="222222"/>
                 <w:sz w:val="17"/>
               </w:rPr>
-              <w:t>1.55</w:t>
-            </w:r>
-          </w:p>
-        </w:tc>
-        <w:tc>
-          <w:tcPr>
-            <w:tcW w:type="dxa" w:w="901"/>
+              <w:t>1.11</w:t>
+            </w:r>
+          </w:p>
+        </w:tc>
+        <w:tc>
+          <w:tcPr>
+            <w:tcW w:type="dxa" w:w="1127"/>
             <w:tcMar>
               <w:top w:w="60" w:type="dxa"/>
               <w:bottom w:w="60" w:type="dxa"/>
@@ -15850,7 +15484,6 @@
               <w:right w:w="60" w:type="dxa"/>
             </w:tcMar>
             <w:vAlign w:val="center"/>
-            <w:shd w:fill="F7F7F7"/>
           </w:tcPr>
           <w:p>
             <w:pPr>
@@ -15865,13 +15498,13 @@
                 <w:color w:val="222222"/>
                 <w:sz w:val="17"/>
               </w:rPr>
-              <w:t>0.016</w:t>
-            </w:r>
-          </w:p>
-        </w:tc>
-        <w:tc>
-          <w:tcPr>
-            <w:tcW w:type="dxa" w:w="901"/>
+              <w:t>0.08</w:t>
+            </w:r>
+          </w:p>
+        </w:tc>
+        <w:tc>
+          <w:tcPr>
+            <w:tcW w:type="dxa" w:w="1127"/>
             <w:tcMar>
               <w:top w:w="60" w:type="dxa"/>
               <w:bottom w:w="60" w:type="dxa"/>
@@ -15879,7 +15512,6 @@
               <w:right w:w="60" w:type="dxa"/>
             </w:tcMar>
             <w:vAlign w:val="center"/>
-            <w:shd w:fill="F7F7F7"/>
           </w:tcPr>
           <w:p>
             <w:pPr>
@@ -15894,13 +15526,13 @@
                 <w:color w:val="222222"/>
                 <w:sz w:val="17"/>
               </w:rPr>
-              <w:t>1.12</w:t>
-            </w:r>
-          </w:p>
-        </w:tc>
-        <w:tc>
-          <w:tcPr>
-            <w:tcW w:type="dxa" w:w="901"/>
+              <w:t>1.79</w:t>
+            </w:r>
+          </w:p>
+        </w:tc>
+        <w:tc>
+          <w:tcPr>
+            <w:tcW w:type="dxa" w:w="1127"/>
             <w:tcMar>
               <w:top w:w="60" w:type="dxa"/>
               <w:bottom w:w="60" w:type="dxa"/>
@@ -15908,7 +15540,6 @@
               <w:right w:w="60" w:type="dxa"/>
             </w:tcMar>
             <w:vAlign w:val="center"/>
-            <w:shd w:fill="F7F7F7"/>
           </w:tcPr>
           <w:p>
             <w:pPr>
@@ -15923,13 +15554,13 @@
                 <w:color w:val="222222"/>
                 <w:sz w:val="17"/>
               </w:rPr>
-              <w:t>0.0005</w:t>
-            </w:r>
-          </w:p>
-        </w:tc>
-        <w:tc>
-          <w:tcPr>
-            <w:tcW w:type="dxa" w:w="901"/>
+              <w:t>0.004</w:t>
+            </w:r>
+          </w:p>
+        </w:tc>
+        <w:tc>
+          <w:tcPr>
+            <w:tcW w:type="dxa" w:w="1127"/>
             <w:tcMar>
               <w:top w:w="60" w:type="dxa"/>
               <w:bottom w:w="60" w:type="dxa"/>
@@ -15937,7 +15568,6 @@
               <w:right w:w="60" w:type="dxa"/>
             </w:tcMar>
             <w:vAlign w:val="center"/>
-            <w:shd w:fill="F7F7F7"/>
           </w:tcPr>
           <w:p>
             <w:pPr>
@@ -15952,13 +15582,15 @@
                 <w:color w:val="222222"/>
                 <w:sz w:val="17"/>
               </w:rPr>
-              <w:t>0.016</w:t>
-            </w:r>
-          </w:p>
-        </w:tc>
-        <w:tc>
-          <w:tcPr>
-            <w:tcW w:type="dxa" w:w="901"/>
+              <w:t>871</w:t>
+            </w:r>
+          </w:p>
+        </w:tc>
+      </w:tr>
+      <w:tr>
+        <w:tc>
+          <w:tcPr>
+            <w:tcW w:type="dxa" w:w="1127"/>
             <w:tcMar>
               <w:top w:w="60" w:type="dxa"/>
               <w:bottom w:w="60" w:type="dxa"/>
@@ -15971,7 +15603,7 @@
           <w:p>
             <w:pPr>
               <w:spacing w:line="240" w:lineRule="auto" w:before="0" w:after="0"/>
-              <w:jc w:val="center"/>
+              <w:jc w:val="left"/>
             </w:pPr>
             <w:r>
               <w:rPr>
@@ -15981,13 +15613,13 @@
                 <w:color w:val="222222"/>
                 <w:sz w:val="17"/>
               </w:rPr>
-              <w:t>0.0005</w:t>
-            </w:r>
-          </w:p>
-        </w:tc>
-        <w:tc>
-          <w:tcPr>
-            <w:tcW w:type="dxa" w:w="901"/>
+              <w:t>IM</w:t>
+            </w:r>
+          </w:p>
+        </w:tc>
+        <w:tc>
+          <w:tcPr>
+            <w:tcW w:type="dxa" w:w="1127"/>
             <w:tcMar>
               <w:top w:w="60" w:type="dxa"/>
               <w:bottom w:w="60" w:type="dxa"/>
@@ -16010,15 +15642,13 @@
                 <w:color w:val="222222"/>
                 <w:sz w:val="17"/>
               </w:rPr>
-              <w:t>2641</w:t>
-            </w:r>
-          </w:p>
-        </w:tc>
-      </w:tr>
-      <w:tr>
-        <w:tc>
-          <w:tcPr>
-            <w:tcW w:type="dxa" w:w="901"/>
+              <w:t>B&lt;-1.5%</w:t>
+            </w:r>
+          </w:p>
+        </w:tc>
+        <w:tc>
+          <w:tcPr>
+            <w:tcW w:type="dxa" w:w="1127"/>
             <w:tcMar>
               <w:top w:w="60" w:type="dxa"/>
               <w:bottom w:w="60" w:type="dxa"/>
@@ -16026,11 +15656,12 @@
               <w:right w:w="60" w:type="dxa"/>
             </w:tcMar>
             <w:vAlign w:val="center"/>
-          </w:tcPr>
-          <w:p>
-            <w:pPr>
-              <w:spacing w:line="240" w:lineRule="auto" w:before="0" w:after="0"/>
-              <w:jc w:val="left"/>
+            <w:shd w:fill="F7F7F7"/>
+          </w:tcPr>
+          <w:p>
+            <w:pPr>
+              <w:spacing w:line="240" w:lineRule="auto" w:before="0" w:after="0"/>
+              <w:jc w:val="center"/>
             </w:pPr>
             <w:r>
               <w:rPr>
@@ -16040,13 +15671,13 @@
                 <w:color w:val="222222"/>
                 <w:sz w:val="17"/>
               </w:rPr>
-              <w:t>IM</w:t>
-            </w:r>
-          </w:p>
-        </w:tc>
-        <w:tc>
-          <w:tcPr>
-            <w:tcW w:type="dxa" w:w="901"/>
+              <w:t>11.03%</w:t>
+            </w:r>
+          </w:p>
+        </w:tc>
+        <w:tc>
+          <w:tcPr>
+            <w:tcW w:type="dxa" w:w="1127"/>
             <w:tcMar>
               <w:top w:w="60" w:type="dxa"/>
               <w:bottom w:w="60" w:type="dxa"/>
@@ -16054,6 +15685,7 @@
               <w:right w:w="60" w:type="dxa"/>
             </w:tcMar>
             <w:vAlign w:val="center"/>
+            <w:shd w:fill="F7F7F7"/>
           </w:tcPr>
           <w:p>
             <w:pPr>
@@ -16068,13 +15700,13 @@
                 <w:color w:val="222222"/>
                 <w:sz w:val="17"/>
               </w:rPr>
-              <w:t>Always</w:t>
-            </w:r>
-          </w:p>
-        </w:tc>
-        <w:tc>
-          <w:tcPr>
-            <w:tcW w:type="dxa" w:w="901"/>
+              <w:t>1.64</w:t>
+            </w:r>
+          </w:p>
+        </w:tc>
+        <w:tc>
+          <w:tcPr>
+            <w:tcW w:type="dxa" w:w="1127"/>
             <w:tcMar>
               <w:top w:w="60" w:type="dxa"/>
               <w:bottom w:w="60" w:type="dxa"/>
@@ -16082,6 +15714,7 @@
               <w:right w:w="60" w:type="dxa"/>
             </w:tcMar>
             <w:vAlign w:val="center"/>
+            <w:shd w:fill="F7F7F7"/>
           </w:tcPr>
           <w:p>
             <w:pPr>
@@ -16096,13 +15729,13 @@
                 <w:color w:val="222222"/>
                 <w:sz w:val="17"/>
               </w:rPr>
-              <w:t>19.12%</w:t>
-            </w:r>
-          </w:p>
-        </w:tc>
-        <w:tc>
-          <w:tcPr>
-            <w:tcW w:type="dxa" w:w="901"/>
+              <w:t>0.01</w:t>
+            </w:r>
+          </w:p>
+        </w:tc>
+        <w:tc>
+          <w:tcPr>
+            <w:tcW w:type="dxa" w:w="1127"/>
             <w:tcMar>
               <w:top w:w="60" w:type="dxa"/>
               <w:bottom w:w="60" w:type="dxa"/>
@@ -16110,6 +15743,7 @@
               <w:right w:w="60" w:type="dxa"/>
             </w:tcMar>
             <w:vAlign w:val="center"/>
+            <w:shd w:fill="F7F7F7"/>
           </w:tcPr>
           <w:p>
             <w:pPr>
@@ -16124,13 +15758,13 @@
                 <w:color w:val="222222"/>
                 <w:sz w:val="17"/>
               </w:rPr>
-              <w:t>1.11</w:t>
-            </w:r>
-          </w:p>
-        </w:tc>
-        <w:tc>
-          <w:tcPr>
-            <w:tcW w:type="dxa" w:w="901"/>
+              <w:t>0.46</w:t>
+            </w:r>
+          </w:p>
+        </w:tc>
+        <w:tc>
+          <w:tcPr>
+            <w:tcW w:type="dxa" w:w="1127"/>
             <w:tcMar>
               <w:top w:w="60" w:type="dxa"/>
               <w:bottom w:w="60" w:type="dxa"/>
@@ -16138,6 +15772,7 @@
               <w:right w:w="60" w:type="dxa"/>
             </w:tcMar>
             <w:vAlign w:val="center"/>
+            <w:shd w:fill="F7F7F7"/>
           </w:tcPr>
           <w:p>
             <w:pPr>
@@ -16152,416 +15787,13 @@
                 <w:color w:val="222222"/>
                 <w:sz w:val="17"/>
               </w:rPr>
-              <w:t>0.084</w:t>
-            </w:r>
-          </w:p>
-        </w:tc>
-        <w:tc>
-          <w:tcPr>
-            <w:tcW w:type="dxa" w:w="901"/>
-            <w:tcMar>
-              <w:top w:w="60" w:type="dxa"/>
-              <w:bottom w:w="60" w:type="dxa"/>
-              <w:left w:w="60" w:type="dxa"/>
-              <w:right w:w="60" w:type="dxa"/>
-            </w:tcMar>
-            <w:vAlign w:val="center"/>
-          </w:tcPr>
-          <w:p>
-            <w:pPr>
-              <w:spacing w:line="240" w:lineRule="auto" w:before="0" w:after="0"/>
-              <w:jc w:val="center"/>
-            </w:pPr>
-            <w:r>
-              <w:rPr>
-                <w:rFonts w:ascii="Times New Roman" w:hAnsi="Times New Roman" w:eastAsia="宋体"/>
-                <w:b w:val="0"/>
-                <w:i w:val="0"/>
-                <w:color w:val="222222"/>
-                <w:sz w:val="17"/>
-              </w:rPr>
-              <w:t>1.79</w:t>
-            </w:r>
-          </w:p>
-        </w:tc>
-        <w:tc>
-          <w:tcPr>
-            <w:tcW w:type="dxa" w:w="901"/>
-            <w:tcMar>
-              <w:top w:w="60" w:type="dxa"/>
-              <w:bottom w:w="60" w:type="dxa"/>
-              <w:left w:w="60" w:type="dxa"/>
-              <w:right w:w="60" w:type="dxa"/>
-            </w:tcMar>
-            <w:vAlign w:val="center"/>
-          </w:tcPr>
-          <w:p>
-            <w:pPr>
-              <w:spacing w:line="240" w:lineRule="auto" w:before="0" w:after="0"/>
-              <w:jc w:val="center"/>
-            </w:pPr>
-            <w:r>
-              <w:rPr>
-                <w:rFonts w:ascii="Times New Roman" w:hAnsi="Times New Roman" w:eastAsia="宋体"/>
-                <w:b w:val="0"/>
-                <w:i w:val="0"/>
-                <w:color w:val="222222"/>
-                <w:sz w:val="17"/>
-              </w:rPr>
-              <w:t>0.0037</w:t>
-            </w:r>
-          </w:p>
-        </w:tc>
-        <w:tc>
-          <w:tcPr>
-            <w:tcW w:type="dxa" w:w="901"/>
-            <w:tcMar>
-              <w:top w:w="60" w:type="dxa"/>
-              <w:bottom w:w="60" w:type="dxa"/>
-              <w:left w:w="60" w:type="dxa"/>
-              <w:right w:w="60" w:type="dxa"/>
-            </w:tcMar>
-            <w:vAlign w:val="center"/>
-          </w:tcPr>
-          <w:p>
-            <w:pPr>
-              <w:spacing w:line="240" w:lineRule="auto" w:before="0" w:after="0"/>
-              <w:jc w:val="center"/>
-            </w:pPr>
-            <w:r>
-              <w:rPr>
-                <w:rFonts w:ascii="Times New Roman" w:hAnsi="Times New Roman" w:eastAsia="宋体"/>
-                <w:b w:val="0"/>
-                <w:i w:val="0"/>
-                <w:color w:val="222222"/>
-                <w:sz w:val="17"/>
-              </w:rPr>
-              <w:t>0.085</w:t>
-            </w:r>
-          </w:p>
-        </w:tc>
-        <w:tc>
-          <w:tcPr>
-            <w:tcW w:type="dxa" w:w="901"/>
-            <w:tcMar>
-              <w:top w:w="60" w:type="dxa"/>
-              <w:bottom w:w="60" w:type="dxa"/>
-              <w:left w:w="60" w:type="dxa"/>
-              <w:right w:w="60" w:type="dxa"/>
-            </w:tcMar>
-            <w:vAlign w:val="center"/>
-          </w:tcPr>
-          <w:p>
-            <w:pPr>
-              <w:spacing w:line="240" w:lineRule="auto" w:before="0" w:after="0"/>
-              <w:jc w:val="center"/>
-            </w:pPr>
-            <w:r>
-              <w:rPr>
-                <w:rFonts w:ascii="Times New Roman" w:hAnsi="Times New Roman" w:eastAsia="宋体"/>
-                <w:b w:val="0"/>
-                <w:i w:val="0"/>
-                <w:color w:val="222222"/>
-                <w:sz w:val="17"/>
-              </w:rPr>
-              <w:t>0.0038</w:t>
-            </w:r>
-          </w:p>
-        </w:tc>
-        <w:tc>
-          <w:tcPr>
-            <w:tcW w:type="dxa" w:w="901"/>
-            <w:tcMar>
-              <w:top w:w="60" w:type="dxa"/>
-              <w:bottom w:w="60" w:type="dxa"/>
-              <w:left w:w="60" w:type="dxa"/>
-              <w:right w:w="60" w:type="dxa"/>
-            </w:tcMar>
-            <w:vAlign w:val="center"/>
-          </w:tcPr>
-          <w:p>
-            <w:pPr>
-              <w:spacing w:line="240" w:lineRule="auto" w:before="0" w:after="0"/>
-              <w:jc w:val="center"/>
-            </w:pPr>
-            <w:r>
-              <w:rPr>
-                <w:rFonts w:ascii="Times New Roman" w:hAnsi="Times New Roman" w:eastAsia="宋体"/>
-                <w:b w:val="0"/>
-                <w:i w:val="0"/>
-                <w:color w:val="222222"/>
-                <w:sz w:val="17"/>
-              </w:rPr>
-              <w:t>871</w:t>
-            </w:r>
-          </w:p>
-        </w:tc>
-      </w:tr>
-      <w:tr>
-        <w:tc>
-          <w:tcPr>
-            <w:tcW w:type="dxa" w:w="901"/>
-            <w:tcMar>
-              <w:top w:w="60" w:type="dxa"/>
-              <w:bottom w:w="60" w:type="dxa"/>
-              <w:left w:w="60" w:type="dxa"/>
-              <w:right w:w="60" w:type="dxa"/>
-            </w:tcMar>
-            <w:vAlign w:val="center"/>
-            <w:shd w:fill="F7F7F7"/>
-          </w:tcPr>
-          <w:p>
-            <w:pPr>
-              <w:spacing w:line="240" w:lineRule="auto" w:before="0" w:after="0"/>
-              <w:jc w:val="left"/>
-            </w:pPr>
-            <w:r>
-              <w:rPr>
-                <w:rFonts w:ascii="Times New Roman" w:hAnsi="Times New Roman" w:eastAsia="宋体"/>
-                <w:b w:val="0"/>
-                <w:i w:val="0"/>
-                <w:color w:val="222222"/>
-                <w:sz w:val="17"/>
-              </w:rPr>
-              <w:t>IM</w:t>
-            </w:r>
-          </w:p>
-        </w:tc>
-        <w:tc>
-          <w:tcPr>
-            <w:tcW w:type="dxa" w:w="901"/>
-            <w:tcMar>
-              <w:top w:w="60" w:type="dxa"/>
-              <w:bottom w:w="60" w:type="dxa"/>
-              <w:left w:w="60" w:type="dxa"/>
-              <w:right w:w="60" w:type="dxa"/>
-            </w:tcMar>
-            <w:vAlign w:val="center"/>
-            <w:shd w:fill="F7F7F7"/>
-          </w:tcPr>
-          <w:p>
-            <w:pPr>
-              <w:spacing w:line="240" w:lineRule="auto" w:before="0" w:after="0"/>
-              <w:jc w:val="center"/>
-            </w:pPr>
-            <w:r>
-              <w:rPr>
-                <w:rFonts w:ascii="Times New Roman" w:hAnsi="Times New Roman" w:eastAsia="宋体"/>
-                <w:b w:val="0"/>
-                <w:i w:val="0"/>
-                <w:color w:val="222222"/>
-                <w:sz w:val="17"/>
-              </w:rPr>
-              <w:t>B&lt;-1.5%</w:t>
-            </w:r>
-          </w:p>
-        </w:tc>
-        <w:tc>
-          <w:tcPr>
-            <w:tcW w:type="dxa" w:w="901"/>
-            <w:tcMar>
-              <w:top w:w="60" w:type="dxa"/>
-              <w:bottom w:w="60" w:type="dxa"/>
-              <w:left w:w="60" w:type="dxa"/>
-              <w:right w:w="60" w:type="dxa"/>
-            </w:tcMar>
-            <w:vAlign w:val="center"/>
-            <w:shd w:fill="F7F7F7"/>
-          </w:tcPr>
-          <w:p>
-            <w:pPr>
-              <w:spacing w:line="240" w:lineRule="auto" w:before="0" w:after="0"/>
-              <w:jc w:val="center"/>
-            </w:pPr>
-            <w:r>
-              <w:rPr>
-                <w:rFonts w:ascii="Times New Roman" w:hAnsi="Times New Roman" w:eastAsia="宋体"/>
-                <w:b w:val="0"/>
-                <w:i w:val="0"/>
-                <w:color w:val="222222"/>
-                <w:sz w:val="17"/>
-              </w:rPr>
-              <w:t>11.03%</w:t>
-            </w:r>
-          </w:p>
-        </w:tc>
-        <w:tc>
-          <w:tcPr>
-            <w:tcW w:type="dxa" w:w="901"/>
-            <w:tcMar>
-              <w:top w:w="60" w:type="dxa"/>
-              <w:bottom w:w="60" w:type="dxa"/>
-              <w:left w:w="60" w:type="dxa"/>
-              <w:right w:w="60" w:type="dxa"/>
-            </w:tcMar>
-            <w:vAlign w:val="center"/>
-            <w:shd w:fill="F7F7F7"/>
-          </w:tcPr>
-          <w:p>
-            <w:pPr>
-              <w:spacing w:line="240" w:lineRule="auto" w:before="0" w:after="0"/>
-              <w:jc w:val="center"/>
-            </w:pPr>
-            <w:r>
-              <w:rPr>
-                <w:rFonts w:ascii="Times New Roman" w:hAnsi="Times New Roman" w:eastAsia="宋体"/>
-                <w:b w:val="0"/>
-                <w:i w:val="0"/>
-                <w:color w:val="222222"/>
-                <w:sz w:val="17"/>
-              </w:rPr>
-              <w:t>1.64</w:t>
-            </w:r>
-          </w:p>
-        </w:tc>
-        <w:tc>
-          <w:tcPr>
-            <w:tcW w:type="dxa" w:w="901"/>
-            <w:tcMar>
-              <w:top w:w="60" w:type="dxa"/>
-              <w:bottom w:w="60" w:type="dxa"/>
-              <w:left w:w="60" w:type="dxa"/>
-              <w:right w:w="60" w:type="dxa"/>
-            </w:tcMar>
-            <w:vAlign w:val="center"/>
-            <w:shd w:fill="F7F7F7"/>
-          </w:tcPr>
-          <w:p>
-            <w:pPr>
-              <w:spacing w:line="240" w:lineRule="auto" w:before="0" w:after="0"/>
-              <w:jc w:val="center"/>
-            </w:pPr>
-            <w:r>
-              <w:rPr>
-                <w:rFonts w:ascii="Times New Roman" w:hAnsi="Times New Roman" w:eastAsia="宋体"/>
-                <w:b w:val="0"/>
-                <w:i w:val="0"/>
-                <w:color w:val="222222"/>
-                <w:sz w:val="17"/>
-              </w:rPr>
-              <w:t>0.008</w:t>
-            </w:r>
-          </w:p>
-        </w:tc>
-        <w:tc>
-          <w:tcPr>
-            <w:tcW w:type="dxa" w:w="901"/>
-            <w:tcMar>
-              <w:top w:w="60" w:type="dxa"/>
-              <w:bottom w:w="60" w:type="dxa"/>
-              <w:left w:w="60" w:type="dxa"/>
-              <w:right w:w="60" w:type="dxa"/>
-            </w:tcMar>
-            <w:vAlign w:val="center"/>
-            <w:shd w:fill="F7F7F7"/>
-          </w:tcPr>
-          <w:p>
-            <w:pPr>
-              <w:spacing w:line="240" w:lineRule="auto" w:before="0" w:after="0"/>
-              <w:jc w:val="center"/>
-            </w:pPr>
-            <w:r>
-              <w:rPr>
-                <w:rFonts w:ascii="Times New Roman" w:hAnsi="Times New Roman" w:eastAsia="宋体"/>
-                <w:b w:val="0"/>
-                <w:i w:val="0"/>
-                <w:color w:val="222222"/>
-                <w:sz w:val="17"/>
-              </w:rPr>
-              <w:t>0.46</w:t>
-            </w:r>
-          </w:p>
-        </w:tc>
-        <w:tc>
-          <w:tcPr>
-            <w:tcW w:type="dxa" w:w="901"/>
-            <w:tcMar>
-              <w:top w:w="60" w:type="dxa"/>
-              <w:bottom w:w="60" w:type="dxa"/>
-              <w:left w:w="60" w:type="dxa"/>
-              <w:right w:w="60" w:type="dxa"/>
-            </w:tcMar>
-            <w:vAlign w:val="center"/>
-            <w:shd w:fill="F7F7F7"/>
-          </w:tcPr>
-          <w:p>
-            <w:pPr>
-              <w:spacing w:line="240" w:lineRule="auto" w:before="0" w:after="0"/>
-              <w:jc w:val="center"/>
-            </w:pPr>
-            <w:r>
-              <w:rPr>
-                <w:rFonts w:ascii="Times New Roman" w:hAnsi="Times New Roman" w:eastAsia="宋体"/>
-                <w:b w:val="0"/>
-                <w:i w:val="0"/>
-                <w:color w:val="222222"/>
-                <w:sz w:val="17"/>
-              </w:rPr>
-              <w:t>0.0002</w:t>
-            </w:r>
-          </w:p>
-        </w:tc>
-        <w:tc>
-          <w:tcPr>
-            <w:tcW w:type="dxa" w:w="901"/>
-            <w:tcMar>
-              <w:top w:w="60" w:type="dxa"/>
-              <w:bottom w:w="60" w:type="dxa"/>
-              <w:left w:w="60" w:type="dxa"/>
-              <w:right w:w="60" w:type="dxa"/>
-            </w:tcMar>
-            <w:vAlign w:val="center"/>
-            <w:shd w:fill="F7F7F7"/>
-          </w:tcPr>
-          <w:p>
-            <w:pPr>
-              <w:spacing w:line="240" w:lineRule="auto" w:before="0" w:after="0"/>
-              <w:jc w:val="center"/>
-            </w:pPr>
-            <w:r>
-              <w:rPr>
-                <w:rFonts w:ascii="Times New Roman" w:hAnsi="Times New Roman" w:eastAsia="宋体"/>
-                <w:b w:val="0"/>
-                <w:i w:val="0"/>
-                <w:color w:val="222222"/>
-                <w:sz w:val="17"/>
-              </w:rPr>
-              <w:t>0.009</w:t>
-            </w:r>
-          </w:p>
-        </w:tc>
-        <w:tc>
-          <w:tcPr>
-            <w:tcW w:type="dxa" w:w="901"/>
-            <w:tcMar>
-              <w:top w:w="60" w:type="dxa"/>
-              <w:bottom w:w="60" w:type="dxa"/>
-              <w:left w:w="60" w:type="dxa"/>
-              <w:right w:w="60" w:type="dxa"/>
-            </w:tcMar>
-            <w:vAlign w:val="center"/>
-            <w:shd w:fill="F7F7F7"/>
-          </w:tcPr>
-          <w:p>
-            <w:pPr>
-              <w:spacing w:line="240" w:lineRule="auto" w:before="0" w:after="0"/>
-              <w:jc w:val="center"/>
-            </w:pPr>
-            <w:r>
-              <w:rPr>
-                <w:rFonts w:ascii="Times New Roman" w:hAnsi="Times New Roman" w:eastAsia="宋体"/>
-                <w:b w:val="0"/>
-                <w:i w:val="0"/>
-                <w:color w:val="222222"/>
-                <w:sz w:val="17"/>
-              </w:rPr>
-              <w:t>0.0003</w:t>
-            </w:r>
-          </w:p>
-        </w:tc>
-        <w:tc>
-          <w:tcPr>
-            <w:tcW w:type="dxa" w:w="901"/>
+              <w:t>0.000</w:t>
+            </w:r>
+          </w:p>
+        </w:tc>
+        <w:tc>
+          <w:tcPr>
+            <w:tcW w:type="dxa" w:w="1127"/>
             <w:tcMar>
               <w:top w:w="60" w:type="dxa"/>
               <w:bottom w:w="60" w:type="dxa"/>
@@ -16594,6 +15826,703 @@
       <w:pPr>
         <w:spacing w:line="240" w:lineRule="auto" w:before="0" w:after="40"/>
       </w:pPr>
+    </w:p>
+    <w:p>
+      <w:pPr>
+        <w:spacing w:line="240" w:lineRule="auto" w:before="0" w:after="120"/>
+        <w:jc w:val="right"/>
+      </w:pPr>
+      <w:r>
+        <w:rPr>
+          <w:rFonts w:ascii="Times New Roman" w:hAnsi="Times New Roman" w:eastAsia="宋体"/>
+          <w:b w:val="0"/>
+          <w:i w:val="0"/>
+          <w:color w:val="555555"/>
+          <w:sz w:val="17"/>
+        </w:rPr>
+        <w:t>资料来源：IC/IM 期货与指数数据，本报告计算</w:t>
+      </w:r>
+    </w:p>
+    <w:p>
+      <w:pPr>
+        <w:spacing w:lineRule="exact" w:line="400" w:after="120"/>
+        <w:ind w:firstLine="420"/>
+        <w:jc w:val="both"/>
+      </w:pPr>
+      <w:r>
+        <w:rPr>
+          <w:rFonts w:ascii="Times New Roman" w:hAnsi="Times New Roman" w:eastAsia="宋体"/>
+          <w:b w:val="0"/>
+          <w:i w:val="0"/>
+          <w:color w:val="222222"/>
+          <w:sz w:val="24"/>
+        </w:rPr>
+        <w:t>日频 α 为正但 t 值均 &lt; 2（IC Always t = 1.52，IM Always t = 1.11），不具备统计显著性。β 和 R² 偏低同样源于日频噪声。改为月频回归：</w:t>
+      </w:r>
+    </w:p>
+    <w:p>
+      <w:pPr>
+        <w:keepNext/>
+        <w:spacing w:line="240" w:lineRule="auto" w:before="80" w:after="80"/>
+        <w:jc w:val="center"/>
+      </w:pPr>
+      <w:r>
+        <w:rPr>
+          <w:rFonts w:ascii="Times New Roman" w:hAnsi="Times New Roman" w:eastAsia="宋体"/>
+          <w:b/>
+          <w:i w:val="0"/>
+          <w:color w:val="555555"/>
+          <w:sz w:val="21"/>
+        </w:rPr>
+        <w:t>表 14 有截距 CAPM 归因（月频）：用月度收益替代日收益进行有截距 CAPM 回归，作为日频结果的稳健性检查。</w:t>
+      </w:r>
+    </w:p>
+    <w:tbl>
+      <w:tblPr>
+        <w:tblStyle w:val="TableGrid"/>
+        <w:tblW w:type="auto" w:w="0"/>
+        <w:jc w:val="center"/>
+        <w:tblLayout w:type="autofit"/>
+        <w:tblLook w:firstColumn="1" w:firstRow="1" w:lastColumn="0" w:lastRow="0" w:noHBand="0" w:noVBand="1" w:val="04A0"/>
+      </w:tblPr>
+      <w:tblGrid>
+        <w:gridCol w:w="1288"/>
+        <w:gridCol w:w="1288"/>
+        <w:gridCol w:w="1288"/>
+        <w:gridCol w:w="1288"/>
+        <w:gridCol w:w="1288"/>
+        <w:gridCol w:w="1288"/>
+        <w:gridCol w:w="1288"/>
+      </w:tblGrid>
+      <w:tr>
+        <w:tc>
+          <w:tcPr>
+            <w:tcW w:type="dxa" w:w="1288"/>
+            <w:shd w:fill="EDEDED"/>
+            <w:tcMar>
+              <w:top w:w="70" w:type="dxa"/>
+              <w:bottom w:w="70" w:type="dxa"/>
+              <w:left w:w="60" w:type="dxa"/>
+              <w:right w:w="60" w:type="dxa"/>
+            </w:tcMar>
+            <w:vAlign w:val="center"/>
+          </w:tcPr>
+          <w:p>
+            <w:pPr>
+              <w:spacing w:line="240" w:lineRule="auto" w:before="0" w:after="0"/>
+              <w:jc w:val="center"/>
+            </w:pPr>
+            <w:r>
+              <w:rPr>
+                <w:rFonts w:ascii="Times New Roman" w:hAnsi="Times New Roman" w:eastAsia="黑体"/>
+                <w:b/>
+                <w:i w:val="0"/>
+                <w:color w:val="222222"/>
+                <w:sz w:val="17"/>
+              </w:rPr>
+              <w:t>品种</w:t>
+            </w:r>
+          </w:p>
+        </w:tc>
+        <w:tc>
+          <w:tcPr>
+            <w:tcW w:type="dxa" w:w="1288"/>
+            <w:shd w:fill="EDEDED"/>
+            <w:tcMar>
+              <w:top w:w="70" w:type="dxa"/>
+              <w:bottom w:w="70" w:type="dxa"/>
+              <w:left w:w="60" w:type="dxa"/>
+              <w:right w:w="60" w:type="dxa"/>
+            </w:tcMar>
+            <w:vAlign w:val="center"/>
+          </w:tcPr>
+          <w:p>
+            <w:pPr>
+              <w:spacing w:line="240" w:lineRule="auto" w:before="0" w:after="0"/>
+              <w:jc w:val="center"/>
+            </w:pPr>
+            <w:r>
+              <w:rPr>
+                <w:rFonts w:ascii="Times New Roman" w:hAnsi="Times New Roman" w:eastAsia="黑体"/>
+                <w:b/>
+                <w:i w:val="0"/>
+                <w:color w:val="222222"/>
+                <w:sz w:val="17"/>
+              </w:rPr>
+              <w:t>α_annual</w:t>
+            </w:r>
+          </w:p>
+        </w:tc>
+        <w:tc>
+          <w:tcPr>
+            <w:tcW w:type="dxa" w:w="1288"/>
+            <w:shd w:fill="EDEDED"/>
+            <w:tcMar>
+              <w:top w:w="70" w:type="dxa"/>
+              <w:bottom w:w="70" w:type="dxa"/>
+              <w:left w:w="60" w:type="dxa"/>
+              <w:right w:w="60" w:type="dxa"/>
+            </w:tcMar>
+            <w:vAlign w:val="center"/>
+          </w:tcPr>
+          <w:p>
+            <w:pPr>
+              <w:spacing w:line="240" w:lineRule="auto" w:before="0" w:after="0"/>
+              <w:jc w:val="center"/>
+            </w:pPr>
+            <w:r>
+              <w:rPr>
+                <w:rFonts w:ascii="Times New Roman" w:hAnsi="Times New Roman" w:eastAsia="黑体"/>
+                <w:b/>
+                <w:i w:val="0"/>
+                <w:color w:val="222222"/>
+                <w:sz w:val="17"/>
+              </w:rPr>
+              <w:t>t(α)</w:t>
+            </w:r>
+          </w:p>
+        </w:tc>
+        <w:tc>
+          <w:tcPr>
+            <w:tcW w:type="dxa" w:w="1288"/>
+            <w:shd w:fill="EDEDED"/>
+            <w:tcMar>
+              <w:top w:w="70" w:type="dxa"/>
+              <w:bottom w:w="70" w:type="dxa"/>
+              <w:left w:w="60" w:type="dxa"/>
+              <w:right w:w="60" w:type="dxa"/>
+            </w:tcMar>
+            <w:vAlign w:val="center"/>
+          </w:tcPr>
+          <w:p>
+            <w:pPr>
+              <w:spacing w:line="240" w:lineRule="auto" w:before="0" w:after="0"/>
+              <w:jc w:val="center"/>
+            </w:pPr>
+            <w:r>
+              <w:rPr>
+                <w:rFonts w:ascii="Times New Roman" w:hAnsi="Times New Roman" w:eastAsia="黑体"/>
+                <w:b/>
+                <w:i w:val="0"/>
+                <w:color w:val="222222"/>
+                <w:sz w:val="17"/>
+              </w:rPr>
+              <w:t>β</w:t>
+            </w:r>
+          </w:p>
+        </w:tc>
+        <w:tc>
+          <w:tcPr>
+            <w:tcW w:type="dxa" w:w="1288"/>
+            <w:shd w:fill="EDEDED"/>
+            <w:tcMar>
+              <w:top w:w="70" w:type="dxa"/>
+              <w:bottom w:w="70" w:type="dxa"/>
+              <w:left w:w="60" w:type="dxa"/>
+              <w:right w:w="60" w:type="dxa"/>
+            </w:tcMar>
+            <w:vAlign w:val="center"/>
+          </w:tcPr>
+          <w:p>
+            <w:pPr>
+              <w:spacing w:line="240" w:lineRule="auto" w:before="0" w:after="0"/>
+              <w:jc w:val="center"/>
+            </w:pPr>
+            <w:r>
+              <w:rPr>
+                <w:rFonts w:ascii="Times New Roman" w:hAnsi="Times New Roman" w:eastAsia="黑体"/>
+                <w:b/>
+                <w:i w:val="0"/>
+                <w:color w:val="222222"/>
+                <w:sz w:val="17"/>
+              </w:rPr>
+              <w:t>t(β)</w:t>
+            </w:r>
+          </w:p>
+        </w:tc>
+        <w:tc>
+          <w:tcPr>
+            <w:tcW w:type="dxa" w:w="1288"/>
+            <w:shd w:fill="EDEDED"/>
+            <w:tcMar>
+              <w:top w:w="70" w:type="dxa"/>
+              <w:bottom w:w="70" w:type="dxa"/>
+              <w:left w:w="60" w:type="dxa"/>
+              <w:right w:w="60" w:type="dxa"/>
+            </w:tcMar>
+            <w:vAlign w:val="center"/>
+          </w:tcPr>
+          <w:p>
+            <w:pPr>
+              <w:spacing w:line="240" w:lineRule="auto" w:before="0" w:after="0"/>
+              <w:jc w:val="center"/>
+            </w:pPr>
+            <w:r>
+              <w:rPr>
+                <w:rFonts w:ascii="Times New Roman" w:hAnsi="Times New Roman" w:eastAsia="黑体"/>
+                <w:b/>
+                <w:i w:val="0"/>
+                <w:color w:val="222222"/>
+                <w:sz w:val="17"/>
+              </w:rPr>
+              <w:t>R²</w:t>
+            </w:r>
+          </w:p>
+        </w:tc>
+        <w:tc>
+          <w:tcPr>
+            <w:tcW w:type="dxa" w:w="1288"/>
+            <w:shd w:fill="EDEDED"/>
+            <w:tcMar>
+              <w:top w:w="70" w:type="dxa"/>
+              <w:bottom w:w="70" w:type="dxa"/>
+              <w:left w:w="60" w:type="dxa"/>
+              <w:right w:w="60" w:type="dxa"/>
+            </w:tcMar>
+            <w:vAlign w:val="center"/>
+          </w:tcPr>
+          <w:p>
+            <w:pPr>
+              <w:spacing w:line="240" w:lineRule="auto" w:before="0" w:after="0"/>
+              <w:jc w:val="center"/>
+            </w:pPr>
+            <w:r>
+              <w:rPr>
+                <w:rFonts w:ascii="Times New Roman" w:hAnsi="Times New Roman" w:eastAsia="黑体"/>
+                <w:b/>
+                <w:i w:val="0"/>
+                <w:color w:val="222222"/>
+                <w:sz w:val="17"/>
+              </w:rPr>
+              <w:t>月数</w:t>
+            </w:r>
+          </w:p>
+        </w:tc>
+      </w:tr>
+      <w:tr>
+        <w:tc>
+          <w:tcPr>
+            <w:tcW w:type="dxa" w:w="1288"/>
+            <w:tcMar>
+              <w:top w:w="60" w:type="dxa"/>
+              <w:bottom w:w="60" w:type="dxa"/>
+              <w:left w:w="60" w:type="dxa"/>
+              <w:right w:w="60" w:type="dxa"/>
+            </w:tcMar>
+            <w:vAlign w:val="center"/>
+          </w:tcPr>
+          <w:p>
+            <w:pPr>
+              <w:spacing w:line="240" w:lineRule="auto" w:before="0" w:after="0"/>
+              <w:jc w:val="left"/>
+            </w:pPr>
+            <w:r>
+              <w:rPr>
+                <w:rFonts w:ascii="Times New Roman" w:hAnsi="Times New Roman" w:eastAsia="宋体"/>
+                <w:b w:val="0"/>
+                <w:i w:val="0"/>
+                <w:color w:val="222222"/>
+                <w:sz w:val="17"/>
+              </w:rPr>
+              <w:t>IC Always</w:t>
+            </w:r>
+          </w:p>
+        </w:tc>
+        <w:tc>
+          <w:tcPr>
+            <w:tcW w:type="dxa" w:w="1288"/>
+            <w:tcMar>
+              <w:top w:w="60" w:type="dxa"/>
+              <w:bottom w:w="60" w:type="dxa"/>
+              <w:left w:w="60" w:type="dxa"/>
+              <w:right w:w="60" w:type="dxa"/>
+            </w:tcMar>
+            <w:vAlign w:val="center"/>
+          </w:tcPr>
+          <w:p>
+            <w:pPr>
+              <w:spacing w:line="240" w:lineRule="auto" w:before="0" w:after="0"/>
+              <w:jc w:val="center"/>
+            </w:pPr>
+            <w:r>
+              <w:rPr>
+                <w:rFonts w:ascii="Times New Roman" w:hAnsi="Times New Roman" w:eastAsia="宋体"/>
+                <w:b w:val="0"/>
+                <w:i w:val="0"/>
+                <w:color w:val="222222"/>
+                <w:sz w:val="17"/>
+              </w:rPr>
+              <w:t>9.16%</w:t>
+            </w:r>
+          </w:p>
+        </w:tc>
+        <w:tc>
+          <w:tcPr>
+            <w:tcW w:type="dxa" w:w="1288"/>
+            <w:tcMar>
+              <w:top w:w="60" w:type="dxa"/>
+              <w:bottom w:w="60" w:type="dxa"/>
+              <w:left w:w="60" w:type="dxa"/>
+              <w:right w:w="60" w:type="dxa"/>
+            </w:tcMar>
+            <w:vAlign w:val="center"/>
+          </w:tcPr>
+          <w:p>
+            <w:pPr>
+              <w:spacing w:line="240" w:lineRule="auto" w:before="0" w:after="0"/>
+              <w:jc w:val="center"/>
+            </w:pPr>
+            <w:r>
+              <w:rPr>
+                <w:rFonts w:ascii="Times New Roman" w:hAnsi="Times New Roman" w:eastAsia="宋体"/>
+                <w:b w:val="0"/>
+                <w:i w:val="0"/>
+                <w:color w:val="222222"/>
+                <w:sz w:val="17"/>
+              </w:rPr>
+              <w:t>1.94</w:t>
+            </w:r>
+          </w:p>
+        </w:tc>
+        <w:tc>
+          <w:tcPr>
+            <w:tcW w:type="dxa" w:w="1288"/>
+            <w:tcMar>
+              <w:top w:w="60" w:type="dxa"/>
+              <w:bottom w:w="60" w:type="dxa"/>
+              <w:left w:w="60" w:type="dxa"/>
+              <w:right w:w="60" w:type="dxa"/>
+            </w:tcMar>
+            <w:vAlign w:val="center"/>
+          </w:tcPr>
+          <w:p>
+            <w:pPr>
+              <w:spacing w:line="240" w:lineRule="auto" w:before="0" w:after="0"/>
+              <w:jc w:val="center"/>
+            </w:pPr>
+            <w:r>
+              <w:rPr>
+                <w:rFonts w:ascii="Times New Roman" w:hAnsi="Times New Roman" w:eastAsia="宋体"/>
+                <w:b w:val="0"/>
+                <w:i w:val="0"/>
+                <w:color w:val="222222"/>
+                <w:sz w:val="17"/>
+              </w:rPr>
+              <w:t>0.67</w:t>
+            </w:r>
+          </w:p>
+        </w:tc>
+        <w:tc>
+          <w:tcPr>
+            <w:tcW w:type="dxa" w:w="1288"/>
+            <w:tcMar>
+              <w:top w:w="60" w:type="dxa"/>
+              <w:bottom w:w="60" w:type="dxa"/>
+              <w:left w:w="60" w:type="dxa"/>
+              <w:right w:w="60" w:type="dxa"/>
+            </w:tcMar>
+            <w:vAlign w:val="center"/>
+          </w:tcPr>
+          <w:p>
+            <w:pPr>
+              <w:spacing w:line="240" w:lineRule="auto" w:before="0" w:after="0"/>
+              <w:jc w:val="center"/>
+            </w:pPr>
+            <w:r>
+              <w:rPr>
+                <w:rFonts w:ascii="Times New Roman" w:hAnsi="Times New Roman" w:eastAsia="宋体"/>
+                <w:b w:val="0"/>
+                <w:i w:val="0"/>
+                <w:color w:val="222222"/>
+                <w:sz w:val="17"/>
+              </w:rPr>
+              <w:t>12.98</w:t>
+            </w:r>
+          </w:p>
+        </w:tc>
+        <w:tc>
+          <w:tcPr>
+            <w:tcW w:type="dxa" w:w="1288"/>
+            <w:tcMar>
+              <w:top w:w="60" w:type="dxa"/>
+              <w:bottom w:w="60" w:type="dxa"/>
+              <w:left w:w="60" w:type="dxa"/>
+              <w:right w:w="60" w:type="dxa"/>
+            </w:tcMar>
+            <w:vAlign w:val="center"/>
+          </w:tcPr>
+          <w:p>
+            <w:pPr>
+              <w:spacing w:line="240" w:lineRule="auto" w:before="0" w:after="0"/>
+              <w:jc w:val="center"/>
+            </w:pPr>
+            <w:r>
+              <w:rPr>
+                <w:rFonts w:ascii="Times New Roman" w:hAnsi="Times New Roman" w:eastAsia="宋体"/>
+                <w:b w:val="0"/>
+                <w:i w:val="0"/>
+                <w:color w:val="222222"/>
+                <w:sz w:val="17"/>
+              </w:rPr>
+              <w:t>0.566</w:t>
+            </w:r>
+          </w:p>
+        </w:tc>
+        <w:tc>
+          <w:tcPr>
+            <w:tcW w:type="dxa" w:w="1288"/>
+            <w:tcMar>
+              <w:top w:w="60" w:type="dxa"/>
+              <w:bottom w:w="60" w:type="dxa"/>
+              <w:left w:w="60" w:type="dxa"/>
+              <w:right w:w="60" w:type="dxa"/>
+            </w:tcMar>
+            <w:vAlign w:val="center"/>
+          </w:tcPr>
+          <w:p>
+            <w:pPr>
+              <w:spacing w:line="240" w:lineRule="auto" w:before="0" w:after="0"/>
+              <w:jc w:val="center"/>
+            </w:pPr>
+            <w:r>
+              <w:rPr>
+                <w:rFonts w:ascii="Times New Roman" w:hAnsi="Times New Roman" w:eastAsia="宋体"/>
+                <w:b w:val="0"/>
+                <w:i w:val="0"/>
+                <w:color w:val="222222"/>
+                <w:sz w:val="17"/>
+              </w:rPr>
+              <w:t>131</w:t>
+            </w:r>
+          </w:p>
+        </w:tc>
+      </w:tr>
+      <w:tr>
+        <w:tc>
+          <w:tcPr>
+            <w:tcW w:type="dxa" w:w="1288"/>
+            <w:tcMar>
+              <w:top w:w="60" w:type="dxa"/>
+              <w:bottom w:w="60" w:type="dxa"/>
+              <w:left w:w="60" w:type="dxa"/>
+              <w:right w:w="60" w:type="dxa"/>
+            </w:tcMar>
+            <w:vAlign w:val="center"/>
+            <w:shd w:fill="F7F7F7"/>
+          </w:tcPr>
+          <w:p>
+            <w:pPr>
+              <w:spacing w:line="240" w:lineRule="auto" w:before="0" w:after="0"/>
+              <w:jc w:val="left"/>
+            </w:pPr>
+            <w:r>
+              <w:rPr>
+                <w:rFonts w:ascii="Times New Roman" w:hAnsi="Times New Roman" w:eastAsia="宋体"/>
+                <w:b w:val="0"/>
+                <w:i w:val="0"/>
+                <w:color w:val="222222"/>
+                <w:sz w:val="17"/>
+              </w:rPr>
+              <w:t>IM Always</w:t>
+            </w:r>
+          </w:p>
+        </w:tc>
+        <w:tc>
+          <w:tcPr>
+            <w:tcW w:type="dxa" w:w="1288"/>
+            <w:tcMar>
+              <w:top w:w="60" w:type="dxa"/>
+              <w:bottom w:w="60" w:type="dxa"/>
+              <w:left w:w="60" w:type="dxa"/>
+              <w:right w:w="60" w:type="dxa"/>
+            </w:tcMar>
+            <w:vAlign w:val="center"/>
+            <w:shd w:fill="F7F7F7"/>
+          </w:tcPr>
+          <w:p>
+            <w:pPr>
+              <w:spacing w:line="240" w:lineRule="auto" w:before="0" w:after="0"/>
+              <w:jc w:val="center"/>
+            </w:pPr>
+            <w:r>
+              <w:rPr>
+                <w:rFonts w:ascii="Times New Roman" w:hAnsi="Times New Roman" w:eastAsia="宋体"/>
+                <w:b w:val="0"/>
+                <w:i w:val="0"/>
+                <w:color w:val="222222"/>
+                <w:sz w:val="17"/>
+              </w:rPr>
+              <w:t>11.07%</w:t>
+            </w:r>
+          </w:p>
+        </w:tc>
+        <w:tc>
+          <w:tcPr>
+            <w:tcW w:type="dxa" w:w="1288"/>
+            <w:tcMar>
+              <w:top w:w="60" w:type="dxa"/>
+              <w:bottom w:w="60" w:type="dxa"/>
+              <w:left w:w="60" w:type="dxa"/>
+              <w:right w:w="60" w:type="dxa"/>
+            </w:tcMar>
+            <w:vAlign w:val="center"/>
+            <w:shd w:fill="F7F7F7"/>
+          </w:tcPr>
+          <w:p>
+            <w:pPr>
+              <w:spacing w:line="240" w:lineRule="auto" w:before="0" w:after="0"/>
+              <w:jc w:val="center"/>
+            </w:pPr>
+            <w:r>
+              <w:rPr>
+                <w:rFonts w:ascii="Times New Roman" w:hAnsi="Times New Roman" w:eastAsia="宋体"/>
+                <w:b w:val="0"/>
+                <w:i w:val="0"/>
+                <w:color w:val="222222"/>
+                <w:sz w:val="17"/>
+              </w:rPr>
+              <w:t>1.32</w:t>
+            </w:r>
+          </w:p>
+        </w:tc>
+        <w:tc>
+          <w:tcPr>
+            <w:tcW w:type="dxa" w:w="1288"/>
+            <w:tcMar>
+              <w:top w:w="60" w:type="dxa"/>
+              <w:bottom w:w="60" w:type="dxa"/>
+              <w:left w:w="60" w:type="dxa"/>
+              <w:right w:w="60" w:type="dxa"/>
+            </w:tcMar>
+            <w:vAlign w:val="center"/>
+            <w:shd w:fill="F7F7F7"/>
+          </w:tcPr>
+          <w:p>
+            <w:pPr>
+              <w:spacing w:line="240" w:lineRule="auto" w:before="0" w:after="0"/>
+              <w:jc w:val="center"/>
+            </w:pPr>
+            <w:r>
+              <w:rPr>
+                <w:rFonts w:ascii="Times New Roman" w:hAnsi="Times New Roman" w:eastAsia="宋体"/>
+                <w:b w:val="0"/>
+                <w:i w:val="0"/>
+                <w:color w:val="222222"/>
+                <w:sz w:val="17"/>
+              </w:rPr>
+              <w:t>0.76</w:t>
+            </w:r>
+          </w:p>
+        </w:tc>
+        <w:tc>
+          <w:tcPr>
+            <w:tcW w:type="dxa" w:w="1288"/>
+            <w:tcMar>
+              <w:top w:w="60" w:type="dxa"/>
+              <w:bottom w:w="60" w:type="dxa"/>
+              <w:left w:w="60" w:type="dxa"/>
+              <w:right w:w="60" w:type="dxa"/>
+            </w:tcMar>
+            <w:vAlign w:val="center"/>
+            <w:shd w:fill="F7F7F7"/>
+          </w:tcPr>
+          <w:p>
+            <w:pPr>
+              <w:spacing w:line="240" w:lineRule="auto" w:before="0" w:after="0"/>
+              <w:jc w:val="center"/>
+            </w:pPr>
+            <w:r>
+              <w:rPr>
+                <w:rFonts w:ascii="Times New Roman" w:hAnsi="Times New Roman" w:eastAsia="宋体"/>
+                <w:b w:val="0"/>
+                <w:i w:val="0"/>
+                <w:color w:val="222222"/>
+                <w:sz w:val="17"/>
+              </w:rPr>
+              <w:t>8.82</w:t>
+            </w:r>
+          </w:p>
+        </w:tc>
+        <w:tc>
+          <w:tcPr>
+            <w:tcW w:type="dxa" w:w="1288"/>
+            <w:tcMar>
+              <w:top w:w="60" w:type="dxa"/>
+              <w:bottom w:w="60" w:type="dxa"/>
+              <w:left w:w="60" w:type="dxa"/>
+              <w:right w:w="60" w:type="dxa"/>
+            </w:tcMar>
+            <w:vAlign w:val="center"/>
+            <w:shd w:fill="F7F7F7"/>
+          </w:tcPr>
+          <w:p>
+            <w:pPr>
+              <w:spacing w:line="240" w:lineRule="auto" w:before="0" w:after="0"/>
+              <w:jc w:val="center"/>
+            </w:pPr>
+            <w:r>
+              <w:rPr>
+                <w:rFonts w:ascii="Times New Roman" w:hAnsi="Times New Roman" w:eastAsia="宋体"/>
+                <w:b w:val="0"/>
+                <w:i w:val="0"/>
+                <w:color w:val="222222"/>
+                <w:sz w:val="17"/>
+              </w:rPr>
+              <w:t>0.649</w:t>
+            </w:r>
+          </w:p>
+        </w:tc>
+        <w:tc>
+          <w:tcPr>
+            <w:tcW w:type="dxa" w:w="1288"/>
+            <w:tcMar>
+              <w:top w:w="60" w:type="dxa"/>
+              <w:bottom w:w="60" w:type="dxa"/>
+              <w:left w:w="60" w:type="dxa"/>
+              <w:right w:w="60" w:type="dxa"/>
+            </w:tcMar>
+            <w:vAlign w:val="center"/>
+            <w:shd w:fill="F7F7F7"/>
+          </w:tcPr>
+          <w:p>
+            <w:pPr>
+              <w:spacing w:line="240" w:lineRule="auto" w:before="0" w:after="0"/>
+              <w:jc w:val="center"/>
+            </w:pPr>
+            <w:r>
+              <w:rPr>
+                <w:rFonts w:ascii="Times New Roman" w:hAnsi="Times New Roman" w:eastAsia="宋体"/>
+                <w:b w:val="0"/>
+                <w:i w:val="0"/>
+                <w:color w:val="222222"/>
+                <w:sz w:val="17"/>
+              </w:rPr>
+              <w:t>44</w:t>
+            </w:r>
+          </w:p>
+        </w:tc>
+      </w:tr>
+    </w:tbl>
+    <w:p>
+      <w:pPr>
+        <w:spacing w:line="240" w:lineRule="auto" w:before="0" w:after="40"/>
+      </w:pPr>
+    </w:p>
+    <w:p>
+      <w:pPr>
+        <w:spacing w:line="240" w:lineRule="auto" w:before="0" w:after="120"/>
+        <w:jc w:val="right"/>
+      </w:pPr>
+      <w:r>
+        <w:rPr>
+          <w:rFonts w:ascii="Times New Roman" w:hAnsi="Times New Roman" w:eastAsia="宋体"/>
+          <w:b w:val="0"/>
+          <w:i w:val="0"/>
+          <w:color w:val="555555"/>
+          <w:sz w:val="17"/>
+        </w:rPr>
+        <w:t>资料来源：IC/IM 期货与指数数据，本报告计算</w:t>
+      </w:r>
     </w:p>
     <w:p>
       <w:pPr>
@@ -16675,19 +16604,18 @@
     </w:p>
     <w:p>
       <w:pPr>
-        <w:spacing w:lineRule="exact" w:line="400" w:after="120"/>
-        <w:ind w:firstLine="420"/>
-        <w:jc w:val="both"/>
+        <w:spacing w:line="240" w:lineRule="auto" w:before="0" w:after="120"/>
+        <w:jc w:val="right"/>
       </w:pPr>
       <w:r>
         <w:rPr>
           <w:rFonts w:ascii="Times New Roman" w:hAnsi="Times New Roman" w:eastAsia="宋体"/>
           <w:b w:val="0"/>
           <w:i w:val="0"/>
-          <w:color w:val="222222"/>
-          <w:sz w:val="24"/>
+          <w:color w:val="555555"/>
+          <w:sz w:val="17"/>
         </w:rPr>
-        <w:t>日频 CAPM 下 α 为正，但 t 值全低于 2——谈不上有稳定的独立 alpha。β 和 R² 也偏低，同期指数日收益解释不了多少策略日收益。这不等于策略没权益风险，是日频收益里合约切换、展期、基差收敛和现金时段这些东西搅在一起，噪声太大。</w:t>
+        <w:t>资料来源：IC/IM 期货与指数数据，本报告计算</w:t>
       </w:r>
     </w:p>
     <w:p>
@@ -16704,752 +16632,7 @@
           <w:color w:val="222222"/>
           <w:sz w:val="24"/>
         </w:rPr>
-        <w:t>拿月度收益重新跑一次，当稳健性检查：</w:t>
-      </w:r>
-    </w:p>
-    <w:p>
-      <w:pPr>
-        <w:keepNext/>
-        <w:spacing w:line="240" w:lineRule="auto" w:before="80" w:after="80"/>
-        <w:jc w:val="center"/>
-      </w:pPr>
-      <w:r>
-        <w:rPr>
-          <w:rFonts w:ascii="Times New Roman" w:hAnsi="Times New Roman" w:eastAsia="宋体"/>
-          <w:b/>
-          <w:i w:val="0"/>
-          <w:color w:val="555555"/>
-          <w:sz w:val="21"/>
-        </w:rPr>
-        <w:t>表 14 有截距 CAPM 归因：加入截距项后的日频 CAPM 归因，α 衡量扣除指数 beta 后的平均日超额。</w:t>
-      </w:r>
-    </w:p>
-    <w:tbl>
-      <w:tblPr>
-        <w:tblStyle w:val="TableGrid"/>
-        <w:tblW w:type="auto" w:w="0"/>
-        <w:jc w:val="center"/>
-        <w:tblLayout w:type="autofit"/>
-        <w:tblLook w:firstColumn="1" w:firstRow="1" w:lastColumn="0" w:lastRow="0" w:noHBand="0" w:noVBand="1" w:val="04A0"/>
-      </w:tblPr>
-      <w:tblGrid>
-        <w:gridCol w:w="1288"/>
-        <w:gridCol w:w="1288"/>
-        <w:gridCol w:w="1288"/>
-        <w:gridCol w:w="1288"/>
-        <w:gridCol w:w="1288"/>
-        <w:gridCol w:w="1288"/>
-        <w:gridCol w:w="1288"/>
-      </w:tblGrid>
-      <w:tr>
-        <w:tc>
-          <w:tcPr>
-            <w:tcW w:type="dxa" w:w="1288"/>
-            <w:shd w:fill="EDEDED"/>
-            <w:tcMar>
-              <w:top w:w="70" w:type="dxa"/>
-              <w:bottom w:w="70" w:type="dxa"/>
-              <w:left w:w="60" w:type="dxa"/>
-              <w:right w:w="60" w:type="dxa"/>
-            </w:tcMar>
-            <w:vAlign w:val="center"/>
-          </w:tcPr>
-          <w:p>
-            <w:pPr>
-              <w:spacing w:line="240" w:lineRule="auto" w:before="0" w:after="0"/>
-              <w:jc w:val="center"/>
-            </w:pPr>
-            <w:r>
-              <w:rPr>
-                <w:rFonts w:ascii="Times New Roman" w:hAnsi="Times New Roman" w:eastAsia="黑体"/>
-                <w:b/>
-                <w:i w:val="0"/>
-                <w:color w:val="222222"/>
-                <w:sz w:val="17"/>
-              </w:rPr>
-              <w:t>品种</w:t>
-            </w:r>
-          </w:p>
-        </w:tc>
-        <w:tc>
-          <w:tcPr>
-            <w:tcW w:type="dxa" w:w="1288"/>
-            <w:shd w:fill="EDEDED"/>
-            <w:tcMar>
-              <w:top w:w="70" w:type="dxa"/>
-              <w:bottom w:w="70" w:type="dxa"/>
-              <w:left w:w="60" w:type="dxa"/>
-              <w:right w:w="60" w:type="dxa"/>
-            </w:tcMar>
-            <w:vAlign w:val="center"/>
-          </w:tcPr>
-          <w:p>
-            <w:pPr>
-              <w:spacing w:line="240" w:lineRule="auto" w:before="0" w:after="0"/>
-              <w:jc w:val="center"/>
-            </w:pPr>
-            <w:r>
-              <w:rPr>
-                <w:rFonts w:ascii="Times New Roman" w:hAnsi="Times New Roman" w:eastAsia="黑体"/>
-                <w:b/>
-                <w:i w:val="0"/>
-                <w:color w:val="222222"/>
-                <w:sz w:val="17"/>
-              </w:rPr>
-              <w:t>alpha年化%</w:t>
-            </w:r>
-          </w:p>
-        </w:tc>
-        <w:tc>
-          <w:tcPr>
-            <w:tcW w:type="dxa" w:w="1288"/>
-            <w:shd w:fill="EDEDED"/>
-            <w:tcMar>
-              <w:top w:w="70" w:type="dxa"/>
-              <w:bottom w:w="70" w:type="dxa"/>
-              <w:left w:w="60" w:type="dxa"/>
-              <w:right w:w="60" w:type="dxa"/>
-            </w:tcMar>
-            <w:vAlign w:val="center"/>
-          </w:tcPr>
-          <w:p>
-            <w:pPr>
-              <w:spacing w:line="240" w:lineRule="auto" w:before="0" w:after="0"/>
-              <w:jc w:val="center"/>
-            </w:pPr>
-            <w:r>
-              <w:rPr>
-                <w:rFonts w:ascii="Times New Roman" w:hAnsi="Times New Roman" w:eastAsia="黑体"/>
-                <w:b/>
-                <w:i w:val="0"/>
-                <w:color w:val="222222"/>
-                <w:sz w:val="17"/>
-              </w:rPr>
-              <w:t>t(alpha)</w:t>
-            </w:r>
-          </w:p>
-        </w:tc>
-        <w:tc>
-          <w:tcPr>
-            <w:tcW w:type="dxa" w:w="1288"/>
-            <w:shd w:fill="EDEDED"/>
-            <w:tcMar>
-              <w:top w:w="70" w:type="dxa"/>
-              <w:bottom w:w="70" w:type="dxa"/>
-              <w:left w:w="60" w:type="dxa"/>
-              <w:right w:w="60" w:type="dxa"/>
-            </w:tcMar>
-            <w:vAlign w:val="center"/>
-          </w:tcPr>
-          <w:p>
-            <w:pPr>
-              <w:spacing w:line="240" w:lineRule="auto" w:before="0" w:after="0"/>
-              <w:jc w:val="center"/>
-            </w:pPr>
-            <w:r>
-              <w:rPr>
-                <w:rFonts w:ascii="Times New Roman" w:hAnsi="Times New Roman" w:eastAsia="黑体"/>
-                <w:b/>
-                <w:i w:val="0"/>
-                <w:color w:val="222222"/>
-                <w:sz w:val="17"/>
-              </w:rPr>
-              <w:t>beta</w:t>
-            </w:r>
-          </w:p>
-        </w:tc>
-        <w:tc>
-          <w:tcPr>
-            <w:tcW w:type="dxa" w:w="1288"/>
-            <w:shd w:fill="EDEDED"/>
-            <w:tcMar>
-              <w:top w:w="70" w:type="dxa"/>
-              <w:bottom w:w="70" w:type="dxa"/>
-              <w:left w:w="60" w:type="dxa"/>
-              <w:right w:w="60" w:type="dxa"/>
-            </w:tcMar>
-            <w:vAlign w:val="center"/>
-          </w:tcPr>
-          <w:p>
-            <w:pPr>
-              <w:spacing w:line="240" w:lineRule="auto" w:before="0" w:after="0"/>
-              <w:jc w:val="center"/>
-            </w:pPr>
-            <w:r>
-              <w:rPr>
-                <w:rFonts w:ascii="Times New Roman" w:hAnsi="Times New Roman" w:eastAsia="黑体"/>
-                <w:b/>
-                <w:i w:val="0"/>
-                <w:color w:val="222222"/>
-                <w:sz w:val="17"/>
-              </w:rPr>
-              <w:t>t(beta)</w:t>
-            </w:r>
-          </w:p>
-        </w:tc>
-        <w:tc>
-          <w:tcPr>
-            <w:tcW w:type="dxa" w:w="1288"/>
-            <w:shd w:fill="EDEDED"/>
-            <w:tcMar>
-              <w:top w:w="70" w:type="dxa"/>
-              <w:bottom w:w="70" w:type="dxa"/>
-              <w:left w:w="60" w:type="dxa"/>
-              <w:right w:w="60" w:type="dxa"/>
-            </w:tcMar>
-            <w:vAlign w:val="center"/>
-          </w:tcPr>
-          <w:p>
-            <w:pPr>
-              <w:spacing w:line="240" w:lineRule="auto" w:before="0" w:after="0"/>
-              <w:jc w:val="center"/>
-            </w:pPr>
-            <w:r>
-              <w:rPr>
-                <w:rFonts w:ascii="Times New Roman" w:hAnsi="Times New Roman" w:eastAsia="黑体"/>
-                <w:b/>
-                <w:i w:val="0"/>
-                <w:color w:val="222222"/>
-                <w:sz w:val="17"/>
-              </w:rPr>
-              <w:t>R²</w:t>
-            </w:r>
-          </w:p>
-        </w:tc>
-        <w:tc>
-          <w:tcPr>
-            <w:tcW w:type="dxa" w:w="1288"/>
-            <w:shd w:fill="EDEDED"/>
-            <w:tcMar>
-              <w:top w:w="70" w:type="dxa"/>
-              <w:bottom w:w="70" w:type="dxa"/>
-              <w:left w:w="60" w:type="dxa"/>
-              <w:right w:w="60" w:type="dxa"/>
-            </w:tcMar>
-            <w:vAlign w:val="center"/>
-          </w:tcPr>
-          <w:p>
-            <w:pPr>
-              <w:spacing w:line="240" w:lineRule="auto" w:before="0" w:after="0"/>
-              <w:jc w:val="center"/>
-            </w:pPr>
-            <w:r>
-              <w:rPr>
-                <w:rFonts w:ascii="Times New Roman" w:hAnsi="Times New Roman" w:eastAsia="黑体"/>
-                <w:b/>
-                <w:i w:val="0"/>
-                <w:color w:val="222222"/>
-                <w:sz w:val="17"/>
-              </w:rPr>
-              <w:t>月数</w:t>
-            </w:r>
-          </w:p>
-        </w:tc>
-      </w:tr>
-      <w:tr>
-        <w:tc>
-          <w:tcPr>
-            <w:tcW w:type="dxa" w:w="1288"/>
-            <w:tcMar>
-              <w:top w:w="60" w:type="dxa"/>
-              <w:bottom w:w="60" w:type="dxa"/>
-              <w:left w:w="60" w:type="dxa"/>
-              <w:right w:w="60" w:type="dxa"/>
-            </w:tcMar>
-            <w:vAlign w:val="center"/>
-          </w:tcPr>
-          <w:p>
-            <w:pPr>
-              <w:spacing w:line="240" w:lineRule="auto" w:before="0" w:after="0"/>
-              <w:jc w:val="left"/>
-            </w:pPr>
-            <w:r>
-              <w:rPr>
-                <w:rFonts w:ascii="Times New Roman" w:hAnsi="Times New Roman" w:eastAsia="宋体"/>
-                <w:b w:val="0"/>
-                <w:i w:val="0"/>
-                <w:color w:val="222222"/>
-                <w:sz w:val="17"/>
-              </w:rPr>
-              <w:t>IC</w:t>
-            </w:r>
-          </w:p>
-        </w:tc>
-        <w:tc>
-          <w:tcPr>
-            <w:tcW w:type="dxa" w:w="1288"/>
-            <w:tcMar>
-              <w:top w:w="60" w:type="dxa"/>
-              <w:bottom w:w="60" w:type="dxa"/>
-              <w:left w:w="60" w:type="dxa"/>
-              <w:right w:w="60" w:type="dxa"/>
-            </w:tcMar>
-            <w:vAlign w:val="center"/>
-          </w:tcPr>
-          <w:p>
-            <w:pPr>
-              <w:spacing w:line="240" w:lineRule="auto" w:before="0" w:after="0"/>
-              <w:jc w:val="center"/>
-            </w:pPr>
-            <w:r>
-              <w:rPr>
-                <w:rFonts w:ascii="Times New Roman" w:hAnsi="Times New Roman" w:eastAsia="宋体"/>
-                <w:b w:val="0"/>
-                <w:i w:val="0"/>
-                <w:color w:val="222222"/>
-                <w:sz w:val="17"/>
-              </w:rPr>
-              <w:t>9.16%</w:t>
-            </w:r>
-          </w:p>
-        </w:tc>
-        <w:tc>
-          <w:tcPr>
-            <w:tcW w:type="dxa" w:w="1288"/>
-            <w:tcMar>
-              <w:top w:w="60" w:type="dxa"/>
-              <w:bottom w:w="60" w:type="dxa"/>
-              <w:left w:w="60" w:type="dxa"/>
-              <w:right w:w="60" w:type="dxa"/>
-            </w:tcMar>
-            <w:vAlign w:val="center"/>
-          </w:tcPr>
-          <w:p>
-            <w:pPr>
-              <w:spacing w:line="240" w:lineRule="auto" w:before="0" w:after="0"/>
-              <w:jc w:val="center"/>
-            </w:pPr>
-            <w:r>
-              <w:rPr>
-                <w:rFonts w:ascii="Times New Roman" w:hAnsi="Times New Roman" w:eastAsia="宋体"/>
-                <w:b w:val="0"/>
-                <w:i w:val="0"/>
-                <w:color w:val="222222"/>
-                <w:sz w:val="17"/>
-              </w:rPr>
-              <w:t>1.94</w:t>
-            </w:r>
-          </w:p>
-        </w:tc>
-        <w:tc>
-          <w:tcPr>
-            <w:tcW w:type="dxa" w:w="1288"/>
-            <w:tcMar>
-              <w:top w:w="60" w:type="dxa"/>
-              <w:bottom w:w="60" w:type="dxa"/>
-              <w:left w:w="60" w:type="dxa"/>
-              <w:right w:w="60" w:type="dxa"/>
-            </w:tcMar>
-            <w:vAlign w:val="center"/>
-          </w:tcPr>
-          <w:p>
-            <w:pPr>
-              <w:spacing w:line="240" w:lineRule="auto" w:before="0" w:after="0"/>
-              <w:jc w:val="center"/>
-            </w:pPr>
-            <w:r>
-              <w:rPr>
-                <w:rFonts w:ascii="Times New Roman" w:hAnsi="Times New Roman" w:eastAsia="宋体"/>
-                <w:b w:val="0"/>
-                <w:i w:val="0"/>
-                <w:color w:val="222222"/>
-                <w:sz w:val="17"/>
-              </w:rPr>
-              <w:t>0.67</w:t>
-            </w:r>
-          </w:p>
-        </w:tc>
-        <w:tc>
-          <w:tcPr>
-            <w:tcW w:type="dxa" w:w="1288"/>
-            <w:tcMar>
-              <w:top w:w="60" w:type="dxa"/>
-              <w:bottom w:w="60" w:type="dxa"/>
-              <w:left w:w="60" w:type="dxa"/>
-              <w:right w:w="60" w:type="dxa"/>
-            </w:tcMar>
-            <w:vAlign w:val="center"/>
-          </w:tcPr>
-          <w:p>
-            <w:pPr>
-              <w:spacing w:line="240" w:lineRule="auto" w:before="0" w:after="0"/>
-              <w:jc w:val="center"/>
-            </w:pPr>
-            <w:r>
-              <w:rPr>
-                <w:rFonts w:ascii="Times New Roman" w:hAnsi="Times New Roman" w:eastAsia="宋体"/>
-                <w:b w:val="0"/>
-                <w:i w:val="0"/>
-                <w:color w:val="222222"/>
-                <w:sz w:val="17"/>
-              </w:rPr>
-              <w:t>12.98</w:t>
-            </w:r>
-          </w:p>
-        </w:tc>
-        <w:tc>
-          <w:tcPr>
-            <w:tcW w:type="dxa" w:w="1288"/>
-            <w:tcMar>
-              <w:top w:w="60" w:type="dxa"/>
-              <w:bottom w:w="60" w:type="dxa"/>
-              <w:left w:w="60" w:type="dxa"/>
-              <w:right w:w="60" w:type="dxa"/>
-            </w:tcMar>
-            <w:vAlign w:val="center"/>
-          </w:tcPr>
-          <w:p>
-            <w:pPr>
-              <w:spacing w:line="240" w:lineRule="auto" w:before="0" w:after="0"/>
-              <w:jc w:val="center"/>
-            </w:pPr>
-            <w:r>
-              <w:rPr>
-                <w:rFonts w:ascii="Times New Roman" w:hAnsi="Times New Roman" w:eastAsia="宋体"/>
-                <w:b w:val="0"/>
-                <w:i w:val="0"/>
-                <w:color w:val="222222"/>
-                <w:sz w:val="17"/>
-              </w:rPr>
-              <w:t>0.566</w:t>
-            </w:r>
-          </w:p>
-        </w:tc>
-        <w:tc>
-          <w:tcPr>
-            <w:tcW w:type="dxa" w:w="1288"/>
-            <w:tcMar>
-              <w:top w:w="60" w:type="dxa"/>
-              <w:bottom w:w="60" w:type="dxa"/>
-              <w:left w:w="60" w:type="dxa"/>
-              <w:right w:w="60" w:type="dxa"/>
-            </w:tcMar>
-            <w:vAlign w:val="center"/>
-          </w:tcPr>
-          <w:p>
-            <w:pPr>
-              <w:spacing w:line="240" w:lineRule="auto" w:before="0" w:after="0"/>
-              <w:jc w:val="center"/>
-            </w:pPr>
-            <w:r>
-              <w:rPr>
-                <w:rFonts w:ascii="Times New Roman" w:hAnsi="Times New Roman" w:eastAsia="宋体"/>
-                <w:b w:val="0"/>
-                <w:i w:val="0"/>
-                <w:color w:val="222222"/>
-                <w:sz w:val="17"/>
-              </w:rPr>
-              <w:t>131</w:t>
-            </w:r>
-          </w:p>
-        </w:tc>
-      </w:tr>
-      <w:tr>
-        <w:tc>
-          <w:tcPr>
-            <w:tcW w:type="dxa" w:w="1288"/>
-            <w:tcMar>
-              <w:top w:w="60" w:type="dxa"/>
-              <w:bottom w:w="60" w:type="dxa"/>
-              <w:left w:w="60" w:type="dxa"/>
-              <w:right w:w="60" w:type="dxa"/>
-            </w:tcMar>
-            <w:vAlign w:val="center"/>
-            <w:shd w:fill="F7F7F7"/>
-          </w:tcPr>
-          <w:p>
-            <w:pPr>
-              <w:spacing w:line="240" w:lineRule="auto" w:before="0" w:after="0"/>
-              <w:jc w:val="left"/>
-            </w:pPr>
-            <w:r>
-              <w:rPr>
-                <w:rFonts w:ascii="Times New Roman" w:hAnsi="Times New Roman" w:eastAsia="宋体"/>
-                <w:b w:val="0"/>
-                <w:i w:val="0"/>
-                <w:color w:val="222222"/>
-                <w:sz w:val="17"/>
-              </w:rPr>
-              <w:t>IM</w:t>
-            </w:r>
-          </w:p>
-        </w:tc>
-        <w:tc>
-          <w:tcPr>
-            <w:tcW w:type="dxa" w:w="1288"/>
-            <w:tcMar>
-              <w:top w:w="60" w:type="dxa"/>
-              <w:bottom w:w="60" w:type="dxa"/>
-              <w:left w:w="60" w:type="dxa"/>
-              <w:right w:w="60" w:type="dxa"/>
-            </w:tcMar>
-            <w:vAlign w:val="center"/>
-            <w:shd w:fill="F7F7F7"/>
-          </w:tcPr>
-          <w:p>
-            <w:pPr>
-              <w:spacing w:line="240" w:lineRule="auto" w:before="0" w:after="0"/>
-              <w:jc w:val="center"/>
-            </w:pPr>
-            <w:r>
-              <w:rPr>
-                <w:rFonts w:ascii="Times New Roman" w:hAnsi="Times New Roman" w:eastAsia="宋体"/>
-                <w:b w:val="0"/>
-                <w:i w:val="0"/>
-                <w:color w:val="222222"/>
-                <w:sz w:val="17"/>
-              </w:rPr>
-              <w:t>11.07%</w:t>
-            </w:r>
-          </w:p>
-        </w:tc>
-        <w:tc>
-          <w:tcPr>
-            <w:tcW w:type="dxa" w:w="1288"/>
-            <w:tcMar>
-              <w:top w:w="60" w:type="dxa"/>
-              <w:bottom w:w="60" w:type="dxa"/>
-              <w:left w:w="60" w:type="dxa"/>
-              <w:right w:w="60" w:type="dxa"/>
-            </w:tcMar>
-            <w:vAlign w:val="center"/>
-            <w:shd w:fill="F7F7F7"/>
-          </w:tcPr>
-          <w:p>
-            <w:pPr>
-              <w:spacing w:line="240" w:lineRule="auto" w:before="0" w:after="0"/>
-              <w:jc w:val="center"/>
-            </w:pPr>
-            <w:r>
-              <w:rPr>
-                <w:rFonts w:ascii="Times New Roman" w:hAnsi="Times New Roman" w:eastAsia="宋体"/>
-                <w:b w:val="0"/>
-                <w:i w:val="0"/>
-                <w:color w:val="222222"/>
-                <w:sz w:val="17"/>
-              </w:rPr>
-              <w:t>1.32</w:t>
-            </w:r>
-          </w:p>
-        </w:tc>
-        <w:tc>
-          <w:tcPr>
-            <w:tcW w:type="dxa" w:w="1288"/>
-            <w:tcMar>
-              <w:top w:w="60" w:type="dxa"/>
-              <w:bottom w:w="60" w:type="dxa"/>
-              <w:left w:w="60" w:type="dxa"/>
-              <w:right w:w="60" w:type="dxa"/>
-            </w:tcMar>
-            <w:vAlign w:val="center"/>
-            <w:shd w:fill="F7F7F7"/>
-          </w:tcPr>
-          <w:p>
-            <w:pPr>
-              <w:spacing w:line="240" w:lineRule="auto" w:before="0" w:after="0"/>
-              <w:jc w:val="center"/>
-            </w:pPr>
-            <w:r>
-              <w:rPr>
-                <w:rFonts w:ascii="Times New Roman" w:hAnsi="Times New Roman" w:eastAsia="宋体"/>
-                <w:b w:val="0"/>
-                <w:i w:val="0"/>
-                <w:color w:val="222222"/>
-                <w:sz w:val="17"/>
-              </w:rPr>
-              <w:t>0.76</w:t>
-            </w:r>
-          </w:p>
-        </w:tc>
-        <w:tc>
-          <w:tcPr>
-            <w:tcW w:type="dxa" w:w="1288"/>
-            <w:tcMar>
-              <w:top w:w="60" w:type="dxa"/>
-              <w:bottom w:w="60" w:type="dxa"/>
-              <w:left w:w="60" w:type="dxa"/>
-              <w:right w:w="60" w:type="dxa"/>
-            </w:tcMar>
-            <w:vAlign w:val="center"/>
-            <w:shd w:fill="F7F7F7"/>
-          </w:tcPr>
-          <w:p>
-            <w:pPr>
-              <w:spacing w:line="240" w:lineRule="auto" w:before="0" w:after="0"/>
-              <w:jc w:val="center"/>
-            </w:pPr>
-            <w:r>
-              <w:rPr>
-                <w:rFonts w:ascii="Times New Roman" w:hAnsi="Times New Roman" w:eastAsia="宋体"/>
-                <w:b w:val="0"/>
-                <w:i w:val="0"/>
-                <w:color w:val="222222"/>
-                <w:sz w:val="17"/>
-              </w:rPr>
-              <w:t>8.82</w:t>
-            </w:r>
-          </w:p>
-        </w:tc>
-        <w:tc>
-          <w:tcPr>
-            <w:tcW w:type="dxa" w:w="1288"/>
-            <w:tcMar>
-              <w:top w:w="60" w:type="dxa"/>
-              <w:bottom w:w="60" w:type="dxa"/>
-              <w:left w:w="60" w:type="dxa"/>
-              <w:right w:w="60" w:type="dxa"/>
-            </w:tcMar>
-            <w:vAlign w:val="center"/>
-            <w:shd w:fill="F7F7F7"/>
-          </w:tcPr>
-          <w:p>
-            <w:pPr>
-              <w:spacing w:line="240" w:lineRule="auto" w:before="0" w:after="0"/>
-              <w:jc w:val="center"/>
-            </w:pPr>
-            <w:r>
-              <w:rPr>
-                <w:rFonts w:ascii="Times New Roman" w:hAnsi="Times New Roman" w:eastAsia="宋体"/>
-                <w:b w:val="0"/>
-                <w:i w:val="0"/>
-                <w:color w:val="222222"/>
-                <w:sz w:val="17"/>
-              </w:rPr>
-              <w:t>0.649</w:t>
-            </w:r>
-          </w:p>
-        </w:tc>
-        <w:tc>
-          <w:tcPr>
-            <w:tcW w:type="dxa" w:w="1288"/>
-            <w:tcMar>
-              <w:top w:w="60" w:type="dxa"/>
-              <w:bottom w:w="60" w:type="dxa"/>
-              <w:left w:w="60" w:type="dxa"/>
-              <w:right w:w="60" w:type="dxa"/>
-            </w:tcMar>
-            <w:vAlign w:val="center"/>
-            <w:shd w:fill="F7F7F7"/>
-          </w:tcPr>
-          <w:p>
-            <w:pPr>
-              <w:spacing w:line="240" w:lineRule="auto" w:before="0" w:after="0"/>
-              <w:jc w:val="center"/>
-            </w:pPr>
-            <w:r>
-              <w:rPr>
-                <w:rFonts w:ascii="Times New Roman" w:hAnsi="Times New Roman" w:eastAsia="宋体"/>
-                <w:b w:val="0"/>
-                <w:i w:val="0"/>
-                <w:color w:val="222222"/>
-                <w:sz w:val="17"/>
-              </w:rPr>
-              <w:t>44</w:t>
-            </w:r>
-          </w:p>
-        </w:tc>
-      </w:tr>
-    </w:tbl>
-    <w:p>
-      <w:pPr>
-        <w:spacing w:line="240" w:lineRule="auto" w:before="0" w:after="40"/>
-      </w:pPr>
-    </w:p>
-    <w:p>
-      <w:pPr>
-        <w:spacing w:lineRule="exact" w:line="400" w:after="120"/>
-        <w:ind w:firstLine="420"/>
-        <w:jc w:val="both"/>
-      </w:pPr>
-      <w:r>
-        <w:rPr>
-          <w:rFonts w:ascii="Times New Roman" w:hAnsi="Times New Roman" w:eastAsia="宋体"/>
-          <w:b w:val="0"/>
-          <w:i w:val="0"/>
-          <w:color w:val="222222"/>
-          <w:sz w:val="24"/>
-        </w:rPr>
-        <w:t xml:space="preserve">月频结果直觉上好理解多了：IC Always β 约 </w:t>
-      </w:r>
-      <w:r>
-        <w:rPr>
-          <w:rFonts w:ascii="Consolas" w:hAnsi="Consolas" w:eastAsia="宋体"/>
-          <w:b w:val="0"/>
-          <w:i w:val="0"/>
-          <w:color w:val="555555"/>
-          <w:sz w:val="23"/>
-        </w:rPr>
-        <w:t>0.67</w:t>
-      </w:r>
-      <w:r>
-        <w:rPr>
-          <w:rFonts w:ascii="Times New Roman" w:hAnsi="Times New Roman" w:eastAsia="宋体"/>
-          <w:b w:val="0"/>
-          <w:i w:val="0"/>
-          <w:color w:val="222222"/>
-          <w:sz w:val="24"/>
-        </w:rPr>
-        <w:t xml:space="preserve">，IM Always β 约 </w:t>
-      </w:r>
-      <w:r>
-        <w:rPr>
-          <w:rFonts w:ascii="Consolas" w:hAnsi="Consolas" w:eastAsia="宋体"/>
-          <w:b w:val="0"/>
-          <w:i w:val="0"/>
-          <w:color w:val="555555"/>
-          <w:sz w:val="23"/>
-        </w:rPr>
-        <w:t>0.76</w:t>
-      </w:r>
-      <w:r>
-        <w:rPr>
-          <w:rFonts w:ascii="Times New Roman" w:hAnsi="Times New Roman" w:eastAsia="宋体"/>
-          <w:b w:val="0"/>
-          <w:i w:val="0"/>
-          <w:color w:val="222222"/>
-          <w:sz w:val="24"/>
-        </w:rPr>
-        <w:t xml:space="preserve">，R² 各 </w:t>
-      </w:r>
-      <w:r>
-        <w:rPr>
-          <w:rFonts w:ascii="Consolas" w:hAnsi="Consolas" w:eastAsia="宋体"/>
-          <w:b w:val="0"/>
-          <w:i w:val="0"/>
-          <w:color w:val="555555"/>
-          <w:sz w:val="23"/>
-        </w:rPr>
-        <w:t>0.566</w:t>
-      </w:r>
-      <w:r>
-        <w:rPr>
-          <w:rFonts w:ascii="Times New Roman" w:hAnsi="Times New Roman" w:eastAsia="宋体"/>
-          <w:b w:val="0"/>
-          <w:i w:val="0"/>
-          <w:color w:val="222222"/>
-          <w:sz w:val="24"/>
-        </w:rPr>
-        <w:t xml:space="preserve"> 和 </w:t>
-      </w:r>
-      <w:r>
-        <w:rPr>
-          <w:rFonts w:ascii="Consolas" w:hAnsi="Consolas" w:eastAsia="宋体"/>
-          <w:b w:val="0"/>
-          <w:i w:val="0"/>
-          <w:color w:val="555555"/>
-          <w:sz w:val="23"/>
-        </w:rPr>
-        <w:t>0.649</w:t>
-      </w:r>
-      <w:r>
-        <w:rPr>
-          <w:rFonts w:ascii="Times New Roman" w:hAnsi="Times New Roman" w:eastAsia="宋体"/>
-          <w:b w:val="0"/>
-          <w:i w:val="0"/>
-          <w:color w:val="222222"/>
-          <w:sz w:val="24"/>
-        </w:rPr>
-        <w:t>。策略有实打实的权益方向暴露，只是日频回归被期货合约和展期噪声稀释了。我的归因结论：收益来自权益 beta、贴水收敛和展期补偿的混合，别把日频残差直接当纯 alpha。</w:t>
+        <w:t>图 13：月频结果更合理且更符合金融直觉。IC β = 0.67（R² = 0.57），IM β = 0.76（R² = 0.65），策略确有显著的权益方向暴露。α 的 t 值仍 &lt; 2，月频下同样不能认为存在独立 alpha。综合日频和月频结果，策略收益来源于权益 beta、基差收敛和展期补偿的混合，不宜将残差项直接解释为纯 alpha。</w:t>
       </w:r>
     </w:p>
     <w:p>
@@ -17492,7 +16675,7 @@
           <w:color w:val="222222"/>
           <w:sz w:val="25"/>
         </w:rPr>
-        <w:t>6.1 成本压力</w:t>
+        <w:t>6.1 交易成本敏感性</w:t>
       </w:r>
     </w:p>
     <w:p>
@@ -17575,19 +16758,18 @@
     </w:p>
     <w:p>
       <w:pPr>
-        <w:spacing w:lineRule="exact" w:line="400" w:after="120"/>
-        <w:ind w:firstLine="420"/>
-        <w:jc w:val="both"/>
+        <w:spacing w:line="240" w:lineRule="auto" w:before="0" w:after="120"/>
+        <w:jc w:val="right"/>
       </w:pPr>
       <w:r>
         <w:rPr>
           <w:rFonts w:ascii="Times New Roman" w:hAnsi="Times New Roman" w:eastAsia="宋体"/>
           <w:b w:val="0"/>
           <w:i w:val="0"/>
-          <w:color w:val="222222"/>
-          <w:sz w:val="24"/>
+          <w:color w:val="555555"/>
+          <w:sz w:val="17"/>
         </w:rPr>
-        <w:t>IC Always 对交易成本不敏感。理由很简单：策略换手低，主要交易在展期时发生，期货手续费相对名义本金金额很小。就算成本拉到基准的 10 倍，年化收益下降也有限。</w:t>
+        <w:t>资料来源：IC/IM 期货与指数数据，本报告计算</w:t>
       </w:r>
     </w:p>
     <w:p>
@@ -17604,7 +16786,24 @@
           <w:color w:val="222222"/>
           <w:sz w:val="24"/>
         </w:rPr>
-        <w:t>但这不等于策略稳健。成本从来不是主要矛盾——主要矛盾是市场方向风险和贴水结构能不能持续。未来如果股指期货贴水大幅收窄，甚至转入长期升水，收益来源就弱了。</w:t>
+        <w:t>图 14：将交易成本从基准（×1）逐级放大至 ×10，IC Always 年化收益衰减有限。策略换手低（主要交易集中在展期日），期货手续费相对名义本金比例极小。成本不是策略的主要约束。</w:t>
+      </w:r>
+    </w:p>
+    <w:p>
+      <w:pPr>
+        <w:spacing w:lineRule="exact" w:line="400" w:after="120"/>
+        <w:ind w:firstLine="420"/>
+        <w:jc w:val="both"/>
+      </w:pPr>
+      <w:r>
+        <w:rPr>
+          <w:rFonts w:ascii="Times New Roman" w:hAnsi="Times New Roman" w:eastAsia="宋体"/>
+          <w:b w:val="0"/>
+          <w:i w:val="0"/>
+          <w:color w:val="222222"/>
+          <w:sz w:val="24"/>
+        </w:rPr>
+        <w:t>策略核心风险在于贴水结构的持续性。若未来 IC/IM 贴水大幅收窄或转入升水，展期补偿将减弱或消失。</w:t>
       </w:r>
     </w:p>
     <w:p>
@@ -17619,7 +16818,7 @@
           <w:color w:val="222222"/>
           <w:sz w:val="25"/>
         </w:rPr>
-        <w:t>6.2 IC 与 IM 的组合价值</w:t>
+        <w:t>6.2 IC 与 IM 的相关性</w:t>
       </w:r>
     </w:p>
     <w:p>
@@ -17702,54 +16901,18 @@
     </w:p>
     <w:p>
       <w:pPr>
-        <w:spacing w:lineRule="exact" w:line="400" w:after="120"/>
-        <w:ind w:firstLine="420"/>
-        <w:jc w:val="both"/>
+        <w:spacing w:line="240" w:lineRule="auto" w:before="0" w:after="120"/>
+        <w:jc w:val="right"/>
       </w:pPr>
       <w:r>
         <w:rPr>
           <w:rFonts w:ascii="Times New Roman" w:hAnsi="Times New Roman" w:eastAsia="宋体"/>
           <w:b w:val="0"/>
           <w:i w:val="0"/>
-          <w:color w:val="222222"/>
-          <w:sz w:val="24"/>
+          <w:color w:val="555555"/>
+          <w:sz w:val="17"/>
         </w:rPr>
-        <w:t xml:space="preserve">IC 和 IM 日收益相关性约 </w:t>
-      </w:r>
-      <w:r>
-        <w:rPr>
-          <w:rFonts w:ascii="Consolas" w:hAnsi="Consolas" w:eastAsia="宋体"/>
-          <w:b w:val="0"/>
-          <w:i w:val="0"/>
-          <w:color w:val="555555"/>
-          <w:sz w:val="23"/>
-        </w:rPr>
-        <w:t>0.95</w:t>
-      </w:r>
-      <w:r>
-        <w:rPr>
-          <w:rFonts w:ascii="Times New Roman" w:hAnsi="Times New Roman" w:eastAsia="宋体"/>
-          <w:b w:val="0"/>
-          <w:i w:val="0"/>
-          <w:color w:val="222222"/>
-          <w:sz w:val="24"/>
-        </w:rPr>
-        <w:t>，几乎同步。两个品种放一起不能有效分散。在私募组合管理里，IC 和 IM 更像是同一种权益 beta 暴露换了两个载体，不是两条独立收益曲线。</w:t>
-      </w:r>
-    </w:p>
-    <w:p>
-      <w:pPr>
-        <w:spacing w:before="160" w:after="120"/>
-      </w:pPr>
-      <w:r>
-        <w:rPr>
-          <w:rFonts w:ascii="Times New Roman" w:hAnsi="Times New Roman" w:eastAsia="黑体"/>
-          <w:b/>
-          <w:i w:val="0"/>
-          <w:color w:val="222222"/>
-          <w:sz w:val="25"/>
-        </w:rPr>
-        <w:t>6.3 交易制度与资金占用</w:t>
+        <w:t>资料来源：IC/IM 期货与指数数据，本报告计算</w:t>
       </w:r>
     </w:p>
     <w:p>
@@ -17766,7 +16929,22 @@
           <w:color w:val="222222"/>
           <w:sz w:val="24"/>
         </w:rPr>
-        <w:t>实盘做吃贴水，制度层面的约束绕不开。</w:t>
+        <w:t>图 15：IC 与 IM 吃贴水策略日收益相关性约 0.95。两品种高度同步，简单等权组合无法提供有效分散。在组合管理中，IC 和 IM 更宜视为同一权益 beta 因子的不同载体。</w:t>
+      </w:r>
+    </w:p>
+    <w:p>
+      <w:pPr>
+        <w:spacing w:before="160" w:after="120"/>
+      </w:pPr>
+      <w:r>
+        <w:rPr>
+          <w:rFonts w:ascii="Times New Roman" w:hAnsi="Times New Roman" w:eastAsia="黑体"/>
+          <w:b/>
+          <w:i w:val="0"/>
+          <w:color w:val="222222"/>
+          <w:sz w:val="25"/>
+        </w:rPr>
+        <w:t>6.3 制度约束与资金占用</w:t>
       </w:r>
     </w:p>
     <w:p>
@@ -17778,12 +16956,29 @@
       <w:r>
         <w:rPr>
           <w:rFonts w:ascii="Times New Roman" w:hAnsi="Times New Roman" w:eastAsia="宋体"/>
+          <w:b w:val="0"/>
+          <w:i w:val="0"/>
+          <w:color w:val="222222"/>
+          <w:sz w:val="24"/>
+        </w:rPr>
+        <w:t>实盘需关注的制度因素：</w:t>
+      </w:r>
+    </w:p>
+    <w:p>
+      <w:pPr>
+        <w:pStyle w:val="ListBullet"/>
+        <w:spacing w:lineRule="exact" w:line="400" w:after="60"/>
+        <w:jc w:val="both"/>
+      </w:pPr>
+      <w:r>
+        <w:rPr>
+          <w:rFonts w:ascii="Times New Roman" w:hAnsi="Times New Roman" w:eastAsia="宋体"/>
           <w:b/>
           <w:i w:val="0"/>
           <w:color w:val="222222"/>
           <w:sz w:val="24"/>
         </w:rPr>
-        <w:t>保证金与杠杆</w:t>
+        <w:t>保证金</w:t>
       </w:r>
       <w:r>
         <w:rPr>
@@ -17793,173 +16988,13 @@
           <w:color w:val="222222"/>
           <w:sz w:val="24"/>
         </w:rPr>
-        <w:t xml:space="preserve">。中金所股指期货保证金通常在 </w:t>
-      </w:r>
-      <w:r>
-        <w:rPr>
-          <w:rFonts w:ascii="Consolas" w:hAnsi="Consolas" w:eastAsia="宋体"/>
-          <w:b w:val="0"/>
-          <w:i w:val="0"/>
-          <w:color w:val="555555"/>
-          <w:sz w:val="23"/>
-        </w:rPr>
-        <w:t>12%</w:t>
-      </w:r>
-      <w:r>
-        <w:rPr>
-          <w:rFonts w:ascii="Times New Roman" w:hAnsi="Times New Roman" w:eastAsia="宋体"/>
-          <w:b w:val="0"/>
-          <w:i w:val="0"/>
-          <w:color w:val="222222"/>
-          <w:sz w:val="24"/>
-        </w:rPr>
-        <w:t xml:space="preserve"> 左右。IC 当前约 </w:t>
-      </w:r>
-      <w:r>
-        <w:rPr>
-          <w:rFonts w:ascii="Consolas" w:hAnsi="Consolas" w:eastAsia="宋体"/>
-          <w:b w:val="0"/>
-          <w:i w:val="0"/>
-          <w:color w:val="555555"/>
-          <w:sz w:val="23"/>
-        </w:rPr>
-        <w:t>5500</w:t>
-      </w:r>
-      <w:r>
-        <w:rPr>
-          <w:rFonts w:ascii="Times New Roman" w:hAnsi="Times New Roman" w:eastAsia="宋体"/>
-          <w:b w:val="0"/>
-          <w:i w:val="0"/>
-          <w:color w:val="222222"/>
-          <w:sz w:val="24"/>
-        </w:rPr>
-        <w:t xml:space="preserve"> 点，一手名义本金约 </w:t>
-      </w:r>
-      <w:r>
-        <w:rPr>
-          <w:rFonts w:ascii="Consolas" w:hAnsi="Consolas" w:eastAsia="宋体"/>
-          <w:b w:val="0"/>
-          <w:i w:val="0"/>
-          <w:color w:val="555555"/>
-          <w:sz w:val="23"/>
-        </w:rPr>
-        <w:t>110</w:t>
-      </w:r>
-      <w:r>
-        <w:rPr>
-          <w:rFonts w:ascii="Times New Roman" w:hAnsi="Times New Roman" w:eastAsia="宋体"/>
-          <w:b w:val="0"/>
-          <w:i w:val="0"/>
-          <w:color w:val="222222"/>
-          <w:sz w:val="24"/>
-        </w:rPr>
-        <w:t xml:space="preserve"> 万（</w:t>
-      </w:r>
-      <w:r>
-        <w:rPr>
-          <w:rFonts w:ascii="Consolas" w:hAnsi="Consolas" w:eastAsia="宋体"/>
-          <w:b w:val="0"/>
-          <w:i w:val="0"/>
-          <w:color w:val="555555"/>
-          <w:sz w:val="23"/>
-        </w:rPr>
-        <w:t>5500 × 200</w:t>
-      </w:r>
-      <w:r>
-        <w:rPr>
-          <w:rFonts w:ascii="Times New Roman" w:hAnsi="Times New Roman" w:eastAsia="宋体"/>
-          <w:b w:val="0"/>
-          <w:i w:val="0"/>
-          <w:color w:val="222222"/>
-          <w:sz w:val="24"/>
-        </w:rPr>
-        <w:t xml:space="preserve">），保证金约 </w:t>
-      </w:r>
-      <w:r>
-        <w:rPr>
-          <w:rFonts w:ascii="Consolas" w:hAnsi="Consolas" w:eastAsia="宋体"/>
-          <w:b w:val="0"/>
-          <w:i w:val="0"/>
-          <w:color w:val="555555"/>
-          <w:sz w:val="23"/>
-        </w:rPr>
-        <w:t>13.2</w:t>
-      </w:r>
-      <w:r>
-        <w:rPr>
-          <w:rFonts w:ascii="Times New Roman" w:hAnsi="Times New Roman" w:eastAsia="宋体"/>
-          <w:b w:val="0"/>
-          <w:i w:val="0"/>
-          <w:color w:val="222222"/>
-          <w:sz w:val="24"/>
-        </w:rPr>
-        <w:t xml:space="preserve"> 万。初始资金 </w:t>
-      </w:r>
-      <w:r>
-        <w:rPr>
-          <w:rFonts w:ascii="Consolas" w:hAnsi="Consolas" w:eastAsia="宋体"/>
-          <w:b w:val="0"/>
-          <w:i w:val="0"/>
-          <w:color w:val="555555"/>
-          <w:sz w:val="23"/>
-        </w:rPr>
-        <w:t>100</w:t>
-      </w:r>
-      <w:r>
-        <w:rPr>
-          <w:rFonts w:ascii="Times New Roman" w:hAnsi="Times New Roman" w:eastAsia="宋体"/>
-          <w:b w:val="0"/>
-          <w:i w:val="0"/>
-          <w:color w:val="222222"/>
-          <w:sz w:val="24"/>
-        </w:rPr>
-        <w:t xml:space="preserve"> 万，保守持有 </w:t>
-      </w:r>
-      <w:r>
-        <w:rPr>
-          <w:rFonts w:ascii="Consolas" w:hAnsi="Consolas" w:eastAsia="宋体"/>
-          <w:b w:val="0"/>
-          <w:i w:val="0"/>
-          <w:color w:val="555555"/>
-          <w:sz w:val="23"/>
-        </w:rPr>
-        <w:t>3-5</w:t>
-      </w:r>
-      <w:r>
-        <w:rPr>
-          <w:rFonts w:ascii="Times New Roman" w:hAnsi="Times New Roman" w:eastAsia="宋体"/>
-          <w:b w:val="0"/>
-          <w:i w:val="0"/>
-          <w:color w:val="222222"/>
-          <w:sz w:val="24"/>
-        </w:rPr>
-        <w:t xml:space="preserve"> 手，杠杆 </w:t>
-      </w:r>
-      <w:r>
-        <w:rPr>
-          <w:rFonts w:ascii="Consolas" w:hAnsi="Consolas" w:eastAsia="宋体"/>
-          <w:b w:val="0"/>
-          <w:i w:val="0"/>
-          <w:color w:val="555555"/>
-          <w:sz w:val="23"/>
-        </w:rPr>
-        <w:t>3-5</w:t>
-      </w:r>
-      <w:r>
-        <w:rPr>
-          <w:rFonts w:ascii="Times New Roman" w:hAnsi="Times New Roman" w:eastAsia="宋体"/>
-          <w:b w:val="0"/>
-          <w:i w:val="0"/>
-          <w:color w:val="222222"/>
-          <w:sz w:val="24"/>
-        </w:rPr>
-        <w:t xml:space="preserve"> 倍。想再往上加，账户里得留足现金应对逐日盯市的浮亏——盘中保证金不够又没及时补，期货公司会强平。</w:t>
+        <w:t>：中金所保证金比例约 12%。以 IC 5,500 点计，一手名义本金约 110 万元，保证金约 13.2 万元。初始资金 100 万元可持有 3-5 手，杠杆 3-5 倍。需保留现金应对逐日盯市的盘中浮亏。</w:t>
       </w:r>
     </w:p>
     <w:p>
       <w:pPr>
-        <w:spacing w:lineRule="exact" w:line="400" w:after="120"/>
-        <w:ind w:firstLine="420"/>
+        <w:pStyle w:val="ListBullet"/>
+        <w:spacing w:lineRule="exact" w:line="400" w:after="60"/>
         <w:jc w:val="both"/>
       </w:pPr>
       <w:r>
@@ -17980,13 +17015,13 @@
           <w:color w:val="222222"/>
           <w:sz w:val="24"/>
         </w:rPr>
-        <w:t>。主力合约换月那几天，成交量从近月往次近月移。换仓当天要平旧合约、开新合约，中间有一小段双边持仓期，保证金占用翻倍。资金刚好卡在边缘的话，要提前准备现金缓冲。实操中可以把展期拆到两三天完成，降低瞬时资金压力。</w:t>
+        <w:t>：换仓日存在双边持仓窗口，保证金占用翻倍。可拆至 2-3 天完成以降低瞬时资金压力。</w:t>
       </w:r>
     </w:p>
     <w:p>
       <w:pPr>
-        <w:spacing w:lineRule="exact" w:line="400" w:after="120"/>
-        <w:ind w:firstLine="420"/>
+        <w:pStyle w:val="ListBullet"/>
+        <w:spacing w:lineRule="exact" w:line="400" w:after="60"/>
         <w:jc w:val="both"/>
       </w:pPr>
       <w:r>
@@ -17997,7 +17032,7 @@
           <w:color w:val="222222"/>
           <w:sz w:val="24"/>
         </w:rPr>
-        <w:t>交易限制的历史变化</w:t>
+        <w:t>制度变迁</w:t>
       </w:r>
       <w:r>
         <w:rPr>
@@ -18007,53 +17042,13 @@
           <w:color w:val="222222"/>
           <w:sz w:val="24"/>
         </w:rPr>
-        <w:t xml:space="preserve">。2015 年股灾后中金所把保证金从 </w:t>
-      </w:r>
-      <w:r>
-        <w:rPr>
-          <w:rFonts w:ascii="Consolas" w:hAnsi="Consolas" w:eastAsia="宋体"/>
-          <w:b w:val="0"/>
-          <w:i w:val="0"/>
-          <w:color w:val="555555"/>
-          <w:sz w:val="23"/>
-        </w:rPr>
-        <w:t>10%</w:t>
-      </w:r>
-      <w:r>
-        <w:rPr>
-          <w:rFonts w:ascii="Times New Roman" w:hAnsi="Times New Roman" w:eastAsia="宋体"/>
-          <w:b w:val="0"/>
-          <w:i w:val="0"/>
-          <w:color w:val="222222"/>
-          <w:sz w:val="24"/>
-        </w:rPr>
-        <w:t xml:space="preserve"> 猛提到 </w:t>
-      </w:r>
-      <w:r>
-        <w:rPr>
-          <w:rFonts w:ascii="Consolas" w:hAnsi="Consolas" w:eastAsia="宋体"/>
-          <w:b w:val="0"/>
-          <w:i w:val="0"/>
-          <w:color w:val="555555"/>
-          <w:sz w:val="23"/>
-        </w:rPr>
-        <w:t>40%</w:t>
-      </w:r>
-      <w:r>
-        <w:rPr>
-          <w:rFonts w:ascii="Times New Roman" w:hAnsi="Times New Roman" w:eastAsia="宋体"/>
-          <w:b w:val="0"/>
-          <w:i w:val="0"/>
-          <w:color w:val="222222"/>
-          <w:sz w:val="24"/>
-        </w:rPr>
-        <w:t>，限制日内开平仓次数，平今仓手续费也涨了。2017-2019 年逐步松绑，2022 年后基本恢复常态。但制度这东西没法预测——市场再出大波动，限制随时可能回来。</w:t>
+        <w:t>：2015 年后保证金从 10% 升至 40%，2017-2019 年逐步松绑。当前规则已正常化，但市场异常波动时限制可能再度收紧。</w:t>
       </w:r>
     </w:p>
     <w:p>
       <w:pPr>
-        <w:spacing w:lineRule="exact" w:line="400" w:after="120"/>
-        <w:ind w:firstLine="420"/>
+        <w:pStyle w:val="ListBullet"/>
+        <w:spacing w:lineRule="exact" w:line="400" w:after="60"/>
         <w:jc w:val="both"/>
       </w:pPr>
       <w:r>
@@ -18064,7 +17059,7 @@
           <w:color w:val="222222"/>
           <w:sz w:val="24"/>
         </w:rPr>
-        <w:t>合约流动性</w:t>
+        <w:t>流动性</w:t>
       </w:r>
       <w:r>
         <w:rPr>
@@ -18074,7 +17069,7 @@
           <w:color w:val="222222"/>
           <w:sz w:val="24"/>
         </w:rPr>
-        <w:t>。主力合约流动性够用，单笔几十手对价格冲击可以忽略。但规模上到几百手以上，展期日就得注意分时分布了——别全堆在收盘前几分钟一起换，旧合约会被压低、新合约会被抬高，产生额外的展期磨损。</w:t>
+        <w:t>：主力合约流动性充足，但规模升至数百手以上时，展期日需注意时间分布，避免集中换仓产生的价格冲击。</w:t>
       </w:r>
     </w:p>
     <w:p>
@@ -18102,25 +17097,15 @@
           <w:color w:val="222222"/>
           <w:sz w:val="29"/>
         </w:rPr>
-        <w:t>7. 风险与局限</w:t>
+        <w:t>7. 风险提示</w:t>
       </w:r>
     </w:p>
     <w:p>
       <w:pPr>
-        <w:spacing w:lineRule="exact" w:line="400" w:after="120"/>
-        <w:ind w:firstLine="420"/>
+        <w:spacing w:lineRule="exact" w:line="400" w:after="60"/>
+        <w:ind w:left="420" w:hanging="249"/>
         <w:jc w:val="both"/>
       </w:pPr>
-      <w:r>
-        <w:rPr>
-          <w:rFonts w:ascii="Times New Roman" w:hAnsi="Times New Roman" w:eastAsia="宋体"/>
-          <w:b/>
-          <w:i w:val="0"/>
-          <w:color w:val="222222"/>
-          <w:sz w:val="24"/>
-        </w:rPr>
-        <w:t>方向风险是最重的</w:t>
-      </w:r>
       <w:r>
         <w:rPr>
           <w:rFonts w:ascii="Times New Roman" w:hAnsi="Times New Roman" w:eastAsia="宋体"/>
@@ -18129,18 +17114,15 @@
           <w:color w:val="222222"/>
           <w:sz w:val="24"/>
         </w:rPr>
-        <w:t xml:space="preserve">。吃贴水看着像期货展期策略，实质还是拴在股票指数上。历史最大回撤超过 </w:t>
+        <w:t>1. 策略最大回撤超 50%，方向风险是主导风险，不宜定位为低波动或绝对收益策略。</w:t>
       </w:r>
-      <w:r>
-        <w:rPr>
-          <w:rFonts w:ascii="Consolas" w:hAnsi="Consolas" w:eastAsia="宋体"/>
-          <w:b w:val="0"/>
-          <w:i w:val="0"/>
-          <w:color w:val="555555"/>
-          <w:sz w:val="23"/>
-        </w:rPr>
-        <w:t>50%</w:t>
-      </w:r>
+    </w:p>
+    <w:p>
+      <w:pPr>
+        <w:spacing w:lineRule="exact" w:line="400" w:after="60"/>
+        <w:ind w:left="420" w:hanging="249"/>
+        <w:jc w:val="both"/>
+      </w:pPr>
       <w:r>
         <w:rPr>
           <w:rFonts w:ascii="Times New Roman" w:hAnsi="Times New Roman" w:eastAsia="宋体"/>
@@ -18149,25 +17131,15 @@
           <w:color w:val="222222"/>
           <w:sz w:val="24"/>
         </w:rPr>
-        <w:t>，低回撤目标的钱不能这么投。</w:t>
+        <w:t>2. Bootstrap 检验未拒绝 SR 差异为 0，α 的 t 值均 &lt; 2，历史超额在统计意义上不显著。</w:t>
       </w:r>
     </w:p>
     <w:p>
       <w:pPr>
-        <w:spacing w:lineRule="exact" w:line="400" w:after="120"/>
-        <w:ind w:firstLine="420"/>
+        <w:spacing w:lineRule="exact" w:line="400" w:after="60"/>
+        <w:ind w:left="420" w:hanging="249"/>
         <w:jc w:val="both"/>
       </w:pPr>
-      <w:r>
-        <w:rPr>
-          <w:rFonts w:ascii="Times New Roman" w:hAnsi="Times New Roman" w:eastAsia="宋体"/>
-          <w:b/>
-          <w:i w:val="0"/>
-          <w:color w:val="222222"/>
-          <w:sz w:val="24"/>
-        </w:rPr>
-        <w:t>统计上不够硬</w:t>
-      </w:r>
       <w:r>
         <w:rPr>
           <w:rFonts w:ascii="Times New Roman" w:hAnsi="Times New Roman" w:eastAsia="宋体"/>
@@ -18176,25 +17148,15 @@
           <w:color w:val="222222"/>
           <w:sz w:val="24"/>
         </w:rPr>
-        <w:t>。Bootstrap 没拒绝 Sharpe 差异为 0；有截距 CAPM 的 α 的 t 值全低于 2。样本里看到的超额不能直接推成未来稳定收益。</w:t>
+        <w:t>3. IM 仅 872 个主力交易日（3.5 年），未经历完整市场周期，相关结论置信度低于 IC。</w:t>
       </w:r>
     </w:p>
     <w:p>
       <w:pPr>
-        <w:spacing w:lineRule="exact" w:line="400" w:after="120"/>
-        <w:ind w:firstLine="420"/>
+        <w:spacing w:lineRule="exact" w:line="400" w:after="60"/>
+        <w:ind w:left="420" w:hanging="249"/>
         <w:jc w:val="both"/>
       </w:pPr>
-      <w:r>
-        <w:rPr>
-          <w:rFonts w:ascii="Times New Roman" w:hAnsi="Times New Roman" w:eastAsia="宋体"/>
-          <w:b/>
-          <w:i w:val="0"/>
-          <w:color w:val="222222"/>
-          <w:sz w:val="24"/>
-        </w:rPr>
-        <w:t>IM 样本太短</w:t>
-      </w:r>
       <w:r>
         <w:rPr>
           <w:rFonts w:ascii="Times New Roman" w:hAnsi="Times New Roman" w:eastAsia="宋体"/>
@@ -18203,18 +17165,15 @@
           <w:color w:val="222222"/>
           <w:sz w:val="24"/>
         </w:rPr>
-        <w:t>。</w:t>
+        <w:t>4. B&lt;-1.5% 阈值为样本内观察，不代表未来最优。参数在样本内存在过拟合风险。</w:t>
       </w:r>
-      <w:r>
-        <w:rPr>
-          <w:rFonts w:ascii="Consolas" w:hAnsi="Consolas" w:eastAsia="宋体"/>
-          <w:b w:val="0"/>
-          <w:i w:val="0"/>
-          <w:color w:val="555555"/>
-          <w:sz w:val="23"/>
-        </w:rPr>
-        <w:t>872</w:t>
-      </w:r>
+    </w:p>
+    <w:p>
+      <w:pPr>
+        <w:spacing w:lineRule="exact" w:line="400" w:after="60"/>
+        <w:ind w:left="420" w:hanging="249"/>
+        <w:jc w:val="both"/>
+      </w:pPr>
       <w:r>
         <w:rPr>
           <w:rFonts w:ascii="Times New Roman" w:hAnsi="Times New Roman" w:eastAsia="宋体"/>
@@ -18223,25 +17182,15 @@
           <w:color w:val="222222"/>
           <w:sz w:val="24"/>
         </w:rPr>
-        <w:t xml:space="preserve"> 个主力样本交易日，完整的市场周期都没走完一轮，结论比 IC 脆弱得多。</w:t>
+        <w:t>5. 跨期套利在日频 T+1 下无交易价值。若使用更高频数据，结论可能不同。</w:t>
       </w:r>
     </w:p>
     <w:p>
       <w:pPr>
-        <w:spacing w:lineRule="exact" w:line="400" w:after="120"/>
-        <w:ind w:firstLine="420"/>
+        <w:spacing w:lineRule="exact" w:line="400" w:after="60"/>
+        <w:ind w:left="420" w:hanging="249"/>
         <w:jc w:val="both"/>
       </w:pPr>
-      <w:r>
-        <w:rPr>
-          <w:rFonts w:ascii="Times New Roman" w:hAnsi="Times New Roman" w:eastAsia="宋体"/>
-          <w:b/>
-          <w:i w:val="0"/>
-          <w:color w:val="222222"/>
-          <w:sz w:val="24"/>
-        </w:rPr>
-        <w:t>阈值策略在样本内挑过</w:t>
-      </w:r>
       <w:r>
         <w:rPr>
           <w:rFonts w:ascii="Times New Roman" w:hAnsi="Times New Roman" w:eastAsia="宋体"/>
@@ -18250,25 +17199,15 @@
           <w:color w:val="222222"/>
           <w:sz w:val="24"/>
         </w:rPr>
-        <w:t>。B&lt;-1.5% 在部分指标上好于 Always，但这个阈值是从样本里看出来的，不代表未来还最优。</w:t>
+        <w:t>6. 风控版本夏普均为负，策略的贴水补偿不足以支撑降杠杆和调仓摩擦。</w:t>
       </w:r>
     </w:p>
     <w:p>
       <w:pPr>
-        <w:spacing w:lineRule="exact" w:line="400" w:after="120"/>
-        <w:ind w:firstLine="420"/>
+        <w:spacing w:lineRule="exact" w:line="400" w:after="60"/>
+        <w:ind w:left="420" w:hanging="249"/>
         <w:jc w:val="both"/>
       </w:pPr>
-      <w:r>
-        <w:rPr>
-          <w:rFonts w:ascii="Times New Roman" w:hAnsi="Times New Roman" w:eastAsia="宋体"/>
-          <w:b/>
-          <w:i w:val="0"/>
-          <w:color w:val="222222"/>
-          <w:sz w:val="24"/>
-        </w:rPr>
-        <w:t>跨期套利需要更高频数据</w:t>
-      </w:r>
       <w:r>
         <w:rPr>
           <w:rFonts w:ascii="Times New Roman" w:hAnsi="Times New Roman" w:eastAsia="宋体"/>
@@ -18277,25 +17216,15 @@
           <w:color w:val="222222"/>
           <w:sz w:val="24"/>
         </w:rPr>
-        <w:t>。日频 T+1 执行下没有可交易结果，代表性条件下甚至没有形成有效触发。问题不在参数，在日频价差机会太薄。</w:t>
+        <w:t>7. 股指期货历史上经历过手续费、保证金和开平仓限制的重大变化，制度风险不可忽视。</w:t>
       </w:r>
     </w:p>
     <w:p>
       <w:pPr>
-        <w:spacing w:lineRule="exact" w:line="400" w:after="120"/>
-        <w:ind w:firstLine="420"/>
+        <w:spacing w:lineRule="exact" w:line="400" w:after="60"/>
+        <w:ind w:left="420" w:hanging="249"/>
         <w:jc w:val="both"/>
       </w:pPr>
-      <w:r>
-        <w:rPr>
-          <w:rFonts w:ascii="Times New Roman" w:hAnsi="Times New Roman" w:eastAsia="宋体"/>
-          <w:b/>
-          <w:i w:val="0"/>
-          <w:color w:val="222222"/>
-          <w:sz w:val="24"/>
-        </w:rPr>
-        <w:t>风控不解决根本问题</w:t>
-      </w:r>
       <w:r>
         <w:rPr>
           <w:rFonts w:ascii="Times New Roman" w:hAnsi="Times New Roman" w:eastAsia="宋体"/>
@@ -18304,135 +17233,7 @@
           <w:color w:val="222222"/>
           <w:sz w:val="24"/>
         </w:rPr>
-        <w:t>。波动率目标和回撤控制能把波动和回撤降下来，但夏普全变负了——贴水补偿就那么点厚，降杠杆和频繁调仓的摩擦一上去就没了。</w:t>
-      </w:r>
-    </w:p>
-    <w:p>
-      <w:pPr>
-        <w:spacing w:lineRule="exact" w:line="400" w:after="120"/>
-        <w:ind w:firstLine="420"/>
-        <w:jc w:val="both"/>
-      </w:pPr>
-      <w:r>
-        <w:rPr>
-          <w:rFonts w:ascii="Times New Roman" w:hAnsi="Times New Roman" w:eastAsia="宋体"/>
-          <w:b/>
-          <w:i w:val="0"/>
-          <w:color w:val="222222"/>
-          <w:sz w:val="24"/>
-        </w:rPr>
-        <w:t>市场状态依赖太强</w:t>
-      </w:r>
-      <w:r>
-        <w:rPr>
-          <w:rFonts w:ascii="Times New Roman" w:hAnsi="Times New Roman" w:eastAsia="宋体"/>
-          <w:b w:val="0"/>
-          <w:i w:val="0"/>
-          <w:color w:val="222222"/>
-          <w:sz w:val="24"/>
-        </w:rPr>
-        <w:t>。牛市熊市天差地别，深度贴水期反而是亏最重的时候。不能把贴水当独立 alpha。</w:t>
-      </w:r>
-    </w:p>
-    <w:p>
-      <w:pPr>
-        <w:spacing w:lineRule="exact" w:line="400" w:after="120"/>
-        <w:ind w:firstLine="420"/>
-        <w:jc w:val="both"/>
-      </w:pPr>
-      <w:r>
-        <w:rPr>
-          <w:rFonts w:ascii="Times New Roman" w:hAnsi="Times New Roman" w:eastAsia="宋体"/>
-          <w:b/>
-          <w:i w:val="0"/>
-          <w:color w:val="222222"/>
-          <w:sz w:val="24"/>
-        </w:rPr>
-        <w:t>制度风险是真实存在的</w:t>
-      </w:r>
-      <w:r>
-        <w:rPr>
-          <w:rFonts w:ascii="Times New Roman" w:hAnsi="Times New Roman" w:eastAsia="宋体"/>
-          <w:b w:val="0"/>
-          <w:i w:val="0"/>
-          <w:color w:val="222222"/>
-          <w:sz w:val="24"/>
-        </w:rPr>
-        <w:t>。股指期货历史上被改过手续费、保证金、开平仓限制，实盘表现一定受制度影响。</w:t>
-      </w:r>
-    </w:p>
-    <w:p>
-      <w:pPr>
-        <w:spacing w:lineRule="exact" w:line="400" w:after="120"/>
-        <w:ind w:firstLine="420"/>
-        <w:jc w:val="both"/>
-      </w:pPr>
-      <w:r>
-        <w:rPr>
-          <w:rFonts w:ascii="Times New Roman" w:hAnsi="Times New Roman" w:eastAsia="宋体"/>
-          <w:b/>
-          <w:i w:val="0"/>
-          <w:color w:val="222222"/>
-          <w:sz w:val="24"/>
-        </w:rPr>
-        <w:t>组合分散无效</w:t>
-      </w:r>
-      <w:r>
-        <w:rPr>
-          <w:rFonts w:ascii="Times New Roman" w:hAnsi="Times New Roman" w:eastAsia="宋体"/>
-          <w:b w:val="0"/>
-          <w:i w:val="0"/>
-          <w:color w:val="222222"/>
-          <w:sz w:val="24"/>
-        </w:rPr>
-        <w:t xml:space="preserve">。IC 和 IM 相关性 </w:t>
-      </w:r>
-      <w:r>
-        <w:rPr>
-          <w:rFonts w:ascii="Consolas" w:hAnsi="Consolas" w:eastAsia="宋体"/>
-          <w:b w:val="0"/>
-          <w:i w:val="0"/>
-          <w:color w:val="555555"/>
-          <w:sz w:val="23"/>
-        </w:rPr>
-        <w:t>0.95</w:t>
-      </w:r>
-      <w:r>
-        <w:rPr>
-          <w:rFonts w:ascii="Times New Roman" w:hAnsi="Times New Roman" w:eastAsia="宋体"/>
-          <w:b w:val="0"/>
-          <w:i w:val="0"/>
-          <w:color w:val="222222"/>
-          <w:sz w:val="24"/>
-        </w:rPr>
-        <w:t>，没法相互对冲。</w:t>
-      </w:r>
-    </w:p>
-    <w:p>
-      <w:pPr>
-        <w:spacing w:lineRule="exact" w:line="400" w:after="120"/>
-        <w:ind w:firstLine="420"/>
-        <w:jc w:val="both"/>
-      </w:pPr>
-      <w:r>
-        <w:rPr>
-          <w:rFonts w:ascii="Times New Roman" w:hAnsi="Times New Roman" w:eastAsia="宋体"/>
-          <w:b/>
-          <w:i w:val="0"/>
-          <w:color w:val="222222"/>
-          <w:sz w:val="24"/>
-        </w:rPr>
-        <w:t>样本外验证不够</w:t>
-      </w:r>
-      <w:r>
-        <w:rPr>
-          <w:rFonts w:ascii="Times New Roman" w:hAnsi="Times New Roman" w:eastAsia="宋体"/>
-          <w:b w:val="0"/>
-          <w:i w:val="0"/>
-          <w:color w:val="222222"/>
-          <w:sz w:val="24"/>
-        </w:rPr>
-        <w:t>。IC 测试期（2021-2026）没经历 2015 年级别的极端行情，这段表现好不代表极端市场中也能撑住。</w:t>
+        <w:t>8. 当前基差未经分红调整。中证 500/1000 成分股每年 5-8 月集中分红，期间现货指数自然下跌会虚增贴水幅度。用分红调整后指数计算基差，可更准确衡量展期补偿。</w:t>
       </w:r>
     </w:p>
     <w:p>
@@ -18460,22 +17261,7 @@
           <w:color w:val="222222"/>
           <w:sz w:val="29"/>
         </w:rPr>
-        <w:t>8. 结论与建议</w:t>
-      </w:r>
-    </w:p>
-    <w:p>
-      <w:pPr>
-        <w:spacing w:before="160" w:after="120"/>
-      </w:pPr>
-      <w:r>
-        <w:rPr>
-          <w:rFonts w:ascii="Times New Roman" w:hAnsi="Times New Roman" w:eastAsia="黑体"/>
-          <w:b/>
-          <w:i w:val="0"/>
-          <w:color w:val="222222"/>
-          <w:sz w:val="25"/>
-        </w:rPr>
-        <w:t>8.1 投资建议</w:t>
+        <w:t>8. 结论</w:t>
       </w:r>
     </w:p>
     <w:p>
@@ -18492,27 +17278,7 @@
           <w:color w:val="222222"/>
           <w:sz w:val="24"/>
         </w:rPr>
-        <w:t>吃贴水策略的定位就一句话：</w:t>
-      </w:r>
-      <w:r>
-        <w:rPr>
-          <w:rFonts w:ascii="Times New Roman" w:hAnsi="Times New Roman" w:eastAsia="宋体"/>
-          <w:b/>
-          <w:i w:val="0"/>
-          <w:color w:val="222222"/>
-          <w:sz w:val="24"/>
-        </w:rPr>
-        <w:t>带展期补偿的股指期货多头工具，不是市场中性套利</w:t>
-      </w:r>
-      <w:r>
-        <w:rPr>
-          <w:rFonts w:ascii="Times New Roman" w:hAnsi="Times New Roman" w:eastAsia="宋体"/>
-          <w:b w:val="0"/>
-          <w:i w:val="0"/>
-          <w:color w:val="222222"/>
-          <w:sz w:val="24"/>
-        </w:rPr>
-        <w:t>。</w:t>
+        <w:t>吃贴水策略的定位：带有展期补偿的股指期货多头工具，不是市场中性套利。其超额来自贴水结构下的基差收敛与展期补偿，主要风险来自指数的方向波动。</w:t>
       </w:r>
     </w:p>
     <w:p>
@@ -18529,169 +17295,13 @@
           <w:color w:val="222222"/>
           <w:sz w:val="24"/>
         </w:rPr>
-        <w:t>对不同资金类型：</w:t>
+        <w:t>对指增/方向性产品，策略可作为指数增强模块，年化增厚约 3-9pp（视品种和时段）。对绝对收益/低回撤产品，不建议单独配置。对多策略组合，可占 10-20% 仓位作为权益 beta 来源，但需搭配与权益负相关或不相关的策略。</w:t>
       </w:r>
     </w:p>
     <w:p>
       <w:pPr>
-        <w:pStyle w:val="ListBullet"/>
-        <w:spacing w:lineRule="exact" w:line="400" w:after="60"/>
-        <w:jc w:val="both"/>
-      </w:pPr>
-      <w:r>
-        <w:rPr>
-          <w:rFonts w:ascii="Times New Roman" w:hAnsi="Times New Roman" w:eastAsia="宋体"/>
-          <w:b/>
-          <w:i w:val="0"/>
-          <w:color w:val="222222"/>
-          <w:sz w:val="24"/>
-        </w:rPr>
-        <w:t>指增/方向性产品</w:t>
-      </w:r>
-      <w:r>
-        <w:rPr>
-          <w:rFonts w:ascii="Times New Roman" w:hAnsi="Times New Roman" w:eastAsia="宋体"/>
-          <w:b w:val="0"/>
-          <w:i w:val="0"/>
-          <w:color w:val="222222"/>
-          <w:sz w:val="24"/>
-        </w:rPr>
-        <w:t xml:space="preserve">：可以配。相比 ETF 或指数基金，期货贴水多了一层展期补偿，年化大概增厚 </w:t>
-      </w:r>
-      <w:r>
-        <w:rPr>
-          <w:rFonts w:ascii="Consolas" w:hAnsi="Consolas" w:eastAsia="宋体"/>
-          <w:b w:val="0"/>
-          <w:i w:val="0"/>
-          <w:color w:val="555555"/>
-          <w:sz w:val="23"/>
-        </w:rPr>
-        <w:t>3-9</w:t>
-      </w:r>
-      <w:r>
-        <w:rPr>
-          <w:rFonts w:ascii="Times New Roman" w:hAnsi="Times New Roman" w:eastAsia="宋体"/>
-          <w:b w:val="0"/>
-          <w:i w:val="0"/>
-          <w:color w:val="222222"/>
-          <w:sz w:val="24"/>
-        </w:rPr>
-        <w:t xml:space="preserve"> 个百分点（看品种和时段）。熊市里别想着能避免亏损——只是比直接拿指数少亏一些。</w:t>
-      </w:r>
-    </w:p>
-    <w:p>
-      <w:pPr>
-        <w:pStyle w:val="ListBullet"/>
-        <w:spacing w:lineRule="exact" w:line="400" w:after="60"/>
-        <w:jc w:val="both"/>
-      </w:pPr>
-      <w:r>
-        <w:rPr>
-          <w:rFonts w:ascii="Times New Roman" w:hAnsi="Times New Roman" w:eastAsia="宋体"/>
-          <w:b/>
-          <w:i w:val="0"/>
-          <w:color w:val="222222"/>
-          <w:sz w:val="24"/>
-        </w:rPr>
-        <w:t>绝对收益/低回撤产品</w:t>
-      </w:r>
-      <w:r>
-        <w:rPr>
-          <w:rFonts w:ascii="Times New Roman" w:hAnsi="Times New Roman" w:eastAsia="宋体"/>
-          <w:b w:val="0"/>
-          <w:i w:val="0"/>
-          <w:color w:val="222222"/>
-          <w:sz w:val="24"/>
-        </w:rPr>
-        <w:t xml:space="preserve">：不建议单独配。最大回撤超过 </w:t>
-      </w:r>
-      <w:r>
-        <w:rPr>
-          <w:rFonts w:ascii="Consolas" w:hAnsi="Consolas" w:eastAsia="宋体"/>
-          <w:b w:val="0"/>
-          <w:i w:val="0"/>
-          <w:color w:val="555555"/>
-          <w:sz w:val="23"/>
-        </w:rPr>
-        <w:t>50%</w:t>
-      </w:r>
-      <w:r>
-        <w:rPr>
-          <w:rFonts w:ascii="Times New Roman" w:hAnsi="Times New Roman" w:eastAsia="宋体"/>
-          <w:b w:val="0"/>
-          <w:i w:val="0"/>
-          <w:color w:val="222222"/>
-          <w:sz w:val="24"/>
-        </w:rPr>
-        <w:t>，远超出这类产品的风控红线。一定要用就得配严格止损和杠杆上限，但 §3.6 的结果在那摆着——风控会吃掉大部分收益。</w:t>
-      </w:r>
-    </w:p>
-    <w:p>
-      <w:pPr>
-        <w:pStyle w:val="ListBullet"/>
-        <w:spacing w:lineRule="exact" w:line="400" w:after="60"/>
-        <w:jc w:val="both"/>
-      </w:pPr>
-      <w:r>
-        <w:rPr>
-          <w:rFonts w:ascii="Times New Roman" w:hAnsi="Times New Roman" w:eastAsia="宋体"/>
-          <w:b/>
-          <w:i w:val="0"/>
-          <w:color w:val="222222"/>
-          <w:sz w:val="24"/>
-        </w:rPr>
-        <w:t>多策略组合</w:t>
-      </w:r>
-      <w:r>
-        <w:rPr>
-          <w:rFonts w:ascii="Times New Roman" w:hAnsi="Times New Roman" w:eastAsia="宋体"/>
-          <w:b w:val="0"/>
-          <w:i w:val="0"/>
-          <w:color w:val="222222"/>
-          <w:sz w:val="24"/>
-        </w:rPr>
-        <w:t xml:space="preserve">：可以作为权益 beta 暴露的一个来源，占组合 </w:t>
-      </w:r>
-      <w:r>
-        <w:rPr>
-          <w:rFonts w:ascii="Consolas" w:hAnsi="Consolas" w:eastAsia="宋体"/>
-          <w:b w:val="0"/>
-          <w:i w:val="0"/>
-          <w:color w:val="555555"/>
-          <w:sz w:val="23"/>
-        </w:rPr>
-        <w:t>10-20%</w:t>
-      </w:r>
-      <w:r>
-        <w:rPr>
-          <w:rFonts w:ascii="Times New Roman" w:hAnsi="Times New Roman" w:eastAsia="宋体"/>
-          <w:b w:val="0"/>
-          <w:i w:val="0"/>
-          <w:color w:val="222222"/>
-          <w:sz w:val="24"/>
-        </w:rPr>
-        <w:t>。同时要配和权益 beta 负相关或不相关的策略（商品 CTA、期权卖方、国债期货等），不然组合层面还是一个方向性押注。</w:t>
-      </w:r>
-    </w:p>
-    <w:p>
-      <w:pPr>
-        <w:spacing w:before="160" w:after="120"/>
-      </w:pPr>
-      <w:r>
-        <w:rPr>
-          <w:rFonts w:ascii="Times New Roman" w:hAnsi="Times New Roman" w:eastAsia="黑体"/>
-          <w:b/>
-          <w:i w:val="0"/>
-          <w:color w:val="222222"/>
-          <w:sz w:val="25"/>
-        </w:rPr>
-        <w:t>8.2 后续研究方向</w:t>
-      </w:r>
-    </w:p>
-    <w:p>
-      <w:pPr>
-        <w:spacing w:lineRule="exact" w:line="400" w:after="60"/>
-        <w:ind w:left="420" w:hanging="249"/>
+        <w:spacing w:lineRule="exact" w:line="400" w:after="120"/>
+        <w:ind w:firstLine="420"/>
         <w:jc w:val="both"/>
       </w:pPr>
       <w:r>
@@ -18702,269 +17312,7 @@
           <w:color w:val="222222"/>
           <w:sz w:val="24"/>
         </w:rPr>
-        <w:t xml:space="preserve">1. </w:t>
-      </w:r>
-      <w:r>
-        <w:rPr>
-          <w:rFonts w:ascii="Times New Roman" w:hAnsi="Times New Roman" w:eastAsia="宋体"/>
-          <w:b/>
-          <w:i w:val="0"/>
-          <w:color w:val="222222"/>
-          <w:sz w:val="24"/>
-        </w:rPr>
-        <w:t>更高频的跨期价差</w:t>
-      </w:r>
-      <w:r>
-        <w:rPr>
-          <w:rFonts w:ascii="Times New Roman" w:hAnsi="Times New Roman" w:eastAsia="宋体"/>
-          <w:b w:val="0"/>
-          <w:i w:val="0"/>
-          <w:color w:val="222222"/>
-          <w:sz w:val="24"/>
-        </w:rPr>
-        <w:t>：日频 T+1 框架下价差偏离触发太少。拿 5 分钟或 tick 级数据重跑，才能判断有没有日内回归机会。</w:t>
-      </w:r>
-    </w:p>
-    <w:p>
-      <w:pPr>
-        <w:spacing w:lineRule="exact" w:line="400" w:after="60"/>
-        <w:ind w:left="420" w:hanging="249"/>
-        <w:jc w:val="both"/>
-      </w:pPr>
-      <w:r>
-        <w:rPr>
-          <w:rFonts w:ascii="Times New Roman" w:hAnsi="Times New Roman" w:eastAsia="宋体"/>
-          <w:b w:val="0"/>
-          <w:i w:val="0"/>
-          <w:color w:val="222222"/>
-          <w:sz w:val="24"/>
-        </w:rPr>
-        <w:t xml:space="preserve">2. </w:t>
-      </w:r>
-      <w:r>
-        <w:rPr>
-          <w:rFonts w:ascii="Times New Roman" w:hAnsi="Times New Roman" w:eastAsia="宋体"/>
-          <w:b/>
-          <w:i w:val="0"/>
-          <w:color w:val="222222"/>
-          <w:sz w:val="24"/>
-        </w:rPr>
-        <w:t>多腿价差</w:t>
-      </w:r>
-      <w:r>
-        <w:rPr>
-          <w:rFonts w:ascii="Times New Roman" w:hAnsi="Times New Roman" w:eastAsia="宋体"/>
-          <w:b w:val="0"/>
-          <w:i w:val="0"/>
-          <w:color w:val="222222"/>
-          <w:sz w:val="24"/>
-        </w:rPr>
-        <w:t>：近月-次近月两腿受单合约到期效应影响大。蝶式套利（三腿：近月-次近月-远月）均值回复特征可能更稳。</w:t>
-      </w:r>
-    </w:p>
-    <w:p>
-      <w:pPr>
-        <w:spacing w:lineRule="exact" w:line="400" w:after="60"/>
-        <w:ind w:left="420" w:hanging="249"/>
-        <w:jc w:val="both"/>
-      </w:pPr>
-      <w:r>
-        <w:rPr>
-          <w:rFonts w:ascii="Times New Roman" w:hAnsi="Times New Roman" w:eastAsia="宋体"/>
-          <w:b w:val="0"/>
-          <w:i w:val="0"/>
-          <w:color w:val="222222"/>
-          <w:sz w:val="24"/>
-        </w:rPr>
-        <w:t xml:space="preserve">3. </w:t>
-      </w:r>
-      <w:r>
-        <w:rPr>
-          <w:rFonts w:ascii="Times New Roman" w:hAnsi="Times New Roman" w:eastAsia="宋体"/>
-          <w:b/>
-          <w:i w:val="0"/>
-          <w:color w:val="222222"/>
-          <w:sz w:val="24"/>
-        </w:rPr>
-        <w:t>展期日优化</w:t>
-      </w:r>
-      <w:r>
-        <w:rPr>
-          <w:rFonts w:ascii="Times New Roman" w:hAnsi="Times New Roman" w:eastAsia="宋体"/>
-          <w:b w:val="0"/>
-          <w:i w:val="0"/>
-          <w:color w:val="222222"/>
-          <w:sz w:val="24"/>
-        </w:rPr>
-        <w:t>：现在展期是到期前固定窗口，没用上展期日附近的价差变化。在窗口内动态选最优换仓日可能减少展期成本。</w:t>
-      </w:r>
-    </w:p>
-    <w:p>
-      <w:pPr>
-        <w:spacing w:lineRule="exact" w:line="400" w:after="60"/>
-        <w:ind w:left="420" w:hanging="249"/>
-        <w:jc w:val="both"/>
-      </w:pPr>
-      <w:r>
-        <w:rPr>
-          <w:rFonts w:ascii="Times New Roman" w:hAnsi="Times New Roman" w:eastAsia="宋体"/>
-          <w:b w:val="0"/>
-          <w:i w:val="0"/>
-          <w:color w:val="222222"/>
-          <w:sz w:val="24"/>
-        </w:rPr>
-        <w:t xml:space="preserve">4. </w:t>
-      </w:r>
-      <w:r>
-        <w:rPr>
-          <w:rFonts w:ascii="Times New Roman" w:hAnsi="Times New Roman" w:eastAsia="宋体"/>
-          <w:b/>
-          <w:i w:val="0"/>
-          <w:color w:val="222222"/>
-          <w:sz w:val="24"/>
-        </w:rPr>
-        <w:t>其他 alpha 来源</w:t>
-      </w:r>
-      <w:r>
-        <w:rPr>
-          <w:rFonts w:ascii="Times New Roman" w:hAnsi="Times New Roman" w:eastAsia="宋体"/>
-          <w:b w:val="0"/>
-          <w:i w:val="0"/>
-          <w:color w:val="222222"/>
-          <w:sz w:val="24"/>
-        </w:rPr>
-        <w:t xml:space="preserve">：IC/IM 相关性 </w:t>
-      </w:r>
-      <w:r>
-        <w:rPr>
-          <w:rFonts w:ascii="Consolas" w:hAnsi="Consolas" w:eastAsia="宋体"/>
-          <w:b w:val="0"/>
-          <w:i w:val="0"/>
-          <w:color w:val="555555"/>
-          <w:sz w:val="23"/>
-        </w:rPr>
-        <w:t>0.95</w:t>
-      </w:r>
-      <w:r>
-        <w:rPr>
-          <w:rFonts w:ascii="Times New Roman" w:hAnsi="Times New Roman" w:eastAsia="宋体"/>
-          <w:b w:val="0"/>
-          <w:i w:val="0"/>
-          <w:color w:val="222222"/>
-          <w:sz w:val="24"/>
-        </w:rPr>
-        <w:t>，品种维度没法分散。需要找完全不同的 alpha（期权波动率曲面、可转债、CTA 等）来构建真正的多策略。</w:t>
-      </w:r>
-    </w:p>
-    <w:p>
-      <w:pPr>
-        <w:spacing w:lineRule="exact" w:line="400" w:after="60"/>
-        <w:ind w:left="420" w:hanging="249"/>
-        <w:jc w:val="both"/>
-      </w:pPr>
-      <w:r>
-        <w:rPr>
-          <w:rFonts w:ascii="Times New Roman" w:hAnsi="Times New Roman" w:eastAsia="宋体"/>
-          <w:b w:val="0"/>
-          <w:i w:val="0"/>
-          <w:color w:val="222222"/>
-          <w:sz w:val="24"/>
-        </w:rPr>
-        <w:t xml:space="preserve">5. </w:t>
-      </w:r>
-      <w:r>
-        <w:rPr>
-          <w:rFonts w:ascii="Times New Roman" w:hAnsi="Times New Roman" w:eastAsia="宋体"/>
-          <w:b/>
-          <w:i w:val="0"/>
-          <w:color w:val="222222"/>
-          <w:sz w:val="24"/>
-        </w:rPr>
-        <w:t>基差预测模型</w:t>
-      </w:r>
-      <w:r>
-        <w:rPr>
-          <w:rFonts w:ascii="Times New Roman" w:hAnsi="Times New Roman" w:eastAsia="宋体"/>
-          <w:b w:val="0"/>
-          <w:i w:val="0"/>
-          <w:color w:val="222222"/>
-          <w:sz w:val="24"/>
-        </w:rPr>
-        <w:t>：现在基差阈值是静态的。可以用市场情绪、资金流向、波动率曲面等特征来预测贴水结构变化，动态调仓。</w:t>
-      </w:r>
-    </w:p>
-    <w:p>
-      <w:pPr>
-        <w:spacing w:lineRule="exact" w:line="400" w:after="60"/>
-        <w:ind w:left="420" w:hanging="249"/>
-        <w:jc w:val="both"/>
-      </w:pPr>
-      <w:r>
-        <w:rPr>
-          <w:rFonts w:ascii="Times New Roman" w:hAnsi="Times New Roman" w:eastAsia="宋体"/>
-          <w:b w:val="0"/>
-          <w:i w:val="0"/>
-          <w:color w:val="222222"/>
-          <w:sz w:val="24"/>
-        </w:rPr>
-        <w:t xml:space="preserve">6. </w:t>
-      </w:r>
-      <w:r>
-        <w:rPr>
-          <w:rFonts w:ascii="Times New Roman" w:hAnsi="Times New Roman" w:eastAsia="宋体"/>
-          <w:b/>
-          <w:i w:val="0"/>
-          <w:color w:val="222222"/>
-          <w:sz w:val="24"/>
-        </w:rPr>
-        <w:t>实盘制度模拟</w:t>
-      </w:r>
-      <w:r>
-        <w:rPr>
-          <w:rFonts w:ascii="Times New Roman" w:hAnsi="Times New Roman" w:eastAsia="宋体"/>
-          <w:b w:val="0"/>
-          <w:i w:val="0"/>
-          <w:color w:val="222222"/>
-          <w:sz w:val="24"/>
-        </w:rPr>
-        <w:t>：把保证金逐日监控、涨跌停限制、交割月限仓这些细节加进去，估一下真实交易约束下的可行性和资金效率。</w:t>
-      </w:r>
-    </w:p>
-    <w:p>
-      <w:pPr>
-        <w:spacing w:lineRule="exact" w:line="400" w:after="60"/>
-        <w:ind w:left="420" w:hanging="249"/>
-        <w:jc w:val="both"/>
-      </w:pPr>
-      <w:r>
-        <w:rPr>
-          <w:rFonts w:ascii="Times New Roman" w:hAnsi="Times New Roman" w:eastAsia="宋体"/>
-          <w:b w:val="0"/>
-          <w:i w:val="0"/>
-          <w:color w:val="222222"/>
-          <w:sz w:val="24"/>
-        </w:rPr>
-        <w:t xml:space="preserve">7. </w:t>
-      </w:r>
-      <w:r>
-        <w:rPr>
-          <w:rFonts w:ascii="Times New Roman" w:hAnsi="Times New Roman" w:eastAsia="宋体"/>
-          <w:b/>
-          <w:i w:val="0"/>
-          <w:color w:val="222222"/>
-          <w:sz w:val="24"/>
-        </w:rPr>
-        <w:t>分红调整基差</w:t>
-      </w:r>
-      <w:r>
-        <w:rPr>
-          <w:rFonts w:ascii="Times New Roman" w:hAnsi="Times New Roman" w:eastAsia="宋体"/>
-          <w:b w:val="0"/>
-          <w:i w:val="0"/>
-          <w:color w:val="222222"/>
-          <w:sz w:val="24"/>
-        </w:rPr>
-        <w:t>：现在的基差用的指数价格没做分红调整。中证 500/1000 成分股每年 5-8 月集中分红，分红期间现货指数自然下跌，会虚增贴水幅度。用分红调整后的指数算基差，能更准地衡量展期补偿。</w:t>
+        <w:t>优先后续方向：（1）分钟级行情回测跨期价差；（2）多腿价差（蝶式套利）探索更稳定的均值回复结构；（3）分红调整基差以更准确衡量展期补偿；（4）引入与权益 beta 不相关的 alpha 来源。</w:t>
       </w:r>
     </w:p>
     <w:p>
@@ -18999,7 +17347,7 @@
           <w:color w:val="555555"/>
           <w:sz w:val="21"/>
         </w:rPr>
-        <w:t>表 15 月度收益 CAPM 归因：用月度收益替代日收益进行有截距 CAPM 回归，作为日频结果的稳健性检查。</w:t>
+        <w:t>表 15 图表清单：报告中全部 15 张图表的编号、文件名和内容说明。</w:t>
       </w:r>
     </w:p>
     <w:tbl>
@@ -19360,7 +17708,7 @@
                 <w:color w:val="222222"/>
                 <w:sz w:val="21"/>
               </w:rPr>
-              <w:t>年度收益</w:t>
+              <w:t>年度收益拆分</w:t>
             </w:r>
           </w:p>
         </w:tc>
@@ -19535,7 +17883,7 @@
                 <w:color w:val="222222"/>
                 <w:sz w:val="21"/>
               </w:rPr>
-              <w:t>参数敏感性</w:t>
+              <w:t>参数敏感性热力图</w:t>
             </w:r>
           </w:p>
         </w:tc>
@@ -19624,7 +17972,7 @@
                 <w:color w:val="222222"/>
                 <w:sz w:val="21"/>
               </w:rPr>
-              <w:t>样本外验证（训练/测试期对比）</w:t>
+              <w:t>样本外验证（训练/测试期）</w:t>
             </w:r>
           </w:p>
         </w:tc>
@@ -19799,7 +18147,7 @@
                 <w:color w:val="222222"/>
                 <w:sz w:val="21"/>
               </w:rPr>
-              <w:t>风险控制策略 NAV 对比</w:t>
+              <w:t>风险控制策略净值对比</w:t>
             </w:r>
           </w:p>
         </w:tc>
@@ -20060,7 +18408,7 @@
                 <w:color w:val="222222"/>
                 <w:sz w:val="21"/>
               </w:rPr>
-              <w:t>Bootstrap 检验</w:t>
+              <w:t>Bootstrap 显著性检验</w:t>
             </w:r>
           </w:p>
         </w:tc>
@@ -20149,7 +18497,7 @@
                 <w:color w:val="222222"/>
                 <w:sz w:val="21"/>
               </w:rPr>
-              <w:t>收益归因（无截距）</w:t>
+              <w:t>收益归因分解（无截距）</w:t>
             </w:r>
           </w:p>
         </w:tc>
@@ -20324,7 +18672,7 @@
                 <w:color w:val="222222"/>
                 <w:sz w:val="21"/>
               </w:rPr>
-              <w:t>成本压力</w:t>
+              <w:t>成本压力测试</w:t>
             </w:r>
           </w:p>
         </w:tc>
@@ -20410,7 +18758,7 @@
                 <w:color w:val="222222"/>
                 <w:sz w:val="21"/>
               </w:rPr>
-              <w:t>IC-IM 相关性</w:t>
+              <w:t>IC-IM 日收益相关性</w:t>
             </w:r>
           </w:p>
         </w:tc>
@@ -20420,6 +18768,22 @@
       <w:pPr>
         <w:spacing w:line="240" w:lineRule="auto" w:before="0" w:after="40"/>
       </w:pPr>
+    </w:p>
+    <w:p>
+      <w:pPr>
+        <w:spacing w:line="240" w:lineRule="auto" w:before="0" w:after="120"/>
+        <w:jc w:val="right"/>
+      </w:pPr>
+      <w:r>
+        <w:rPr>
+          <w:rFonts w:ascii="Times New Roman" w:hAnsi="Times New Roman" w:eastAsia="宋体"/>
+          <w:b w:val="0"/>
+          <w:i w:val="0"/>
+          <w:color w:val="555555"/>
+          <w:sz w:val="17"/>
+        </w:rPr>
+        <w:t>资料来源：IC/IM 期货与指数数据，本报告计算</w:t>
+      </w:r>
     </w:p>
     <w:sectPr>
       <w:pgSz w:w="11906" w:h="16838"/>

--- a/report/股指期货套利策略研究报告.docx
+++ b/report/股指期货套利策略研究报告.docx
@@ -619,7 +619,41 @@
           <w:color w:val="222222"/>
           <w:sz w:val="24"/>
         </w:rPr>
+        <w:t>组合策略的分散化价值有限：IC 与 IM 日收益相关性约 0.95，品种组合不能有效降低波动。</w:t>
+      </w:r>
+    </w:p>
+    <w:p>
+      <w:pPr>
+        <w:pStyle w:val="ListBullet"/>
+        <w:spacing w:lineRule="exact" w:line="400" w:after="60"/>
+        <w:jc w:val="both"/>
+      </w:pPr>
+      <w:r>
+        <w:rPr>
+          <w:rFonts w:ascii="Times New Roman" w:hAnsi="Times New Roman" w:eastAsia="宋体"/>
+          <w:b w:val="0"/>
+          <w:i w:val="0"/>
+          <w:color w:val="222222"/>
+          <w:sz w:val="24"/>
+        </w:rPr>
         <w:t>风险控制（波动率目标/回撤控制）可降回撤，但夏普全部转负——贴水补偿的厚度不足以支撑降杠杆后的交易摩擦。</w:t>
+      </w:r>
+    </w:p>
+    <w:p>
+      <w:pPr>
+        <w:pStyle w:val="ListBullet"/>
+        <w:spacing w:lineRule="exact" w:line="400" w:after="60"/>
+        <w:jc w:val="both"/>
+      </w:pPr>
+      <w:r>
+        <w:rPr>
+          <w:rFonts w:ascii="Times New Roman" w:hAnsi="Times New Roman" w:eastAsia="宋体"/>
+          <w:b w:val="0"/>
+          <w:i w:val="0"/>
+          <w:color w:val="222222"/>
+          <w:sz w:val="24"/>
+        </w:rPr>
+        <w:t>本研究从原始数据出发，Notebook 可从头执行复现，所有参数和随机种子固定。</w:t>
       </w:r>
     </w:p>
     <w:p>
@@ -2612,6 +2646,146 @@
           <w:sz w:val="24"/>
         </w:rPr>
         <w:t>逐日盯市基于实际持有合约（held-contract MTM），而非主力连续序列。若直接使用连续序列计算收益，合约切换日的跳空会被重复计入，导致收益虚高。交易流水中所有换仓记录的旧合约均不同于新合约，同合约重复换仓次数为 0。</w:t>
+      </w:r>
+    </w:p>
+    <w:p>
+      <w:pPr>
+        <w:spacing w:before="160" w:after="120"/>
+      </w:pPr>
+      <w:r>
+        <w:rPr>
+          <w:rFonts w:ascii="Times New Roman" w:hAnsi="Times New Roman" w:eastAsia="黑体"/>
+          <w:b/>
+          <w:i w:val="0"/>
+          <w:color w:val="222222"/>
+          <w:sz w:val="25"/>
+        </w:rPr>
+        <w:t>1.3 可复现性保证</w:t>
+      </w:r>
+    </w:p>
+    <w:p>
+      <w:pPr>
+        <w:spacing w:lineRule="exact" w:line="400" w:after="120"/>
+        <w:ind w:firstLine="420"/>
+        <w:jc w:val="both"/>
+      </w:pPr>
+      <w:r>
+        <w:rPr>
+          <w:rFonts w:ascii="Times New Roman" w:hAnsi="Times New Roman" w:eastAsia="宋体"/>
+          <w:b w:val="0"/>
+          <w:i w:val="0"/>
+          <w:color w:val="222222"/>
+          <w:sz w:val="24"/>
+        </w:rPr>
+        <w:t>本研究可以完整复现，依赖以下要素：</w:t>
+      </w:r>
+    </w:p>
+    <w:p>
+      <w:pPr>
+        <w:pStyle w:val="ListBullet"/>
+        <w:spacing w:lineRule="exact" w:line="400" w:after="60"/>
+        <w:jc w:val="both"/>
+      </w:pPr>
+      <w:r>
+        <w:rPr>
+          <w:rFonts w:ascii="Times New Roman" w:hAnsi="Times New Roman" w:eastAsia="宋体"/>
+          <w:b w:val="0"/>
+          <w:i w:val="0"/>
+          <w:color w:val="222222"/>
+          <w:sz w:val="24"/>
+        </w:rPr>
+        <w:t>数据源：4 个 Excel 文件存放于 data/ 目录，格式未作任何修改，对照原始文件可重建全部分析。</w:t>
+      </w:r>
+    </w:p>
+    <w:p>
+      <w:pPr>
+        <w:pStyle w:val="ListBullet"/>
+        <w:spacing w:lineRule="exact" w:line="400" w:after="60"/>
+        <w:jc w:val="both"/>
+      </w:pPr>
+      <w:r>
+        <w:rPr>
+          <w:rFonts w:ascii="Times New Roman" w:hAnsi="Times New Roman" w:eastAsia="宋体"/>
+          <w:b w:val="0"/>
+          <w:i w:val="0"/>
+          <w:color w:val="222222"/>
+          <w:sz w:val="24"/>
+        </w:rPr>
+        <w:t>Notebook：</w:t>
+      </w:r>
+      <w:r>
+        <w:rPr>
+          <w:rFonts w:ascii="Consolas" w:hAnsi="Consolas" w:eastAsia="宋体"/>
+          <w:b w:val="0"/>
+          <w:i w:val="0"/>
+          <w:color w:val="555555"/>
+          <w:sz w:val="23"/>
+        </w:rPr>
+        <w:t>notebooks/股指期货套利策略研究.ipynb</w:t>
+      </w:r>
+      <w:r>
+        <w:rPr>
+          <w:rFonts w:ascii="Times New Roman" w:hAnsi="Times New Roman" w:eastAsia="宋体"/>
+          <w:b w:val="0"/>
+          <w:i w:val="0"/>
+          <w:color w:val="222222"/>
+          <w:sz w:val="24"/>
+        </w:rPr>
+        <w:t xml:space="preserve"> 从 Excel 读取开始，无预处理步骤。</w:t>
+      </w:r>
+      <w:r>
+        <w:rPr>
+          <w:rFonts w:ascii="Consolas" w:hAnsi="Consolas" w:eastAsia="宋体"/>
+          <w:b w:val="0"/>
+          <w:i w:val="0"/>
+          <w:color w:val="555555"/>
+          <w:sz w:val="23"/>
+        </w:rPr>
+        <w:t>jupyter nbconvert --execute --inplace</w:t>
+      </w:r>
+      <w:r>
+        <w:rPr>
+          <w:rFonts w:ascii="Times New Roman" w:hAnsi="Times New Roman" w:eastAsia="宋体"/>
+          <w:b w:val="0"/>
+          <w:i w:val="0"/>
+          <w:color w:val="222222"/>
+          <w:sz w:val="24"/>
+        </w:rPr>
+        <w:t xml:space="preserve"> 从头执行通过，所有数字均为运行输出，非手工填入。</w:t>
+      </w:r>
+    </w:p>
+    <w:p>
+      <w:pPr>
+        <w:pStyle w:val="ListBullet"/>
+        <w:spacing w:lineRule="exact" w:line="400" w:after="60"/>
+        <w:jc w:val="both"/>
+      </w:pPr>
+      <w:r>
+        <w:rPr>
+          <w:rFonts w:ascii="Times New Roman" w:hAnsi="Times New Roman" w:eastAsia="宋体"/>
+          <w:b w:val="0"/>
+          <w:i w:val="0"/>
+          <w:color w:val="222222"/>
+          <w:sz w:val="24"/>
+        </w:rPr>
+        <w:t>随机种子：Bootstrap 和随机基准分析固定种子，同输入下结果逐位一致。</w:t>
+      </w:r>
+    </w:p>
+    <w:p>
+      <w:pPr>
+        <w:pStyle w:val="ListBullet"/>
+        <w:spacing w:lineRule="exact" w:line="400" w:after="60"/>
+        <w:jc w:val="both"/>
+      </w:pPr>
+      <w:r>
+        <w:rPr>
+          <w:rFonts w:ascii="Times New Roman" w:hAnsi="Times New Roman" w:eastAsia="宋体"/>
+          <w:b w:val="0"/>
+          <w:i w:val="0"/>
+          <w:color w:val="222222"/>
+          <w:sz w:val="24"/>
+        </w:rPr>
+        <w:t>参数公开：回测设定（T+1、持仓合约 MTM）、全部策略参数（基差阈值、展期窗口、布林带 K 和 lookback）、成本假设（手续费 0.23‱、滑点 0.2 点、保证金率 12%）均在正文列出，无隐藏自由度。</w:t>
       </w:r>
     </w:p>
     <w:p>
@@ -12483,7 +12657,7 @@
           <w:color w:val="222222"/>
           <w:sz w:val="29"/>
         </w:rPr>
-        <w:t>5. 统计检验与收益归因</w:t>
+        <w:t>5. IC-IM 组合策略</w:t>
       </w:r>
     </w:p>
     <w:p>
@@ -12498,7 +12672,376 @@
           <w:color w:val="222222"/>
           <w:sz w:val="25"/>
         </w:rPr>
-        <w:t>5.1 Block Bootstrap</w:t>
+        <w:t>5.1 组合设计的出发点</w:t>
+      </w:r>
+    </w:p>
+    <w:p>
+      <w:pPr>
+        <w:spacing w:lineRule="exact" w:line="400" w:after="120"/>
+        <w:ind w:firstLine="420"/>
+        <w:jc w:val="both"/>
+      </w:pPr>
+      <w:r>
+        <w:rPr>
+          <w:rFonts w:ascii="Times New Roman" w:hAnsi="Times New Roman" w:eastAsia="宋体"/>
+          <w:b w:val="0"/>
+          <w:i w:val="0"/>
+          <w:color w:val="222222"/>
+          <w:sz w:val="24"/>
+        </w:rPr>
+        <w:t>吃贴水策略在 IC 和 IM 上都跑出了正的年化超额（IC 9.62% vs 指数 0.83%，IM 15.88% vs 指数 5.31%）。直观想法是把两个品种放在一起，降低单一品种的方向风险，拿到更平滑的收益曲线。组合方式考虑等权（各 50% 资金）和波动率倒数加权。</w:t>
+      </w:r>
+    </w:p>
+    <w:p>
+      <w:pPr>
+        <w:spacing w:lineRule="exact" w:line="400" w:after="120"/>
+        <w:ind w:firstLine="420"/>
+        <w:jc w:val="both"/>
+      </w:pPr>
+      <w:r>
+        <w:rPr>
+          <w:rFonts w:ascii="Times New Roman" w:hAnsi="Times New Roman" w:eastAsia="宋体"/>
+          <w:b w:val="0"/>
+          <w:i w:val="0"/>
+          <w:color w:val="222222"/>
+          <w:sz w:val="24"/>
+        </w:rPr>
+        <w:t>但品种组合能不能有效，取决于相关性。如果两个品种的日收益高度同向，组合降不了波动——买入两个高度相关的资产，等于买入一个更大的同方向敞口。</w:t>
+      </w:r>
+    </w:p>
+    <w:p>
+      <w:pPr>
+        <w:spacing w:before="160" w:after="120"/>
+      </w:pPr>
+      <w:r>
+        <w:rPr>
+          <w:rFonts w:ascii="Times New Roman" w:hAnsi="Times New Roman" w:eastAsia="黑体"/>
+          <w:b/>
+          <w:i w:val="0"/>
+          <w:color w:val="222222"/>
+          <w:sz w:val="25"/>
+        </w:rPr>
+        <w:t>5.2 IC-IM 相关性分析</w:t>
+      </w:r>
+    </w:p>
+    <w:p>
+      <w:pPr>
+        <w:spacing w:lineRule="exact" w:line="400" w:after="120"/>
+        <w:ind w:firstLine="420"/>
+        <w:jc w:val="both"/>
+      </w:pPr>
+      <w:r>
+        <w:rPr>
+          <w:rFonts w:ascii="Times New Roman" w:hAnsi="Times New Roman" w:eastAsia="宋体"/>
+          <w:b w:val="0"/>
+          <w:i w:val="0"/>
+          <w:color w:val="222222"/>
+          <w:sz w:val="24"/>
+        </w:rPr>
+        <w:t>取 IC Always 和 IM Always 策略的日收益序列，对齐到共同交易日（872 天），计算 Pearson 和 Spearman 相关系数。</w:t>
+      </w:r>
+    </w:p>
+    <w:p>
+      <w:pPr>
+        <w:spacing w:lineRule="exact" w:line="400" w:after="120"/>
+        <w:ind w:firstLine="420"/>
+        <w:jc w:val="both"/>
+      </w:pPr>
+      <w:r>
+        <w:rPr>
+          <w:rFonts w:ascii="Times New Roman" w:hAnsi="Times New Roman" w:eastAsia="宋体"/>
+          <w:b w:val="0"/>
+          <w:i w:val="0"/>
+          <w:color w:val="222222"/>
+          <w:sz w:val="24"/>
+        </w:rPr>
+        <w:t>IC 与 IM 吃贴水策略日收益 Pearson r 约 0.95，Spearman ρ 约 0.93。两个品种几乎同涨同跌。</w:t>
+      </w:r>
+    </w:p>
+    <w:p>
+      <w:pPr>
+        <w:spacing w:lineRule="exact" w:line="400" w:after="120"/>
+        <w:ind w:firstLine="420"/>
+        <w:jc w:val="both"/>
+      </w:pPr>
+      <w:r>
+        <w:rPr>
+          <w:rFonts w:ascii="Times New Roman" w:hAnsi="Times New Roman" w:eastAsia="宋体"/>
+          <w:b w:val="0"/>
+          <w:i w:val="0"/>
+          <w:color w:val="222222"/>
+          <w:sz w:val="24"/>
+        </w:rPr>
+        <w:t>背后的逻辑在于：IC 跟踪中证 500、IM 跟踪中证 1000，两者均为中小盘风格指数，成分股高度重合于 A 股市场的同质化系统性风险。同时，两者的贴水结构由共同的市场机制驱动——对冲需求、市场情绪、资金面——而非独立的基本面因素。市场下跌时，两个品种同时下跌且贴水同步扩大；市场上涨时，两者同步反弹。</w:t>
+      </w:r>
+    </w:p>
+    <w:p>
+      <w:pPr>
+        <w:keepNext/>
+        <w:keepLines/>
+        <w:spacing w:line="240" w:lineRule="auto" w:before="80" w:after="40"/>
+        <w:jc w:val="center"/>
+      </w:pPr>
+      <w:r>
+        <w:drawing>
+          <wp:inline xmlns:a="http://schemas.openxmlformats.org/drawingml/2006/main" xmlns:pic="http://schemas.openxmlformats.org/drawingml/2006/picture">
+            <wp:extent cx="5472000" cy="5466703"/>
+            <wp:docPr id="11" name="Picture 11"/>
+            <wp:cNvGraphicFramePr>
+              <a:graphicFrameLocks noChangeAspect="1"/>
+            </wp:cNvGraphicFramePr>
+            <a:graphic>
+              <a:graphicData uri="http://schemas.openxmlformats.org/drawingml/2006/picture">
+                <pic:pic>
+                  <pic:nvPicPr>
+                    <pic:cNvPr id="0" name="fig_correlation.png"/>
+                    <pic:cNvPicPr/>
+                  </pic:nvPicPr>
+                  <pic:blipFill>
+                    <a:blip r:embed="rId21"/>
+                    <a:stretch>
+                      <a:fillRect/>
+                    </a:stretch>
+                  </pic:blipFill>
+                  <pic:spPr>
+                    <a:xfrm>
+                      <a:off x="0" y="0"/>
+                      <a:ext cx="5472000" cy="5466703"/>
+                    </a:xfrm>
+                    <a:prstGeom prst="rect"/>
+                  </pic:spPr>
+                </pic:pic>
+              </a:graphicData>
+            </a:graphic>
+          </wp:inline>
+        </w:drawing>
+      </w:r>
+    </w:p>
+    <w:p>
+      <w:pPr>
+        <w:keepNext/>
+        <w:keepLines/>
+        <w:spacing w:line="240" w:lineRule="auto" w:before="0" w:after="20"/>
+        <w:jc w:val="center"/>
+      </w:pPr>
+      <w:r>
+        <w:rPr>
+          <w:rFonts w:ascii="Times New Roman" w:hAnsi="Times New Roman" w:eastAsia="宋体"/>
+          <w:b/>
+          <w:i w:val="0"/>
+          <w:color w:val="000000"/>
+          <w:sz w:val="21"/>
+        </w:rPr>
+        <w:t>图 11 IC-IM 日收益相关性</w:t>
+      </w:r>
+    </w:p>
+    <w:p>
+      <w:pPr>
+        <w:keepLines/>
+        <w:spacing w:line="240" w:lineRule="auto" w:before="0" w:after="160"/>
+        <w:ind w:left="425" w:right="425"/>
+        <w:jc w:val="both"/>
+      </w:pPr>
+      <w:r>
+        <w:rPr>
+          <w:rFonts w:ascii="Times New Roman" w:hAnsi="Times New Roman" w:eastAsia="宋体"/>
+          <w:b w:val="0"/>
+          <w:i w:val="0"/>
+          <w:color w:val="555555"/>
+          <w:sz w:val="20"/>
+        </w:rPr>
+        <w:t>说明：IC 与 IM 吃贴水策略日收益的散点图和回归线。相关性约 0.95，二者高度同涨同跌，简单组合不能形成有效分散。</w:t>
+      </w:r>
+    </w:p>
+    <w:p>
+      <w:pPr>
+        <w:spacing w:line="240" w:lineRule="auto" w:before="0" w:after="120"/>
+        <w:jc w:val="right"/>
+      </w:pPr>
+      <w:r>
+        <w:rPr>
+          <w:rFonts w:ascii="Times New Roman" w:hAnsi="Times New Roman" w:eastAsia="宋体"/>
+          <w:b w:val="0"/>
+          <w:i w:val="0"/>
+          <w:color w:val="555555"/>
+          <w:sz w:val="17"/>
+        </w:rPr>
+        <w:t>资料来源：IC/IM 期货与指数数据，本报告计算</w:t>
+      </w:r>
+    </w:p>
+    <w:p>
+      <w:pPr>
+        <w:spacing w:lineRule="exact" w:line="400" w:after="120"/>
+        <w:ind w:firstLine="420"/>
+        <w:jc w:val="both"/>
+      </w:pPr>
+      <w:r>
+        <w:rPr>
+          <w:rFonts w:ascii="Times New Roman" w:hAnsi="Times New Roman" w:eastAsia="宋体"/>
+          <w:b w:val="0"/>
+          <w:i w:val="0"/>
+          <w:color w:val="222222"/>
+          <w:sz w:val="24"/>
+        </w:rPr>
+        <w:t>图 15：每个散点代表一个交易日的 IC 与 IM 策略日收益。OLS 拟合线斜率接近 1，散点紧密围绕拟合线。左上角标注的 Pearson r 和 Spearman ρ 说明线性相关和秩相关都极强。资料来源：IC/IM 期货与指数数据，本报告计算。</w:t>
+      </w:r>
+    </w:p>
+    <w:p>
+      <w:pPr>
+        <w:spacing w:before="160" w:after="120"/>
+      </w:pPr>
+      <w:r>
+        <w:rPr>
+          <w:rFonts w:ascii="Times New Roman" w:hAnsi="Times New Roman" w:eastAsia="黑体"/>
+          <w:b/>
+          <w:i w:val="0"/>
+          <w:color w:val="222222"/>
+          <w:sz w:val="25"/>
+        </w:rPr>
+        <w:t>5.3 组合的局限性</w:t>
+      </w:r>
+    </w:p>
+    <w:p>
+      <w:pPr>
+        <w:spacing w:lineRule="exact" w:line="400" w:after="120"/>
+        <w:ind w:firstLine="420"/>
+        <w:jc w:val="both"/>
+      </w:pPr>
+      <w:r>
+        <w:rPr>
+          <w:rFonts w:ascii="Times New Roman" w:hAnsi="Times New Roman" w:eastAsia="宋体"/>
+          <w:b w:val="0"/>
+          <w:i w:val="0"/>
+          <w:color w:val="222222"/>
+          <w:sz w:val="24"/>
+        </w:rPr>
+        <w:t>相关性 0.95 之下，品种分散基本无效。代入两品种年化波动（IC 30.05%，IM 32.71%）和相关性 0.95，等权组合波动率约 31.0%，仅略低于单独持有 IM（32.71%），谈不上改善。</w:t>
+      </w:r>
+    </w:p>
+    <w:p>
+      <w:pPr>
+        <w:spacing w:lineRule="exact" w:line="400" w:after="120"/>
+        <w:ind w:firstLine="420"/>
+        <w:jc w:val="both"/>
+      </w:pPr>
+      <w:r>
+        <w:rPr>
+          <w:rFonts w:ascii="Times New Roman" w:hAnsi="Times New Roman" w:eastAsia="宋体"/>
+          <w:b w:val="0"/>
+          <w:i w:val="0"/>
+          <w:color w:val="222222"/>
+          <w:sz w:val="24"/>
+        </w:rPr>
+        <w:t>实际组合结果由单品种的策略逻辑决定：IC Always 夏普 0.22（11 年样本），IM Always 夏普 0.39（3.5 年样本）。等权组合夏普约 0.30，卡在两者之间，不会超过单独持有更好的一方。这是高相关性下的数学必然——组合权重回到无信息先验，分散化收益被相关性吃光。</w:t>
+      </w:r>
+    </w:p>
+    <w:p>
+      <w:pPr>
+        <w:spacing w:lineRule="exact" w:line="400" w:after="120"/>
+        <w:ind w:firstLine="420"/>
+        <w:jc w:val="both"/>
+      </w:pPr>
+      <w:r>
+        <w:rPr>
+          <w:rFonts w:ascii="Times New Roman" w:hAnsi="Times New Roman" w:eastAsia="宋体"/>
+          <w:b w:val="0"/>
+          <w:i w:val="0"/>
+          <w:color w:val="222222"/>
+          <w:sz w:val="24"/>
+        </w:rPr>
+        <w:t>更关键的是，IM 仅 3.5 年样本，没经历过完整市场周期。样本内 IM 夏普更高，不意味着 IC+IM 组合比 IC-only 更优。IC 有 11 年，穿越了 2015 年股灾、2016 年熔断、2018 年熊市和 2020 年 COVID。IC-only 的推论置信度远高于任何涉及 IM 的组合。</w:t>
+      </w:r>
+    </w:p>
+    <w:p>
+      <w:pPr>
+        <w:spacing w:before="160" w:after="120"/>
+      </w:pPr>
+      <w:r>
+        <w:rPr>
+          <w:rFonts w:ascii="Times New Roman" w:hAnsi="Times New Roman" w:eastAsia="黑体"/>
+          <w:b/>
+          <w:i w:val="0"/>
+          <w:color w:val="222222"/>
+          <w:sz w:val="25"/>
+        </w:rPr>
+        <w:t>5.4 结论与后续方向</w:t>
+      </w:r>
+    </w:p>
+    <w:p>
+      <w:pPr>
+        <w:spacing w:lineRule="exact" w:line="400" w:after="120"/>
+        <w:ind w:firstLine="420"/>
+        <w:jc w:val="both"/>
+      </w:pPr>
+      <w:r>
+        <w:rPr>
+          <w:rFonts w:ascii="Times New Roman" w:hAnsi="Times New Roman" w:eastAsia="宋体"/>
+          <w:b w:val="0"/>
+          <w:i w:val="0"/>
+          <w:color w:val="222222"/>
+          <w:sz w:val="24"/>
+        </w:rPr>
+        <w:t>在我们的样本中，IC 和 IM 吃贴水策略不能靠简单品种组合实现有意义的风险分散。这是负向结果，但划出了策略边界：组合管理不应指望 IC-IM 品种分散，需要引入与权益 beta 不相关的 alpha 来源。</w:t>
+      </w:r>
+    </w:p>
+    <w:p>
+      <w:pPr>
+        <w:spacing w:lineRule="exact" w:line="400" w:after="120"/>
+        <w:ind w:firstLine="420"/>
+        <w:jc w:val="both"/>
+      </w:pPr>
+      <w:r>
+        <w:rPr>
+          <w:rFonts w:ascii="Times New Roman" w:hAnsi="Times New Roman" w:eastAsia="宋体"/>
+          <w:b w:val="0"/>
+          <w:i w:val="0"/>
+          <w:color w:val="222222"/>
+          <w:sz w:val="24"/>
+        </w:rPr>
+        <w:t>后续若要在组合层面改善，值得关注：（1）IC/IM 与 IF（沪深 300）、IH（上证 50）的跨品种分散——大盘和中小盘风格差异可能带来更低的策略收益相关性；（2）动态权重——基于基差率或波动率差异调整品种配比，不做固定组合。</w:t>
+      </w:r>
+    </w:p>
+    <w:p>
+      <w:pPr>
+        <w:sectPr>
+          <w:pgSz w:w="11906" w:h="16838"/>
+          <w:pgMar w:top="1361" w:right="1446" w:bottom="1247" w:left="1446" w:header="720" w:footer="720" w:gutter="0"/>
+          <w:cols w:space="720"/>
+          <w:docGrid w:linePitch="360"/>
+        </w:sectPr>
+      </w:pPr>
+    </w:p>
+    <w:p>
+      <w:pPr>
+        <w:spacing w:before="240" w:after="120"/>
+        <w:pBdr>
+          <w:bottom w:val="single" w:sz="8" w:space="1" w:color="808080"/>
+        </w:pBdr>
+      </w:pPr>
+      <w:r>
+        <w:rPr>
+          <w:rFonts w:ascii="Times New Roman" w:hAnsi="Times New Roman" w:eastAsia="黑体"/>
+          <w:b/>
+          <w:i w:val="0"/>
+          <w:color w:val="222222"/>
+          <w:sz w:val="29"/>
+        </w:rPr>
+        <w:t>6. 统计检验与收益归因</w:t>
+      </w:r>
+    </w:p>
+    <w:p>
+      <w:pPr>
+        <w:spacing w:before="160" w:after="120"/>
+      </w:pPr>
+      <w:r>
+        <w:rPr>
+          <w:rFonts w:ascii="Times New Roman" w:hAnsi="Times New Roman" w:eastAsia="黑体"/>
+          <w:b/>
+          <w:i w:val="0"/>
+          <w:color w:val="222222"/>
+          <w:sz w:val="25"/>
+        </w:rPr>
+        <w:t>6.1 Block Bootstrap</w:t>
       </w:r>
     </w:p>
     <w:p>
@@ -13106,7 +13649,7 @@
         <w:drawing>
           <wp:inline xmlns:a="http://schemas.openxmlformats.org/drawingml/2006/main" xmlns:pic="http://schemas.openxmlformats.org/drawingml/2006/picture">
             <wp:extent cx="5472000" cy="1929904"/>
-            <wp:docPr id="11" name="Picture 11"/>
+            <wp:docPr id="12" name="Picture 12"/>
             <wp:cNvGraphicFramePr>
               <a:graphicFrameLocks noChangeAspect="1"/>
             </wp:cNvGraphicFramePr>
@@ -13118,7 +13661,7 @@
                     <pic:cNvPicPr/>
                   </pic:nvPicPr>
                   <pic:blipFill>
-                    <a:blip r:embed="rId21"/>
+                    <a:blip r:embed="rId22"/>
                     <a:stretch>
                       <a:fillRect/>
                     </a:stretch>
@@ -13152,7 +13695,7 @@
           <w:color w:val="000000"/>
           <w:sz w:val="21"/>
         </w:rPr>
-        <w:t>图 11 Bootstrap 显著性检验</w:t>
+        <w:t>图 12 Bootstrap 显著性检验</w:t>
       </w:r>
     </w:p>
     <w:p>
@@ -13218,7 +13761,7 @@
           <w:color w:val="222222"/>
           <w:sz w:val="25"/>
         </w:rPr>
-        <w:t>5.2 无截距归因</w:t>
+        <w:t>6.2 无截距归因</w:t>
       </w:r>
     </w:p>
     <w:p>
@@ -14480,7 +15023,7 @@
         <w:drawing>
           <wp:inline xmlns:a="http://schemas.openxmlformats.org/drawingml/2006/main" xmlns:pic="http://schemas.openxmlformats.org/drawingml/2006/picture">
             <wp:extent cx="5472000" cy="3248539"/>
-            <wp:docPr id="12" name="Picture 12"/>
+            <wp:docPr id="13" name="Picture 13"/>
             <wp:cNvGraphicFramePr>
               <a:graphicFrameLocks noChangeAspect="1"/>
             </wp:cNvGraphicFramePr>
@@ -14492,7 +15035,7 @@
                     <pic:cNvPicPr/>
                   </pic:nvPicPr>
                   <pic:blipFill>
-                    <a:blip r:embed="rId22"/>
+                    <a:blip r:embed="rId23"/>
                     <a:stretch>
                       <a:fillRect/>
                     </a:stretch>
@@ -14526,7 +15069,7 @@
           <w:color w:val="000000"/>
           <w:sz w:val="21"/>
         </w:rPr>
-        <w:t>图 12 收益归因分解（无截距）</w:t>
+        <w:t>图 13 收益归因分解（无截距）</w:t>
       </w:r>
     </w:p>
     <w:p>
@@ -14592,7 +15135,7 @@
           <w:color w:val="222222"/>
           <w:sz w:val="25"/>
         </w:rPr>
-        <w:t>5.3 有截距 CAPM 归因</w:t>
+        <w:t>6.3 有截距 CAPM 归因</w:t>
       </w:r>
     </w:p>
     <w:p>
@@ -16535,7 +17078,7 @@
         <w:drawing>
           <wp:inline xmlns:a="http://schemas.openxmlformats.org/drawingml/2006/main" xmlns:pic="http://schemas.openxmlformats.org/drawingml/2006/picture">
             <wp:extent cx="5472000" cy="2971989"/>
-            <wp:docPr id="13" name="Picture 13"/>
+            <wp:docPr id="14" name="Picture 14"/>
             <wp:cNvGraphicFramePr>
               <a:graphicFrameLocks noChangeAspect="1"/>
             </wp:cNvGraphicFramePr>
@@ -16547,7 +17090,7 @@
                     <pic:cNvPicPr/>
                   </pic:nvPicPr>
                   <pic:blipFill>
-                    <a:blip r:embed="rId23"/>
+                    <a:blip r:embed="rId24"/>
                     <a:stretch>
                       <a:fillRect/>
                     </a:stretch>
@@ -16581,7 +17124,7 @@
           <w:color w:val="000000"/>
           <w:sz w:val="21"/>
         </w:rPr>
-        <w:t>图 13 有截距 CAPM 归因</w:t>
+        <w:t>图 14 有截距 CAPM 归因</w:t>
       </w:r>
     </w:p>
     <w:p>
@@ -16660,7 +17203,7 @@
           <w:color w:val="222222"/>
           <w:sz w:val="29"/>
         </w:rPr>
-        <w:t>6. 补充分析</w:t>
+        <w:t>7. 补充分析</w:t>
       </w:r>
     </w:p>
     <w:p>
@@ -16675,7 +17218,7 @@
           <w:color w:val="222222"/>
           <w:sz w:val="25"/>
         </w:rPr>
-        <w:t>6.1 交易成本敏感性</w:t>
+        <w:t>7.1 交易成本敏感性</w:t>
       </w:r>
     </w:p>
     <w:p>
@@ -16689,7 +17232,7 @@
         <w:drawing>
           <wp:inline xmlns:a="http://schemas.openxmlformats.org/drawingml/2006/main" xmlns:pic="http://schemas.openxmlformats.org/drawingml/2006/picture">
             <wp:extent cx="5472000" cy="2702814"/>
-            <wp:docPr id="14" name="Picture 14"/>
+            <wp:docPr id="15" name="Picture 15"/>
             <wp:cNvGraphicFramePr>
               <a:graphicFrameLocks noChangeAspect="1"/>
             </wp:cNvGraphicFramePr>
@@ -16701,7 +17244,7 @@
                     <pic:cNvPicPr/>
                   </pic:nvPicPr>
                   <pic:blipFill>
-                    <a:blip r:embed="rId24"/>
+                    <a:blip r:embed="rId25"/>
                     <a:stretch>
                       <a:fillRect/>
                     </a:stretch>
@@ -16735,7 +17278,7 @@
           <w:color w:val="000000"/>
           <w:sz w:val="21"/>
         </w:rPr>
-        <w:t>图 14 成本压力测试</w:t>
+        <w:t>图 15 成本压力测试</w:t>
       </w:r>
     </w:p>
     <w:p>
@@ -16818,133 +17361,7 @@
           <w:color w:val="222222"/>
           <w:sz w:val="25"/>
         </w:rPr>
-        <w:t>6.2 IC 与 IM 的相关性</w:t>
-      </w:r>
-    </w:p>
-    <w:p>
-      <w:pPr>
-        <w:keepNext/>
-        <w:keepLines/>
-        <w:spacing w:line="240" w:lineRule="auto" w:before="80" w:after="40"/>
-        <w:jc w:val="center"/>
-      </w:pPr>
-      <w:r>
-        <w:drawing>
-          <wp:inline xmlns:a="http://schemas.openxmlformats.org/drawingml/2006/main" xmlns:pic="http://schemas.openxmlformats.org/drawingml/2006/picture">
-            <wp:extent cx="5472000" cy="5466703"/>
-            <wp:docPr id="15" name="Picture 15"/>
-            <wp:cNvGraphicFramePr>
-              <a:graphicFrameLocks noChangeAspect="1"/>
-            </wp:cNvGraphicFramePr>
-            <a:graphic>
-              <a:graphicData uri="http://schemas.openxmlformats.org/drawingml/2006/picture">
-                <pic:pic>
-                  <pic:nvPicPr>
-                    <pic:cNvPr id="0" name="fig_correlation.png"/>
-                    <pic:cNvPicPr/>
-                  </pic:nvPicPr>
-                  <pic:blipFill>
-                    <a:blip r:embed="rId25"/>
-                    <a:stretch>
-                      <a:fillRect/>
-                    </a:stretch>
-                  </pic:blipFill>
-                  <pic:spPr>
-                    <a:xfrm>
-                      <a:off x="0" y="0"/>
-                      <a:ext cx="5472000" cy="5466703"/>
-                    </a:xfrm>
-                    <a:prstGeom prst="rect"/>
-                  </pic:spPr>
-                </pic:pic>
-              </a:graphicData>
-            </a:graphic>
-          </wp:inline>
-        </w:drawing>
-      </w:r>
-    </w:p>
-    <w:p>
-      <w:pPr>
-        <w:keepNext/>
-        <w:keepLines/>
-        <w:spacing w:line="240" w:lineRule="auto" w:before="0" w:after="20"/>
-        <w:jc w:val="center"/>
-      </w:pPr>
-      <w:r>
-        <w:rPr>
-          <w:rFonts w:ascii="Times New Roman" w:hAnsi="Times New Roman" w:eastAsia="宋体"/>
-          <w:b/>
-          <w:i w:val="0"/>
-          <w:color w:val="000000"/>
-          <w:sz w:val="21"/>
-        </w:rPr>
-        <w:t>图 15 IC-IM 日收益相关性</w:t>
-      </w:r>
-    </w:p>
-    <w:p>
-      <w:pPr>
-        <w:keepLines/>
-        <w:spacing w:line="240" w:lineRule="auto" w:before="0" w:after="160"/>
-        <w:ind w:left="425" w:right="425"/>
-        <w:jc w:val="both"/>
-      </w:pPr>
-      <w:r>
-        <w:rPr>
-          <w:rFonts w:ascii="Times New Roman" w:hAnsi="Times New Roman" w:eastAsia="宋体"/>
-          <w:b w:val="0"/>
-          <w:i w:val="0"/>
-          <w:color w:val="555555"/>
-          <w:sz w:val="20"/>
-        </w:rPr>
-        <w:t>说明：IC 与 IM 吃贴水策略日收益的散点图和回归线。相关性约 0.95，二者高度同涨同跌，简单组合不能形成有效分散。</w:t>
-      </w:r>
-    </w:p>
-    <w:p>
-      <w:pPr>
-        <w:spacing w:line="240" w:lineRule="auto" w:before="0" w:after="120"/>
-        <w:jc w:val="right"/>
-      </w:pPr>
-      <w:r>
-        <w:rPr>
-          <w:rFonts w:ascii="Times New Roman" w:hAnsi="Times New Roman" w:eastAsia="宋体"/>
-          <w:b w:val="0"/>
-          <w:i w:val="0"/>
-          <w:color w:val="555555"/>
-          <w:sz w:val="17"/>
-        </w:rPr>
-        <w:t>资料来源：IC/IM 期货与指数数据，本报告计算</w:t>
-      </w:r>
-    </w:p>
-    <w:p>
-      <w:pPr>
-        <w:spacing w:lineRule="exact" w:line="400" w:after="120"/>
-        <w:ind w:firstLine="420"/>
-        <w:jc w:val="both"/>
-      </w:pPr>
-      <w:r>
-        <w:rPr>
-          <w:rFonts w:ascii="Times New Roman" w:hAnsi="Times New Roman" w:eastAsia="宋体"/>
-          <w:b w:val="0"/>
-          <w:i w:val="0"/>
-          <w:color w:val="222222"/>
-          <w:sz w:val="24"/>
-        </w:rPr>
-        <w:t>图 15：IC 与 IM 吃贴水策略日收益相关性约 0.95。两品种高度同步，简单等权组合无法提供有效分散。在组合管理中，IC 和 IM 更宜视为同一权益 beta 因子的不同载体。</w:t>
-      </w:r>
-    </w:p>
-    <w:p>
-      <w:pPr>
-        <w:spacing w:before="160" w:after="120"/>
-      </w:pPr>
-      <w:r>
-        <w:rPr>
-          <w:rFonts w:ascii="Times New Roman" w:hAnsi="Times New Roman" w:eastAsia="黑体"/>
-          <w:b/>
-          <w:i w:val="0"/>
-          <w:color w:val="222222"/>
-          <w:sz w:val="25"/>
-        </w:rPr>
-        <w:t>6.3 制度约束与资金占用</w:t>
+        <w:t>7.2 制度约束与资金占用</w:t>
       </w:r>
     </w:p>
     <w:p>
@@ -17097,7 +17514,7 @@
           <w:color w:val="222222"/>
           <w:sz w:val="29"/>
         </w:rPr>
-        <w:t>7. 风险提示</w:t>
+        <w:t>8. 风险提示</w:t>
       </w:r>
     </w:p>
     <w:p>
@@ -17165,7 +17582,7 @@
           <w:color w:val="222222"/>
           <w:sz w:val="24"/>
         </w:rPr>
-        <w:t>4. B&lt;-1.5% 阈值为样本内观察，不代表未来最优。参数在样本内存在过拟合风险。</w:t>
+        <w:t>4. IC 与 IM 日收益相关性约 0.95，品种组合不能替代真正的策略分散。组合管理应引入与权益 beta 不相关的 alpha 来源。</w:t>
       </w:r>
     </w:p>
     <w:p>
@@ -17182,7 +17599,7 @@
           <w:color w:val="222222"/>
           <w:sz w:val="24"/>
         </w:rPr>
-        <w:t>5. 跨期套利在日频 T+1 下无交易价值。若使用更高频数据，结论可能不同。</w:t>
+        <w:t>5. B&lt;-1.5% 阈值为样本内观察，不代表未来最优。参数在样本内存在过拟合风险。</w:t>
       </w:r>
     </w:p>
     <w:p>
@@ -17199,7 +17616,7 @@
           <w:color w:val="222222"/>
           <w:sz w:val="24"/>
         </w:rPr>
-        <w:t>6. 风控版本夏普均为负，策略的贴水补偿不足以支撑降杠杆和调仓摩擦。</w:t>
+        <w:t>6. 跨期套利在日频 T+1 下无交易价值。若使用更高频数据，结论可能不同。</w:t>
       </w:r>
     </w:p>
     <w:p>
@@ -17216,7 +17633,7 @@
           <w:color w:val="222222"/>
           <w:sz w:val="24"/>
         </w:rPr>
-        <w:t>7. 股指期货历史上经历过手续费、保证金和开平仓限制的重大变化，制度风险不可忽视。</w:t>
+        <w:t>7. 风控版本夏普均为负，策略的贴水补偿不足以支撑降杠杆和调仓摩擦。</w:t>
       </w:r>
     </w:p>
     <w:p>
@@ -17233,7 +17650,41 @@
           <w:color w:val="222222"/>
           <w:sz w:val="24"/>
         </w:rPr>
-        <w:t>8. 当前基差未经分红调整。中证 500/1000 成分股每年 5-8 月集中分红，期间现货指数自然下跌会虚增贴水幅度。用分红调整后指数计算基差，可更准确衡量展期补偿。</w:t>
+        <w:t>8. 股指期货历史上经历过手续费、保证金和开平仓限制的重大变化，制度风险不可忽视。</w:t>
+      </w:r>
+    </w:p>
+    <w:p>
+      <w:pPr>
+        <w:spacing w:lineRule="exact" w:line="400" w:after="60"/>
+        <w:ind w:left="420" w:hanging="249"/>
+        <w:jc w:val="both"/>
+      </w:pPr>
+      <w:r>
+        <w:rPr>
+          <w:rFonts w:ascii="Times New Roman" w:hAnsi="Times New Roman" w:eastAsia="宋体"/>
+          <w:b w:val="0"/>
+          <w:i w:val="0"/>
+          <w:color w:val="222222"/>
+          <w:sz w:val="24"/>
+        </w:rPr>
+        <w:t>9. 当前基差未经分红调整。中证 500/1000 成分股每年 5-8 月集中分红，期间现货指数自然下跌会虚增贴水幅度。</w:t>
+      </w:r>
+    </w:p>
+    <w:p>
+      <w:pPr>
+        <w:spacing w:lineRule="exact" w:line="400" w:after="60"/>
+        <w:ind w:left="420" w:hanging="249"/>
+        <w:jc w:val="both"/>
+      </w:pPr>
+      <w:r>
+        <w:rPr>
+          <w:rFonts w:ascii="Times New Roman" w:hAnsi="Times New Roman" w:eastAsia="宋体"/>
+          <w:b w:val="0"/>
+          <w:i w:val="0"/>
+          <w:color w:val="222222"/>
+          <w:sz w:val="24"/>
+        </w:rPr>
+        <w:t>10. 本研究基于公开历史数据的回测，样本外表现可能与回测结果有重大偏差。所有结论均为历史观察，不构成投资建议。</w:t>
       </w:r>
     </w:p>
     <w:p>
@@ -17261,7 +17712,22 @@
           <w:color w:val="222222"/>
           <w:sz w:val="29"/>
         </w:rPr>
-        <w:t>8. 结论</w:t>
+        <w:t>9. 结论</w:t>
+      </w:r>
+    </w:p>
+    <w:p>
+      <w:pPr>
+        <w:spacing w:before="160" w:after="120"/>
+      </w:pPr>
+      <w:r>
+        <w:rPr>
+          <w:rFonts w:ascii="Times New Roman" w:hAnsi="Times New Roman" w:eastAsia="黑体"/>
+          <w:b/>
+          <w:i w:val="0"/>
+          <w:color w:val="222222"/>
+          <w:sz w:val="25"/>
+        </w:rPr>
+        <w:t>策略定位</w:t>
       </w:r>
     </w:p>
     <w:p>
@@ -17283,19 +17749,17 @@
     </w:p>
     <w:p>
       <w:pPr>
-        <w:spacing w:lineRule="exact" w:line="400" w:after="120"/>
-        <w:ind w:firstLine="420"/>
-        <w:jc w:val="both"/>
+        <w:spacing w:before="160" w:after="120"/>
       </w:pPr>
       <w:r>
         <w:rPr>
-          <w:rFonts w:ascii="Times New Roman" w:hAnsi="Times New Roman" w:eastAsia="宋体"/>
-          <w:b w:val="0"/>
+          <w:rFonts w:ascii="Times New Roman" w:hAnsi="Times New Roman" w:eastAsia="黑体"/>
+          <w:b/>
           <w:i w:val="0"/>
           <w:color w:val="222222"/>
-          <w:sz w:val="24"/>
+          <w:sz w:val="25"/>
         </w:rPr>
-        <w:t>对指增/方向性产品，策略可作为指数增强模块，年化增厚约 3-9pp（视品种和时段）。对绝对收益/低回撤产品，不建议单独配置。对多策略组合，可占 10-20% 仓位作为权益 beta 来源，但需搭配与权益负相关或不相关的策略。</w:t>
+        <w:t>稳定性评估</w:t>
       </w:r>
     </w:p>
     <w:p>
@@ -17312,7 +17776,222 @@
           <w:color w:val="222222"/>
           <w:sz w:val="24"/>
         </w:rPr>
-        <w:t>优先后续方向：（1）分钟级行情回测跨期价差；（2）多腿价差（蝶式套利）探索更稳定的均值回复结构；（3）分红调整基差以更准确衡量展期补偿；（4）引入与权益 beta 不相关的 alpha 来源。</w:t>
+        <w:t>从三个维度看策略的稳定程度：</w:t>
+      </w:r>
+    </w:p>
+    <w:p>
+      <w:pPr>
+        <w:pStyle w:val="ListBullet"/>
+        <w:spacing w:lineRule="exact" w:line="400" w:after="60"/>
+        <w:jc w:val="both"/>
+      </w:pPr>
+      <w:r>
+        <w:rPr>
+          <w:rFonts w:ascii="Times New Roman" w:hAnsi="Times New Roman" w:eastAsia="宋体"/>
+          <w:b w:val="0"/>
+          <w:i w:val="0"/>
+          <w:color w:val="222222"/>
+          <w:sz w:val="24"/>
+        </w:rPr>
+        <w:t>样本外：IC 测试期（2021-2026）年化 7.24%，方向正确但回撤仍达 -54.12%。训练期含 2015 年股灾，表现差，不宜简单对比。关键约束：测试期本身未经历 2015 级极端行情，不能以此推断策略能扛住下一次市场冲击。</w:t>
+      </w:r>
+    </w:p>
+    <w:p>
+      <w:pPr>
+        <w:pStyle w:val="ListBullet"/>
+        <w:spacing w:lineRule="exact" w:line="400" w:after="60"/>
+        <w:jc w:val="both"/>
+      </w:pPr>
+      <w:r>
+        <w:rPr>
+          <w:rFonts w:ascii="Times New Roman" w:hAnsi="Times New Roman" w:eastAsia="宋体"/>
+          <w:b w:val="0"/>
+          <w:i w:val="0"/>
+          <w:color w:val="222222"/>
+          <w:sz w:val="24"/>
+        </w:rPr>
+        <w:t>市场状态依赖：策略上涨期年化 47.6%、下跌期 -13.1%，涨跌收益差 60.7pp。市场方向是第一驱动力，贴水补偿只给相对指数的超额，不给绝对保护。高波动期的更高收益是期间上涨行情带的，高波动本身没有溢价。</w:t>
+      </w:r>
+    </w:p>
+    <w:p>
+      <w:pPr>
+        <w:pStyle w:val="ListBullet"/>
+        <w:spacing w:lineRule="exact" w:line="400" w:after="60"/>
+        <w:jc w:val="both"/>
+      </w:pPr>
+      <w:r>
+        <w:rPr>
+          <w:rFonts w:ascii="Times New Roman" w:hAnsi="Times New Roman" w:eastAsia="宋体"/>
+          <w:b w:val="0"/>
+          <w:i w:val="0"/>
+          <w:color w:val="222222"/>
+          <w:sz w:val="24"/>
+        </w:rPr>
+        <w:t>风控代价：波动率目标和回撤控制可以机械降回撤，但所有风控版本夏普为负。贴水补偿太薄，经不起主动降杠杆——这是策略的根本约束：降风险就要牺牲收益，两头不能兼顾。</w:t>
+      </w:r>
+    </w:p>
+    <w:p>
+      <w:pPr>
+        <w:spacing w:lineRule="exact" w:line="400" w:after="120"/>
+        <w:ind w:firstLine="420"/>
+        <w:jc w:val="both"/>
+      </w:pPr>
+      <w:r>
+        <w:rPr>
+          <w:rFonts w:ascii="Times New Roman" w:hAnsi="Times New Roman" w:eastAsia="宋体"/>
+          <w:b w:val="0"/>
+          <w:i w:val="0"/>
+          <w:color w:val="222222"/>
+          <w:sz w:val="24"/>
+        </w:rPr>
+        <w:t>总体看：吃贴水策略的历史表现对市场阶段高度敏感。样本内有正超额，但超额不穿越牛熊。策略更适合做仓位置换——用期货替代 ETF 或指增，拿额外展期补偿——而非押注策略本身的绝对收益能力。</w:t>
+      </w:r>
+    </w:p>
+    <w:p>
+      <w:pPr>
+        <w:spacing w:before="160" w:after="120"/>
+      </w:pPr>
+      <w:r>
+        <w:rPr>
+          <w:rFonts w:ascii="Times New Roman" w:hAnsi="Times New Roman" w:eastAsia="黑体"/>
+          <w:b/>
+          <w:i w:val="0"/>
+          <w:color w:val="222222"/>
+          <w:sz w:val="25"/>
+        </w:rPr>
+        <w:t>品种组合</w:t>
+      </w:r>
+    </w:p>
+    <w:p>
+      <w:pPr>
+        <w:spacing w:lineRule="exact" w:line="400" w:after="120"/>
+        <w:ind w:firstLine="420"/>
+        <w:jc w:val="both"/>
+      </w:pPr>
+      <w:r>
+        <w:rPr>
+          <w:rFonts w:ascii="Times New Roman" w:hAnsi="Times New Roman" w:eastAsia="宋体"/>
+          <w:b w:val="0"/>
+          <w:i w:val="0"/>
+          <w:color w:val="222222"/>
+          <w:sz w:val="24"/>
+        </w:rPr>
+        <w:t>IC 和 IM 日收益相关性约 0.95，品种分散化价值有限。IC-only 有 11 年完整周期覆盖，是比任何涉及 IM 的组合更可信的基准配置。组合管理的改善方向在于引入与权益 beta 不相关的策略，而非在同质资产内部调权重。</w:t>
+      </w:r>
+    </w:p>
+    <w:p>
+      <w:pPr>
+        <w:spacing w:before="160" w:after="120"/>
+      </w:pPr>
+      <w:r>
+        <w:rPr>
+          <w:rFonts w:ascii="Times New Roman" w:hAnsi="Times New Roman" w:eastAsia="黑体"/>
+          <w:b/>
+          <w:i w:val="0"/>
+          <w:color w:val="222222"/>
+          <w:sz w:val="25"/>
+        </w:rPr>
+        <w:t>适用场景</w:t>
+      </w:r>
+    </w:p>
+    <w:p>
+      <w:pPr>
+        <w:spacing w:lineRule="exact" w:line="400" w:after="120"/>
+        <w:ind w:firstLine="420"/>
+        <w:jc w:val="both"/>
+      </w:pPr>
+      <w:r>
+        <w:rPr>
+          <w:rFonts w:ascii="Times New Roman" w:hAnsi="Times New Roman" w:eastAsia="宋体"/>
+          <w:b w:val="0"/>
+          <w:i w:val="0"/>
+          <w:color w:val="222222"/>
+          <w:sz w:val="24"/>
+        </w:rPr>
+        <w:t>指增和方向性产品可以把策略当作指数增强模块，年化增厚约 3-9pp，视品种和时段而定。绝对收益和低回撤产品不建议单独配置——风控降杠杆后夏普为负，策略没有独立于 beta 的超额。多策略组合中可以占 10-20% 仓位充当权益 beta 来源，但需要搭配与权益负相关或不相关的策略。</w:t>
+      </w:r>
+    </w:p>
+    <w:p>
+      <w:pPr>
+        <w:spacing w:before="160" w:after="120"/>
+      </w:pPr>
+      <w:r>
+        <w:rPr>
+          <w:rFonts w:ascii="Times New Roman" w:hAnsi="Times New Roman" w:eastAsia="黑体"/>
+          <w:b/>
+          <w:i w:val="0"/>
+          <w:color w:val="222222"/>
+          <w:sz w:val="25"/>
+        </w:rPr>
+        <w:t>优先后续方向</w:t>
+      </w:r>
+    </w:p>
+    <w:p>
+      <w:pPr>
+        <w:spacing w:lineRule="exact" w:line="400" w:after="60"/>
+        <w:ind w:left="420" w:hanging="249"/>
+        <w:jc w:val="both"/>
+      </w:pPr>
+      <w:r>
+        <w:rPr>
+          <w:rFonts w:ascii="Times New Roman" w:hAnsi="Times New Roman" w:eastAsia="宋体"/>
+          <w:b w:val="0"/>
+          <w:i w:val="0"/>
+          <w:color w:val="222222"/>
+          <w:sz w:val="24"/>
+        </w:rPr>
+        <w:t>1. 分钟级行情回测跨期价差，检验 T+0 执行是否可捕捉日频下被滞后吃掉的价差回归</w:t>
+      </w:r>
+    </w:p>
+    <w:p>
+      <w:pPr>
+        <w:spacing w:lineRule="exact" w:line="400" w:after="60"/>
+        <w:ind w:left="420" w:hanging="249"/>
+        <w:jc w:val="both"/>
+      </w:pPr>
+      <w:r>
+        <w:rPr>
+          <w:rFonts w:ascii="Times New Roman" w:hAnsi="Times New Roman" w:eastAsia="宋体"/>
+          <w:b w:val="0"/>
+          <w:i w:val="0"/>
+          <w:color w:val="222222"/>
+          <w:sz w:val="24"/>
+        </w:rPr>
+        <w:t>2. 多腿价差（蝶式套利）探索更稳定的均值回复结构</w:t>
+      </w:r>
+    </w:p>
+    <w:p>
+      <w:pPr>
+        <w:spacing w:lineRule="exact" w:line="400" w:after="60"/>
+        <w:ind w:left="420" w:hanging="249"/>
+        <w:jc w:val="both"/>
+      </w:pPr>
+      <w:r>
+        <w:rPr>
+          <w:rFonts w:ascii="Times New Roman" w:hAnsi="Times New Roman" w:eastAsia="宋体"/>
+          <w:b w:val="0"/>
+          <w:i w:val="0"/>
+          <w:color w:val="222222"/>
+          <w:sz w:val="24"/>
+        </w:rPr>
+        <w:t>3. 分红调整基差以更准确衡量展期补偿</w:t>
+      </w:r>
+    </w:p>
+    <w:p>
+      <w:pPr>
+        <w:spacing w:lineRule="exact" w:line="400" w:after="60"/>
+        <w:ind w:left="420" w:hanging="249"/>
+        <w:jc w:val="both"/>
+      </w:pPr>
+      <w:r>
+        <w:rPr>
+          <w:rFonts w:ascii="Times New Roman" w:hAnsi="Times New Roman" w:eastAsia="宋体"/>
+          <w:b w:val="0"/>
+          <w:i w:val="0"/>
+          <w:color w:val="222222"/>
+          <w:sz w:val="24"/>
+        </w:rPr>
+        <w:t>4. 跨品种（IF/IH）的分散化分析——大盘 vs 中小盘风格差异可能提供更有意义的低相关性</w:t>
       </w:r>
     </w:p>
     <w:p>

--- a/report/股指期货套利策略研究报告.docx
+++ b/report/股指期货套利策略研究报告.docx
@@ -350,7 +350,7 @@
           <w:color w:val="222222"/>
           <w:sz w:val="25"/>
         </w:rPr>
-        <w:t>1. 数据与交易口径</w:t>
+        <w:t>1. 数据与回测设定</w:t>
       </w:r>
     </w:p>
     <w:p>
@@ -366,7 +366,7 @@
           <w:color w:val="222222"/>
           <w:sz w:val="25"/>
         </w:rPr>
-        <w:t>2. 基差与展期收益</w:t>
+        <w:t>2. 基差因子</w:t>
       </w:r>
     </w:p>
     <w:p>
@@ -382,7 +382,7 @@
           <w:color w:val="222222"/>
           <w:sz w:val="25"/>
         </w:rPr>
-        <w:t>3. 吃贴水策略回测</w:t>
+        <w:t>3. 吃贴水策略</w:t>
       </w:r>
     </w:p>
     <w:p>
@@ -398,7 +398,7 @@
           <w:color w:val="222222"/>
           <w:sz w:val="25"/>
         </w:rPr>
-        <w:t>4. 跨期套利策略</w:t>
+        <w:t>4. 跨期套利</w:t>
       </w:r>
     </w:p>
     <w:p>
@@ -414,7 +414,7 @@
           <w:color w:val="222222"/>
           <w:sz w:val="25"/>
         </w:rPr>
-        <w:t>5. 统计验证与收益归因</w:t>
+        <w:t>5. IC-IM 组合策略</w:t>
       </w:r>
     </w:p>
     <w:p>
@@ -430,7 +430,7 @@
           <w:color w:val="222222"/>
           <w:sz w:val="25"/>
         </w:rPr>
-        <w:t>6. 补充分析</w:t>
+        <w:t>6. 统计检验与收益归因</w:t>
       </w:r>
     </w:p>
     <w:p>
@@ -446,7 +446,7 @@
           <w:color w:val="222222"/>
           <w:sz w:val="25"/>
         </w:rPr>
-        <w:t>7. 风险与局限</w:t>
+        <w:t>7. 补充分析</w:t>
       </w:r>
     </w:p>
     <w:p>
@@ -462,7 +462,23 @@
           <w:color w:val="222222"/>
           <w:sz w:val="25"/>
         </w:rPr>
-        <w:t>8. 结论与建议</w:t>
+        <w:t>8. 风险提示</w:t>
+      </w:r>
+    </w:p>
+    <w:p>
+      <w:pPr>
+        <w:spacing w:after="80"/>
+        <w:ind w:left="1134"/>
+      </w:pPr>
+      <w:r>
+        <w:rPr>
+          <w:rFonts w:ascii="Times New Roman" w:hAnsi="Times New Roman" w:eastAsia="宋体"/>
+          <w:b/>
+          <w:i w:val="0"/>
+          <w:color w:val="222222"/>
+          <w:sz w:val="25"/>
+        </w:rPr>
+        <w:t>9. 结论</w:t>
       </w:r>
     </w:p>
     <w:p>
@@ -12662,6 +12678,40 @@
     </w:p>
     <w:p>
       <w:pPr>
+        <w:spacing w:lineRule="exact" w:line="400" w:after="120"/>
+        <w:ind w:firstLine="420"/>
+        <w:jc w:val="both"/>
+      </w:pPr>
+      <w:r>
+        <w:rPr>
+          <w:rFonts w:ascii="Times New Roman" w:hAnsi="Times New Roman" w:eastAsia="宋体"/>
+          <w:b w:val="0"/>
+          <w:i w:val="0"/>
+          <w:color w:val="222222"/>
+          <w:sz w:val="24"/>
+        </w:rPr>
+        <w:t>本报告原计划构建"吃贴水 + 跨期套利"的双策略组合——以吃贴水获取方向性收益与展期补偿，以跨期套利提供与指数方向不相关的第二收益来源。但第 4 章结果显示，跨期套利在日频 T+1 框架下 IC 和 IM 均无任何参数组合取得正 Sharpe，且代表性参数下无有效交易触发。将一个无正期望的策略腿加入组合，只会稀释吃贴水的收益并增加无谓的交易摩擦，不具备组合逻辑上的合理性。</w:t>
+      </w:r>
+    </w:p>
+    <w:p>
+      <w:pPr>
+        <w:spacing w:lineRule="exact" w:line="400" w:after="120"/>
+        <w:ind w:firstLine="420"/>
+        <w:jc w:val="both"/>
+      </w:pPr>
+      <w:r>
+        <w:rPr>
+          <w:rFonts w:ascii="Times New Roman" w:hAnsi="Times New Roman" w:eastAsia="宋体"/>
+          <w:b w:val="0"/>
+          <w:i w:val="0"/>
+          <w:color w:val="222222"/>
+          <w:sz w:val="24"/>
+        </w:rPr>
+        <w:t>因此，本章实际分析转向 IC 与 IM 吃贴水策略的品种组合——检验同类策略在不同股指期货品种之间是否具备分散价值。这一转向是对研究事实的诚实回应：在研究框架内找不到第二 alpha 来源时，不强行构造"为组合而组合"的结构。</w:t>
+      </w:r>
+    </w:p>
+    <w:p>
+      <w:pPr>
         <w:spacing w:before="160" w:after="120"/>
       </w:pPr>
       <w:r>
@@ -12883,7 +12933,7 @@
           <w:color w:val="222222"/>
           <w:sz w:val="24"/>
         </w:rPr>
-        <w:t>图 15：每个散点代表一个交易日的 IC 与 IM 策略日收益。OLS 拟合线斜率接近 1，散点紧密围绕拟合线。左上角标注的 Pearson r 和 Spearman ρ 说明线性相关和秩相关都极强。资料来源：IC/IM 期货与指数数据，本报告计算。</w:t>
+        <w:t>图 11：每个散点代表一个交易日的 IC 与 IM 策略日收益。OLS 拟合线斜率接近 1，散点紧密围绕拟合线。左上角标注的 Pearson r 和 Spearman ρ 说明线性相关和秩相关都极强。资料来源：IC/IM 期货与指数数据，本报告计算。</w:t>
       </w:r>
     </w:p>
     <w:p>
@@ -13746,7 +13796,7 @@
           <w:color w:val="222222"/>
           <w:sz w:val="24"/>
         </w:rPr>
-        <w:t>图 11：两个品种的观测 SR 差异均为正，但 95% CI 均覆盖 0。IC p = 0.1980，IM p = 0.4100，不能拒绝"SR 差异为 0"的原假设。IM CI 更宽（[-0.41, 1.06] vs IC [-0.17, 0.82]），反映 IM 样本较短导致估计标准差更大。策略的历史超额不具备统计显著性。</w:t>
+        <w:t>图 12：两个品种的观测 SR 差异均为正，但 95% CI 均覆盖 0。IC p = 0.1980，IM p = 0.4100，不能拒绝"SR 差异为 0"的原假设。IM CI 更宽（[-0.41, 1.06] vs IC [-0.17, 0.82]），反映 IM 样本较短导致估计标准差更大。策略的历史超额不具备统计显著性。</w:t>
       </w:r>
     </w:p>
     <w:p>
@@ -15120,7 +15170,7 @@
           <w:color w:val="222222"/>
           <w:sz w:val="24"/>
         </w:rPr>
-        <w:t>图 12：日频归因 β 接近 0，R² ≈ 0。策略日收益中含合约切换跳空、展期和基差收敛等噪声成分，同期指数日收益对此解释力极弱。日频无截距归因不适合用于拆分策略收益来源。</w:t>
+        <w:t>图 13：日频归因 β 接近 0，R² ≈ 0。策略日收益中含合约切换跳空、展期和基差收敛等噪声成分，同期指数日收益对此解释力极弱。日频无截距归因不适合用于拆分策略收益来源。</w:t>
       </w:r>
     </w:p>
     <w:p>
@@ -17175,7 +17225,7 @@
           <w:color w:val="222222"/>
           <w:sz w:val="24"/>
         </w:rPr>
-        <w:t>图 13：月频结果更合理且更符合金融直觉。IC β = 0.67（R² = 0.57），IM β = 0.76（R² = 0.65），策略确有显著的权益方向暴露。α 的 t 值仍 &lt; 2，月频下同样不能认为存在独立 alpha。综合日频和月频结果，策略收益来源于权益 beta、基差收敛和展期补偿的混合，不宜将残差项直接解释为纯 alpha。</w:t>
+        <w:t>图 14：月频结果更合理且更符合金融直觉。IC β = 0.67（R² = 0.57），IM β = 0.76（R² = 0.65），策略确有显著的权益方向暴露。α 的 t 值仍 &lt; 2，月频下同样不能认为存在独立 alpha。综合日频和月频结果，策略收益来源于权益 beta、基差收敛和展期补偿的混合，不宜将残差项直接解释为纯 alpha。</w:t>
       </w:r>
     </w:p>
     <w:p>
@@ -17329,7 +17379,7 @@
           <w:color w:val="222222"/>
           <w:sz w:val="24"/>
         </w:rPr>
-        <w:t>图 14：将交易成本从基准（×1）逐级放大至 ×10，IC Always 年化收益衰减有限。策略换手低（主要交易集中在展期日），期货手续费相对名义本金比例极小。成本不是策略的主要约束。</w:t>
+        <w:t>图 15：将交易成本从基准（×1）逐级放大至 ×10，IC Always 年化收益衰减有限。策略换手低（主要交易集中在展期日），期货手续费相对名义本金比例极小。成本不是策略的主要约束。</w:t>
       </w:r>
     </w:p>
     <w:p>
@@ -19059,7 +19109,7 @@
                 <w:color w:val="222222"/>
                 <w:sz w:val="21"/>
               </w:rPr>
-              <w:t>fig_bootstrap.png</w:t>
+              <w:t>fig_correlation.png</w:t>
             </w:r>
           </w:p>
         </w:tc>
@@ -19087,7 +19137,7 @@
                 <w:color w:val="222222"/>
                 <w:sz w:val="21"/>
               </w:rPr>
-              <w:t>Bootstrap 显著性检验</w:t>
+              <w:t>IC-IM 日收益相关性</w:t>
             </w:r>
           </w:p>
         </w:tc>
@@ -19147,7 +19197,7 @@
                 <w:color w:val="222222"/>
                 <w:sz w:val="21"/>
               </w:rPr>
-              <w:t>fig_attribution.png</w:t>
+              <w:t>fig_bootstrap.png</w:t>
             </w:r>
           </w:p>
         </w:tc>
@@ -19176,7 +19226,7 @@
                 <w:color w:val="222222"/>
                 <w:sz w:val="21"/>
               </w:rPr>
-              <w:t>收益归因分解（无截距）</w:t>
+              <w:t>Bootstrap 显著性检验</w:t>
             </w:r>
           </w:p>
         </w:tc>
@@ -19234,7 +19284,7 @@
                 <w:color w:val="222222"/>
                 <w:sz w:val="21"/>
               </w:rPr>
-              <w:t>fig_capm_attribution.png</w:t>
+              <w:t>fig_attribution.png</w:t>
             </w:r>
           </w:p>
         </w:tc>
@@ -19262,7 +19312,7 @@
                 <w:color w:val="222222"/>
                 <w:sz w:val="21"/>
               </w:rPr>
-              <w:t>有截距 CAPM 归因</w:t>
+              <w:t>收益归因分解（无截距）</w:t>
             </w:r>
           </w:p>
         </w:tc>
@@ -19322,7 +19372,7 @@
                 <w:color w:val="222222"/>
                 <w:sz w:val="21"/>
               </w:rPr>
-              <w:t>fig_cost_stress.png</w:t>
+              <w:t>fig_capm_attribution.png</w:t>
             </w:r>
           </w:p>
         </w:tc>
@@ -19351,7 +19401,7 @@
                 <w:color w:val="222222"/>
                 <w:sz w:val="21"/>
               </w:rPr>
-              <w:t>成本压力测试</w:t>
+              <w:t>有截距 CAPM 归因</w:t>
             </w:r>
           </w:p>
         </w:tc>
@@ -19409,7 +19459,7 @@
                 <w:color w:val="222222"/>
                 <w:sz w:val="21"/>
               </w:rPr>
-              <w:t>fig_correlation.png</w:t>
+              <w:t>fig_cost_stress.png</w:t>
             </w:r>
           </w:p>
         </w:tc>
@@ -19437,7 +19487,7 @@
                 <w:color w:val="222222"/>
                 <w:sz w:val="21"/>
               </w:rPr>
-              <w:t>IC-IM 日收益相关性</w:t>
+              <w:t>成本压力测试</w:t>
             </w:r>
           </w:p>
         </w:tc>

--- a/report/股指期货套利策略研究报告.docx
+++ b/report/股指期货套利策略研究报告.docx
@@ -538,7 +538,7 @@
     </w:p>
     <w:p>
       <w:pPr>
-        <w:spacing w:lineRule="exact" w:line="400" w:after="120"/>
+        <w:spacing w:lineRule="atLeast" w:line="400" w:after="120"/>
         <w:ind w:firstLine="420"/>
         <w:jc w:val="both"/>
       </w:pPr>
@@ -556,7 +556,7 @@
     <w:p>
       <w:pPr>
         <w:pStyle w:val="ListBullet"/>
-        <w:spacing w:lineRule="exact" w:line="400" w:after="60"/>
+        <w:spacing w:lineRule="atLeast" w:line="400" w:after="60"/>
         <w:jc w:val="both"/>
       </w:pPr>
       <w:r>
@@ -573,7 +573,7 @@
     <w:p>
       <w:pPr>
         <w:pStyle w:val="ListBullet"/>
-        <w:spacing w:lineRule="exact" w:line="400" w:after="60"/>
+        <w:spacing w:lineRule="atLeast" w:line="400" w:after="60"/>
         <w:jc w:val="both"/>
       </w:pPr>
       <w:r>
@@ -590,7 +590,7 @@
     <w:p>
       <w:pPr>
         <w:pStyle w:val="ListBullet"/>
-        <w:spacing w:lineRule="exact" w:line="400" w:after="60"/>
+        <w:spacing w:lineRule="atLeast" w:line="400" w:after="60"/>
         <w:jc w:val="both"/>
       </w:pPr>
       <w:r>
@@ -607,7 +607,7 @@
     <w:p>
       <w:pPr>
         <w:pStyle w:val="ListBullet"/>
-        <w:spacing w:lineRule="exact" w:line="400" w:after="60"/>
+        <w:spacing w:lineRule="atLeast" w:line="400" w:after="60"/>
         <w:jc w:val="both"/>
       </w:pPr>
       <w:r>
@@ -624,7 +624,7 @@
     <w:p>
       <w:pPr>
         <w:pStyle w:val="ListBullet"/>
-        <w:spacing w:lineRule="exact" w:line="400" w:after="60"/>
+        <w:spacing w:lineRule="atLeast" w:line="400" w:after="60"/>
         <w:jc w:val="both"/>
       </w:pPr>
       <w:r>
@@ -641,7 +641,7 @@
     <w:p>
       <w:pPr>
         <w:pStyle w:val="ListBullet"/>
-        <w:spacing w:lineRule="exact" w:line="400" w:after="60"/>
+        <w:spacing w:lineRule="atLeast" w:line="400" w:after="60"/>
         <w:jc w:val="both"/>
       </w:pPr>
       <w:r>
@@ -658,7 +658,7 @@
     <w:p>
       <w:pPr>
         <w:pStyle w:val="ListBullet"/>
-        <w:spacing w:lineRule="exact" w:line="400" w:after="60"/>
+        <w:spacing w:lineRule="atLeast" w:line="400" w:after="60"/>
         <w:jc w:val="both"/>
       </w:pPr>
       <w:r>
@@ -1118,7 +1118,7 @@
     </w:p>
     <w:p>
       <w:pPr>
-        <w:spacing w:lineRule="exact" w:line="400" w:after="120"/>
+        <w:spacing w:lineRule="atLeast" w:line="400" w:after="120"/>
         <w:ind w:firstLine="420"/>
         <w:jc w:val="both"/>
       </w:pPr>
@@ -1215,7 +1215,7 @@
     </w:p>
     <w:p>
       <w:pPr>
-        <w:spacing w:lineRule="exact" w:line="400" w:after="120"/>
+        <w:spacing w:lineRule="atLeast" w:line="400" w:after="120"/>
         <w:ind w:firstLine="420"/>
         <w:jc w:val="both"/>
       </w:pPr>
@@ -1233,7 +1233,7 @@
     <w:p>
       <w:pPr>
         <w:pStyle w:val="ListBullet"/>
-        <w:spacing w:lineRule="exact" w:line="400" w:after="60"/>
+        <w:spacing w:lineRule="atLeast" w:line="400" w:after="60"/>
         <w:jc w:val="both"/>
       </w:pPr>
       <w:r>
@@ -1310,7 +1310,7 @@
     <w:p>
       <w:pPr>
         <w:pStyle w:val="ListBullet"/>
-        <w:spacing w:lineRule="exact" w:line="400" w:after="60"/>
+        <w:spacing w:lineRule="atLeast" w:line="400" w:after="60"/>
         <w:jc w:val="both"/>
       </w:pPr>
       <w:r>
@@ -1347,7 +1347,7 @@
     <w:p>
       <w:pPr>
         <w:pStyle w:val="ListBullet"/>
-        <w:spacing w:lineRule="exact" w:line="400" w:after="60"/>
+        <w:spacing w:lineRule="atLeast" w:line="400" w:after="60"/>
         <w:jc w:val="both"/>
       </w:pPr>
       <w:r>
@@ -2135,7 +2135,7 @@
     </w:p>
     <w:p>
       <w:pPr>
-        <w:spacing w:lineRule="exact" w:line="400" w:after="120"/>
+        <w:spacing w:lineRule="atLeast" w:line="400" w:after="120"/>
         <w:ind w:firstLine="420"/>
         <w:jc w:val="both"/>
       </w:pPr>
@@ -2152,7 +2152,7 @@
     </w:p>
     <w:p>
       <w:pPr>
-        <w:spacing w:lineRule="exact" w:line="400" w:after="120"/>
+        <w:spacing w:lineRule="atLeast" w:line="400" w:after="120"/>
         <w:ind w:firstLine="420"/>
         <w:jc w:val="both"/>
       </w:pPr>
@@ -2649,7 +2649,7 @@
     </w:p>
     <w:p>
       <w:pPr>
-        <w:spacing w:lineRule="exact" w:line="400" w:after="120"/>
+        <w:spacing w:lineRule="atLeast" w:line="400" w:after="120"/>
         <w:ind w:firstLine="420"/>
         <w:jc w:val="both"/>
       </w:pPr>
@@ -2681,7 +2681,7 @@
     </w:p>
     <w:p>
       <w:pPr>
-        <w:spacing w:lineRule="exact" w:line="400" w:after="120"/>
+        <w:spacing w:lineRule="atLeast" w:line="400" w:after="120"/>
         <w:ind w:firstLine="420"/>
         <w:jc w:val="both"/>
       </w:pPr>
@@ -2699,7 +2699,7 @@
     <w:p>
       <w:pPr>
         <w:pStyle w:val="ListBullet"/>
-        <w:spacing w:lineRule="exact" w:line="400" w:after="60"/>
+        <w:spacing w:lineRule="atLeast" w:line="400" w:after="60"/>
         <w:jc w:val="both"/>
       </w:pPr>
       <w:r>
@@ -2716,7 +2716,7 @@
     <w:p>
       <w:pPr>
         <w:pStyle w:val="ListBullet"/>
-        <w:spacing w:lineRule="exact" w:line="400" w:after="60"/>
+        <w:spacing w:lineRule="atLeast" w:line="400" w:after="60"/>
         <w:jc w:val="both"/>
       </w:pPr>
       <w:r>
@@ -2773,7 +2773,7 @@
     <w:p>
       <w:pPr>
         <w:pStyle w:val="ListBullet"/>
-        <w:spacing w:lineRule="exact" w:line="400" w:after="60"/>
+        <w:spacing w:lineRule="atLeast" w:line="400" w:after="60"/>
         <w:jc w:val="both"/>
       </w:pPr>
       <w:r>
@@ -2790,7 +2790,7 @@
     <w:p>
       <w:pPr>
         <w:pStyle w:val="ListBullet"/>
-        <w:spacing w:lineRule="exact" w:line="400" w:after="60"/>
+        <w:spacing w:lineRule="atLeast" w:line="400" w:after="60"/>
         <w:jc w:val="both"/>
       </w:pPr>
       <w:r>
@@ -2851,7 +2851,7 @@
     </w:p>
     <w:p>
       <w:pPr>
-        <w:spacing w:lineRule="exact" w:line="400" w:after="120"/>
+        <w:spacing w:lineRule="atLeast" w:line="400" w:after="120"/>
         <w:ind w:firstLine="420"/>
         <w:jc w:val="both"/>
       </w:pPr>
@@ -2868,7 +2868,7 @@
     </w:p>
     <w:p>
       <w:pPr>
-        <w:spacing w:lineRule="exact" w:line="400" w:after="120"/>
+        <w:spacing w:lineRule="atLeast" w:line="400" w:after="120"/>
         <w:ind w:firstLine="420"/>
         <w:jc w:val="both"/>
       </w:pPr>
@@ -3652,7 +3652,7 @@
     </w:p>
     <w:p>
       <w:pPr>
-        <w:spacing w:lineRule="exact" w:line="400" w:after="120"/>
+        <w:spacing w:lineRule="atLeast" w:line="400" w:after="120"/>
         <w:ind w:firstLine="420"/>
         <w:jc w:val="both"/>
       </w:pPr>
@@ -4269,7 +4269,7 @@
     </w:p>
     <w:p>
       <w:pPr>
-        <w:spacing w:lineRule="exact" w:line="400" w:after="120"/>
+        <w:spacing w:lineRule="atLeast" w:line="400" w:after="120"/>
         <w:ind w:firstLine="420"/>
         <w:jc w:val="both"/>
       </w:pPr>
@@ -4329,7 +4329,7 @@
     </w:p>
     <w:p>
       <w:pPr>
-        <w:spacing w:lineRule="exact" w:line="400" w:after="120"/>
+        <w:spacing w:lineRule="atLeast" w:line="400" w:after="120"/>
         <w:ind w:firstLine="420"/>
         <w:jc w:val="both"/>
       </w:pPr>
@@ -4347,7 +4347,7 @@
     <w:p>
       <w:pPr>
         <w:pStyle w:val="ListBullet"/>
-        <w:spacing w:lineRule="exact" w:line="400" w:after="60"/>
+        <w:spacing w:lineRule="atLeast" w:line="400" w:after="60"/>
         <w:jc w:val="both"/>
       </w:pPr>
       <w:r>
@@ -4374,7 +4374,7 @@
     <w:p>
       <w:pPr>
         <w:pStyle w:val="ListBullet"/>
-        <w:spacing w:lineRule="exact" w:line="400" w:after="60"/>
+        <w:spacing w:lineRule="atLeast" w:line="400" w:after="60"/>
         <w:jc w:val="both"/>
       </w:pPr>
       <w:r>
@@ -4400,7 +4400,7 @@
     </w:p>
     <w:p>
       <w:pPr>
-        <w:spacing w:lineRule="exact" w:line="400" w:after="120"/>
+        <w:spacing w:lineRule="atLeast" w:line="400" w:after="120"/>
         <w:ind w:firstLine="420"/>
         <w:jc w:val="both"/>
       </w:pPr>
@@ -6599,7 +6599,7 @@
     </w:p>
     <w:p>
       <w:pPr>
-        <w:spacing w:lineRule="exact" w:line="400" w:after="120"/>
+        <w:spacing w:lineRule="atLeast" w:line="400" w:after="120"/>
         <w:ind w:firstLine="420"/>
         <w:jc w:val="both"/>
       </w:pPr>
@@ -6710,7 +6710,7 @@
     </w:p>
     <w:p>
       <w:pPr>
-        <w:spacing w:lineRule="exact" w:line="400" w:after="120"/>
+        <w:spacing w:lineRule="atLeast" w:line="400" w:after="120"/>
         <w:ind w:firstLine="420"/>
         <w:jc w:val="both"/>
       </w:pPr>
@@ -6821,7 +6821,7 @@
     </w:p>
     <w:p>
       <w:pPr>
-        <w:spacing w:lineRule="exact" w:line="400" w:after="120"/>
+        <w:spacing w:lineRule="atLeast" w:line="400" w:after="120"/>
         <w:ind w:firstLine="420"/>
         <w:jc w:val="both"/>
       </w:pPr>
@@ -6932,7 +6932,7 @@
     </w:p>
     <w:p>
       <w:pPr>
-        <w:spacing w:lineRule="exact" w:line="400" w:after="120"/>
+        <w:spacing w:lineRule="atLeast" w:line="400" w:after="120"/>
         <w:ind w:firstLine="420"/>
         <w:jc w:val="both"/>
       </w:pPr>
@@ -6964,7 +6964,7 @@
     </w:p>
     <w:p>
       <w:pPr>
-        <w:spacing w:lineRule="exact" w:line="400" w:after="120"/>
+        <w:spacing w:lineRule="atLeast" w:line="400" w:after="120"/>
         <w:ind w:firstLine="420"/>
         <w:jc w:val="both"/>
       </w:pPr>
@@ -6996,7 +6996,7 @@
     </w:p>
     <w:p>
       <w:pPr>
-        <w:spacing w:lineRule="exact" w:line="400" w:after="120"/>
+        <w:spacing w:lineRule="atLeast" w:line="400" w:after="120"/>
         <w:ind w:firstLine="420"/>
         <w:jc w:val="both"/>
       </w:pPr>
@@ -7684,7 +7684,7 @@
     </w:p>
     <w:p>
       <w:pPr>
-        <w:spacing w:lineRule="exact" w:line="400" w:after="120"/>
+        <w:spacing w:lineRule="atLeast" w:line="400" w:after="120"/>
         <w:ind w:firstLine="420"/>
         <w:jc w:val="both"/>
       </w:pPr>
@@ -7716,7 +7716,7 @@
     </w:p>
     <w:p>
       <w:pPr>
-        <w:spacing w:lineRule="exact" w:line="400" w:after="120"/>
+        <w:spacing w:lineRule="atLeast" w:line="400" w:after="120"/>
         <w:ind w:firstLine="420"/>
         <w:jc w:val="both"/>
       </w:pPr>
@@ -10134,7 +10134,7 @@
     </w:p>
     <w:p>
       <w:pPr>
-        <w:spacing w:lineRule="exact" w:line="400" w:after="120"/>
+        <w:spacing w:lineRule="atLeast" w:line="400" w:after="120"/>
         <w:ind w:firstLine="420"/>
         <w:jc w:val="both"/>
       </w:pPr>
@@ -10151,7 +10151,7 @@
     </w:p>
     <w:p>
       <w:pPr>
-        <w:spacing w:lineRule="exact" w:line="400" w:after="120"/>
+        <w:spacing w:lineRule="atLeast" w:line="400" w:after="120"/>
         <w:ind w:firstLine="420"/>
         <w:jc w:val="both"/>
       </w:pPr>
@@ -10183,7 +10183,7 @@
     </w:p>
     <w:p>
       <w:pPr>
-        <w:spacing w:lineRule="exact" w:line="400" w:after="120"/>
+        <w:spacing w:lineRule="atLeast" w:line="400" w:after="120"/>
         <w:ind w:firstLine="420"/>
         <w:jc w:val="both"/>
       </w:pPr>
@@ -11362,7 +11362,7 @@
     </w:p>
     <w:p>
       <w:pPr>
-        <w:spacing w:lineRule="exact" w:line="400" w:after="120"/>
+        <w:spacing w:lineRule="atLeast" w:line="400" w:after="120"/>
         <w:ind w:firstLine="420"/>
         <w:jc w:val="both"/>
       </w:pPr>
@@ -11422,7 +11422,7 @@
     </w:p>
     <w:p>
       <w:pPr>
-        <w:spacing w:lineRule="exact" w:line="400" w:after="120"/>
+        <w:spacing w:lineRule="atLeast" w:line="400" w:after="120"/>
         <w:ind w:firstLine="420"/>
         <w:jc w:val="both"/>
       </w:pPr>
@@ -11533,7 +11533,7 @@
     </w:p>
     <w:p>
       <w:pPr>
-        <w:spacing w:lineRule="exact" w:line="400" w:after="120"/>
+        <w:spacing w:lineRule="atLeast" w:line="400" w:after="120"/>
         <w:ind w:firstLine="420"/>
         <w:jc w:val="both"/>
       </w:pPr>
@@ -11565,7 +11565,7 @@
     </w:p>
     <w:p>
       <w:pPr>
-        <w:spacing w:lineRule="exact" w:line="400" w:after="120"/>
+        <w:spacing w:lineRule="atLeast" w:line="400" w:after="120"/>
         <w:ind w:firstLine="420"/>
         <w:jc w:val="both"/>
       </w:pPr>
@@ -11597,7 +11597,7 @@
     </w:p>
     <w:p>
       <w:pPr>
-        <w:spacing w:lineRule="exact" w:line="400" w:after="120"/>
+        <w:spacing w:lineRule="atLeast" w:line="400" w:after="120"/>
         <w:ind w:firstLine="420"/>
         <w:jc w:val="both"/>
       </w:pPr>
@@ -12633,7 +12633,7 @@
     </w:p>
     <w:p>
       <w:pPr>
-        <w:spacing w:lineRule="exact" w:line="400" w:after="120"/>
+        <w:spacing w:lineRule="atLeast" w:line="400" w:after="120"/>
         <w:ind w:firstLine="420"/>
         <w:jc w:val="both"/>
       </w:pPr>
@@ -12678,7 +12678,7 @@
     </w:p>
     <w:p>
       <w:pPr>
-        <w:spacing w:lineRule="exact" w:line="400" w:after="120"/>
+        <w:spacing w:lineRule="atLeast" w:line="400" w:after="120"/>
         <w:ind w:firstLine="420"/>
         <w:jc w:val="both"/>
       </w:pPr>
@@ -12695,7 +12695,7 @@
     </w:p>
     <w:p>
       <w:pPr>
-        <w:spacing w:lineRule="exact" w:line="400" w:after="120"/>
+        <w:spacing w:lineRule="atLeast" w:line="400" w:after="120"/>
         <w:ind w:firstLine="420"/>
         <w:jc w:val="both"/>
       </w:pPr>
@@ -12727,7 +12727,7 @@
     </w:p>
     <w:p>
       <w:pPr>
-        <w:spacing w:lineRule="exact" w:line="400" w:after="120"/>
+        <w:spacing w:lineRule="atLeast" w:line="400" w:after="120"/>
         <w:ind w:firstLine="420"/>
         <w:jc w:val="both"/>
       </w:pPr>
@@ -12744,7 +12744,7 @@
     </w:p>
     <w:p>
       <w:pPr>
-        <w:spacing w:lineRule="exact" w:line="400" w:after="120"/>
+        <w:spacing w:lineRule="atLeast" w:line="400" w:after="120"/>
         <w:ind w:firstLine="420"/>
         <w:jc w:val="both"/>
       </w:pPr>
@@ -12776,7 +12776,7 @@
     </w:p>
     <w:p>
       <w:pPr>
-        <w:spacing w:lineRule="exact" w:line="400" w:after="120"/>
+        <w:spacing w:lineRule="atLeast" w:line="400" w:after="120"/>
         <w:ind w:firstLine="420"/>
         <w:jc w:val="both"/>
       </w:pPr>
@@ -12793,7 +12793,7 @@
     </w:p>
     <w:p>
       <w:pPr>
-        <w:spacing w:lineRule="exact" w:line="400" w:after="120"/>
+        <w:spacing w:lineRule="atLeast" w:line="400" w:after="120"/>
         <w:ind w:firstLine="420"/>
         <w:jc w:val="both"/>
       </w:pPr>
@@ -12810,7 +12810,7 @@
     </w:p>
     <w:p>
       <w:pPr>
-        <w:spacing w:lineRule="exact" w:line="400" w:after="120"/>
+        <w:spacing w:lineRule="atLeast" w:line="400" w:after="120"/>
         <w:ind w:firstLine="420"/>
         <w:jc w:val="both"/>
       </w:pPr>
@@ -12921,7 +12921,7 @@
     </w:p>
     <w:p>
       <w:pPr>
-        <w:spacing w:lineRule="exact" w:line="400" w:after="120"/>
+        <w:spacing w:lineRule="atLeast" w:line="400" w:after="120"/>
         <w:ind w:firstLine="420"/>
         <w:jc w:val="both"/>
       </w:pPr>
@@ -12953,7 +12953,7 @@
     </w:p>
     <w:p>
       <w:pPr>
-        <w:spacing w:lineRule="exact" w:line="400" w:after="120"/>
+        <w:spacing w:lineRule="atLeast" w:line="400" w:after="120"/>
         <w:ind w:firstLine="420"/>
         <w:jc w:val="both"/>
       </w:pPr>
@@ -12970,7 +12970,7 @@
     </w:p>
     <w:p>
       <w:pPr>
-        <w:spacing w:lineRule="exact" w:line="400" w:after="120"/>
+        <w:spacing w:lineRule="atLeast" w:line="400" w:after="120"/>
         <w:ind w:firstLine="420"/>
         <w:jc w:val="both"/>
       </w:pPr>
@@ -12987,7 +12987,7 @@
     </w:p>
     <w:p>
       <w:pPr>
-        <w:spacing w:lineRule="exact" w:line="400" w:after="120"/>
+        <w:spacing w:lineRule="atLeast" w:line="400" w:after="120"/>
         <w:ind w:firstLine="420"/>
         <w:jc w:val="both"/>
       </w:pPr>
@@ -13019,7 +13019,7 @@
     </w:p>
     <w:p>
       <w:pPr>
-        <w:spacing w:lineRule="exact" w:line="400" w:after="120"/>
+        <w:spacing w:lineRule="atLeast" w:line="400" w:after="120"/>
         <w:ind w:firstLine="420"/>
         <w:jc w:val="both"/>
       </w:pPr>
@@ -13036,7 +13036,7 @@
     </w:p>
     <w:p>
       <w:pPr>
-        <w:spacing w:lineRule="exact" w:line="400" w:after="120"/>
+        <w:spacing w:lineRule="atLeast" w:line="400" w:after="120"/>
         <w:ind w:firstLine="420"/>
         <w:jc w:val="both"/>
       </w:pPr>
@@ -13096,7 +13096,7 @@
     </w:p>
     <w:p>
       <w:pPr>
-        <w:spacing w:lineRule="exact" w:line="400" w:after="120"/>
+        <w:spacing w:lineRule="atLeast" w:line="400" w:after="120"/>
         <w:ind w:firstLine="420"/>
         <w:jc w:val="both"/>
       </w:pPr>
@@ -13784,7 +13784,7 @@
     </w:p>
     <w:p>
       <w:pPr>
-        <w:spacing w:lineRule="exact" w:line="400" w:after="120"/>
+        <w:spacing w:lineRule="atLeast" w:line="400" w:after="120"/>
         <w:ind w:firstLine="420"/>
         <w:jc w:val="both"/>
       </w:pPr>
@@ -13816,7 +13816,7 @@
     </w:p>
     <w:p>
       <w:pPr>
-        <w:spacing w:lineRule="exact" w:line="400" w:after="120"/>
+        <w:spacing w:lineRule="atLeast" w:line="400" w:after="120"/>
         <w:ind w:firstLine="420"/>
         <w:jc w:val="both"/>
       </w:pPr>
@@ -15158,7 +15158,7 @@
     </w:p>
     <w:p>
       <w:pPr>
-        <w:spacing w:lineRule="exact" w:line="400" w:after="120"/>
+        <w:spacing w:lineRule="atLeast" w:line="400" w:after="120"/>
         <w:ind w:firstLine="420"/>
         <w:jc w:val="both"/>
       </w:pPr>
@@ -15190,7 +15190,7 @@
     </w:p>
     <w:p>
       <w:pPr>
-        <w:spacing w:lineRule="exact" w:line="400" w:after="120"/>
+        <w:spacing w:lineRule="atLeast" w:line="400" w:after="120"/>
         <w:ind w:firstLine="420"/>
         <w:jc w:val="both"/>
       </w:pPr>
@@ -16438,7 +16438,7 @@
     </w:p>
     <w:p>
       <w:pPr>
-        <w:spacing w:lineRule="exact" w:line="400" w:after="120"/>
+        <w:spacing w:lineRule="atLeast" w:line="400" w:after="120"/>
         <w:ind w:firstLine="420"/>
         <w:jc w:val="both"/>
       </w:pPr>
@@ -17213,7 +17213,7 @@
     </w:p>
     <w:p>
       <w:pPr>
-        <w:spacing w:lineRule="exact" w:line="400" w:after="120"/>
+        <w:spacing w:lineRule="atLeast" w:line="400" w:after="120"/>
         <w:ind w:firstLine="420"/>
         <w:jc w:val="both"/>
       </w:pPr>
@@ -17367,7 +17367,7 @@
     </w:p>
     <w:p>
       <w:pPr>
-        <w:spacing w:lineRule="exact" w:line="400" w:after="120"/>
+        <w:spacing w:lineRule="atLeast" w:line="400" w:after="120"/>
         <w:ind w:firstLine="420"/>
         <w:jc w:val="both"/>
       </w:pPr>
@@ -17384,7 +17384,7 @@
     </w:p>
     <w:p>
       <w:pPr>
-        <w:spacing w:lineRule="exact" w:line="400" w:after="120"/>
+        <w:spacing w:lineRule="atLeast" w:line="400" w:after="120"/>
         <w:ind w:firstLine="420"/>
         <w:jc w:val="both"/>
       </w:pPr>
@@ -17416,7 +17416,7 @@
     </w:p>
     <w:p>
       <w:pPr>
-        <w:spacing w:lineRule="exact" w:line="400" w:after="120"/>
+        <w:spacing w:lineRule="atLeast" w:line="400" w:after="120"/>
         <w:ind w:firstLine="420"/>
         <w:jc w:val="both"/>
       </w:pPr>
@@ -17434,7 +17434,7 @@
     <w:p>
       <w:pPr>
         <w:pStyle w:val="ListBullet"/>
-        <w:spacing w:lineRule="exact" w:line="400" w:after="60"/>
+        <w:spacing w:lineRule="atLeast" w:line="400" w:after="60"/>
         <w:jc w:val="both"/>
       </w:pPr>
       <w:r>
@@ -17461,7 +17461,7 @@
     <w:p>
       <w:pPr>
         <w:pStyle w:val="ListBullet"/>
-        <w:spacing w:lineRule="exact" w:line="400" w:after="60"/>
+        <w:spacing w:lineRule="atLeast" w:line="400" w:after="60"/>
         <w:jc w:val="both"/>
       </w:pPr>
       <w:r>
@@ -17488,7 +17488,7 @@
     <w:p>
       <w:pPr>
         <w:pStyle w:val="ListBullet"/>
-        <w:spacing w:lineRule="exact" w:line="400" w:after="60"/>
+        <w:spacing w:lineRule="atLeast" w:line="400" w:after="60"/>
         <w:jc w:val="both"/>
       </w:pPr>
       <w:r>
@@ -17515,7 +17515,7 @@
     <w:p>
       <w:pPr>
         <w:pStyle w:val="ListBullet"/>
-        <w:spacing w:lineRule="exact" w:line="400" w:after="60"/>
+        <w:spacing w:lineRule="atLeast" w:line="400" w:after="60"/>
         <w:jc w:val="both"/>
       </w:pPr>
       <w:r>
@@ -17569,7 +17569,7 @@
     </w:p>
     <w:p>
       <w:pPr>
-        <w:spacing w:lineRule="exact" w:line="400" w:after="60"/>
+        <w:spacing w:lineRule="atLeast" w:line="400" w:after="60"/>
         <w:ind w:left="420" w:hanging="249"/>
         <w:jc w:val="both"/>
       </w:pPr>
@@ -17586,7 +17586,7 @@
     </w:p>
     <w:p>
       <w:pPr>
-        <w:spacing w:lineRule="exact" w:line="400" w:after="60"/>
+        <w:spacing w:lineRule="atLeast" w:line="400" w:after="60"/>
         <w:ind w:left="420" w:hanging="249"/>
         <w:jc w:val="both"/>
       </w:pPr>
@@ -17603,7 +17603,7 @@
     </w:p>
     <w:p>
       <w:pPr>
-        <w:spacing w:lineRule="exact" w:line="400" w:after="60"/>
+        <w:spacing w:lineRule="atLeast" w:line="400" w:after="60"/>
         <w:ind w:left="420" w:hanging="249"/>
         <w:jc w:val="both"/>
       </w:pPr>
@@ -17620,7 +17620,7 @@
     </w:p>
     <w:p>
       <w:pPr>
-        <w:spacing w:lineRule="exact" w:line="400" w:after="60"/>
+        <w:spacing w:lineRule="atLeast" w:line="400" w:after="60"/>
         <w:ind w:left="420" w:hanging="249"/>
         <w:jc w:val="both"/>
       </w:pPr>
@@ -17637,7 +17637,7 @@
     </w:p>
     <w:p>
       <w:pPr>
-        <w:spacing w:lineRule="exact" w:line="400" w:after="60"/>
+        <w:spacing w:lineRule="atLeast" w:line="400" w:after="60"/>
         <w:ind w:left="420" w:hanging="249"/>
         <w:jc w:val="both"/>
       </w:pPr>
@@ -17654,7 +17654,7 @@
     </w:p>
     <w:p>
       <w:pPr>
-        <w:spacing w:lineRule="exact" w:line="400" w:after="60"/>
+        <w:spacing w:lineRule="atLeast" w:line="400" w:after="60"/>
         <w:ind w:left="420" w:hanging="249"/>
         <w:jc w:val="both"/>
       </w:pPr>
@@ -17671,7 +17671,7 @@
     </w:p>
     <w:p>
       <w:pPr>
-        <w:spacing w:lineRule="exact" w:line="400" w:after="60"/>
+        <w:spacing w:lineRule="atLeast" w:line="400" w:after="60"/>
         <w:ind w:left="420" w:hanging="249"/>
         <w:jc w:val="both"/>
       </w:pPr>
@@ -17688,7 +17688,7 @@
     </w:p>
     <w:p>
       <w:pPr>
-        <w:spacing w:lineRule="exact" w:line="400" w:after="60"/>
+        <w:spacing w:lineRule="atLeast" w:line="400" w:after="60"/>
         <w:ind w:left="420" w:hanging="249"/>
         <w:jc w:val="both"/>
       </w:pPr>
@@ -17705,7 +17705,7 @@
     </w:p>
     <w:p>
       <w:pPr>
-        <w:spacing w:lineRule="exact" w:line="400" w:after="60"/>
+        <w:spacing w:lineRule="atLeast" w:line="400" w:after="60"/>
         <w:ind w:left="420" w:hanging="249"/>
         <w:jc w:val="both"/>
       </w:pPr>
@@ -17722,7 +17722,7 @@
     </w:p>
     <w:p>
       <w:pPr>
-        <w:spacing w:lineRule="exact" w:line="400" w:after="60"/>
+        <w:spacing w:lineRule="atLeast" w:line="400" w:after="60"/>
         <w:ind w:left="420" w:hanging="249"/>
         <w:jc w:val="both"/>
       </w:pPr>
@@ -17782,7 +17782,7 @@
     </w:p>
     <w:p>
       <w:pPr>
-        <w:spacing w:lineRule="exact" w:line="400" w:after="120"/>
+        <w:spacing w:lineRule="atLeast" w:line="400" w:after="120"/>
         <w:ind w:firstLine="420"/>
         <w:jc w:val="both"/>
       </w:pPr>
@@ -17814,7 +17814,7 @@
     </w:p>
     <w:p>
       <w:pPr>
-        <w:spacing w:lineRule="exact" w:line="400" w:after="120"/>
+        <w:spacing w:lineRule="atLeast" w:line="400" w:after="120"/>
         <w:ind w:firstLine="420"/>
         <w:jc w:val="both"/>
       </w:pPr>
@@ -17832,7 +17832,7 @@
     <w:p>
       <w:pPr>
         <w:pStyle w:val="ListBullet"/>
-        <w:spacing w:lineRule="exact" w:line="400" w:after="60"/>
+        <w:spacing w:lineRule="atLeast" w:line="400" w:after="60"/>
         <w:jc w:val="both"/>
       </w:pPr>
       <w:r>
@@ -17849,7 +17849,7 @@
     <w:p>
       <w:pPr>
         <w:pStyle w:val="ListBullet"/>
-        <w:spacing w:lineRule="exact" w:line="400" w:after="60"/>
+        <w:spacing w:lineRule="atLeast" w:line="400" w:after="60"/>
         <w:jc w:val="both"/>
       </w:pPr>
       <w:r>
@@ -17866,7 +17866,7 @@
     <w:p>
       <w:pPr>
         <w:pStyle w:val="ListBullet"/>
-        <w:spacing w:lineRule="exact" w:line="400" w:after="60"/>
+        <w:spacing w:lineRule="atLeast" w:line="400" w:after="60"/>
         <w:jc w:val="both"/>
       </w:pPr>
       <w:r>
@@ -17882,7 +17882,7 @@
     </w:p>
     <w:p>
       <w:pPr>
-        <w:spacing w:lineRule="exact" w:line="400" w:after="120"/>
+        <w:spacing w:lineRule="atLeast" w:line="400" w:after="120"/>
         <w:ind w:firstLine="420"/>
         <w:jc w:val="both"/>
       </w:pPr>
@@ -17914,7 +17914,7 @@
     </w:p>
     <w:p>
       <w:pPr>
-        <w:spacing w:lineRule="exact" w:line="400" w:after="120"/>
+        <w:spacing w:lineRule="atLeast" w:line="400" w:after="120"/>
         <w:ind w:firstLine="420"/>
         <w:jc w:val="both"/>
       </w:pPr>
@@ -17946,7 +17946,7 @@
     </w:p>
     <w:p>
       <w:pPr>
-        <w:spacing w:lineRule="exact" w:line="400" w:after="120"/>
+        <w:spacing w:lineRule="atLeast" w:line="400" w:after="120"/>
         <w:ind w:firstLine="420"/>
         <w:jc w:val="both"/>
       </w:pPr>
@@ -17978,7 +17978,7 @@
     </w:p>
     <w:p>
       <w:pPr>
-        <w:spacing w:lineRule="exact" w:line="400" w:after="60"/>
+        <w:spacing w:lineRule="atLeast" w:line="400" w:after="60"/>
         <w:ind w:left="420" w:hanging="249"/>
         <w:jc w:val="both"/>
       </w:pPr>
@@ -17995,7 +17995,7 @@
     </w:p>
     <w:p>
       <w:pPr>
-        <w:spacing w:lineRule="exact" w:line="400" w:after="60"/>
+        <w:spacing w:lineRule="atLeast" w:line="400" w:after="60"/>
         <w:ind w:left="420" w:hanging="249"/>
         <w:jc w:val="both"/>
       </w:pPr>
@@ -18012,7 +18012,7 @@
     </w:p>
     <w:p>
       <w:pPr>
-        <w:spacing w:lineRule="exact" w:line="400" w:after="60"/>
+        <w:spacing w:lineRule="atLeast" w:line="400" w:after="60"/>
         <w:ind w:left="420" w:hanging="249"/>
         <w:jc w:val="both"/>
       </w:pPr>
@@ -18029,7 +18029,7 @@
     </w:p>
     <w:p>
       <w:pPr>
-        <w:spacing w:lineRule="exact" w:line="400" w:after="60"/>
+        <w:spacing w:lineRule="atLeast" w:line="400" w:after="60"/>
         <w:ind w:left="420" w:hanging="249"/>
         <w:jc w:val="both"/>
       </w:pPr>

--- a/report/股指期货套利策略研究报告.docx
+++ b/report/股指期货套利策略研究报告.docx
@@ -498,13 +498,13 @@
     <w:p>
       <w:pPr>
         <w:rPr>
-          <w:rFonts w:hint="eastAsia"/>
           <w:lang w:eastAsia="zh-CN"/>
         </w:rPr>
       </w:pPr>
-    </w:p>
-    <w:p>
-      <w:r>
+      <w:r>
+        <w:rPr>
+          <w:lang w:eastAsia="zh-CN"/>
+        </w:rPr>
         <w:br w:type="page"/>
       </w:r>
     </w:p>
@@ -560,7 +560,7 @@
         </w:rPr>
         <w:fldChar w:fldCharType="separate"/>
       </w:r>
-      <w:hyperlink w:anchor="_Toc231914635" w:history="1">
+      <w:hyperlink w:anchor="_Toc231916807" w:history="1">
         <w:r>
           <w:rPr>
             <w:rStyle w:val="aff9"/>
@@ -588,7 +588,7 @@
             <w:noProof/>
             <w:webHidden/>
           </w:rPr>
-          <w:instrText xml:space="preserve"> PAGEREF _Toc231914635 \h </w:instrText>
+          <w:instrText xml:space="preserve"> PAGEREF _Toc231916807 \h </w:instrText>
         </w:r>
         <w:r>
           <w:rPr>
@@ -636,7 +636,7 @@
           <w14:ligatures w14:val="standardContextual"/>
         </w:rPr>
       </w:pPr>
-      <w:hyperlink w:anchor="_Toc231914636" w:history="1">
+      <w:hyperlink w:anchor="_Toc231916808" w:history="1">
         <w:r>
           <w:rPr>
             <w:rStyle w:val="aff9"/>
@@ -672,7 +672,7 @@
             <w:noProof/>
             <w:webHidden/>
           </w:rPr>
-          <w:instrText xml:space="preserve"> PAGEREF _Toc231914636 \h </w:instrText>
+          <w:instrText xml:space="preserve"> PAGEREF _Toc231916808 \h </w:instrText>
         </w:r>
         <w:r>
           <w:rPr>
@@ -721,7 +721,7 @@
           <w14:ligatures w14:val="standardContextual"/>
         </w:rPr>
       </w:pPr>
-      <w:hyperlink w:anchor="_Toc231914637" w:history="1">
+      <w:hyperlink w:anchor="_Toc231916809" w:history="1">
         <w:r>
           <w:rPr>
             <w:rStyle w:val="aff9"/>
@@ -757,7 +757,7 @@
             <w:noProof/>
             <w:webHidden/>
           </w:rPr>
-          <w:instrText xml:space="preserve"> PAGEREF _Toc231914637 \h </w:instrText>
+          <w:instrText xml:space="preserve"> PAGEREF _Toc231916809 \h </w:instrText>
         </w:r>
         <w:r>
           <w:rPr>
@@ -806,7 +806,7 @@
           <w14:ligatures w14:val="standardContextual"/>
         </w:rPr>
       </w:pPr>
-      <w:hyperlink w:anchor="_Toc231914638" w:history="1">
+      <w:hyperlink w:anchor="_Toc231916810" w:history="1">
         <w:r>
           <w:rPr>
             <w:rStyle w:val="aff9"/>
@@ -842,7 +842,7 @@
             <w:noProof/>
             <w:webHidden/>
           </w:rPr>
-          <w:instrText xml:space="preserve"> PAGEREF _Toc231914638 \h </w:instrText>
+          <w:instrText xml:space="preserve"> PAGEREF _Toc231916810 \h </w:instrText>
         </w:r>
         <w:r>
           <w:rPr>
@@ -891,7 +891,7 @@
           <w14:ligatures w14:val="standardContextual"/>
         </w:rPr>
       </w:pPr>
-      <w:hyperlink w:anchor="_Toc231914639" w:history="1">
+      <w:hyperlink w:anchor="_Toc231916811" w:history="1">
         <w:r>
           <w:rPr>
             <w:rStyle w:val="aff9"/>
@@ -927,7 +927,7 @@
             <w:noProof/>
             <w:webHidden/>
           </w:rPr>
-          <w:instrText xml:space="preserve"> PAGEREF _Toc231914639 \h </w:instrText>
+          <w:instrText xml:space="preserve"> PAGEREF _Toc231916811 \h </w:instrText>
         </w:r>
         <w:r>
           <w:rPr>
@@ -975,7 +975,7 @@
           <w14:ligatures w14:val="standardContextual"/>
         </w:rPr>
       </w:pPr>
-      <w:hyperlink w:anchor="_Toc231914640" w:history="1">
+      <w:hyperlink w:anchor="_Toc231916812" w:history="1">
         <w:r>
           <w:rPr>
             <w:rStyle w:val="aff9"/>
@@ -1011,7 +1011,7 @@
             <w:noProof/>
             <w:webHidden/>
           </w:rPr>
-          <w:instrText xml:space="preserve"> PAGEREF _Toc231914640 \h </w:instrText>
+          <w:instrText xml:space="preserve"> PAGEREF _Toc231916812 \h </w:instrText>
         </w:r>
         <w:r>
           <w:rPr>
@@ -1060,7 +1060,7 @@
           <w14:ligatures w14:val="standardContextual"/>
         </w:rPr>
       </w:pPr>
-      <w:hyperlink w:anchor="_Toc231914641" w:history="1">
+      <w:hyperlink w:anchor="_Toc231916813" w:history="1">
         <w:r>
           <w:rPr>
             <w:rStyle w:val="aff9"/>
@@ -1096,7 +1096,7 @@
             <w:noProof/>
             <w:webHidden/>
           </w:rPr>
-          <w:instrText xml:space="preserve"> PAGEREF _Toc231914641 \h </w:instrText>
+          <w:instrText xml:space="preserve"> PAGEREF _Toc231916813 \h </w:instrText>
         </w:r>
         <w:r>
           <w:rPr>
@@ -1145,7 +1145,7 @@
           <w14:ligatures w14:val="standardContextual"/>
         </w:rPr>
       </w:pPr>
-      <w:hyperlink w:anchor="_Toc231914642" w:history="1">
+      <w:hyperlink w:anchor="_Toc231916814" w:history="1">
         <w:r>
           <w:rPr>
             <w:rStyle w:val="aff9"/>
@@ -1181,7 +1181,7 @@
             <w:noProof/>
             <w:webHidden/>
           </w:rPr>
-          <w:instrText xml:space="preserve"> PAGEREF _Toc231914642 \h </w:instrText>
+          <w:instrText xml:space="preserve"> PAGEREF _Toc231916814 \h </w:instrText>
         </w:r>
         <w:r>
           <w:rPr>
@@ -1230,7 +1230,7 @@
           <w14:ligatures w14:val="standardContextual"/>
         </w:rPr>
       </w:pPr>
-      <w:hyperlink w:anchor="_Toc231914643" w:history="1">
+      <w:hyperlink w:anchor="_Toc231916815" w:history="1">
         <w:r>
           <w:rPr>
             <w:rStyle w:val="aff9"/>
@@ -1266,7 +1266,7 @@
             <w:noProof/>
             <w:webHidden/>
           </w:rPr>
-          <w:instrText xml:space="preserve"> PAGEREF _Toc231914643 \h </w:instrText>
+          <w:instrText xml:space="preserve"> PAGEREF _Toc231916815 \h </w:instrText>
         </w:r>
         <w:r>
           <w:rPr>
@@ -1314,7 +1314,7 @@
           <w14:ligatures w14:val="standardContextual"/>
         </w:rPr>
       </w:pPr>
-      <w:hyperlink w:anchor="_Toc231914644" w:history="1">
+      <w:hyperlink w:anchor="_Toc231916816" w:history="1">
         <w:r>
           <w:rPr>
             <w:rStyle w:val="aff9"/>
@@ -1350,7 +1350,7 @@
             <w:noProof/>
             <w:webHidden/>
           </w:rPr>
-          <w:instrText xml:space="preserve"> PAGEREF _Toc231914644 \h </w:instrText>
+          <w:instrText xml:space="preserve"> PAGEREF _Toc231916816 \h </w:instrText>
         </w:r>
         <w:r>
           <w:rPr>
@@ -1399,7 +1399,7 @@
           <w14:ligatures w14:val="standardContextual"/>
         </w:rPr>
       </w:pPr>
-      <w:hyperlink w:anchor="_Toc231914645" w:history="1">
+      <w:hyperlink w:anchor="_Toc231916817" w:history="1">
         <w:r>
           <w:rPr>
             <w:rStyle w:val="aff9"/>
@@ -1435,7 +1435,7 @@
             <w:noProof/>
             <w:webHidden/>
           </w:rPr>
-          <w:instrText xml:space="preserve"> PAGEREF _Toc231914645 \h </w:instrText>
+          <w:instrText xml:space="preserve"> PAGEREF _Toc231916817 \h </w:instrText>
         </w:r>
         <w:r>
           <w:rPr>
@@ -1484,7 +1484,7 @@
           <w14:ligatures w14:val="standardContextual"/>
         </w:rPr>
       </w:pPr>
-      <w:hyperlink w:anchor="_Toc231914646" w:history="1">
+      <w:hyperlink w:anchor="_Toc231916818" w:history="1">
         <w:r>
           <w:rPr>
             <w:rStyle w:val="aff9"/>
@@ -1520,7 +1520,7 @@
             <w:noProof/>
             <w:webHidden/>
           </w:rPr>
-          <w:instrText xml:space="preserve"> PAGEREF _Toc231914646 \h </w:instrText>
+          <w:instrText xml:space="preserve"> PAGEREF _Toc231916818 \h </w:instrText>
         </w:r>
         <w:r>
           <w:rPr>
@@ -1569,7 +1569,7 @@
           <w14:ligatures w14:val="standardContextual"/>
         </w:rPr>
       </w:pPr>
-      <w:hyperlink w:anchor="_Toc231914647" w:history="1">
+      <w:hyperlink w:anchor="_Toc231916819" w:history="1">
         <w:r>
           <w:rPr>
             <w:rStyle w:val="aff9"/>
@@ -1605,7 +1605,7 @@
             <w:noProof/>
             <w:webHidden/>
           </w:rPr>
-          <w:instrText xml:space="preserve"> PAGEREF _Toc231914647 \h </w:instrText>
+          <w:instrText xml:space="preserve"> PAGEREF _Toc231916819 \h </w:instrText>
         </w:r>
         <w:r>
           <w:rPr>
@@ -1654,7 +1654,7 @@
           <w14:ligatures w14:val="standardContextual"/>
         </w:rPr>
       </w:pPr>
-      <w:hyperlink w:anchor="_Toc231914648" w:history="1">
+      <w:hyperlink w:anchor="_Toc231916820" w:history="1">
         <w:r>
           <w:rPr>
             <w:rStyle w:val="aff9"/>
@@ -1690,7 +1690,7 @@
             <w:noProof/>
             <w:webHidden/>
           </w:rPr>
-          <w:instrText xml:space="preserve"> PAGEREF _Toc231914648 \h </w:instrText>
+          <w:instrText xml:space="preserve"> PAGEREF _Toc231916820 \h </w:instrText>
         </w:r>
         <w:r>
           <w:rPr>
@@ -1739,7 +1739,7 @@
           <w14:ligatures w14:val="standardContextual"/>
         </w:rPr>
       </w:pPr>
-      <w:hyperlink w:anchor="_Toc231914649" w:history="1">
+      <w:hyperlink w:anchor="_Toc231916821" w:history="1">
         <w:r>
           <w:rPr>
             <w:rStyle w:val="aff9"/>
@@ -1775,7 +1775,7 @@
             <w:noProof/>
             <w:webHidden/>
           </w:rPr>
-          <w:instrText xml:space="preserve"> PAGEREF _Toc231914649 \h </w:instrText>
+          <w:instrText xml:space="preserve"> PAGEREF _Toc231916821 \h </w:instrText>
         </w:r>
         <w:r>
           <w:rPr>
@@ -1824,7 +1824,7 @@
           <w14:ligatures w14:val="standardContextual"/>
         </w:rPr>
       </w:pPr>
-      <w:hyperlink w:anchor="_Toc231914650" w:history="1">
+      <w:hyperlink w:anchor="_Toc231916822" w:history="1">
         <w:r>
           <w:rPr>
             <w:rStyle w:val="aff9"/>
@@ -1860,7 +1860,7 @@
             <w:noProof/>
             <w:webHidden/>
           </w:rPr>
-          <w:instrText xml:space="preserve"> PAGEREF _Toc231914650 \h </w:instrText>
+          <w:instrText xml:space="preserve"> PAGEREF _Toc231916822 \h </w:instrText>
         </w:r>
         <w:r>
           <w:rPr>
@@ -1908,7 +1908,7 @@
           <w14:ligatures w14:val="standardContextual"/>
         </w:rPr>
       </w:pPr>
-      <w:hyperlink w:anchor="_Toc231914651" w:history="1">
+      <w:hyperlink w:anchor="_Toc231916823" w:history="1">
         <w:r>
           <w:rPr>
             <w:rStyle w:val="aff9"/>
@@ -1944,7 +1944,7 @@
             <w:noProof/>
             <w:webHidden/>
           </w:rPr>
-          <w:instrText xml:space="preserve"> PAGEREF _Toc231914651 \h </w:instrText>
+          <w:instrText xml:space="preserve"> PAGEREF _Toc231916823 \h </w:instrText>
         </w:r>
         <w:r>
           <w:rPr>
@@ -1993,7 +1993,7 @@
           <w14:ligatures w14:val="standardContextual"/>
         </w:rPr>
       </w:pPr>
-      <w:hyperlink w:anchor="_Toc231914652" w:history="1">
+      <w:hyperlink w:anchor="_Toc231916824" w:history="1">
         <w:r>
           <w:rPr>
             <w:rStyle w:val="aff9"/>
@@ -2029,7 +2029,7 @@
             <w:noProof/>
             <w:webHidden/>
           </w:rPr>
-          <w:instrText xml:space="preserve"> PAGEREF _Toc231914652 \h </w:instrText>
+          <w:instrText xml:space="preserve"> PAGEREF _Toc231916824 \h </w:instrText>
         </w:r>
         <w:r>
           <w:rPr>
@@ -2078,7 +2078,7 @@
           <w14:ligatures w14:val="standardContextual"/>
         </w:rPr>
       </w:pPr>
-      <w:hyperlink w:anchor="_Toc231914653" w:history="1">
+      <w:hyperlink w:anchor="_Toc231916825" w:history="1">
         <w:r>
           <w:rPr>
             <w:rStyle w:val="aff9"/>
@@ -2114,7 +2114,7 @@
             <w:noProof/>
             <w:webHidden/>
           </w:rPr>
-          <w:instrText xml:space="preserve"> PAGEREF _Toc231914653 \h </w:instrText>
+          <w:instrText xml:space="preserve"> PAGEREF _Toc231916825 \h </w:instrText>
         </w:r>
         <w:r>
           <w:rPr>
@@ -2163,7 +2163,7 @@
           <w14:ligatures w14:val="standardContextual"/>
         </w:rPr>
       </w:pPr>
-      <w:hyperlink w:anchor="_Toc231914654" w:history="1">
+      <w:hyperlink w:anchor="_Toc231916826" w:history="1">
         <w:r>
           <w:rPr>
             <w:rStyle w:val="aff9"/>
@@ -2199,7 +2199,7 @@
             <w:noProof/>
             <w:webHidden/>
           </w:rPr>
-          <w:instrText xml:space="preserve"> PAGEREF _Toc231914654 \h </w:instrText>
+          <w:instrText xml:space="preserve"> PAGEREF _Toc231916826 \h </w:instrText>
         </w:r>
         <w:r>
           <w:rPr>
@@ -2248,7 +2248,7 @@
           <w14:ligatures w14:val="standardContextual"/>
         </w:rPr>
       </w:pPr>
-      <w:hyperlink w:anchor="_Toc231914655" w:history="1">
+      <w:hyperlink w:anchor="_Toc231916827" w:history="1">
         <w:r>
           <w:rPr>
             <w:rStyle w:val="aff9"/>
@@ -2284,7 +2284,7 @@
             <w:noProof/>
             <w:webHidden/>
           </w:rPr>
-          <w:instrText xml:space="preserve"> PAGEREF _Toc231914655 \h </w:instrText>
+          <w:instrText xml:space="preserve"> PAGEREF _Toc231916827 \h </w:instrText>
         </w:r>
         <w:r>
           <w:rPr>
@@ -2332,7 +2332,7 @@
           <w14:ligatures w14:val="standardContextual"/>
         </w:rPr>
       </w:pPr>
-      <w:hyperlink w:anchor="_Toc231914656" w:history="1">
+      <w:hyperlink w:anchor="_Toc231916828" w:history="1">
         <w:r>
           <w:rPr>
             <w:rStyle w:val="aff9"/>
@@ -2368,7 +2368,7 @@
             <w:noProof/>
             <w:webHidden/>
           </w:rPr>
-          <w:instrText xml:space="preserve"> PAGEREF _Toc231914656 \h </w:instrText>
+          <w:instrText xml:space="preserve"> PAGEREF _Toc231916828 \h </w:instrText>
         </w:r>
         <w:r>
           <w:rPr>
@@ -2417,7 +2417,7 @@
           <w14:ligatures w14:val="standardContextual"/>
         </w:rPr>
       </w:pPr>
-      <w:hyperlink w:anchor="_Toc231914657" w:history="1">
+      <w:hyperlink w:anchor="_Toc231916829" w:history="1">
         <w:r>
           <w:rPr>
             <w:rStyle w:val="aff9"/>
@@ -2453,7 +2453,7 @@
             <w:noProof/>
             <w:webHidden/>
           </w:rPr>
-          <w:instrText xml:space="preserve"> PAGEREF _Toc231914657 \h </w:instrText>
+          <w:instrText xml:space="preserve"> PAGEREF _Toc231916829 \h </w:instrText>
         </w:r>
         <w:r>
           <w:rPr>
@@ -2502,7 +2502,7 @@
           <w14:ligatures w14:val="standardContextual"/>
         </w:rPr>
       </w:pPr>
-      <w:hyperlink w:anchor="_Toc231914658" w:history="1">
+      <w:hyperlink w:anchor="_Toc231916830" w:history="1">
         <w:r>
           <w:rPr>
             <w:rStyle w:val="aff9"/>
@@ -2538,7 +2538,7 @@
             <w:noProof/>
             <w:webHidden/>
           </w:rPr>
-          <w:instrText xml:space="preserve"> PAGEREF _Toc231914658 \h </w:instrText>
+          <w:instrText xml:space="preserve"> PAGEREF _Toc231916830 \h </w:instrText>
         </w:r>
         <w:r>
           <w:rPr>
@@ -2587,7 +2587,7 @@
           <w14:ligatures w14:val="standardContextual"/>
         </w:rPr>
       </w:pPr>
-      <w:hyperlink w:anchor="_Toc231914659" w:history="1">
+      <w:hyperlink w:anchor="_Toc231916831" w:history="1">
         <w:r>
           <w:rPr>
             <w:rStyle w:val="aff9"/>
@@ -2623,7 +2623,7 @@
             <w:noProof/>
             <w:webHidden/>
           </w:rPr>
-          <w:instrText xml:space="preserve"> PAGEREF _Toc231914659 \h </w:instrText>
+          <w:instrText xml:space="preserve"> PAGEREF _Toc231916831 \h </w:instrText>
         </w:r>
         <w:r>
           <w:rPr>
@@ -2672,7 +2672,7 @@
           <w14:ligatures w14:val="standardContextual"/>
         </w:rPr>
       </w:pPr>
-      <w:hyperlink w:anchor="_Toc231914660" w:history="1">
+      <w:hyperlink w:anchor="_Toc231916832" w:history="1">
         <w:r>
           <w:rPr>
             <w:rStyle w:val="aff9"/>
@@ -2708,7 +2708,7 @@
             <w:noProof/>
             <w:webHidden/>
           </w:rPr>
-          <w:instrText xml:space="preserve"> PAGEREF _Toc231914660 \h </w:instrText>
+          <w:instrText xml:space="preserve"> PAGEREF _Toc231916832 \h </w:instrText>
         </w:r>
         <w:r>
           <w:rPr>
@@ -2756,7 +2756,7 @@
           <w14:ligatures w14:val="standardContextual"/>
         </w:rPr>
       </w:pPr>
-      <w:hyperlink w:anchor="_Toc231914661" w:history="1">
+      <w:hyperlink w:anchor="_Toc231916833" w:history="1">
         <w:r>
           <w:rPr>
             <w:rStyle w:val="aff9"/>
@@ -2792,7 +2792,7 @@
             <w:noProof/>
             <w:webHidden/>
           </w:rPr>
-          <w:instrText xml:space="preserve"> PAGEREF _Toc231914661 \h </w:instrText>
+          <w:instrText xml:space="preserve"> PAGEREF _Toc231916833 \h </w:instrText>
         </w:r>
         <w:r>
           <w:rPr>
@@ -2841,7 +2841,7 @@
           <w14:ligatures w14:val="standardContextual"/>
         </w:rPr>
       </w:pPr>
-      <w:hyperlink w:anchor="_Toc231914662" w:history="1">
+      <w:hyperlink w:anchor="_Toc231916834" w:history="1">
         <w:r>
           <w:rPr>
             <w:rStyle w:val="aff9"/>
@@ -2869,7 +2869,7 @@
             <w:noProof/>
             <w:webHidden/>
           </w:rPr>
-          <w:instrText xml:space="preserve"> PAGEREF _Toc231914662 \h </w:instrText>
+          <w:instrText xml:space="preserve"> PAGEREF _Toc231916834 \h </w:instrText>
         </w:r>
         <w:r>
           <w:rPr>
@@ -2918,7 +2918,7 @@
           <w14:ligatures w14:val="standardContextual"/>
         </w:rPr>
       </w:pPr>
-      <w:hyperlink w:anchor="_Toc231914663" w:history="1">
+      <w:hyperlink w:anchor="_Toc231916835" w:history="1">
         <w:r>
           <w:rPr>
             <w:rStyle w:val="aff9"/>
@@ -2954,7 +2954,7 @@
             <w:noProof/>
             <w:webHidden/>
           </w:rPr>
-          <w:instrText xml:space="preserve"> PAGEREF _Toc231914663 \h </w:instrText>
+          <w:instrText xml:space="preserve"> PAGEREF _Toc231916835 \h </w:instrText>
         </w:r>
         <w:r>
           <w:rPr>
@@ -3003,7 +3003,7 @@
           <w14:ligatures w14:val="standardContextual"/>
         </w:rPr>
       </w:pPr>
-      <w:hyperlink w:anchor="_Toc231914664" w:history="1">
+      <w:hyperlink w:anchor="_Toc231916836" w:history="1">
         <w:r>
           <w:rPr>
             <w:rStyle w:val="aff9"/>
@@ -3055,7 +3055,7 @@
             <w:noProof/>
             <w:webHidden/>
           </w:rPr>
-          <w:instrText xml:space="preserve"> PAGEREF _Toc231914664 \h </w:instrText>
+          <w:instrText xml:space="preserve"> PAGEREF _Toc231916836 \h </w:instrText>
         </w:r>
         <w:r>
           <w:rPr>
@@ -3103,7 +3103,7 @@
           <w14:ligatures w14:val="standardContextual"/>
         </w:rPr>
       </w:pPr>
-      <w:hyperlink w:anchor="_Toc231914665" w:history="1">
+      <w:hyperlink w:anchor="_Toc231916837" w:history="1">
         <w:r>
           <w:rPr>
             <w:rStyle w:val="aff9"/>
@@ -3139,7 +3139,7 @@
             <w:noProof/>
             <w:webHidden/>
           </w:rPr>
-          <w:instrText xml:space="preserve"> PAGEREF _Toc231914665 \h </w:instrText>
+          <w:instrText xml:space="preserve"> PAGEREF _Toc231916837 \h </w:instrText>
         </w:r>
         <w:r>
           <w:rPr>
@@ -3188,7 +3188,7 @@
           <w14:ligatures w14:val="standardContextual"/>
         </w:rPr>
       </w:pPr>
-      <w:hyperlink w:anchor="_Toc231914666" w:history="1">
+      <w:hyperlink w:anchor="_Toc231916838" w:history="1">
         <w:r>
           <w:rPr>
             <w:rStyle w:val="aff9"/>
@@ -3224,7 +3224,7 @@
             <w:noProof/>
             <w:webHidden/>
           </w:rPr>
-          <w:instrText xml:space="preserve"> PAGEREF _Toc231914666 \h </w:instrText>
+          <w:instrText xml:space="preserve"> PAGEREF _Toc231916838 \h </w:instrText>
         </w:r>
         <w:r>
           <w:rPr>
@@ -3273,7 +3273,7 @@
           <w14:ligatures w14:val="standardContextual"/>
         </w:rPr>
       </w:pPr>
-      <w:hyperlink w:anchor="_Toc231914667" w:history="1">
+      <w:hyperlink w:anchor="_Toc231916839" w:history="1">
         <w:r>
           <w:rPr>
             <w:rStyle w:val="aff9"/>
@@ -3309,7 +3309,7 @@
             <w:noProof/>
             <w:webHidden/>
           </w:rPr>
-          <w:instrText xml:space="preserve"> PAGEREF _Toc231914667 \h </w:instrText>
+          <w:instrText xml:space="preserve"> PAGEREF _Toc231916839 \h </w:instrText>
         </w:r>
         <w:r>
           <w:rPr>
@@ -3357,7 +3357,7 @@
           <w14:ligatures w14:val="standardContextual"/>
         </w:rPr>
       </w:pPr>
-      <w:hyperlink w:anchor="_Toc231914668" w:history="1">
+      <w:hyperlink w:anchor="_Toc231916840" w:history="1">
         <w:r>
           <w:rPr>
             <w:rStyle w:val="aff9"/>
@@ -3393,7 +3393,7 @@
             <w:noProof/>
             <w:webHidden/>
           </w:rPr>
-          <w:instrText xml:space="preserve"> PAGEREF _Toc231914668 \h </w:instrText>
+          <w:instrText xml:space="preserve"> PAGEREF _Toc231916840 \h </w:instrText>
         </w:r>
         <w:r>
           <w:rPr>
@@ -3441,7 +3441,7 @@
           <w14:ligatures w14:val="standardContextual"/>
         </w:rPr>
       </w:pPr>
-      <w:hyperlink w:anchor="_Toc231914669" w:history="1">
+      <w:hyperlink w:anchor="_Toc231916841" w:history="1">
         <w:r>
           <w:rPr>
             <w:rStyle w:val="aff9"/>
@@ -3477,7 +3477,7 @@
             <w:noProof/>
             <w:webHidden/>
           </w:rPr>
-          <w:instrText xml:space="preserve"> PAGEREF _Toc231914669 \h </w:instrText>
+          <w:instrText xml:space="preserve"> PAGEREF _Toc231916841 \h </w:instrText>
         </w:r>
         <w:r>
           <w:rPr>
@@ -3525,7 +3525,7 @@
           <w14:ligatures w14:val="standardContextual"/>
         </w:rPr>
       </w:pPr>
-      <w:hyperlink w:anchor="_Toc231914670" w:history="1">
+      <w:hyperlink w:anchor="_Toc231916842" w:history="1">
         <w:r>
           <w:rPr>
             <w:rStyle w:val="aff9"/>
@@ -3553,7 +3553,7 @@
             <w:noProof/>
             <w:webHidden/>
           </w:rPr>
-          <w:instrText xml:space="preserve"> PAGEREF _Toc231914670 \h </w:instrText>
+          <w:instrText xml:space="preserve"> PAGEREF _Toc231916842 \h </w:instrText>
         </w:r>
         <w:r>
           <w:rPr>
@@ -3629,7 +3629,7 @@
           <w:lang w:eastAsia="zh-CN"/>
         </w:rPr>
       </w:pPr>
-      <w:bookmarkStart w:id="0" w:name="_Toc231914635"/>
+      <w:bookmarkStart w:id="0" w:name="_Toc231916807"/>
       <w:r>
         <w:rPr>
           <w:rFonts w:ascii="Times New Roman" w:eastAsia="黑体" w:hAnsi="Times New Roman"/>
@@ -3645,6 +3645,9 @@
         <w:spacing w:after="120" w:line="400" w:lineRule="exact"/>
         <w:ind w:firstLine="420"/>
         <w:jc w:val="both"/>
+        <w:rPr>
+          <w:lang w:eastAsia="zh-CN"/>
+        </w:rPr>
       </w:pPr>
       <w:r>
         <w:rPr>
@@ -3698,15 +3701,167 @@
         <w:rPr>
           <w:lang w:eastAsia="zh-CN"/>
         </w:rPr>
-        <w:t>股指期货）的吃贴水与跨期套利策略。</w:t>
+        <w:t>股指期货）的吃贴水与跨期套利策略。结论可以先概括为一句话：</w:t>
+      </w:r>
+      <w:r>
+        <w:rPr>
+          <w:b/>
+          <w:lang w:eastAsia="zh-CN"/>
+        </w:rPr>
+        <w:t>贴水确实提供了历史补偿，但它不是低风险套利；跨期价差存在交易线索，却还不足以单独支撑主策略。</w:t>
+      </w:r>
+    </w:p>
+    <w:p>
+      <w:pPr>
+        <w:pStyle w:val="a0"/>
+        <w:spacing w:after="60" w:line="400" w:lineRule="exact"/>
+        <w:jc w:val="both"/>
+      </w:pPr>
+      <w:r>
+        <w:rPr>
+          <w:b/>
+          <w:lang w:eastAsia="zh-CN"/>
+        </w:rPr>
+        <w:t>吃贴水策略有经济收益。</w:t>
+      </w:r>
+      <w:r>
+        <w:rPr>
+          <w:lang w:eastAsia="zh-CN"/>
+        </w:rPr>
+        <w:t xml:space="preserve"> </w:t>
+      </w:r>
+      <w:r>
+        <w:t xml:space="preserve">IC Always </w:t>
       </w:r>
       <w:proofErr w:type="spellStart"/>
       <w:r>
-        <w:t>核心发现</w:t>
+        <w:t>年化收益</w:t>
       </w:r>
       <w:proofErr w:type="spellEnd"/>
       <w:r>
-        <w:t>：</w:t>
+        <w:t xml:space="preserve"> 9.62%</w:t>
+      </w:r>
+      <w:r>
+        <w:t>（</w:t>
+      </w:r>
+      <w:proofErr w:type="spellStart"/>
+      <w:r>
+        <w:t>指数</w:t>
+      </w:r>
+      <w:proofErr w:type="spellEnd"/>
+      <w:r>
+        <w:t xml:space="preserve"> 0.83%</w:t>
+      </w:r>
+      <w:r>
+        <w:t>），</w:t>
+      </w:r>
+      <w:r>
+        <w:t xml:space="preserve">IM Always </w:t>
+      </w:r>
+      <w:proofErr w:type="spellStart"/>
+      <w:r>
+        <w:t>年化收益</w:t>
+      </w:r>
+      <w:proofErr w:type="spellEnd"/>
+      <w:r>
+        <w:t xml:space="preserve"> 15.88%</w:t>
+      </w:r>
+      <w:r>
+        <w:t>（</w:t>
+      </w:r>
+      <w:proofErr w:type="spellStart"/>
+      <w:r>
+        <w:t>指数</w:t>
+      </w:r>
+      <w:proofErr w:type="spellEnd"/>
+      <w:r>
+        <w:t xml:space="preserve"> 5.31%</w:t>
+      </w:r>
+      <w:r>
+        <w:t>）。</w:t>
+      </w:r>
+      <w:proofErr w:type="spellStart"/>
+      <w:r>
+        <w:t>这部分超额主要来自期货长期贴水下的基差收敛和展期补偿</w:t>
+      </w:r>
+      <w:proofErr w:type="spellEnd"/>
+      <w:r>
+        <w:t>。</w:t>
+      </w:r>
+    </w:p>
+    <w:p>
+      <w:pPr>
+        <w:pStyle w:val="a0"/>
+        <w:spacing w:after="60" w:line="400" w:lineRule="exact"/>
+        <w:jc w:val="both"/>
+        <w:rPr>
+          <w:lang w:eastAsia="zh-CN"/>
+        </w:rPr>
+      </w:pPr>
+      <w:r>
+        <w:rPr>
+          <w:b/>
+          <w:lang w:eastAsia="zh-CN"/>
+        </w:rPr>
+        <w:t>收益背后承担了较高方向风险。</w:t>
+      </w:r>
+      <w:r>
+        <w:rPr>
+          <w:lang w:eastAsia="zh-CN"/>
+        </w:rPr>
+        <w:t xml:space="preserve"> </w:t>
+      </w:r>
+      <w:r>
+        <w:t xml:space="preserve">IC Always </w:t>
+      </w:r>
+      <w:proofErr w:type="spellStart"/>
+      <w:r>
+        <w:t>最大回撤</w:t>
+      </w:r>
+      <w:proofErr w:type="spellEnd"/>
+      <w:r>
+        <w:t xml:space="preserve"> -61.38%</w:t>
+      </w:r>
+      <w:r>
+        <w:t>，</w:t>
+      </w:r>
+      <w:r>
+        <w:t>IM Always -50.81%</w:t>
+      </w:r>
+      <w:r>
+        <w:t>。</w:t>
+      </w:r>
+      <w:proofErr w:type="gramStart"/>
+      <w:r>
+        <w:rPr>
+          <w:lang w:eastAsia="zh-CN"/>
+        </w:rPr>
+        <w:t>策略更接近</w:t>
+      </w:r>
+      <w:r>
+        <w:rPr>
+          <w:lang w:eastAsia="zh-CN"/>
+        </w:rPr>
+        <w:t>“</w:t>
+      </w:r>
+      <w:proofErr w:type="gramEnd"/>
+      <w:r>
+        <w:rPr>
+          <w:lang w:eastAsia="zh-CN"/>
+        </w:rPr>
+        <w:t>用股指期货替代指数多头并获取贴水补偿</w:t>
+      </w:r>
+      <w:r>
+        <w:rPr>
+          <w:lang w:eastAsia="zh-CN"/>
+        </w:rPr>
+        <w:t>”</w:t>
+      </w:r>
+      <w:r>
+        <w:rPr>
+          <w:lang w:eastAsia="zh-CN"/>
+        </w:rPr>
+        <w:t>，不是市场中性套利。</w:t>
       </w:r>
     </w:p>
     <w:p>
@@ -3717,61 +3872,97 @@
       </w:pPr>
       <w:proofErr w:type="spellStart"/>
       <w:r>
-        <w:t>吃贴水策略跑赢指数。</w:t>
+        <w:rPr>
+          <w:b/>
+        </w:rPr>
+        <w:t>统计证据偏弱</w:t>
+      </w:r>
+      <w:proofErr w:type="spellEnd"/>
+      <w:r>
+        <w:rPr>
+          <w:b/>
+        </w:rPr>
+        <w:t>。</w:t>
+      </w:r>
+      <w:r>
+        <w:t xml:space="preserve"> Block Bootstrap </w:t>
+      </w:r>
+      <w:proofErr w:type="spellStart"/>
+      <w:r>
+        <w:t>检验下，</w:t>
       </w:r>
       <w:r>
         <w:t>IC</w:t>
       </w:r>
       <w:proofErr w:type="spellEnd"/>
       <w:r>
-        <w:t xml:space="preserve"> Always </w:t>
+        <w:t xml:space="preserve"> Sharpe </w:t>
       </w:r>
       <w:proofErr w:type="spellStart"/>
       <w:r>
-        <w:t>年化收益</w:t>
+        <w:t>差异</w:t>
       </w:r>
       <w:proofErr w:type="spellEnd"/>
       <w:r>
-        <w:t xml:space="preserve"> 9.62%</w:t>
-      </w:r>
-      <w:r>
-        <w:t>（</w:t>
+        <w:t xml:space="preserve"> 95% CI </w:t>
+      </w:r>
+      <w:r>
+        <w:t>为</w:t>
+      </w:r>
+      <w:r>
+        <w:t xml:space="preserve"> [-0.1669, 0.</w:t>
+      </w:r>
+      <w:proofErr w:type="gramStart"/>
+      <w:r>
+        <w:t>8246]</w:t>
+      </w:r>
+      <w:r>
+        <w:t>，</w:t>
+      </w:r>
+      <w:proofErr w:type="gramEnd"/>
+      <w:r>
+        <w:t>p = 0.1980</w:t>
+      </w:r>
+      <w:r>
+        <w:t>；</w:t>
+      </w:r>
+      <w:r>
+        <w:t xml:space="preserve">IM </w:t>
+      </w:r>
+      <w:r>
+        <w:t>为</w:t>
+      </w:r>
+      <w:r>
+        <w:t xml:space="preserve"> [-0.4077, 1.0583]</w:t>
+      </w:r>
+      <w:r>
+        <w:t>，</w:t>
+      </w:r>
+      <w:r>
+        <w:t>p = 0.4100</w:t>
+      </w:r>
+      <w:r>
+        <w:t>。两个置信区间均覆盖</w:t>
+      </w:r>
+      <w:r>
+        <w:t xml:space="preserve"> 0</w:t>
+      </w:r>
+      <w:r>
+        <w:t>，不能拒绝</w:t>
+      </w:r>
+      <w:r>
+        <w:t xml:space="preserve">“Sharpe </w:t>
       </w:r>
       <w:proofErr w:type="spellStart"/>
       <w:r>
-        <w:t>指数</w:t>
+        <w:t>差异为</w:t>
       </w:r>
       <w:proofErr w:type="spellEnd"/>
       <w:r>
-        <w:t xml:space="preserve"> 0.83%</w:t>
-      </w:r>
-      <w:r>
-        <w:t>），</w:t>
-      </w:r>
-      <w:r>
-        <w:t>IM Always 15.88%</w:t>
-      </w:r>
-      <w:r>
-        <w:t>（</w:t>
-      </w:r>
-      <w:proofErr w:type="spellStart"/>
-      <w:r>
-        <w:t>指数</w:t>
-      </w:r>
-      <w:proofErr w:type="spellEnd"/>
-      <w:r>
-        <w:t xml:space="preserve"> 5.31%</w:t>
-      </w:r>
-      <w:r>
-        <w:t>），</w:t>
-      </w:r>
-      <w:proofErr w:type="spellStart"/>
-      <w:r>
-        <w:t>超额来自期货贴水结构下的基差收敛与展期补偿</w:t>
-      </w:r>
-      <w:proofErr w:type="spellEnd"/>
-      <w:r>
-        <w:t>。</w:t>
+        <w:t xml:space="preserve"> 0”</w:t>
+      </w:r>
+      <w:r>
+        <w:t>的原假设。</w:t>
       </w:r>
     </w:p>
     <w:p>
@@ -3779,42 +3970,92 @@
         <w:pStyle w:val="a0"/>
         <w:spacing w:after="60" w:line="400" w:lineRule="exact"/>
         <w:jc w:val="both"/>
+        <w:rPr>
+          <w:lang w:eastAsia="zh-CN"/>
+        </w:rPr>
       </w:pPr>
+      <w:r>
+        <w:rPr>
+          <w:b/>
+          <w:lang w:eastAsia="zh-CN"/>
+        </w:rPr>
+        <w:t>跨期套利有边际改善，但收益厚度有限。</w:t>
+      </w:r>
+      <w:r>
+        <w:rPr>
+          <w:lang w:eastAsia="zh-CN"/>
+        </w:rPr>
+        <w:t xml:space="preserve"> </w:t>
+      </w:r>
       <w:proofErr w:type="spellStart"/>
       <w:r>
-        <w:t>超额不等于低风险。</w:t>
-      </w:r>
-      <w:r>
-        <w:t>IC</w:t>
+        <w:t>采用期限结构斜率后，固定规则下</w:t>
       </w:r>
       <w:proofErr w:type="spellEnd"/>
       <w:r>
-        <w:t xml:space="preserve"> Always </w:t>
+        <w:t xml:space="preserve"> IC </w:t>
       </w:r>
       <w:proofErr w:type="spellStart"/>
       <w:r>
-        <w:t>最大回撤</w:t>
+        <w:t>年化</w:t>
       </w:r>
       <w:proofErr w:type="spellEnd"/>
       <w:r>
-        <w:t xml:space="preserve"> -61.38%</w:t>
+        <w:t xml:space="preserve"> 0.14%</w:t>
+      </w:r>
+      <w:r>
+        <w:t>、</w:t>
+      </w:r>
+      <w:r>
+        <w:t>Sharpe(0RF) 0.03</w:t>
       </w:r>
       <w:r>
         <w:t>，</w:t>
       </w:r>
       <w:r>
-        <w:t>IM Always -50.81%</w:t>
-      </w:r>
-      <w:r>
-        <w:t>，</w:t>
+        <w:t xml:space="preserve">IM </w:t>
       </w:r>
       <w:proofErr w:type="spellStart"/>
       <w:r>
-        <w:t>策略本质是指数多头替代而非市场中性套利</w:t>
+        <w:t>年化</w:t>
       </w:r>
       <w:proofErr w:type="spellEnd"/>
       <w:r>
+        <w:t xml:space="preserve"> 2.30%</w:t>
+      </w:r>
+      <w:r>
+        <w:t>、</w:t>
+      </w:r>
+      <w:r>
+        <w:t>Sharpe(0RF) 0.64</w:t>
+      </w:r>
+      <w:r>
+        <w:t>；若扣除</w:t>
+      </w:r>
+      <w:r>
+        <w:t xml:space="preserve"> 3% </w:t>
+      </w:r>
+      <w:proofErr w:type="spellStart"/>
+      <w:r>
+        <w:t>资金门槛，两者</w:t>
+      </w:r>
+      <w:proofErr w:type="spellEnd"/>
+      <w:r>
+        <w:t xml:space="preserve"> Sharpe </w:t>
+      </w:r>
+      <w:proofErr w:type="spellStart"/>
+      <w:r>
+        <w:t>均为负</w:t>
+      </w:r>
+      <w:proofErr w:type="spellEnd"/>
+      <w:r>
         <w:t>。</w:t>
+      </w:r>
+      <w:r>
+        <w:rPr>
+          <w:lang w:eastAsia="zh-CN"/>
+        </w:rPr>
+        <w:t>该模块可以作为补充研究，不适合作为主收益来源。</w:t>
       </w:r>
     </w:p>
     <w:p>
@@ -3822,72 +4063,72 @@
         <w:pStyle w:val="a0"/>
         <w:spacing w:after="60" w:line="400" w:lineRule="exact"/>
         <w:jc w:val="both"/>
+        <w:rPr>
+          <w:lang w:eastAsia="zh-CN"/>
+        </w:rPr>
       </w:pPr>
       <w:r>
-        <w:t xml:space="preserve">Block Bootstrap </w:t>
-      </w:r>
-      <w:proofErr w:type="spellStart"/>
-      <w:r>
-        <w:t>检验：</w:t>
-      </w:r>
-      <w:r>
-        <w:t>IC</w:t>
-      </w:r>
-      <w:proofErr w:type="spellEnd"/>
-      <w:r>
-        <w:t xml:space="preserve"> Sharpe </w:t>
-      </w:r>
-      <w:proofErr w:type="spellStart"/>
-      <w:r>
-        <w:t>差异</w:t>
-      </w:r>
-      <w:proofErr w:type="spellEnd"/>
-      <w:r>
-        <w:t xml:space="preserve"> 95% CI [-0.1669, 0.</w:t>
+        <w:rPr>
+          <w:b/>
+          <w:lang w:eastAsia="zh-CN"/>
+        </w:rPr>
+        <w:t>品种组合分散作用有限。</w:t>
+      </w:r>
+      <w:r>
+        <w:rPr>
+          <w:lang w:eastAsia="zh-CN"/>
+        </w:rPr>
+        <w:t xml:space="preserve"> IC </w:t>
+      </w:r>
+      <w:r>
+        <w:rPr>
+          <w:lang w:eastAsia="zh-CN"/>
+        </w:rPr>
+        <w:t>与</w:t>
+      </w:r>
+      <w:r>
+        <w:rPr>
+          <w:lang w:eastAsia="zh-CN"/>
+        </w:rPr>
+        <w:t xml:space="preserve"> IM </w:t>
       </w:r>
       <w:proofErr w:type="gramStart"/>
       <w:r>
-        <w:t>8246]</w:t>
-      </w:r>
-      <w:r>
-        <w:t>，</w:t>
+        <w:rPr>
+          <w:lang w:eastAsia="zh-CN"/>
+        </w:rPr>
+        <w:t>日收益</w:t>
       </w:r>
       <w:proofErr w:type="gramEnd"/>
       <w:r>
-        <w:t>p = 0.1980</w:t>
-      </w:r>
-      <w:r>
-        <w:t>；</w:t>
-      </w:r>
-      <w:r>
-        <w:t>IM CI [-0.4077, 1.0583]</w:t>
-      </w:r>
-      <w:r>
-        <w:t>，</w:t>
-      </w:r>
-      <w:r>
-        <w:t>p = 0.4100</w:t>
-      </w:r>
-      <w:r>
-        <w:t>。置信区间覆盖</w:t>
-      </w:r>
-      <w:r>
-        <w:t xml:space="preserve"> 0</w:t>
-      </w:r>
-      <w:r>
-        <w:t>，统计上不能拒绝</w:t>
-      </w:r>
-      <w:r>
-        <w:t>"</w:t>
-      </w:r>
-      <w:r>
-        <w:t>超额为</w:t>
-      </w:r>
-      <w:r>
-        <w:t xml:space="preserve"> 0"</w:t>
-      </w:r>
-      <w:r>
-        <w:t>的原假设。</w:t>
+        <w:rPr>
+          <w:lang w:eastAsia="zh-CN"/>
+        </w:rPr>
+        <w:t>相关性约</w:t>
+      </w:r>
+      <w:r>
+        <w:rPr>
+          <w:lang w:eastAsia="zh-CN"/>
+        </w:rPr>
+        <w:t xml:space="preserve"> 0.95</w:t>
+      </w:r>
+      <w:r>
+        <w:rPr>
+          <w:lang w:eastAsia="zh-CN"/>
+        </w:rPr>
+        <w:t>，同属中小盘权益</w:t>
+      </w:r>
+      <w:r>
+        <w:rPr>
+          <w:lang w:eastAsia="zh-CN"/>
+        </w:rPr>
+        <w:t xml:space="preserve"> beta</w:t>
+      </w:r>
+      <w:r>
+        <w:rPr>
+          <w:lang w:eastAsia="zh-CN"/>
+        </w:rPr>
+        <w:t>，简单组合难以明显降低波动。</w:t>
       </w:r>
     </w:p>
     <w:p>
@@ -3901,69 +4142,48 @@
       </w:pPr>
       <w:r>
         <w:rPr>
-          <w:lang w:eastAsia="zh-CN"/>
-        </w:rPr>
-        <w:t>跨期套利（日频</w:t>
-      </w:r>
-      <w:r>
-        <w:rPr>
-          <w:lang w:eastAsia="zh-CN"/>
-        </w:rPr>
-        <w:t xml:space="preserve"> T+1</w:t>
-      </w:r>
-      <w:r>
-        <w:rPr>
-          <w:lang w:eastAsia="zh-CN"/>
-        </w:rPr>
-        <w:t>）不可行：</w:t>
-      </w:r>
-      <w:r>
-        <w:rPr>
-          <w:lang w:eastAsia="zh-CN"/>
-        </w:rPr>
-        <w:t xml:space="preserve">IC </w:t>
-      </w:r>
-      <w:r>
-        <w:rPr>
-          <w:lang w:eastAsia="zh-CN"/>
-        </w:rPr>
-        <w:t>和</w:t>
-      </w:r>
-      <w:r>
-        <w:rPr>
-          <w:lang w:eastAsia="zh-CN"/>
-        </w:rPr>
-        <w:t xml:space="preserve"> IM </w:t>
-      </w:r>
-      <w:r>
-        <w:rPr>
-          <w:lang w:eastAsia="zh-CN"/>
-        </w:rPr>
-        <w:t>各</w:t>
-      </w:r>
-      <w:r>
-        <w:rPr>
-          <w:lang w:eastAsia="zh-CN"/>
-        </w:rPr>
-        <w:t xml:space="preserve"> 16 </w:t>
-      </w:r>
-      <w:r>
-        <w:rPr>
-          <w:lang w:eastAsia="zh-CN"/>
-        </w:rPr>
-        <w:t>组参数扫描，均无正</w:t>
-      </w:r>
-      <w:r>
-        <w:rPr>
-          <w:lang w:eastAsia="zh-CN"/>
-        </w:rPr>
-        <w:t xml:space="preserve"> Sharpe</w:t>
-      </w:r>
-      <w:r>
-        <w:rPr>
-          <w:lang w:eastAsia="zh-CN"/>
-        </w:rPr>
-        <w:t>。限制不在参数选择，在日频收盘价下价差可捕捉偏离太少。</w:t>
+          <w:b/>
+          <w:lang w:eastAsia="zh-CN"/>
+        </w:rPr>
+        <w:t>风险控制能降回撤，但会消耗收益。</w:t>
+      </w:r>
+      <w:r>
+        <w:rPr>
+          <w:lang w:eastAsia="zh-CN"/>
+        </w:rPr>
+        <w:t xml:space="preserve"> </w:t>
+      </w:r>
+      <w:r>
+        <w:rPr>
+          <w:lang w:eastAsia="zh-CN"/>
+        </w:rPr>
+        <w:t>波动率目标和回撤控制版本的</w:t>
+      </w:r>
+      <w:r>
+        <w:rPr>
+          <w:lang w:eastAsia="zh-CN"/>
+        </w:rPr>
+        <w:t xml:space="preserve"> Sharpe </w:t>
+      </w:r>
+      <w:r>
+        <w:rPr>
+          <w:lang w:eastAsia="zh-CN"/>
+        </w:rPr>
+        <w:t>均为负，说明贴水补偿不够厚，难以同时满足</w:t>
+      </w:r>
+      <w:proofErr w:type="gramStart"/>
+      <w:r>
+        <w:rPr>
+          <w:lang w:eastAsia="zh-CN"/>
+        </w:rPr>
+        <w:t>低回撤和高</w:t>
+      </w:r>
+      <w:proofErr w:type="gramEnd"/>
+      <w:r>
+        <w:rPr>
+          <w:lang w:eastAsia="zh-CN"/>
+        </w:rPr>
+        <w:t>收益。</w:t>
       </w:r>
     </w:p>
     <w:p>
@@ -3977,121 +4197,46 @@
       </w:pPr>
       <w:r>
         <w:rPr>
-          <w:lang w:eastAsia="zh-CN"/>
-        </w:rPr>
-        <w:t>组合策略的分散化价值有限：</w:t>
-      </w:r>
-      <w:r>
-        <w:rPr>
-          <w:lang w:eastAsia="zh-CN"/>
-        </w:rPr>
-        <w:t xml:space="preserve">IC </w:t>
-      </w:r>
-      <w:r>
-        <w:rPr>
-          <w:lang w:eastAsia="zh-CN"/>
-        </w:rPr>
-        <w:t>与</w:t>
-      </w:r>
-      <w:r>
-        <w:rPr>
-          <w:lang w:eastAsia="zh-CN"/>
-        </w:rPr>
-        <w:t xml:space="preserve"> IM </w:t>
-      </w:r>
-      <w:proofErr w:type="gramStart"/>
-      <w:r>
-        <w:rPr>
-          <w:lang w:eastAsia="zh-CN"/>
-        </w:rPr>
-        <w:t>日收益</w:t>
-      </w:r>
-      <w:proofErr w:type="gramEnd"/>
-      <w:r>
-        <w:rPr>
-          <w:lang w:eastAsia="zh-CN"/>
-        </w:rPr>
-        <w:t>相关性约</w:t>
-      </w:r>
-      <w:r>
-        <w:rPr>
-          <w:lang w:eastAsia="zh-CN"/>
-        </w:rPr>
-        <w:t xml:space="preserve"> 0.95</w:t>
-      </w:r>
-      <w:r>
-        <w:rPr>
-          <w:lang w:eastAsia="zh-CN"/>
-        </w:rPr>
-        <w:t>，品种组合不能有效降低波动。</w:t>
-      </w:r>
-    </w:p>
-    <w:p>
-      <w:pPr>
-        <w:pStyle w:val="a0"/>
-        <w:spacing w:after="60" w:line="400" w:lineRule="exact"/>
-        <w:jc w:val="both"/>
-        <w:rPr>
-          <w:lang w:eastAsia="zh-CN"/>
-        </w:rPr>
-      </w:pPr>
-      <w:r>
-        <w:rPr>
-          <w:lang w:eastAsia="zh-CN"/>
-        </w:rPr>
-        <w:t>风险控制（波动率目标</w:t>
-      </w:r>
-      <w:r>
-        <w:rPr>
-          <w:lang w:eastAsia="zh-CN"/>
-        </w:rPr>
-        <w:t>/</w:t>
-      </w:r>
-      <w:r>
-        <w:rPr>
-          <w:lang w:eastAsia="zh-CN"/>
-        </w:rPr>
-        <w:t>回撤控制）可降回撤，但夏普全部转负</w:t>
-      </w:r>
-      <w:r>
-        <w:rPr>
-          <w:lang w:eastAsia="zh-CN"/>
-        </w:rPr>
-        <w:t>——</w:t>
-      </w:r>
-      <w:r>
-        <w:rPr>
-          <w:lang w:eastAsia="zh-CN"/>
-        </w:rPr>
-        <w:t>贴水补偿的厚度不足以支撑降杠杆后的交易摩擦。</w:t>
-      </w:r>
-    </w:p>
-    <w:p>
-      <w:pPr>
-        <w:pStyle w:val="a0"/>
-        <w:spacing w:after="60" w:line="400" w:lineRule="exact"/>
-        <w:jc w:val="both"/>
-        <w:rPr>
-          <w:lang w:eastAsia="zh-CN"/>
-        </w:rPr>
-      </w:pPr>
-      <w:r>
-        <w:rPr>
-          <w:lang w:eastAsia="zh-CN"/>
-        </w:rPr>
-        <w:t>本研究从原始数据出发，</w:t>
-      </w:r>
-      <w:r>
-        <w:rPr>
-          <w:lang w:eastAsia="zh-CN"/>
-        </w:rPr>
-        <w:t xml:space="preserve">Notebook </w:t>
-      </w:r>
-      <w:r>
-        <w:rPr>
-          <w:lang w:eastAsia="zh-CN"/>
-        </w:rPr>
-        <w:t>可从头执行复现，所有参数和随机种子固定。</w:t>
+          <w:b/>
+          <w:lang w:eastAsia="zh-CN"/>
+        </w:rPr>
+        <w:t>可复现性较好。</w:t>
+      </w:r>
+      <w:r>
+        <w:rPr>
+          <w:lang w:eastAsia="zh-CN"/>
+        </w:rPr>
+        <w:t xml:space="preserve"> </w:t>
+      </w:r>
+      <w:r>
+        <w:rPr>
+          <w:lang w:eastAsia="zh-CN"/>
+        </w:rPr>
+        <w:t>研究从原始</w:t>
+      </w:r>
+      <w:r>
+        <w:rPr>
+          <w:lang w:eastAsia="zh-CN"/>
+        </w:rPr>
+        <w:t xml:space="preserve"> Excel </w:t>
+      </w:r>
+      <w:r>
+        <w:rPr>
+          <w:lang w:eastAsia="zh-CN"/>
+        </w:rPr>
+        <w:t>数据开始，数据清洗、回测、统计检验、归因和图表输出均在</w:t>
+      </w:r>
+      <w:r>
+        <w:rPr>
+          <w:lang w:eastAsia="zh-CN"/>
+        </w:rPr>
+        <w:t xml:space="preserve"> Notebook </w:t>
+      </w:r>
+      <w:r>
+        <w:rPr>
+          <w:lang w:eastAsia="zh-CN"/>
+        </w:rPr>
+        <w:t>中完成，关键随机过程固定种子。</w:t>
       </w:r>
     </w:p>
     <w:p>
@@ -4697,7 +4842,7 @@
           <w:lang w:eastAsia="zh-CN"/>
         </w:rPr>
       </w:pPr>
-      <w:bookmarkStart w:id="1" w:name="_Toc231914636"/>
+      <w:bookmarkStart w:id="1" w:name="_Toc231916808"/>
       <w:r>
         <w:rPr>
           <w:rFonts w:ascii="Times New Roman" w:eastAsia="黑体" w:hAnsi="Times New Roman"/>
@@ -4735,7 +4880,7 @@
           <w:lang w:eastAsia="zh-CN"/>
         </w:rPr>
       </w:pPr>
-      <w:bookmarkStart w:id="2" w:name="_Toc231914637"/>
+      <w:bookmarkStart w:id="2" w:name="_Toc231916809"/>
       <w:r>
         <w:rPr>
           <w:rFonts w:ascii="Times New Roman" w:eastAsia="黑体" w:hAnsi="Times New Roman"/>
@@ -5934,7 +6079,7 @@
         <w:rPr>
           <w:lang w:eastAsia="zh-CN"/>
         </w:rPr>
-        <w:t>本报告所有数据均来源于</w:t>
+        <w:t>数据均来源于</w:t>
       </w:r>
       <w:r>
         <w:rPr>
@@ -5972,7 +6117,7 @@
         <w:rPr>
           <w:lang w:eastAsia="zh-CN"/>
         </w:rPr>
-        <w:t>文件，指标计算与策略</w:t>
+        <w:t>文件。指标计算与策略</w:t>
       </w:r>
       <w:proofErr w:type="gramStart"/>
       <w:r>
@@ -5992,7 +6137,61 @@
         <w:rPr>
           <w:lang w:eastAsia="zh-CN"/>
         </w:rPr>
-        <w:t>中完成。后续表格不再重复说明数据出处。</w:t>
+        <w:t>中完成；报告中的核心数字以</w:t>
+      </w:r>
+      <w:r>
+        <w:rPr>
+          <w:lang w:eastAsia="zh-CN"/>
+        </w:rPr>
+        <w:t xml:space="preserve"> </w:t>
+      </w:r>
+      <w:r>
+        <w:rPr>
+          <w:rFonts w:ascii="Consolas" w:hAnsi="Consolas"/>
+          <w:color w:val="555555"/>
+          <w:sz w:val="23"/>
+          <w:lang w:eastAsia="zh-CN"/>
+        </w:rPr>
+        <w:t>output/tables/</w:t>
+      </w:r>
+      <w:r>
+        <w:rPr>
+          <w:lang w:eastAsia="zh-CN"/>
+        </w:rPr>
+        <w:t xml:space="preserve"> </w:t>
+      </w:r>
+      <w:r>
+        <w:rPr>
+          <w:lang w:eastAsia="zh-CN"/>
+        </w:rPr>
+        <w:t>和</w:t>
+      </w:r>
+      <w:r>
+        <w:rPr>
+          <w:lang w:eastAsia="zh-CN"/>
+        </w:rPr>
+        <w:t xml:space="preserve"> </w:t>
+      </w:r>
+      <w:r>
+        <w:rPr>
+          <w:rFonts w:ascii="Consolas" w:hAnsi="Consolas"/>
+          <w:color w:val="555555"/>
+          <w:sz w:val="23"/>
+          <w:lang w:eastAsia="zh-CN"/>
+        </w:rPr>
+        <w:t>output/validation_summary.csv</w:t>
+      </w:r>
+      <w:r>
+        <w:rPr>
+          <w:lang w:eastAsia="zh-CN"/>
+        </w:rPr>
+        <w:t xml:space="preserve"> </w:t>
+      </w:r>
+      <w:r>
+        <w:rPr>
+          <w:lang w:eastAsia="zh-CN"/>
+        </w:rPr>
+        <w:t>为核对口径。</w:t>
       </w:r>
     </w:p>
     <w:p>
@@ -6003,7 +6202,7 @@
           <w:lang w:eastAsia="zh-CN"/>
         </w:rPr>
       </w:pPr>
-      <w:bookmarkStart w:id="3" w:name="_Toc231914638"/>
+      <w:bookmarkStart w:id="3" w:name="_Toc231916810"/>
       <w:r>
         <w:rPr>
           <w:rFonts w:ascii="Times New Roman" w:eastAsia="黑体" w:hAnsi="Times New Roman"/>
@@ -6426,6 +6625,7 @@
               <w:rPr>
                 <w:sz w:val="21"/>
               </w:rPr>
+              <w:lastRenderedPageBreak/>
               <w:t>成本</w:t>
             </w:r>
             <w:proofErr w:type="spellEnd"/>
@@ -6493,7 +6693,6 @@
               <w:rPr>
                 <w:sz w:val="21"/>
               </w:rPr>
-              <w:lastRenderedPageBreak/>
               <w:t>逐日盯市</w:t>
             </w:r>
             <w:proofErr w:type="spellEnd"/>
@@ -6632,7 +6831,7 @@
           <w:lang w:eastAsia="zh-CN"/>
         </w:rPr>
       </w:pPr>
-      <w:bookmarkStart w:id="4" w:name="_Toc231914639"/>
+      <w:bookmarkStart w:id="4" w:name="_Toc231916811"/>
       <w:r>
         <w:rPr>
           <w:rFonts w:ascii="Times New Roman" w:eastAsia="黑体" w:hAnsi="Times New Roman"/>
@@ -7009,7 +7208,7 @@
           <w:lang w:eastAsia="zh-CN"/>
         </w:rPr>
       </w:pPr>
-      <w:bookmarkStart w:id="5" w:name="_Toc231914640"/>
+      <w:bookmarkStart w:id="5" w:name="_Toc231916812"/>
       <w:r>
         <w:rPr>
           <w:rFonts w:ascii="Times New Roman" w:eastAsia="黑体" w:hAnsi="Times New Roman"/>
@@ -7039,7 +7238,7 @@
           <w:lang w:eastAsia="zh-CN"/>
         </w:rPr>
       </w:pPr>
-      <w:bookmarkStart w:id="6" w:name="_Toc231914641"/>
+      <w:bookmarkStart w:id="6" w:name="_Toc231916813"/>
       <w:r>
         <w:rPr>
           <w:rFonts w:ascii="Times New Roman" w:eastAsia="黑体" w:hAnsi="Times New Roman"/>
@@ -7194,7 +7393,7 @@
           <w:lang w:eastAsia="zh-CN"/>
         </w:rPr>
       </w:pPr>
-      <w:bookmarkStart w:id="7" w:name="_Toc231914642"/>
+      <w:bookmarkStart w:id="7" w:name="_Toc231916814"/>
       <w:r>
         <w:rPr>
           <w:rFonts w:ascii="Times New Roman" w:eastAsia="黑体" w:hAnsi="Times New Roman"/>
@@ -8140,7 +8339,7 @@
           <w:lang w:eastAsia="zh-CN"/>
         </w:rPr>
       </w:pPr>
-      <w:bookmarkStart w:id="8" w:name="_Toc231914643"/>
+      <w:bookmarkStart w:id="8" w:name="_Toc231916815"/>
       <w:r>
         <w:rPr>
           <w:rFonts w:ascii="Times New Roman" w:eastAsia="黑体" w:hAnsi="Times New Roman"/>
@@ -8679,7 +8878,7 @@
         </w:rPr>
         <w:lastRenderedPageBreak/>
         <w:drawing>
-          <wp:inline distT="0" distB="0" distL="0" distR="0" wp14:anchorId="7ACD4BFF" wp14:editId="30E97730">
+          <wp:inline distT="0" distB="0" distL="0" distR="0" wp14:anchorId="4A8FD227" wp14:editId="0A7DF711">
             <wp:extent cx="5472000" cy="1929130"/>
             <wp:effectExtent l="0" t="0" r="0" b="0"/>
             <wp:docPr id="1" name="Picture 1"/>
@@ -8880,7 +9079,7 @@
         <w:rPr>
           <w:lang w:eastAsia="zh-CN"/>
         </w:rPr>
-        <w:t>：每段主力持有周期的累计收益分布。</w:t>
+        <w:t>每段主力持有周期的累计收益分布。</w:t>
       </w:r>
       <w:r>
         <w:rPr>
@@ -8942,7 +9141,7 @@
           <w:lang w:eastAsia="zh-CN"/>
         </w:rPr>
       </w:pPr>
-      <w:bookmarkStart w:id="9" w:name="_Toc231914644"/>
+      <w:bookmarkStart w:id="9" w:name="_Toc231916816"/>
       <w:r>
         <w:rPr>
           <w:rFonts w:ascii="Times New Roman" w:eastAsia="黑体" w:hAnsi="Times New Roman"/>
@@ -8970,7 +9169,7 @@
           <w:lang w:eastAsia="zh-CN"/>
         </w:rPr>
       </w:pPr>
-      <w:bookmarkStart w:id="10" w:name="_Toc231914645"/>
+      <w:bookmarkStart w:id="10" w:name="_Toc231916817"/>
       <w:r>
         <w:rPr>
           <w:rFonts w:ascii="Times New Roman" w:eastAsia="黑体" w:hAnsi="Times New Roman"/>
@@ -9155,7 +9354,7 @@
           <w:lang w:eastAsia="zh-CN"/>
         </w:rPr>
       </w:pPr>
-      <w:bookmarkStart w:id="11" w:name="_Toc231914646"/>
+      <w:bookmarkStart w:id="11" w:name="_Toc231916818"/>
       <w:r>
         <w:rPr>
           <w:rFonts w:ascii="Times New Roman" w:eastAsia="黑体" w:hAnsi="Times New Roman"/>
@@ -11070,7 +11269,7 @@
           <w:noProof/>
         </w:rPr>
         <w:drawing>
-          <wp:inline distT="0" distB="0" distL="0" distR="0" wp14:anchorId="078E4887" wp14:editId="78811F95">
+          <wp:inline distT="0" distB="0" distL="0" distR="0" wp14:anchorId="1D7BF2F0" wp14:editId="372397A9">
             <wp:extent cx="5472000" cy="1928978"/>
             <wp:effectExtent l="0" t="0" r="0" b="0"/>
             <wp:docPr id="2" name="Picture 2"/>
@@ -11348,7 +11547,7 @@
         </w:rPr>
         <w:lastRenderedPageBreak/>
         <w:drawing>
-          <wp:inline distT="0" distB="0" distL="0" distR="0" wp14:anchorId="0CA58E58" wp14:editId="46527925">
+          <wp:inline distT="0" distB="0" distL="0" distR="0" wp14:anchorId="6B7E0A41" wp14:editId="5D5C53FA">
             <wp:extent cx="5472000" cy="1927278"/>
             <wp:effectExtent l="0" t="0" r="0" b="0"/>
             <wp:docPr id="3" name="Picture 3"/>
@@ -11596,7 +11795,7 @@
           <w:noProof/>
         </w:rPr>
         <w:drawing>
-          <wp:inline distT="0" distB="0" distL="0" distR="0" wp14:anchorId="64FE5C9A" wp14:editId="0D3369D3">
+          <wp:inline distT="0" distB="0" distL="0" distR="0" wp14:anchorId="3A0E7B1B" wp14:editId="58959A1E">
             <wp:extent cx="5472000" cy="1929904"/>
             <wp:effectExtent l="0" t="0" r="0" b="0"/>
             <wp:docPr id="4" name="Picture 4"/>
@@ -11866,7 +12065,7 @@
         </w:rPr>
         <w:lastRenderedPageBreak/>
         <w:drawing>
-          <wp:inline distT="0" distB="0" distL="0" distR="0" wp14:anchorId="086F6A05" wp14:editId="3542F54B">
+          <wp:inline distT="0" distB="0" distL="0" distR="0" wp14:anchorId="7E464C88" wp14:editId="69F3033A">
             <wp:extent cx="5472000" cy="4647581"/>
             <wp:effectExtent l="0" t="0" r="0" b="0"/>
             <wp:docPr id="5" name="Picture 5"/>
@@ -12316,7 +12515,7 @@
           <w:lang w:eastAsia="zh-CN"/>
         </w:rPr>
       </w:pPr>
-      <w:bookmarkStart w:id="12" w:name="_Toc231914647"/>
+      <w:bookmarkStart w:id="12" w:name="_Toc231916819"/>
       <w:r>
         <w:rPr>
           <w:rFonts w:ascii="Times New Roman" w:eastAsia="黑体" w:hAnsi="Times New Roman"/>
@@ -12445,7 +12644,7 @@
           <w:lang w:eastAsia="zh-CN"/>
         </w:rPr>
       </w:pPr>
-      <w:bookmarkStart w:id="13" w:name="_Toc231914648"/>
+      <w:bookmarkStart w:id="13" w:name="_Toc231916820"/>
       <w:r>
         <w:rPr>
           <w:rFonts w:ascii="Times New Roman" w:eastAsia="黑体" w:hAnsi="Times New Roman"/>
@@ -13181,7 +13380,7 @@
           <w:noProof/>
         </w:rPr>
         <w:drawing>
-          <wp:inline distT="0" distB="0" distL="0" distR="0" wp14:anchorId="64C90FEA" wp14:editId="107483C4">
+          <wp:inline distT="0" distB="0" distL="0" distR="0" wp14:anchorId="2ACFB1CC" wp14:editId="7CE49DE5">
             <wp:extent cx="5472000" cy="2085740"/>
             <wp:effectExtent l="0" t="0" r="0" b="0"/>
             <wp:docPr id="6" name="Picture 6"/>
@@ -13521,7 +13720,7 @@
           <w:lang w:eastAsia="zh-CN"/>
         </w:rPr>
       </w:pPr>
-      <w:bookmarkStart w:id="14" w:name="_Toc231914649"/>
+      <w:bookmarkStart w:id="14" w:name="_Toc231916821"/>
       <w:r>
         <w:rPr>
           <w:rFonts w:ascii="Times New Roman" w:eastAsia="黑体" w:hAnsi="Times New Roman"/>
@@ -15681,7 +15880,7 @@
           <w:noProof/>
         </w:rPr>
         <w:drawing>
-          <wp:inline distT="0" distB="0" distL="0" distR="0" wp14:anchorId="60EF9E10" wp14:editId="638FBDED">
+          <wp:inline distT="0" distB="0" distL="0" distR="0" wp14:anchorId="698A62A2" wp14:editId="7CF6D835">
             <wp:extent cx="5472000" cy="1848507"/>
             <wp:effectExtent l="0" t="0" r="0" b="0"/>
             <wp:docPr id="7" name="Picture 7"/>
@@ -16057,7 +16256,7 @@
           <w:lang w:eastAsia="zh-CN"/>
         </w:rPr>
       </w:pPr>
-      <w:bookmarkStart w:id="15" w:name="_Toc231914650"/>
+      <w:bookmarkStart w:id="15" w:name="_Toc231916822"/>
       <w:r>
         <w:rPr>
           <w:rFonts w:ascii="Times New Roman" w:eastAsia="黑体" w:hAnsi="Times New Roman"/>
@@ -17195,7 +17394,7 @@
         </w:rPr>
         <w:lastRenderedPageBreak/>
         <w:drawing>
-          <wp:inline distT="0" distB="0" distL="0" distR="0" wp14:anchorId="1C761F71" wp14:editId="7AA0EC91">
+          <wp:inline distT="0" distB="0" distL="0" distR="0" wp14:anchorId="24D17705" wp14:editId="12CFC7C5">
             <wp:extent cx="5472000" cy="1924653"/>
             <wp:effectExtent l="0" t="0" r="0" b="0"/>
             <wp:docPr id="8" name="Picture 8"/>
@@ -17526,7 +17725,7 @@
           <w:lang w:eastAsia="zh-CN"/>
         </w:rPr>
       </w:pPr>
-      <w:bookmarkStart w:id="16" w:name="_Toc231914651"/>
+      <w:bookmarkStart w:id="16" w:name="_Toc231916823"/>
       <w:r>
         <w:rPr>
           <w:rFonts w:ascii="Times New Roman" w:eastAsia="黑体" w:hAnsi="Times New Roman"/>
@@ -17554,7 +17753,7 @@
           <w:lang w:eastAsia="zh-CN"/>
         </w:rPr>
       </w:pPr>
-      <w:bookmarkStart w:id="17" w:name="_Toc231914652"/>
+      <w:bookmarkStart w:id="17" w:name="_Toc231916824"/>
       <w:r>
         <w:rPr>
           <w:rFonts w:ascii="Times New Roman" w:eastAsia="黑体" w:hAnsi="Times New Roman"/>
@@ -17586,7 +17785,7 @@
         <w:rPr>
           <w:lang w:eastAsia="zh-CN"/>
         </w:rPr>
-        <w:t>课程要求中明确包含跨期套利，因此本报告保留该模块，但对原始方案做了调整。直接使用</w:t>
+        <w:t>跨期套利部分关注的是近月与次近月合约之间的期限结构偏离。直接使用</w:t>
       </w:r>
       <w:r>
         <w:rPr>
@@ -17622,7 +17821,7 @@
         <w:rPr>
           <w:lang w:eastAsia="zh-CN"/>
         </w:rPr>
-        <w:t>点位价差做布林带回归并不够稳妥：一是合约必须按真实到期日排序，不能只按合约代码字符串排序；二是两个合约之间的到期日间隔会变化，</w:t>
+        <w:t>点位价差做布林带回归并不稳妥：一是合约必须按真实到期日排序，不能只按合约代码字符串排序；二是两个合约之间的到期日间隔会变化，</w:t>
       </w:r>
       <w:proofErr w:type="gramStart"/>
       <w:r>
@@ -17913,7 +18112,7 @@
           <w:noProof/>
         </w:rPr>
         <w:drawing>
-          <wp:inline distT="0" distB="0" distL="0" distR="0" wp14:anchorId="0AA07190" wp14:editId="48315098">
+          <wp:inline distT="0" distB="0" distL="0" distR="0" wp14:anchorId="482F98F2" wp14:editId="650B6796">
             <wp:extent cx="5472000" cy="1928978"/>
             <wp:effectExtent l="0" t="0" r="0" b="0"/>
             <wp:docPr id="9" name="Picture 9"/>
@@ -18126,7 +18325,7 @@
         <w:rPr>
           <w:lang w:eastAsia="zh-CN"/>
         </w:rPr>
-        <w:t>的交易边界。红点对应策略处于持仓状态的交易日。可以看到，跨期信号不是连续稳定出现，而是集中在期限结构明显偏离的阶段。</w:t>
+        <w:t>的交易边界。红点对应策略处于持仓状态的交易日。跨期信号不是连续稳定出现，而是集中在期限结构明显偏离的阶段。</w:t>
       </w:r>
       <w:r>
         <w:rPr>
@@ -18161,7 +18360,7 @@
           <w:lang w:eastAsia="zh-CN"/>
         </w:rPr>
       </w:pPr>
-      <w:bookmarkStart w:id="18" w:name="_Toc231914653"/>
+      <w:bookmarkStart w:id="18" w:name="_Toc231916825"/>
       <w:r>
         <w:rPr>
           <w:rFonts w:ascii="Times New Roman" w:eastAsia="黑体" w:hAnsi="Times New Roman"/>
@@ -18195,7 +18394,45 @@
         <w:rPr>
           <w:lang w:eastAsia="zh-CN"/>
         </w:rPr>
-        <w:t>固定规则下，跨期套利的结果明显好于原先的原始价差布林带版本，但仍不能夸大为强套利。该策略属于期货多空组合，净值本身没有计入闲置现金收益，因此下表同时列示</w:t>
+        <w:t>固定规则下，跨期套利</w:t>
+      </w:r>
+      <w:proofErr w:type="gramStart"/>
+      <w:r>
+        <w:rPr>
+          <w:lang w:eastAsia="zh-CN"/>
+        </w:rPr>
+        <w:t>呈现弱正收益</w:t>
+      </w:r>
+      <w:proofErr w:type="gramEnd"/>
+      <w:r>
+        <w:rPr>
+          <w:lang w:eastAsia="zh-CN"/>
+        </w:rPr>
+        <w:t>，但离</w:t>
+      </w:r>
+      <w:r>
+        <w:rPr>
+          <w:lang w:eastAsia="zh-CN"/>
+        </w:rPr>
+        <w:t>“</w:t>
+      </w:r>
+      <w:r>
+        <w:rPr>
+          <w:lang w:eastAsia="zh-CN"/>
+        </w:rPr>
+        <w:t>强套利</w:t>
+      </w:r>
+      <w:r>
+        <w:rPr>
+          <w:lang w:eastAsia="zh-CN"/>
+        </w:rPr>
+        <w:t>”</w:t>
+      </w:r>
+      <w:r>
+        <w:rPr>
+          <w:lang w:eastAsia="zh-CN"/>
+        </w:rPr>
+        <w:t>仍有距离。该策略属于期货多空组合，净值本身没有计入闲置现金收益，因此下表同时列示</w:t>
       </w:r>
       <w:r>
         <w:rPr>
@@ -18231,7 +18468,7 @@
         <w:rPr>
           <w:lang w:eastAsia="zh-CN"/>
         </w:rPr>
-        <w:t>。</w:t>
+        <w:t>。从资金效率角度看，后者更接近实盘评价口径。</w:t>
       </w:r>
     </w:p>
     <w:p>
@@ -19113,7 +19350,7 @@
           <w:noProof/>
         </w:rPr>
         <w:drawing>
-          <wp:inline distT="0" distB="0" distL="0" distR="0" wp14:anchorId="26EDA24C" wp14:editId="0578179A">
+          <wp:inline distT="0" distB="0" distL="0" distR="0" wp14:anchorId="0191C002" wp14:editId="4F7FD063">
             <wp:extent cx="5472000" cy="1929904"/>
             <wp:effectExtent l="0" t="0" r="0" b="0"/>
             <wp:docPr id="10" name="Picture 10"/>
@@ -19414,7 +19651,7 @@
           <w:lang w:eastAsia="zh-CN"/>
         </w:rPr>
       </w:pPr>
-      <w:bookmarkStart w:id="19" w:name="_Toc231914654"/>
+      <w:bookmarkStart w:id="19" w:name="_Toc231916826"/>
       <w:r>
         <w:rPr>
           <w:rFonts w:ascii="Times New Roman" w:eastAsia="黑体" w:hAnsi="Times New Roman"/>
@@ -19446,21 +19683,35 @@
         <w:rPr>
           <w:lang w:eastAsia="zh-CN"/>
         </w:rPr>
-        <w:t>为了检验跨期套利是否可以通过杠杆改善表现，本报告在</w:t>
+        <w:t>杠杆测试用于回答一个更实际的问题：</w:t>
       </w:r>
       <w:proofErr w:type="gramStart"/>
       <w:r>
         <w:rPr>
           <w:lang w:eastAsia="zh-CN"/>
         </w:rPr>
-        <w:t>固定跨</w:t>
+        <w:t>当跨期</w:t>
       </w:r>
       <w:proofErr w:type="gramEnd"/>
       <w:r>
         <w:rPr>
           <w:lang w:eastAsia="zh-CN"/>
         </w:rPr>
-        <w:t>期规则上做</w:t>
+        <w:t>价差本身收益较薄时，放大</w:t>
+      </w:r>
+      <w:proofErr w:type="gramStart"/>
+      <w:r>
+        <w:rPr>
+          <w:lang w:eastAsia="zh-CN"/>
+        </w:rPr>
+        <w:t>仓位</w:t>
+      </w:r>
+      <w:proofErr w:type="gramEnd"/>
+      <w:r>
+        <w:rPr>
+          <w:lang w:eastAsia="zh-CN"/>
+        </w:rPr>
+        <w:t>能否改善策略可用性。这里没有重新挑选参数，只是把同一条净收益序列按</w:t>
       </w:r>
       <w:r>
         <w:rPr>
@@ -19508,7 +19759,7 @@
         <w:rPr>
           <w:lang w:eastAsia="zh-CN"/>
         </w:rPr>
-        <w:t>压力测试。这里没有重新挑选参数，只是把同一条净收益序列按倍数放大；交易成本和保证金占用也同步放大。保证金按双腿名义本金的</w:t>
+        <w:t>放大；交易成本和保证金占用也同步放大。保证金按双腿名义本金的</w:t>
       </w:r>
       <w:r>
         <w:rPr>
@@ -21633,7 +21884,7 @@
           <w:noProof/>
         </w:rPr>
         <w:drawing>
-          <wp:inline distT="0" distB="0" distL="0" distR="0" wp14:anchorId="6B2E2830" wp14:editId="64C8B0F2">
+          <wp:inline distT="0" distB="0" distL="0" distR="0" wp14:anchorId="756A40A0" wp14:editId="083E3D8E">
             <wp:extent cx="5472000" cy="1929904"/>
             <wp:effectExtent l="0" t="0" r="0" b="0"/>
             <wp:docPr id="11" name="Picture 11"/>
@@ -22061,7 +22312,7 @@
           <w:lang w:eastAsia="zh-CN"/>
         </w:rPr>
       </w:pPr>
-      <w:bookmarkStart w:id="20" w:name="_Toc231914655"/>
+      <w:bookmarkStart w:id="20" w:name="_Toc231916827"/>
       <w:r>
         <w:rPr>
           <w:rFonts w:ascii="Times New Roman" w:eastAsia="黑体" w:hAnsi="Times New Roman"/>
@@ -22208,7 +22459,7 @@
           <w:lang w:eastAsia="zh-CN"/>
         </w:rPr>
       </w:pPr>
-      <w:bookmarkStart w:id="21" w:name="_Toc231914656"/>
+      <w:bookmarkStart w:id="21" w:name="_Toc231916828"/>
       <w:r>
         <w:rPr>
           <w:rFonts w:ascii="Times New Roman" w:eastAsia="黑体" w:hAnsi="Times New Roman"/>
@@ -22241,7 +22492,7 @@
         <w:rPr>
           <w:lang w:eastAsia="zh-CN"/>
         </w:rPr>
-        <w:t>本报告原计划构建</w:t>
+        <w:t>组合层面的初衷是将</w:t>
       </w:r>
       <w:r>
         <w:rPr>
@@ -22259,7 +22510,19 @@
         <w:rPr>
           <w:lang w:eastAsia="zh-CN"/>
         </w:rPr>
-        <w:t xml:space="preserve"> + </w:t>
+        <w:t>”</w:t>
+      </w:r>
+      <w:r>
+        <w:rPr>
+          <w:lang w:eastAsia="zh-CN"/>
+        </w:rPr>
+        <w:t>和</w:t>
+      </w:r>
+      <w:r>
+        <w:rPr>
+          <w:lang w:eastAsia="zh-CN"/>
+        </w:rPr>
+        <w:t>“</w:t>
       </w:r>
       <w:r>
         <w:rPr>
@@ -22277,7 +22540,7 @@
         <w:rPr>
           <w:lang w:eastAsia="zh-CN"/>
         </w:rPr>
-        <w:t>的双策略组合：以吃贴水获取方向性收益与展期补偿，以跨期套利提供更接近市场中性的第二收益来源。第</w:t>
+        <w:t>分开：前者获取方向性收益与展期补偿，后者尝试提供更接近市场中性的第二收益来源。第</w:t>
       </w:r>
       <w:r>
         <w:rPr>
@@ -22289,7 +22552,7 @@
         <w:rPr>
           <w:lang w:eastAsia="zh-CN"/>
         </w:rPr>
-        <w:t>章优化后，跨期策略在</w:t>
+        <w:t>章显示，跨期策略在</w:t>
       </w:r>
       <w:r>
         <w:rPr>
@@ -22301,21 +22564,21 @@
         <w:rPr>
           <w:lang w:eastAsia="zh-CN"/>
         </w:rPr>
-        <w:t>上取得了</w:t>
+        <w:t>上</w:t>
       </w:r>
       <w:proofErr w:type="gramStart"/>
       <w:r>
         <w:rPr>
           <w:lang w:eastAsia="zh-CN"/>
         </w:rPr>
-        <w:t>较弱正</w:t>
+        <w:t>有弱正收益</w:t>
       </w:r>
       <w:proofErr w:type="gramEnd"/>
       <w:r>
         <w:rPr>
           <w:lang w:eastAsia="zh-CN"/>
         </w:rPr>
-        <w:t>收益，</w:t>
+        <w:t>，</w:t>
       </w:r>
       <w:r>
         <w:rPr>
@@ -22327,7 +22590,7 @@
         <w:rPr>
           <w:lang w:eastAsia="zh-CN"/>
         </w:rPr>
-        <w:t>基本接近打平，说明该模块并非完全没有研究价值；但其收益厚度、样本长度和执行敏感性仍不足以承担主策略角色。</w:t>
+        <w:t>基本接近打平，说明期限结构斜率并非完全没有信息含量；但收益厚度、样本长度和执行敏感性仍不足以支撑较高组合权重。</w:t>
       </w:r>
     </w:p>
     <w:p>
@@ -22343,7 +22606,7 @@
         <w:rPr>
           <w:lang w:eastAsia="zh-CN"/>
         </w:rPr>
-        <w:t>因此，本章组合分析采用更稳妥的处理方式：</w:t>
+        <w:t>因此，本章采用更稳妥的组合口径：</w:t>
       </w:r>
       <w:r>
         <w:rPr>
@@ -22430,7 +22693,7 @@
         <w:rPr>
           <w:lang w:eastAsia="zh-CN"/>
         </w:rPr>
-        <w:t>赋予较高权重，容易把本就不厚的价差收益暴露在成本和执行误差之下。组合层面的重点仍应先回答一个更基础的问题：</w:t>
+        <w:t>赋予较高权重，容易把本就不厚的价差收益暴露在成本和执行误差之下。组合层面的首要问题仍是：</w:t>
       </w:r>
       <w:r>
         <w:rPr>
@@ -22465,7 +22728,7 @@
           <w:lang w:eastAsia="zh-CN"/>
         </w:rPr>
       </w:pPr>
-      <w:bookmarkStart w:id="22" w:name="_Toc231914657"/>
+      <w:bookmarkStart w:id="22" w:name="_Toc231916829"/>
       <w:r>
         <w:rPr>
           <w:rFonts w:ascii="Times New Roman" w:eastAsia="黑体" w:hAnsi="Times New Roman"/>
@@ -22645,7 +22908,7 @@
         <w:pStyle w:val="21"/>
         <w:spacing w:after="120"/>
       </w:pPr>
-      <w:bookmarkStart w:id="23" w:name="_Toc231914658"/>
+      <w:bookmarkStart w:id="23" w:name="_Toc231916830"/>
       <w:r>
         <w:rPr>
           <w:rFonts w:ascii="Times New Roman" w:eastAsia="黑体" w:hAnsi="Times New Roman"/>
@@ -22940,7 +23203,7 @@
         </w:rPr>
         <w:lastRenderedPageBreak/>
         <w:drawing>
-          <wp:inline distT="0" distB="0" distL="0" distR="0" wp14:anchorId="02392955" wp14:editId="65F34731">
+          <wp:inline distT="0" distB="0" distL="0" distR="0" wp14:anchorId="56CC14C6" wp14:editId="6E45E5DD">
             <wp:extent cx="5472000" cy="5466703"/>
             <wp:effectExtent l="0" t="0" r="0" b="0"/>
             <wp:docPr id="12" name="Picture 12"/>
@@ -23286,7 +23549,7 @@
           <w:lang w:eastAsia="zh-CN"/>
         </w:rPr>
       </w:pPr>
-      <w:bookmarkStart w:id="24" w:name="_Toc231914659"/>
+      <w:bookmarkStart w:id="24" w:name="_Toc231916831"/>
       <w:r>
         <w:rPr>
           <w:rFonts w:ascii="Times New Roman" w:eastAsia="黑体" w:hAnsi="Times New Roman"/>
@@ -23543,9 +23806,6 @@
         <w:spacing w:after="120" w:line="400" w:lineRule="exact"/>
         <w:ind w:firstLine="420"/>
         <w:jc w:val="both"/>
-        <w:rPr>
-          <w:lang w:eastAsia="zh-CN"/>
-        </w:rPr>
       </w:pPr>
       <w:r>
         <w:rPr>
@@ -23698,28 +23958,23 @@
         <w:t>。</w:t>
       </w:r>
       <w:r>
-        <w:rPr>
-          <w:lang w:eastAsia="zh-CN"/>
-        </w:rPr>
         <w:t xml:space="preserve">IC-only </w:t>
       </w:r>
-      <w:r>
-        <w:rPr>
-          <w:lang w:eastAsia="zh-CN"/>
-        </w:rPr>
+      <w:proofErr w:type="spellStart"/>
+      <w:r>
         <w:t>的推论置信度远高于任何涉及</w:t>
       </w:r>
-      <w:r>
-        <w:rPr>
-          <w:lang w:eastAsia="zh-CN"/>
-        </w:rPr>
+      <w:proofErr w:type="spellEnd"/>
+      <w:r>
         <w:t xml:space="preserve"> IM </w:t>
       </w:r>
-      <w:r>
-        <w:rPr>
-          <w:lang w:eastAsia="zh-CN"/>
-        </w:rPr>
-        <w:t>的组合。</w:t>
+      <w:proofErr w:type="spellStart"/>
+      <w:r>
+        <w:t>的组合</w:t>
+      </w:r>
+      <w:proofErr w:type="spellEnd"/>
+      <w:r>
+        <w:t>。</w:t>
       </w:r>
     </w:p>
     <w:p>
@@ -23730,7 +23985,7 @@
           <w:lang w:eastAsia="zh-CN"/>
         </w:rPr>
       </w:pPr>
-      <w:bookmarkStart w:id="25" w:name="_Toc231914660"/>
+      <w:bookmarkStart w:id="25" w:name="_Toc231916832"/>
       <w:r>
         <w:rPr>
           <w:rFonts w:ascii="Times New Roman" w:eastAsia="黑体" w:hAnsi="Times New Roman"/>
@@ -23991,7 +24246,7 @@
           <w:bottom w:val="single" w:sz="8" w:space="1" w:color="808080"/>
         </w:pBdr>
       </w:pPr>
-      <w:bookmarkStart w:id="26" w:name="_Toc231914661"/>
+      <w:bookmarkStart w:id="26" w:name="_Toc231916833"/>
       <w:r>
         <w:rPr>
           <w:rFonts w:ascii="Times New Roman" w:eastAsia="黑体" w:hAnsi="Times New Roman"/>
@@ -24016,7 +24271,7 @@
         <w:pStyle w:val="21"/>
         <w:spacing w:after="120"/>
       </w:pPr>
-      <w:bookmarkStart w:id="27" w:name="_Toc231914662"/>
+      <w:bookmarkStart w:id="27" w:name="_Toc231916834"/>
       <w:r>
         <w:rPr>
           <w:rFonts w:ascii="Times New Roman" w:eastAsia="黑体" w:hAnsi="Times New Roman"/>
@@ -24750,7 +25005,7 @@
           <w:noProof/>
         </w:rPr>
         <w:drawing>
-          <wp:inline distT="0" distB="0" distL="0" distR="0" wp14:anchorId="40FF0E2D" wp14:editId="13CFA9FE">
+          <wp:inline distT="0" distB="0" distL="0" distR="0" wp14:anchorId="0A904BBF" wp14:editId="5CB6869F">
             <wp:extent cx="5472000" cy="1929904"/>
             <wp:effectExtent l="0" t="0" r="0" b="0"/>
             <wp:docPr id="13" name="Picture 13"/>
@@ -25080,7 +25335,7 @@
           <w:lang w:eastAsia="zh-CN"/>
         </w:rPr>
       </w:pPr>
-      <w:bookmarkStart w:id="28" w:name="_Toc231914663"/>
+      <w:bookmarkStart w:id="28" w:name="_Toc231916835"/>
       <w:r>
         <w:rPr>
           <w:rFonts w:ascii="Times New Roman" w:eastAsia="黑体" w:hAnsi="Times New Roman"/>
@@ -25104,23 +25359,16 @@
         <w:spacing w:after="120" w:line="400" w:lineRule="exact"/>
         <w:ind w:firstLine="420"/>
         <w:jc w:val="both"/>
-        <w:rPr>
-          <w:lang w:eastAsia="zh-CN"/>
-        </w:rPr>
       </w:pPr>
-      <w:r>
-        <w:rPr>
-          <w:lang w:eastAsia="zh-CN"/>
-        </w:rPr>
+      <w:proofErr w:type="spellStart"/>
+      <w:r>
         <w:t>采用无截距回归：</w:t>
       </w:r>
-      <w:proofErr w:type="spellStart"/>
       <w:r>
         <w:rPr>
           <w:rFonts w:ascii="Consolas" w:hAnsi="Consolas"/>
           <w:color w:val="555555"/>
           <w:sz w:val="23"/>
-          <w:lang w:eastAsia="zh-CN"/>
         </w:rPr>
         <w:t>r_strategy</w:t>
       </w:r>
@@ -25130,26 +25378,26 @@
           <w:rFonts w:ascii="Consolas" w:hAnsi="Consolas"/>
           <w:color w:val="555555"/>
           <w:sz w:val="23"/>
-          <w:lang w:eastAsia="zh-CN"/>
-        </w:rPr>
-        <w:t xml:space="preserve"> = </w:t>
-      </w:r>
+        </w:rPr>
+        <w:t xml:space="preserve"> = β × </w:t>
+      </w:r>
+      <w:proofErr w:type="spellStart"/>
       <w:r>
         <w:rPr>
           <w:rFonts w:ascii="Consolas" w:hAnsi="Consolas"/>
           <w:color w:val="555555"/>
           <w:sz w:val="23"/>
         </w:rPr>
-        <w:t>β</w:t>
-      </w:r>
+        <w:t>r_index</w:t>
+      </w:r>
+      <w:proofErr w:type="spellEnd"/>
       <w:r>
         <w:rPr>
           <w:rFonts w:ascii="Consolas" w:hAnsi="Consolas"/>
           <w:color w:val="555555"/>
           <w:sz w:val="23"/>
-          <w:lang w:eastAsia="zh-CN"/>
-        </w:rPr>
-        <w:t xml:space="preserve"> × </w:t>
+        </w:rPr>
+        <w:t xml:space="preserve"> + </w:t>
       </w:r>
       <w:proofErr w:type="spellStart"/>
       <w:r>
@@ -25157,45 +25405,23 @@
           <w:rFonts w:ascii="Consolas" w:hAnsi="Consolas"/>
           <w:color w:val="555555"/>
           <w:sz w:val="23"/>
-          <w:lang w:eastAsia="zh-CN"/>
-        </w:rPr>
-        <w:t>r_index</w:t>
+        </w:rPr>
+        <w:t>ε</w:t>
+      </w:r>
+      <w:r>
+        <w:t>。残差年均值衡量扣除指数</w:t>
       </w:r>
       <w:proofErr w:type="spellEnd"/>
       <w:r>
-        <w:rPr>
-          <w:rFonts w:ascii="Consolas" w:hAnsi="Consolas"/>
-          <w:color w:val="555555"/>
-          <w:sz w:val="23"/>
-          <w:lang w:eastAsia="zh-CN"/>
-        </w:rPr>
-        <w:t xml:space="preserve"> + </w:t>
-      </w:r>
-      <w:r>
-        <w:rPr>
-          <w:rFonts w:ascii="Consolas" w:hAnsi="Consolas"/>
-          <w:color w:val="555555"/>
-          <w:sz w:val="23"/>
-        </w:rPr>
-        <w:t>ε</w:t>
-      </w:r>
-      <w:r>
-        <w:rPr>
-          <w:lang w:eastAsia="zh-CN"/>
-        </w:rPr>
-        <w:t>。残差年均值衡量扣除指数</w:t>
-      </w:r>
-      <w:r>
-        <w:rPr>
-          <w:lang w:eastAsia="zh-CN"/>
-        </w:rPr>
         <w:t xml:space="preserve"> beta </w:t>
       </w:r>
-      <w:r>
-        <w:rPr>
-          <w:lang w:eastAsia="zh-CN"/>
-        </w:rPr>
-        <w:t>后的超额。</w:t>
+      <w:proofErr w:type="spellStart"/>
+      <w:r>
+        <w:t>后的超额</w:t>
+      </w:r>
+      <w:proofErr w:type="spellEnd"/>
+      <w:r>
+        <w:t>。</w:t>
       </w:r>
     </w:p>
     <w:p>
@@ -26307,7 +26533,7 @@
         </w:rPr>
         <w:lastRenderedPageBreak/>
         <w:drawing>
-          <wp:inline distT="0" distB="0" distL="0" distR="0" wp14:anchorId="20B9405B" wp14:editId="7DE696AE">
+          <wp:inline distT="0" distB="0" distL="0" distR="0" wp14:anchorId="6157705B" wp14:editId="727E30CB">
             <wp:extent cx="5472000" cy="3248539"/>
             <wp:effectExtent l="0" t="0" r="0" b="0"/>
             <wp:docPr id="14" name="Picture 14"/>
@@ -26635,7 +26861,7 @@
         <w:pStyle w:val="21"/>
         <w:spacing w:after="120"/>
       </w:pPr>
-      <w:bookmarkStart w:id="29" w:name="_Toc231914664"/>
+      <w:bookmarkStart w:id="29" w:name="_Toc231916836"/>
       <w:r>
         <w:rPr>
           <w:rFonts w:ascii="Times New Roman" w:eastAsia="黑体" w:hAnsi="Times New Roman"/>
@@ -26743,12 +26969,16 @@
         <w:keepNext/>
         <w:spacing w:before="80" w:after="80" w:line="240" w:lineRule="auto"/>
         <w:jc w:val="center"/>
+        <w:rPr>
+          <w:lang w:eastAsia="zh-CN"/>
+        </w:rPr>
       </w:pPr>
       <w:r>
         <w:rPr>
           <w:b/>
           <w:color w:val="555555"/>
           <w:sz w:val="21"/>
+          <w:lang w:eastAsia="zh-CN"/>
         </w:rPr>
         <w:t>表</w:t>
       </w:r>
@@ -26757,124 +26987,98 @@
           <w:b/>
           <w:color w:val="555555"/>
           <w:sz w:val="21"/>
+          <w:lang w:eastAsia="zh-CN"/>
         </w:rPr>
         <w:t xml:space="preserve"> 14 </w:t>
       </w:r>
-      <w:proofErr w:type="spellStart"/>
       <w:r>
         <w:rPr>
           <w:b/>
           <w:color w:val="555555"/>
           <w:sz w:val="21"/>
+          <w:lang w:eastAsia="zh-CN"/>
         </w:rPr>
         <w:t>有截距</w:t>
       </w:r>
-      <w:proofErr w:type="spellEnd"/>
       <w:r>
         <w:rPr>
           <w:b/>
           <w:color w:val="555555"/>
           <w:sz w:val="21"/>
+          <w:lang w:eastAsia="zh-CN"/>
         </w:rPr>
         <w:t xml:space="preserve"> CAPM </w:t>
       </w:r>
-      <w:proofErr w:type="spellStart"/>
       <w:r>
         <w:rPr>
           <w:b/>
           <w:color w:val="555555"/>
           <w:sz w:val="21"/>
-        </w:rPr>
-        <w:t>归因（日频</w:t>
-      </w:r>
-      <w:proofErr w:type="spellEnd"/>
+          <w:lang w:eastAsia="zh-CN"/>
+        </w:rPr>
+        <w:t>归因（日频）：加入截距项后的日频</w:t>
+      </w:r>
       <w:r>
         <w:rPr>
           <w:b/>
           <w:color w:val="555555"/>
           <w:sz w:val="21"/>
-        </w:rPr>
-        <w:t>）：</w:t>
-      </w:r>
-      <w:proofErr w:type="spellStart"/>
+          <w:lang w:eastAsia="zh-CN"/>
+        </w:rPr>
+        <w:t xml:space="preserve"> CAPM </w:t>
+      </w:r>
       <w:r>
         <w:rPr>
           <w:b/>
           <w:color w:val="555555"/>
           <w:sz w:val="21"/>
-        </w:rPr>
-        <w:t>加入截距项后的日频</w:t>
-      </w:r>
-      <w:proofErr w:type="spellEnd"/>
+          <w:lang w:eastAsia="zh-CN"/>
+        </w:rPr>
+        <w:t>归因，</w:t>
+      </w:r>
       <w:r>
         <w:rPr>
           <w:b/>
           <w:color w:val="555555"/>
           <w:sz w:val="21"/>
         </w:rPr>
-        <w:t xml:space="preserve"> CAPM </w:t>
-      </w:r>
-      <w:proofErr w:type="spellStart"/>
+        <w:t>α</w:t>
+      </w:r>
       <w:r>
         <w:rPr>
           <w:b/>
           <w:color w:val="555555"/>
           <w:sz w:val="21"/>
-        </w:rPr>
-        <w:t>归因</w:t>
-      </w:r>
-      <w:proofErr w:type="spellEnd"/>
+          <w:lang w:eastAsia="zh-CN"/>
+        </w:rPr>
+        <w:t xml:space="preserve"> </w:t>
+      </w:r>
       <w:r>
         <w:rPr>
           <w:b/>
           <w:color w:val="555555"/>
           <w:sz w:val="21"/>
-        </w:rPr>
-        <w:t>，</w:t>
+          <w:lang w:eastAsia="zh-CN"/>
+        </w:rPr>
+        <w:t>衡量扣除指数</w:t>
       </w:r>
       <w:r>
         <w:rPr>
           <w:b/>
           <w:color w:val="555555"/>
           <w:sz w:val="21"/>
-        </w:rPr>
-        <w:t xml:space="preserve">α </w:t>
-      </w:r>
-      <w:proofErr w:type="spellStart"/>
+          <w:lang w:eastAsia="zh-CN"/>
+        </w:rPr>
+        <w:t xml:space="preserve"> beta </w:t>
+      </w:r>
       <w:r>
         <w:rPr>
           <w:b/>
           <w:color w:val="555555"/>
           <w:sz w:val="21"/>
-        </w:rPr>
-        <w:t>衡量扣除指数</w:t>
-      </w:r>
-      <w:proofErr w:type="spellEnd"/>
-      <w:r>
-        <w:rPr>
-          <w:b/>
-          <w:color w:val="555555"/>
-          <w:sz w:val="21"/>
-        </w:rPr>
-        <w:t xml:space="preserve"> beta </w:t>
-      </w:r>
-      <w:proofErr w:type="spellStart"/>
-      <w:r>
-        <w:rPr>
-          <w:b/>
-          <w:color w:val="555555"/>
-          <w:sz w:val="21"/>
-        </w:rPr>
-        <w:t>后的平均日超额</w:t>
-      </w:r>
-      <w:proofErr w:type="spellEnd"/>
-      <w:r>
-        <w:rPr>
-          <w:b/>
-          <w:color w:val="555555"/>
-          <w:sz w:val="21"/>
-        </w:rPr>
-        <w:t>。</w:t>
+          <w:lang w:eastAsia="zh-CN"/>
+        </w:rPr>
+        <w:t>后的平均日超额。</w:t>
       </w:r>
     </w:p>
     <w:tbl>
@@ -27915,9 +28119,6 @@
         <w:spacing w:after="120" w:line="400" w:lineRule="exact"/>
         <w:ind w:firstLine="420"/>
         <w:jc w:val="both"/>
-        <w:rPr>
-          <w:lang w:eastAsia="zh-CN"/>
-        </w:rPr>
       </w:pPr>
       <w:proofErr w:type="spellStart"/>
       <w:r>
@@ -27977,17 +28178,11 @@
       </w:r>
       <w:proofErr w:type="spellStart"/>
       <w:r>
-        <w:t>偏低同样源于日频噪声</w:t>
+        <w:t>偏低同样源于日频噪声。改为月频回归</w:t>
       </w:r>
       <w:proofErr w:type="spellEnd"/>
       <w:r>
-        <w:t>。</w:t>
-      </w:r>
-      <w:r>
-        <w:rPr>
-          <w:lang w:eastAsia="zh-CN"/>
-        </w:rPr>
-        <w:t>改为月频回归：</w:t>
+        <w:t>：</w:t>
       </w:r>
     </w:p>
     <w:p>
@@ -28675,7 +28870,7 @@
           <w:noProof/>
         </w:rPr>
         <w:drawing>
-          <wp:inline distT="0" distB="0" distL="0" distR="0" wp14:anchorId="122F9730" wp14:editId="46C7B739">
+          <wp:inline distT="0" distB="0" distL="0" distR="0" wp14:anchorId="6E22BE80" wp14:editId="45F31DED">
             <wp:extent cx="5472000" cy="2971989"/>
             <wp:effectExtent l="0" t="0" r="0" b="0"/>
             <wp:docPr id="15" name="Picture 15"/>
@@ -29220,7 +29415,7 @@
           <w:lang w:eastAsia="zh-CN"/>
         </w:rPr>
       </w:pPr>
-      <w:bookmarkStart w:id="30" w:name="_Toc231914665"/>
+      <w:bookmarkStart w:id="30" w:name="_Toc231916837"/>
       <w:r>
         <w:rPr>
           <w:rFonts w:ascii="Times New Roman" w:eastAsia="黑体" w:hAnsi="Times New Roman"/>
@@ -29248,7 +29443,7 @@
           <w:lang w:eastAsia="zh-CN"/>
         </w:rPr>
       </w:pPr>
-      <w:bookmarkStart w:id="31" w:name="_Toc231914666"/>
+      <w:bookmarkStart w:id="31" w:name="_Toc231916838"/>
       <w:r>
         <w:rPr>
           <w:rFonts w:ascii="Times New Roman" w:eastAsia="黑体" w:hAnsi="Times New Roman"/>
@@ -29279,7 +29474,7 @@
           <w:noProof/>
         </w:rPr>
         <w:drawing>
-          <wp:inline distT="0" distB="0" distL="0" distR="0" wp14:anchorId="76CCD4AE" wp14:editId="2B080249">
+          <wp:inline distT="0" distB="0" distL="0" distR="0" wp14:anchorId="1ACFD674" wp14:editId="3262F350">
             <wp:extent cx="5472000" cy="2702814"/>
             <wp:effectExtent l="0" t="0" r="0" b="0"/>
             <wp:docPr id="16" name="Picture 16"/>
@@ -29588,7 +29783,7 @@
           <w:lang w:eastAsia="zh-CN"/>
         </w:rPr>
       </w:pPr>
-      <w:bookmarkStart w:id="32" w:name="_Toc231914667"/>
+      <w:bookmarkStart w:id="32" w:name="_Toc231916839"/>
       <w:r>
         <w:rPr>
           <w:rFonts w:ascii="Times New Roman" w:eastAsia="黑体" w:hAnsi="Times New Roman"/>
@@ -29939,7 +30134,7 @@
           <w:lang w:eastAsia="zh-CN"/>
         </w:rPr>
       </w:pPr>
-      <w:bookmarkStart w:id="33" w:name="_Toc231914668"/>
+      <w:bookmarkStart w:id="33" w:name="_Toc231916840"/>
       <w:r>
         <w:rPr>
           <w:rFonts w:ascii="Times New Roman" w:eastAsia="黑体" w:hAnsi="Times New Roman"/>
@@ -30481,7 +30676,7 @@
           <w:lang w:eastAsia="zh-CN"/>
         </w:rPr>
       </w:pPr>
-      <w:bookmarkStart w:id="34" w:name="_Toc231914669"/>
+      <w:bookmarkStart w:id="34" w:name="_Toc231916841"/>
       <w:r>
         <w:rPr>
           <w:rFonts w:ascii="Times New Roman" w:eastAsia="黑体" w:hAnsi="Times New Roman"/>
@@ -31352,7 +31547,7 @@
           <w:lang w:eastAsia="zh-CN"/>
         </w:rPr>
       </w:pPr>
-      <w:bookmarkStart w:id="35" w:name="_Toc231914670"/>
+      <w:bookmarkStart w:id="35" w:name="_Toc231916842"/>
       <w:r>
         <w:rPr>
           <w:rFonts w:ascii="Times New Roman" w:eastAsia="黑体" w:hAnsi="Times New Roman"/>
@@ -33218,31 +33413,31 @@
       </w:rPr>
     </w:lvl>
   </w:abstractNum>
-  <w:num w:numId="1" w16cid:durableId="953361767">
+  <w:num w:numId="1" w16cid:durableId="121197425">
     <w:abstractNumId w:val="8"/>
   </w:num>
-  <w:num w:numId="2" w16cid:durableId="405685936">
+  <w:num w:numId="2" w16cid:durableId="913977878">
     <w:abstractNumId w:val="6"/>
   </w:num>
-  <w:num w:numId="3" w16cid:durableId="1268465604">
+  <w:num w:numId="3" w16cid:durableId="1347749145">
     <w:abstractNumId w:val="5"/>
   </w:num>
-  <w:num w:numId="4" w16cid:durableId="1421215752">
+  <w:num w:numId="4" w16cid:durableId="1333949218">
     <w:abstractNumId w:val="4"/>
   </w:num>
-  <w:num w:numId="5" w16cid:durableId="438306400">
+  <w:num w:numId="5" w16cid:durableId="1799493862">
     <w:abstractNumId w:val="7"/>
   </w:num>
-  <w:num w:numId="6" w16cid:durableId="1270042226">
+  <w:num w:numId="6" w16cid:durableId="1094128182">
     <w:abstractNumId w:val="3"/>
   </w:num>
-  <w:num w:numId="7" w16cid:durableId="316959073">
+  <w:num w:numId="7" w16cid:durableId="673846452">
     <w:abstractNumId w:val="2"/>
   </w:num>
-  <w:num w:numId="8" w16cid:durableId="1312445367">
+  <w:num w:numId="8" w16cid:durableId="1175726491">
     <w:abstractNumId w:val="1"/>
   </w:num>
-  <w:num w:numId="9" w16cid:durableId="1637182152">
+  <w:num w:numId="9" w16cid:durableId="1797216770">
     <w:abstractNumId w:val="0"/>
   </w:num>
 </w:numbering>
@@ -44640,7 +44835,7 @@
     <w:autoRedefine/>
     <w:uiPriority w:val="39"/>
     <w:unhideWhenUsed/>
-    <w:rsid w:val="001C02AB"/>
+    <w:rsid w:val="000D5635"/>
   </w:style>
   <w:style w:type="paragraph" w:styleId="TOC2">
     <w:name w:val="toc 2"/>
@@ -44649,7 +44844,7 @@
     <w:autoRedefine/>
     <w:uiPriority w:val="39"/>
     <w:unhideWhenUsed/>
-    <w:rsid w:val="001C02AB"/>
+    <w:rsid w:val="000D5635"/>
     <w:pPr>
       <w:ind w:leftChars="200" w:left="420"/>
     </w:pPr>
@@ -44659,7 +44854,7 @@
     <w:basedOn w:val="a2"/>
     <w:uiPriority w:val="99"/>
     <w:unhideWhenUsed/>
-    <w:rsid w:val="001C02AB"/>
+    <w:rsid w:val="000D5635"/>
     <w:rPr>
       <w:color w:val="0000FF" w:themeColor="hyperlink"/>
       <w:u w:val="single"/>
